--- a/Reporte Music Classification DeepLearning.docx
+++ b/Reporte Music Classification DeepLearning.docx
@@ -8,13 +8,8 @@
         <w:framePr w:w="0" w:hSpace="0" w:vSpace="0" w:wrap="auto" w:vAnchor="margin" w:hAnchor="text" w:xAlign="left" w:yAlign="inline"/>
       </w:pPr>
       <w:r>
-        <w:t xml:space="preserve">Aprendizaje de Máquina sobre estadísticas de venta de videojuegos en </w:t>
-      </w:r>
-      <w:proofErr w:type="spellStart"/>
-      <w:r>
-        <w:t>Steam</w:t>
-      </w:r>
-      <w:proofErr w:type="spellEnd"/>
+        <w:t>Deep Learning: clasificador de canciones</w:t>
+      </w:r>
     </w:p>
     <w:p>
       <w:pPr>
@@ -140,26 +135,6 @@
     </w:p>
     <w:p>
       <w:pPr>
-        <w:pStyle w:val="Text"/>
-        <w:ind w:firstLine="0"/>
-        <w:rPr>
-          <w:rFonts w:ascii="Times" w:hAnsi="Times"/>
-          <w:sz w:val="18"/>
-          <w:szCs w:val="18"/>
-        </w:rPr>
-      </w:pPr>
-      <w:r>
-        <w:rPr>
-          <w:rFonts w:ascii="Times" w:hAnsi="Times"/>
-          <w:sz w:val="18"/>
-          <w:szCs w:val="18"/>
-        </w:rPr>
-        <w:footnoteReference w:customMarkFollows="1" w:id="1"/>
-        <w:sym w:font="Symbol" w:char="F020"/>
-      </w:r>
-    </w:p>
-    <w:p>
-      <w:pPr>
         <w:pBdr>
           <w:top w:val="nil"/>
           <w:left w:val="nil"/>
@@ -172,12 +147,32 @@
         <w:jc w:val="both"/>
         <w:rPr>
           <w:b/>
+          <w:i/>
           <w:color w:val="000000"/>
           <w:sz w:val="18"/>
           <w:szCs w:val="18"/>
         </w:rPr>
       </w:pPr>
-      <w:proofErr w:type="spellStart"/>
+    </w:p>
+    <w:p>
+      <w:pPr>
+        <w:pBdr>
+          <w:top w:val="nil"/>
+          <w:left w:val="nil"/>
+          <w:bottom w:val="nil"/>
+          <w:right w:val="nil"/>
+          <w:between w:val="nil"/>
+        </w:pBdr>
+        <w:spacing w:before="20"/>
+        <w:ind w:firstLine="202"/>
+        <w:jc w:val="both"/>
+        <w:rPr>
+          <w:b/>
+          <w:color w:val="000000"/>
+          <w:sz w:val="18"/>
+          <w:szCs w:val="18"/>
+        </w:rPr>
+      </w:pPr>
       <w:r>
         <w:rPr>
           <w:b/>
@@ -188,7 +183,6 @@
         </w:rPr>
         <w:t>Abstract</w:t>
       </w:r>
-      <w:proofErr w:type="spellEnd"/>
       <w:r>
         <w:rPr>
           <w:b/>
@@ -197,76 +191,6 @@
           <w:szCs w:val="18"/>
         </w:rPr>
         <w:t>—</w:t>
-      </w:r>
-      <w:r>
-        <w:rPr>
-          <w:b/>
-          <w:sz w:val="18"/>
-          <w:szCs w:val="18"/>
-        </w:rPr>
-        <w:t xml:space="preserve">El modelo de machine </w:t>
-      </w:r>
-      <w:proofErr w:type="spellStart"/>
-      <w:r>
-        <w:rPr>
-          <w:b/>
-          <w:sz w:val="18"/>
-          <w:szCs w:val="18"/>
-        </w:rPr>
-        <w:t>learning</w:t>
-      </w:r>
-      <w:proofErr w:type="spellEnd"/>
-      <w:r>
-        <w:rPr>
-          <w:b/>
-          <w:sz w:val="18"/>
-          <w:szCs w:val="18"/>
-        </w:rPr>
-        <w:t xml:space="preserve"> tiene como propósito determinar la calificación de un juego dependiendo diferentes factores como las reseñas, calificación de </w:t>
-      </w:r>
-      <w:proofErr w:type="spellStart"/>
-      <w:r>
-        <w:rPr>
-          <w:b/>
-          <w:sz w:val="18"/>
-          <w:szCs w:val="18"/>
-        </w:rPr>
-        <w:t>steam</w:t>
-      </w:r>
-      <w:proofErr w:type="spellEnd"/>
-      <w:r>
-        <w:rPr>
-          <w:b/>
-          <w:sz w:val="18"/>
-          <w:szCs w:val="18"/>
-        </w:rPr>
-        <w:t xml:space="preserve">, cantidad de jugadores. </w:t>
-      </w:r>
-      <w:r>
-        <w:rPr>
-          <w:b/>
-          <w:sz w:val="18"/>
-          <w:szCs w:val="18"/>
-        </w:rPr>
-        <w:t xml:space="preserve">Para esto primero conseguí una colección de datos de </w:t>
-      </w:r>
-      <w:proofErr w:type="spellStart"/>
-      <w:r>
-        <w:rPr>
-          <w:b/>
-          <w:sz w:val="18"/>
-          <w:szCs w:val="18"/>
-        </w:rPr>
-        <w:t>steam</w:t>
-      </w:r>
-      <w:proofErr w:type="spellEnd"/>
-      <w:r>
-        <w:rPr>
-          <w:b/>
-          <w:sz w:val="18"/>
-          <w:szCs w:val="18"/>
-        </w:rPr>
-        <w:t xml:space="preserve"> sobre diferentes juegos, procesé y limpié la información para el análisis, realicé un análisis exploratorio para encontrar relaciones entre variables y tendencias y generé el modelo de inteligencia artificial para predecir la calificación de un juego.</w:t>
       </w:r>
     </w:p>
     <w:p>
@@ -297,12 +221,578 @@
     <w:p>
       <w:pPr>
         <w:pStyle w:val="Ttulo1"/>
-      </w:pPr>
-      <w:r>
-        <w:t xml:space="preserve">I. </w:t>
-      </w:r>
-      <w:r>
+        <w:ind w:firstLine="0"/>
+        <w:rPr>
+          <w:sz w:val="28"/>
+          <w:szCs w:val="28"/>
+          <w:lang w:val="es-MX"/>
+        </w:rPr>
+      </w:pPr>
+      <w:r>
+        <w:rPr>
+          <w:sz w:val="28"/>
+          <w:szCs w:val="28"/>
+          <w:lang w:val="es-MX"/>
+        </w:rPr>
         <w:t>INTRODUCTION</w:t>
+      </w:r>
+    </w:p>
+    <w:p>
+      <w:pPr>
+        <w:widowControl w:val="0"/>
+        <w:pBdr>
+          <w:top w:val="nil"/>
+          <w:left w:val="nil"/>
+          <w:bottom w:val="nil"/>
+          <w:right w:val="nil"/>
+          <w:between w:val="nil"/>
+        </w:pBdr>
+        <w:spacing w:before="80" w:line="276" w:lineRule="auto"/>
+        <w:jc w:val="both"/>
+        <w:rPr>
+          <w:sz w:val="22"/>
+          <w:szCs w:val="22"/>
+        </w:rPr>
+      </w:pPr>
+      <w:r>
+        <w:rPr>
+          <w:sz w:val="22"/>
+          <w:szCs w:val="22"/>
+        </w:rPr>
+        <w:t>Escuchar música es una de las actividades que más hago, en transporte, mientras leo o en lo que realizo otras actividades. Pero no soy bueno identificando el género de muchas canciones que me gustan</w:t>
+      </w:r>
+      <w:r>
+        <w:rPr>
+          <w:sz w:val="22"/>
+          <w:szCs w:val="22"/>
+        </w:rPr>
+        <w:t xml:space="preserve">, o que me gustaría escuchar una canción con un estilo muy similar a otra que me guste, pero me cuesta encontrar esa relación. Por ello se me ocurrió que este proyecto tenga algo relacionado con canciones.  </w:t>
+      </w:r>
+    </w:p>
+    <w:p>
+      <w:pPr>
+        <w:widowControl w:val="0"/>
+        <w:pBdr>
+          <w:top w:val="nil"/>
+          <w:left w:val="nil"/>
+          <w:bottom w:val="nil"/>
+          <w:right w:val="nil"/>
+          <w:between w:val="nil"/>
+        </w:pBdr>
+        <w:spacing w:before="80" w:line="276" w:lineRule="auto"/>
+        <w:jc w:val="both"/>
+        <w:rPr>
+          <w:sz w:val="22"/>
+          <w:szCs w:val="22"/>
+        </w:rPr>
+      </w:pPr>
+    </w:p>
+    <w:p>
+      <w:pPr>
+        <w:widowControl w:val="0"/>
+        <w:pBdr>
+          <w:top w:val="nil"/>
+          <w:left w:val="nil"/>
+          <w:bottom w:val="nil"/>
+          <w:right w:val="nil"/>
+          <w:between w:val="nil"/>
+        </w:pBdr>
+        <w:spacing w:before="80" w:line="276" w:lineRule="auto"/>
+        <w:jc w:val="both"/>
+        <w:rPr>
+          <w:sz w:val="22"/>
+          <w:szCs w:val="22"/>
+        </w:rPr>
+      </w:pPr>
+      <w:r>
+        <w:rPr>
+          <w:sz w:val="22"/>
+          <w:szCs w:val="22"/>
+        </w:rPr>
+        <w:t>El objetivo general del proyecto es l</w:t>
+      </w:r>
+      <w:r>
+        <w:rPr>
+          <w:sz w:val="22"/>
+          <w:szCs w:val="22"/>
+        </w:rPr>
+        <w:t xml:space="preserve">ograr crear un clasificador de género musical. </w:t>
+      </w:r>
+      <w:r>
+        <w:rPr>
+          <w:sz w:val="22"/>
+          <w:szCs w:val="22"/>
+        </w:rPr>
+        <w:t xml:space="preserve">En este definí los criterios de éxito por fases. </w:t>
+      </w:r>
+    </w:p>
+    <w:p>
+      <w:pPr>
+        <w:widowControl w:val="0"/>
+        <w:pBdr>
+          <w:top w:val="nil"/>
+          <w:left w:val="nil"/>
+          <w:bottom w:val="nil"/>
+          <w:right w:val="nil"/>
+          <w:between w:val="nil"/>
+        </w:pBdr>
+        <w:spacing w:before="80" w:line="276" w:lineRule="auto"/>
+        <w:jc w:val="both"/>
+        <w:rPr>
+          <w:sz w:val="22"/>
+          <w:szCs w:val="22"/>
+        </w:rPr>
+      </w:pPr>
+    </w:p>
+    <w:p>
+      <w:pPr>
+        <w:widowControl w:val="0"/>
+        <w:pBdr>
+          <w:top w:val="nil"/>
+          <w:left w:val="nil"/>
+          <w:bottom w:val="nil"/>
+          <w:right w:val="nil"/>
+          <w:between w:val="nil"/>
+        </w:pBdr>
+        <w:spacing w:before="80" w:line="276" w:lineRule="auto"/>
+        <w:jc w:val="both"/>
+        <w:rPr>
+          <w:b/>
+          <w:bCs/>
+          <w:sz w:val="22"/>
+          <w:szCs w:val="22"/>
+        </w:rPr>
+      </w:pPr>
+      <w:r>
+        <w:rPr>
+          <w:b/>
+          <w:bCs/>
+          <w:sz w:val="22"/>
+          <w:szCs w:val="22"/>
+        </w:rPr>
+        <w:t>Criterios de éxito</w:t>
+      </w:r>
+    </w:p>
+    <w:p>
+      <w:pPr>
+        <w:pStyle w:val="Prrafodelista"/>
+        <w:widowControl w:val="0"/>
+        <w:numPr>
+          <w:ilvl w:val="0"/>
+          <w:numId w:val="15"/>
+        </w:numPr>
+        <w:pBdr>
+          <w:top w:val="nil"/>
+          <w:left w:val="nil"/>
+          <w:bottom w:val="nil"/>
+          <w:right w:val="nil"/>
+          <w:between w:val="nil"/>
+        </w:pBdr>
+        <w:spacing w:before="80" w:line="276" w:lineRule="auto"/>
+        <w:ind w:left="284" w:hanging="284"/>
+        <w:jc w:val="both"/>
+        <w:rPr>
+          <w:sz w:val="22"/>
+          <w:szCs w:val="22"/>
+        </w:rPr>
+      </w:pPr>
+      <w:r>
+        <w:rPr>
+          <w:sz w:val="22"/>
+          <w:szCs w:val="22"/>
+        </w:rPr>
+        <w:t xml:space="preserve">Identificar correctamente los fragmentos de </w:t>
+      </w:r>
+      <w:r>
+        <w:rPr>
+          <w:sz w:val="22"/>
+          <w:szCs w:val="22"/>
+        </w:rPr>
+        <w:t xml:space="preserve">una </w:t>
+      </w:r>
+      <w:r>
+        <w:rPr>
+          <w:sz w:val="22"/>
+          <w:szCs w:val="22"/>
+        </w:rPr>
+        <w:t>canción</w:t>
+      </w:r>
+      <w:r>
+        <w:rPr>
+          <w:sz w:val="22"/>
+          <w:szCs w:val="22"/>
+        </w:rPr>
+        <w:t xml:space="preserve"> del dataset con su género (Validación y Pruebas)</w:t>
+      </w:r>
+    </w:p>
+    <w:p>
+      <w:pPr>
+        <w:pStyle w:val="Prrafodelista"/>
+        <w:widowControl w:val="0"/>
+        <w:numPr>
+          <w:ilvl w:val="0"/>
+          <w:numId w:val="15"/>
+        </w:numPr>
+        <w:pBdr>
+          <w:top w:val="nil"/>
+          <w:left w:val="nil"/>
+          <w:bottom w:val="nil"/>
+          <w:right w:val="nil"/>
+          <w:between w:val="nil"/>
+        </w:pBdr>
+        <w:spacing w:before="80" w:line="276" w:lineRule="auto"/>
+        <w:ind w:left="284" w:hanging="284"/>
+        <w:jc w:val="both"/>
+        <w:rPr>
+          <w:sz w:val="22"/>
+          <w:szCs w:val="22"/>
+        </w:rPr>
+      </w:pPr>
+      <w:r>
+        <w:rPr>
+          <w:sz w:val="22"/>
+          <w:szCs w:val="22"/>
+        </w:rPr>
+        <w:t>Poder identificar el género de la canción completa</w:t>
+      </w:r>
+    </w:p>
+    <w:p>
+      <w:pPr>
+        <w:pStyle w:val="Prrafodelista"/>
+        <w:widowControl w:val="0"/>
+        <w:numPr>
+          <w:ilvl w:val="0"/>
+          <w:numId w:val="15"/>
+        </w:numPr>
+        <w:pBdr>
+          <w:top w:val="nil"/>
+          <w:left w:val="nil"/>
+          <w:bottom w:val="nil"/>
+          <w:right w:val="nil"/>
+          <w:between w:val="nil"/>
+        </w:pBdr>
+        <w:spacing w:before="80" w:line="276" w:lineRule="auto"/>
+        <w:ind w:left="284" w:hanging="284"/>
+        <w:jc w:val="both"/>
+        <w:rPr>
+          <w:sz w:val="22"/>
+          <w:szCs w:val="22"/>
+        </w:rPr>
+      </w:pPr>
+      <w:r>
+        <w:rPr>
+          <w:sz w:val="22"/>
+          <w:szCs w:val="22"/>
+        </w:rPr>
+        <w:t>Poder determinar diferentes segmentos de la canción con su género asociado (estilo bounding box pero en música, de manera que una canción pueda pertenecer a múltiples géneros a la vez)</w:t>
+      </w:r>
+    </w:p>
+    <w:p>
+      <w:pPr>
+        <w:widowControl w:val="0"/>
+        <w:pBdr>
+          <w:top w:val="nil"/>
+          <w:left w:val="nil"/>
+          <w:bottom w:val="nil"/>
+          <w:right w:val="nil"/>
+          <w:between w:val="nil"/>
+        </w:pBdr>
+        <w:spacing w:before="80" w:line="276" w:lineRule="auto"/>
+        <w:ind w:left="284" w:hanging="284"/>
+        <w:jc w:val="both"/>
+        <w:rPr>
+          <w:sz w:val="22"/>
+          <w:szCs w:val="22"/>
+        </w:rPr>
+      </w:pPr>
+    </w:p>
+    <w:p>
+      <w:pPr>
+        <w:widowControl w:val="0"/>
+        <w:pBdr>
+          <w:top w:val="nil"/>
+          <w:left w:val="nil"/>
+          <w:bottom w:val="nil"/>
+          <w:right w:val="nil"/>
+          <w:between w:val="nil"/>
+        </w:pBdr>
+        <w:spacing w:before="80" w:line="276" w:lineRule="auto"/>
+        <w:jc w:val="both"/>
+        <w:rPr>
+          <w:sz w:val="22"/>
+          <w:szCs w:val="22"/>
+        </w:rPr>
+      </w:pPr>
+      <w:r>
+        <w:rPr>
+          <w:sz w:val="22"/>
+          <w:szCs w:val="22"/>
+        </w:rPr>
+        <w:t>Estoy utilizando de base la metodología explicada por Ahmed, et.al. en "Musical genre classification using advanced audio analysis and deep learning techniques" (2024).</w:t>
+      </w:r>
+      <w:r>
+        <w:rPr>
+          <w:sz w:val="22"/>
+          <w:szCs w:val="22"/>
+        </w:rPr>
+        <w:t xml:space="preserve"> Este es un estudio del estado del arte donde compara diferentes modelos y acercamientos a este problema por diferentes personas, y compara sus resultados. Lo estoy usando como guía para fundamentar y guiar el proyecto porque explica paso a paso las diferentes estrategias y da la teoría y matemáticas detrás para el análisis.</w:t>
+      </w:r>
+    </w:p>
+    <w:p>
+      <w:pPr>
+        <w:pStyle w:val="Ttulo1"/>
+        <w:ind w:firstLine="0"/>
+        <w:rPr>
+          <w:sz w:val="28"/>
+          <w:szCs w:val="28"/>
+          <w:lang w:val="es-MX"/>
+        </w:rPr>
+      </w:pPr>
+      <w:r>
+        <w:rPr>
+          <w:sz w:val="28"/>
+          <w:szCs w:val="28"/>
+          <w:lang w:val="es-MX"/>
+        </w:rPr>
+        <w:t>MARCO TEÓRICO</w:t>
+      </w:r>
+    </w:p>
+    <w:p>
+      <w:pPr>
+        <w:widowControl w:val="0"/>
+        <w:pBdr>
+          <w:top w:val="nil"/>
+          <w:left w:val="nil"/>
+          <w:bottom w:val="nil"/>
+          <w:right w:val="nil"/>
+          <w:between w:val="nil"/>
+        </w:pBdr>
+        <w:spacing w:before="80" w:line="276" w:lineRule="auto"/>
+        <w:jc w:val="both"/>
+        <w:rPr>
+          <w:sz w:val="22"/>
+          <w:szCs w:val="22"/>
+        </w:rPr>
+      </w:pPr>
+      <w:r>
+        <w:rPr>
+          <w:sz w:val="22"/>
+          <w:szCs w:val="22"/>
+        </w:rPr>
+        <w:t xml:space="preserve">El artículo anteriormente mencionado </w:t>
+      </w:r>
+      <w:r>
+        <w:rPr>
+          <w:sz w:val="22"/>
+          <w:szCs w:val="22"/>
+        </w:rPr>
+        <w:t xml:space="preserve">aborda la teoría y diferentes estrategias para la clasificación de música, citando a diferentes autores con sus estrategias para este problema, y resultados. Entre ellos explica arquitecturas de Feed forward neural network (FNN), modelos de convolusión (CNN), modelos de convolusión modificados (Modified CNN), Recurrent Neural Network(RNN-LSTM), Support Vector Machine (SVM), K Nearest Neighbors (KNN) y compara sus resultados. </w:t>
+      </w:r>
+    </w:p>
+    <w:p>
+      <w:pPr>
+        <w:widowControl w:val="0"/>
+        <w:pBdr>
+          <w:top w:val="nil"/>
+          <w:left w:val="nil"/>
+          <w:bottom w:val="nil"/>
+          <w:right w:val="nil"/>
+          <w:between w:val="nil"/>
+        </w:pBdr>
+        <w:spacing w:before="80" w:line="276" w:lineRule="auto"/>
+        <w:jc w:val="both"/>
+        <w:rPr>
+          <w:sz w:val="22"/>
+          <w:szCs w:val="22"/>
+        </w:rPr>
+      </w:pPr>
+      <w:r>
+        <w:rPr>
+          <w:sz w:val="22"/>
+          <w:szCs w:val="22"/>
+        </w:rPr>
+        <w:t xml:space="preserve">En </w:t>
+      </w:r>
+      <w:r>
+        <w:rPr>
+          <w:sz w:val="22"/>
+          <w:szCs w:val="22"/>
+        </w:rPr>
+        <w:t>esta muestra</w:t>
+      </w:r>
+      <w:r>
+        <w:rPr>
+          <w:sz w:val="22"/>
+          <w:szCs w:val="22"/>
+        </w:rPr>
+        <w:t xml:space="preserve"> qu</w:t>
+      </w:r>
+      <w:r>
+        <w:rPr>
+          <w:sz w:val="22"/>
+          <w:szCs w:val="22"/>
+        </w:rPr>
+        <w:t>e</w:t>
+      </w:r>
+      <w:r>
+        <w:rPr>
+          <w:sz w:val="22"/>
+          <w:szCs w:val="22"/>
+        </w:rPr>
+        <w:t xml:space="preserve"> la red </w:t>
+      </w:r>
+      <w:r>
+        <w:rPr>
+          <w:sz w:val="22"/>
+          <w:szCs w:val="22"/>
+        </w:rPr>
+        <w:t>modifica</w:t>
+      </w:r>
+      <w:r>
+        <w:rPr>
+          <w:sz w:val="22"/>
+          <w:szCs w:val="22"/>
+        </w:rPr>
+        <w:t xml:space="preserve"> CNN fue la que mejor resultados tuvo con una exactitud del 92.7%, seguida de la CNN regular con 85.56% y en </w:t>
+      </w:r>
+      <w:r>
+        <w:rPr>
+          <w:sz w:val="22"/>
+          <w:szCs w:val="22"/>
+        </w:rPr>
+        <w:t>último</w:t>
+      </w:r>
+      <w:r>
+        <w:rPr>
+          <w:sz w:val="22"/>
+          <w:szCs w:val="22"/>
+        </w:rPr>
+        <w:t xml:space="preserve"> lugar KNN con 70%.</w:t>
+      </w:r>
+    </w:p>
+    <w:p>
+      <w:pPr>
+        <w:widowControl w:val="0"/>
+        <w:pBdr>
+          <w:top w:val="nil"/>
+          <w:left w:val="nil"/>
+          <w:bottom w:val="nil"/>
+          <w:right w:val="nil"/>
+          <w:between w:val="nil"/>
+        </w:pBdr>
+        <w:spacing w:before="80" w:line="276" w:lineRule="auto"/>
+        <w:jc w:val="both"/>
+        <w:rPr>
+          <w:sz w:val="22"/>
+          <w:szCs w:val="22"/>
+        </w:rPr>
+      </w:pPr>
+    </w:p>
+    <w:p>
+      <w:pPr>
+        <w:widowControl w:val="0"/>
+        <w:pBdr>
+          <w:top w:val="nil"/>
+          <w:left w:val="nil"/>
+          <w:bottom w:val="nil"/>
+          <w:right w:val="nil"/>
+          <w:between w:val="nil"/>
+        </w:pBdr>
+        <w:spacing w:before="80" w:line="276" w:lineRule="auto"/>
+        <w:jc w:val="both"/>
+        <w:rPr>
+          <w:sz w:val="22"/>
+          <w:szCs w:val="22"/>
+        </w:rPr>
+      </w:pPr>
+      <w:r>
+        <w:rPr>
+          <w:sz w:val="22"/>
+          <w:szCs w:val="22"/>
+        </w:rPr>
+        <w:t xml:space="preserve">El proceso que sigue el artículo, y que uso como guía para este problema es la extracción de fragmentos de 30 segundos de una canción. Transformar la señal en </w:t>
+      </w:r>
+      <w:r>
+        <w:rPr>
+          <w:sz w:val="22"/>
+          <w:szCs w:val="22"/>
+        </w:rPr>
+        <w:t xml:space="preserve">Mel-Frequency Cepstral Coefficients </w:t>
+      </w:r>
+      <w:r>
+        <w:rPr>
+          <w:sz w:val="22"/>
+          <w:szCs w:val="22"/>
+        </w:rPr>
+        <w:t>(MFCC) y almacenarlos para luego procesarlos con los diferentes modelos y hacer el diagnóstico final.  Se usa este modelo de frecuencia para simular la audición humana, extrayendo señales importantes del audio y es menos afectada por el ruido.</w:t>
+      </w:r>
+    </w:p>
+    <w:p>
+      <w:pPr>
+        <w:widowControl w:val="0"/>
+        <w:pBdr>
+          <w:top w:val="nil"/>
+          <w:left w:val="nil"/>
+          <w:bottom w:val="nil"/>
+          <w:right w:val="nil"/>
+          <w:between w:val="nil"/>
+        </w:pBdr>
+        <w:spacing w:before="80" w:line="276" w:lineRule="auto"/>
+        <w:jc w:val="both"/>
+        <w:rPr>
+          <w:sz w:val="22"/>
+          <w:szCs w:val="22"/>
+        </w:rPr>
+      </w:pPr>
+      <w:r>
+        <w:rPr>
+          <w:sz w:val="22"/>
+          <w:szCs w:val="22"/>
+        </w:rPr>
+        <w:t>MFCC tiene varios puntos positivos, elimina el ruido de la señal facilitando extraer características importantes del género musical. Al igual que mejora el rendimiento del modelo y acelerando el tiempo de procesamiento al disminuir la complejidad computacional.</w:t>
+      </w:r>
+    </w:p>
+    <w:p>
+      <w:pPr>
+        <w:widowControl w:val="0"/>
+        <w:pBdr>
+          <w:top w:val="nil"/>
+          <w:left w:val="nil"/>
+          <w:bottom w:val="nil"/>
+          <w:right w:val="nil"/>
+          <w:between w:val="nil"/>
+        </w:pBdr>
+        <w:spacing w:before="80" w:line="276" w:lineRule="auto"/>
+        <w:jc w:val="both"/>
+        <w:rPr>
+          <w:sz w:val="22"/>
+          <w:szCs w:val="22"/>
+        </w:rPr>
+      </w:pPr>
+    </w:p>
+    <w:p>
+      <w:pPr>
+        <w:widowControl w:val="0"/>
+        <w:pBdr>
+          <w:top w:val="nil"/>
+          <w:left w:val="nil"/>
+          <w:bottom w:val="nil"/>
+          <w:right w:val="nil"/>
+          <w:between w:val="nil"/>
+        </w:pBdr>
+        <w:spacing w:before="80" w:line="276" w:lineRule="auto"/>
+        <w:jc w:val="both"/>
+        <w:rPr>
+          <w:sz w:val="22"/>
+          <w:szCs w:val="22"/>
+        </w:rPr>
+      </w:pPr>
+      <w:r>
+        <w:rPr>
+          <w:sz w:val="22"/>
+          <w:szCs w:val="22"/>
+        </w:rPr>
+        <w:t xml:space="preserve">Decidí utilizar los modelos de CNN y CNN modificada, debido a que son temas relacionados con lo visto en clase y aquellos que demostraron mejores resultados entre todas las opciones. Primero implementando CNN y CNN modificada, tras el diagnóstico ver que resultados muestra y decidir cual modelo tratar de mejorar. </w:t>
       </w:r>
     </w:p>
     <w:p>
@@ -316,156 +806,452 @@
           <w:between w:val="nil"/>
         </w:pBdr>
         <w:spacing w:before="80" w:line="252" w:lineRule="auto"/>
-      </w:pPr>
-      <w:r>
-        <w:t xml:space="preserve">Decidí utilizar una colección de juegos de </w:t>
-      </w:r>
-      <w:proofErr w:type="spellStart"/>
-      <w:r>
-        <w:t>steam</w:t>
-      </w:r>
-      <w:proofErr w:type="spellEnd"/>
-      <w:r>
-        <w:t xml:space="preserve"> ya que es un tema que me agrada y resulta de interés y consideré que podría ser divertido. Encontré una base de datos en </w:t>
-      </w:r>
-      <w:proofErr w:type="spellStart"/>
-      <w:r>
-        <w:t>github</w:t>
-      </w:r>
-      <w:proofErr w:type="spellEnd"/>
-      <w:r>
-        <w:t xml:space="preserve"> de </w:t>
-      </w:r>
-      <w:proofErr w:type="spellStart"/>
-      <w:r>
-        <w:t>steam</w:t>
-      </w:r>
-      <w:proofErr w:type="spellEnd"/>
-      <w:r>
-        <w:t xml:space="preserve"> del 2024 publicada por win7guru (2025), este es una serie de archivos .</w:t>
-      </w:r>
-      <w:proofErr w:type="spellStart"/>
-      <w:r>
-        <w:t>csv</w:t>
-      </w:r>
-      <w:proofErr w:type="spellEnd"/>
-      <w:r>
-        <w:t xml:space="preserve"> sobre información de los juegos, que pese a su gran cantidad de valores la información, esta carecía de calidad para un procesamiento sencillo.</w:t>
-      </w:r>
+        <w:jc w:val="both"/>
+        <w:rPr>
+          <w:sz w:val="22"/>
+          <w:szCs w:val="22"/>
+        </w:rPr>
+      </w:pPr>
+    </w:p>
+    <w:p>
+      <w:pPr>
+        <w:widowControl w:val="0"/>
+        <w:pBdr>
+          <w:top w:val="nil"/>
+          <w:left w:val="nil"/>
+          <w:bottom w:val="nil"/>
+          <w:right w:val="nil"/>
+          <w:between w:val="nil"/>
+        </w:pBdr>
+        <w:spacing w:before="80" w:line="252" w:lineRule="auto"/>
+        <w:jc w:val="both"/>
+        <w:rPr>
+          <w:sz w:val="22"/>
+          <w:szCs w:val="22"/>
+        </w:rPr>
+      </w:pPr>
     </w:p>
     <w:p>
       <w:pPr>
         <w:pStyle w:val="Ttulo1"/>
-      </w:pPr>
-      <w:r>
-        <w:t>II. ETL</w:t>
-      </w:r>
-    </w:p>
-    <w:p>
-      <w:r>
-        <w:t xml:space="preserve">El proceso de extracción de la información involucró varios pasos para limpiar la información y tenerla en un estado adecuado para el análisis y procesamiento posterior. </w:t>
-      </w:r>
-    </w:p>
-    <w:p/>
-    <w:p>
-      <w:r>
-        <w:t xml:space="preserve">En primer lugar, la información no estaba normalizada, había columnas que contaban con valores de tipo JSON, </w:t>
-      </w:r>
-      <w:proofErr w:type="spellStart"/>
-      <w:r>
-        <w:t>html</w:t>
-      </w:r>
-      <w:proofErr w:type="spellEnd"/>
-      <w:r>
-        <w:t>, o mal formateados</w:t>
-      </w:r>
-      <w:r>
-        <w:t xml:space="preserve"> con</w:t>
-      </w:r>
-      <w:r>
-        <w:t xml:space="preserve"> textos largos que se expandían múltiples columnas</w:t>
-      </w:r>
-      <w:r>
-        <w:t xml:space="preserve">. Para hacer este primer procesamiento utilicé un script sencillo de Python que cambiara todas las comas del objeto </w:t>
-      </w:r>
-      <w:proofErr w:type="spellStart"/>
-      <w:r>
-        <w:t>json</w:t>
-      </w:r>
-      <w:proofErr w:type="spellEnd"/>
-      <w:r>
-        <w:t xml:space="preserve"> de precios por ‘|’, para que el precio se mantuviera dentro de una misma celda. Posteriormente limpié manualmente de los diferentes archivos los textos malformados que se extendían, formateando la información a que se mantenga en su misma columna. </w:t>
-      </w:r>
-    </w:p>
-    <w:p/>
-    <w:p>
-      <w:r>
-        <w:t xml:space="preserve">Ya que el archivo por lo menos tenía el mismo formato y columnas, pasé a leerlo utilizando pandas, donde tuve que especificar el formato ISO-8859-1 para que los caracteres especiales o de otros idiomas no causen que falle la lectura debido a títulos de juegos. </w:t>
-      </w:r>
-    </w:p>
-    <w:p/>
-    <w:p>
-      <w:r>
-        <w:t xml:space="preserve">Ya con el </w:t>
-      </w:r>
-      <w:proofErr w:type="spellStart"/>
-      <w:r>
-        <w:t>dataset</w:t>
-      </w:r>
-      <w:proofErr w:type="spellEnd"/>
-      <w:r>
-        <w:t xml:space="preserve"> cargado empezó la limpieza de la información. Revisé la cantidad de instancias vacías en cada variable, y desgraciadamente el precio era una de las instancias con una mayor cantidad de variables vacías </w:t>
-      </w:r>
-      <w:r>
-        <w:t xml:space="preserve">(45.5%). Digo desgraciadamente porque consideraba que esta variable podía tener un gran impacto en las estadísticas de los juegos, y quería centrar mi análisis inicial en esta. Pero, ya que el </w:t>
-      </w:r>
-      <w:proofErr w:type="spellStart"/>
-      <w:r>
-        <w:t>dataset</w:t>
-      </w:r>
-      <w:proofErr w:type="spellEnd"/>
-      <w:r>
-        <w:t xml:space="preserve"> era suficientemente grande, consideré que puedo manejar la pérdida de información, y decidí eliminar las instancias que no contaban con precio, dejándome con una colección de 76 mil instancias prácticamente limpias. </w:t>
-      </w:r>
-    </w:p>
-    <w:p>
-      <w:r>
-        <w:t xml:space="preserve">Igual que precios, durante los diferentes </w:t>
-      </w:r>
-      <w:proofErr w:type="spellStart"/>
-      <w:r>
-        <w:t>datasets</w:t>
-      </w:r>
-      <w:proofErr w:type="spellEnd"/>
-      <w:r>
-        <w:t xml:space="preserve"> encontré valores o columnas que decidí tirar porque no proveían de información relevante, como pueden ser las variables de tiempo de juego, que pese a que consideraba que iban a ser muy interesantes, resultaron inútiles debido a que estaban en 0. Como este caso hubo varios donde la variable se mantenía en todas las instancias o era un campo con valor 0 pero no vacío.</w:t>
-      </w:r>
-    </w:p>
-    <w:p/>
-    <w:p>
-      <w:r>
-        <w:t xml:space="preserve">Como mencioné anteriormente, el campo de precios era aquél que venía en formato JSON, dificultando la lectura, entonces apliqué en la columna un </w:t>
-      </w:r>
-      <w:proofErr w:type="spellStart"/>
-      <w:r>
-        <w:t>regex</w:t>
-      </w:r>
-      <w:proofErr w:type="spellEnd"/>
-      <w:r>
-        <w:t xml:space="preserve"> para separar el precio del juego con su moneda, y luego convertí todos los precios a euros, ya que era la moneda más común en primer lugar. </w:t>
-      </w:r>
-    </w:p>
-    <w:p/>
-    <w:p>
-      <w:pPr>
-        <w:jc w:val="center"/>
-      </w:pPr>
-      <w:r>
+        <w:ind w:firstLine="0"/>
+        <w:rPr>
+          <w:sz w:val="28"/>
+          <w:szCs w:val="28"/>
+          <w:lang w:val="es-MX"/>
+        </w:rPr>
+      </w:pPr>
+      <w:r>
+        <w:rPr>
+          <w:sz w:val="28"/>
+          <w:szCs w:val="28"/>
+          <w:lang w:val="es-MX"/>
+        </w:rPr>
+        <w:t>DATOS</w:t>
+      </w:r>
+    </w:p>
+    <w:p>
+      <w:pPr>
+        <w:rPr>
+          <w:sz w:val="22"/>
+          <w:szCs w:val="22"/>
+        </w:rPr>
+      </w:pPr>
+      <w:r>
+        <w:rPr>
+          <w:sz w:val="22"/>
+          <w:szCs w:val="22"/>
+        </w:rPr>
+        <w:t xml:space="preserve">Se van a utilizar </w:t>
+      </w:r>
+      <w:r>
+        <w:rPr>
+          <w:sz w:val="22"/>
+          <w:szCs w:val="22"/>
+        </w:rPr>
+        <w:t xml:space="preserve">el </w:t>
+      </w:r>
+      <w:r>
+        <w:rPr>
+          <w:sz w:val="22"/>
+          <w:szCs w:val="22"/>
+        </w:rPr>
+        <w:t xml:space="preserve">dataset GTZAN, que recopila fragmentos de 30 segundos de </w:t>
+      </w:r>
+      <w:r>
+        <w:rPr>
+          <w:sz w:val="22"/>
+          <w:szCs w:val="22"/>
+        </w:rPr>
+        <w:t xml:space="preserve">100 </w:t>
+      </w:r>
+      <w:r>
+        <w:rPr>
+          <w:sz w:val="22"/>
+          <w:szCs w:val="22"/>
+        </w:rPr>
+        <w:t xml:space="preserve">canciones </w:t>
+      </w:r>
+      <w:r>
+        <w:rPr>
+          <w:sz w:val="22"/>
+          <w:szCs w:val="22"/>
+        </w:rPr>
+        <w:t xml:space="preserve">por género como fuente de datos inicial. </w:t>
+      </w:r>
+    </w:p>
+    <w:p>
+      <w:pPr>
+        <w:rPr>
+          <w:sz w:val="22"/>
+          <w:szCs w:val="22"/>
+        </w:rPr>
+      </w:pPr>
+    </w:p>
+    <w:p>
+      <w:pPr>
+        <w:rPr>
+          <w:sz w:val="22"/>
+          <w:szCs w:val="22"/>
+        </w:rPr>
+      </w:pPr>
+      <w:r>
+        <w:rPr>
+          <w:sz w:val="22"/>
+          <w:szCs w:val="22"/>
+        </w:rPr>
+        <w:t xml:space="preserve">GTZAN es una colección de diez géneros musicales, con 100 canciones por género en formato WAV que duran 30 segundos. </w:t>
+      </w:r>
+      <w:r>
+        <w:rPr>
+          <w:sz w:val="22"/>
+          <w:szCs w:val="22"/>
+        </w:rPr>
+        <w:t>No pude encontrar la importación original de Tensorflow, pero si los archivos locales, así que estos los leo manualmente e integro en un dataframe de pandas.</w:t>
+      </w:r>
+      <w:r>
+        <w:rPr>
+          <w:sz w:val="22"/>
+          <w:szCs w:val="22"/>
+        </w:rPr>
+        <w:t xml:space="preserve"> </w:t>
+      </w:r>
+    </w:p>
+    <w:p>
+      <w:pPr>
+        <w:rPr>
+          <w:sz w:val="22"/>
+          <w:szCs w:val="22"/>
+        </w:rPr>
+      </w:pPr>
+    </w:p>
+    <w:p>
+      <w:pPr>
+        <w:rPr>
+          <w:sz w:val="22"/>
+          <w:szCs w:val="22"/>
+        </w:rPr>
+      </w:pPr>
+      <w:r>
+        <w:rPr>
+          <w:sz w:val="22"/>
+          <w:szCs w:val="22"/>
+        </w:rPr>
+        <w:t>En total son 999 canciones, debido a que hay una canción de Jazz que está mal guardada y da error al leerla.</w:t>
+      </w:r>
+    </w:p>
+    <w:p>
+      <w:pPr>
+        <w:rPr>
+          <w:sz w:val="22"/>
+          <w:szCs w:val="22"/>
+        </w:rPr>
+      </w:pPr>
+    </w:p>
+    <w:tbl>
+      <w:tblPr>
+        <w:tblStyle w:val="Tablaconcuadrcula"/>
+        <w:tblW w:w="0" w:type="auto"/>
+        <w:tblInd w:w="38" w:type="dxa"/>
+        <w:tblLook w:val="04A0" w:firstRow="1" w:lastRow="0" w:firstColumn="1" w:lastColumn="0" w:noHBand="0" w:noVBand="1"/>
+      </w:tblPr>
+      <w:tblGrid>
+        <w:gridCol w:w="2482"/>
+        <w:gridCol w:w="2482"/>
+      </w:tblGrid>
+      <w:tr>
+        <w:tc>
+          <w:tcPr>
+            <w:tcW w:w="2482" w:type="dxa"/>
+          </w:tcPr>
+          <w:p>
+            <w:pPr>
+              <w:rPr>
+                <w:sz w:val="22"/>
+                <w:szCs w:val="22"/>
+              </w:rPr>
+            </w:pPr>
+            <w:r>
+              <w:rPr>
+                <w:sz w:val="22"/>
+                <w:szCs w:val="22"/>
+              </w:rPr>
+              <w:t>Columna</w:t>
+            </w:r>
+          </w:p>
+        </w:tc>
+        <w:tc>
+          <w:tcPr>
+            <w:tcW w:w="2482" w:type="dxa"/>
+          </w:tcPr>
+          <w:p>
+            <w:pPr>
+              <w:rPr>
+                <w:sz w:val="22"/>
+                <w:szCs w:val="22"/>
+              </w:rPr>
+            </w:pPr>
+            <w:r>
+              <w:rPr>
+                <w:sz w:val="22"/>
+                <w:szCs w:val="22"/>
+              </w:rPr>
+              <w:t>Formato</w:t>
+            </w:r>
+          </w:p>
+        </w:tc>
+      </w:tr>
+      <w:tr>
+        <w:tc>
+          <w:tcPr>
+            <w:tcW w:w="2482" w:type="dxa"/>
+          </w:tcPr>
+          <w:p>
+            <w:pPr>
+              <w:rPr>
+                <w:sz w:val="22"/>
+                <w:szCs w:val="22"/>
+              </w:rPr>
+            </w:pPr>
+            <w:r>
+              <w:rPr>
+                <w:sz w:val="22"/>
+                <w:szCs w:val="22"/>
+              </w:rPr>
+              <w:t>Audio</w:t>
+            </w:r>
+          </w:p>
+        </w:tc>
+        <w:tc>
+          <w:tcPr>
+            <w:tcW w:w="2482" w:type="dxa"/>
+          </w:tcPr>
+          <w:p>
+            <w:pPr>
+              <w:rPr>
+                <w:sz w:val="22"/>
+                <w:szCs w:val="22"/>
+              </w:rPr>
+            </w:pPr>
+            <w:r>
+              <w:rPr>
+                <w:sz w:val="22"/>
+                <w:szCs w:val="22"/>
+              </w:rPr>
+              <w:t>WAV (Librosa)</w:t>
+            </w:r>
+          </w:p>
+        </w:tc>
+      </w:tr>
+      <w:tr>
+        <w:tc>
+          <w:tcPr>
+            <w:tcW w:w="2482" w:type="dxa"/>
+          </w:tcPr>
+          <w:p>
+            <w:pPr>
+              <w:rPr>
+                <w:sz w:val="22"/>
+                <w:szCs w:val="22"/>
+              </w:rPr>
+            </w:pPr>
+            <w:r>
+              <w:rPr>
+                <w:sz w:val="22"/>
+                <w:szCs w:val="22"/>
+              </w:rPr>
+              <w:t>Genre</w:t>
+            </w:r>
+          </w:p>
+        </w:tc>
+        <w:tc>
+          <w:tcPr>
+            <w:tcW w:w="2482" w:type="dxa"/>
+          </w:tcPr>
+          <w:p>
+            <w:pPr>
+              <w:rPr>
+                <w:sz w:val="22"/>
+                <w:szCs w:val="22"/>
+              </w:rPr>
+            </w:pPr>
+            <w:r>
+              <w:rPr>
+                <w:sz w:val="22"/>
+                <w:szCs w:val="22"/>
+              </w:rPr>
+              <w:t>String</w:t>
+            </w:r>
+          </w:p>
+        </w:tc>
+      </w:tr>
+      <w:tr>
+        <w:tc>
+          <w:tcPr>
+            <w:tcW w:w="2482" w:type="dxa"/>
+          </w:tcPr>
+          <w:p>
+            <w:pPr>
+              <w:rPr>
+                <w:sz w:val="22"/>
+                <w:szCs w:val="22"/>
+              </w:rPr>
+            </w:pPr>
+            <w:r>
+              <w:rPr>
+                <w:sz w:val="22"/>
+                <w:szCs w:val="22"/>
+              </w:rPr>
+              <w:t>File</w:t>
+            </w:r>
+          </w:p>
+        </w:tc>
+        <w:tc>
+          <w:tcPr>
+            <w:tcW w:w="2482" w:type="dxa"/>
+          </w:tcPr>
+          <w:p>
+            <w:pPr>
+              <w:rPr>
+                <w:sz w:val="22"/>
+                <w:szCs w:val="22"/>
+              </w:rPr>
+            </w:pPr>
+            <w:r>
+              <w:rPr>
+                <w:sz w:val="22"/>
+                <w:szCs w:val="22"/>
+              </w:rPr>
+              <w:t>Path</w:t>
+            </w:r>
+          </w:p>
+        </w:tc>
+      </w:tr>
+    </w:tbl>
+    <w:p>
+      <w:pPr>
+        <w:rPr>
+          <w:sz w:val="22"/>
+          <w:szCs w:val="22"/>
+        </w:rPr>
+      </w:pPr>
+      <w:r>
+        <w:rPr>
+          <w:sz w:val="22"/>
+          <w:szCs w:val="22"/>
+        </w:rPr>
+        <w:tab/>
+      </w:r>
+    </w:p>
+    <w:p>
+      <w:pPr>
+        <w:pStyle w:val="Ttulo1"/>
+        <w:ind w:firstLine="0"/>
+        <w:rPr>
+          <w:sz w:val="28"/>
+          <w:szCs w:val="28"/>
+          <w:lang w:val="es-MX"/>
+        </w:rPr>
+      </w:pPr>
+      <w:r>
+        <w:rPr>
+          <w:sz w:val="28"/>
+          <w:szCs w:val="28"/>
+          <w:lang w:val="es-MX"/>
+        </w:rPr>
+        <w:t>ENTENDIMIENTO DE LOS DATOS</w:t>
+      </w:r>
+    </w:p>
+    <w:p>
+      <w:pPr>
+        <w:rPr>
+          <w:sz w:val="24"/>
+          <w:szCs w:val="24"/>
+        </w:rPr>
+      </w:pPr>
+      <w:r>
+        <w:rPr>
+          <w:sz w:val="24"/>
+          <w:szCs w:val="24"/>
+        </w:rPr>
+        <w:t>Para la primera fase de entendimiento de los datos cargué los diferentes archivos de GZTAN en Python generando el dataframe antes mencionado.</w:t>
+      </w:r>
+    </w:p>
+    <w:p>
+      <w:pPr>
+        <w:rPr>
+          <w:sz w:val="24"/>
+          <w:szCs w:val="24"/>
+        </w:rPr>
+      </w:pPr>
+      <w:r>
+        <w:rPr>
+          <w:sz w:val="24"/>
+          <w:szCs w:val="24"/>
+        </w:rPr>
+        <w:t>Una vez que estaba cargado hice una gráfica para mostrar: Las frecuencias de audio de la canción, su transformación de Fourier y MFCC. Este último siendo el que utilizará el modelo.</w:t>
+      </w:r>
+    </w:p>
+    <w:p>
+      <w:pPr>
+        <w:rPr>
+          <w:sz w:val="24"/>
+          <w:szCs w:val="24"/>
+        </w:rPr>
+      </w:pPr>
+    </w:p>
+    <w:p>
+      <w:pPr>
+        <w:rPr>
+          <w:sz w:val="24"/>
+          <w:szCs w:val="24"/>
+        </w:rPr>
+      </w:pPr>
+      <w:r>
+        <w:rPr>
+          <w:sz w:val="24"/>
+          <w:szCs w:val="24"/>
+        </w:rPr>
+        <w:t>Primero con las frecuencias de audio</w:t>
+      </w:r>
+      <w:r>
+        <w:rPr>
+          <w:sz w:val="24"/>
+          <w:szCs w:val="24"/>
+        </w:rPr>
+        <w:t xml:space="preserve">, no hay muchos detalles que se puedan apreciar, la música disco tiene algunos picos ligeros, la música metálica parece ser la más estruendosa, y la rock un poco por detrás del metal, con mayor densidad. </w:t>
+      </w:r>
+    </w:p>
+    <w:p>
+      <w:r>
+        <w:rPr>
+          <w:noProof/>
+        </w:rPr>
         <w:drawing>
-          <wp:inline distT="0" distB="0" distL="0" distR="0" wp14:anchorId="5FF9E273" wp14:editId="6BED2A61">
-            <wp:extent cx="3063240" cy="707390"/>
-            <wp:effectExtent l="0" t="0" r="3810" b="0"/>
-            <wp:docPr id="2117065612" name="Imagen 1"/>
+          <wp:inline distT="0" distB="0" distL="0" distR="0" wp14:anchorId="6BEE5720" wp14:editId="1B64524F">
+            <wp:extent cx="3057525" cy="1533525"/>
+            <wp:effectExtent l="0" t="0" r="9525" b="9525"/>
+            <wp:docPr id="1140816492" name="Imagen 1"/>
             <wp:cNvGraphicFramePr>
               <a:graphicFrameLocks xmlns:a="http://schemas.openxmlformats.org/drawingml/2006/main" noChangeAspect="1"/>
             </wp:cNvGraphicFramePr>
@@ -473,11 +1259,1567 @@
               <a:graphicData uri="http://schemas.openxmlformats.org/drawingml/2006/picture">
                 <pic:pic xmlns:pic="http://schemas.openxmlformats.org/drawingml/2006/picture">
                   <pic:nvPicPr>
-                    <pic:cNvPr id="2117065612" name=""/>
+                    <pic:cNvPr id="0" name="Picture 3"/>
+                    <pic:cNvPicPr>
+                      <a:picLocks noChangeAspect="1" noChangeArrowheads="1"/>
+                    </pic:cNvPicPr>
+                  </pic:nvPicPr>
+                  <pic:blipFill>
+                    <a:blip r:embed="rId10" cstate="print">
+                      <a:extLst>
+                        <a:ext uri="{28A0092B-C50C-407E-A947-70E740481C1C}">
+                          <a14:useLocalDpi xmlns:a14="http://schemas.microsoft.com/office/drawing/2010/main" val="0"/>
+                        </a:ext>
+                      </a:extLst>
+                    </a:blip>
+                    <a:srcRect/>
+                    <a:stretch>
+                      <a:fillRect/>
+                    </a:stretch>
+                  </pic:blipFill>
+                  <pic:spPr bwMode="auto">
+                    <a:xfrm>
+                      <a:off x="0" y="0"/>
+                      <a:ext cx="3057525" cy="1533525"/>
+                    </a:xfrm>
+                    <a:prstGeom prst="rect">
+                      <a:avLst/>
+                    </a:prstGeom>
+                    <a:noFill/>
+                    <a:ln>
+                      <a:noFill/>
+                    </a:ln>
+                  </pic:spPr>
+                </pic:pic>
+              </a:graphicData>
+            </a:graphic>
+          </wp:inline>
+        </w:drawing>
+      </w:r>
+    </w:p>
+    <w:p>
+      <w:r>
+        <w:t xml:space="preserve">En las gráficas de Transformadas de Fourier un poco similar se puede ver que la música pop es aquella con mayor magnitud, e igual están las frecuencias de Mel. Honestamente no sabría como interpretar las gráficas, pero el propósito del </w:t>
+      </w:r>
+      <w:r>
+        <w:t>modelo es poder extraer las características más importantes de estas para la clasificación de las canciones.</w:t>
+      </w:r>
+    </w:p>
+    <w:p>
+      <w:r>
+        <w:rPr>
+          <w:noProof/>
+        </w:rPr>
+        <w:drawing>
+          <wp:inline distT="0" distB="0" distL="0" distR="0" wp14:anchorId="05C776AA" wp14:editId="3428C6ED">
+            <wp:extent cx="3057525" cy="2028825"/>
+            <wp:effectExtent l="0" t="0" r="9525" b="9525"/>
+            <wp:docPr id="70938956" name="Imagen 2"/>
+            <wp:cNvGraphicFramePr>
+              <a:graphicFrameLocks xmlns:a="http://schemas.openxmlformats.org/drawingml/2006/main" noChangeAspect="1"/>
+            </wp:cNvGraphicFramePr>
+            <a:graphic xmlns:a="http://schemas.openxmlformats.org/drawingml/2006/main">
+              <a:graphicData uri="http://schemas.openxmlformats.org/drawingml/2006/picture">
+                <pic:pic xmlns:pic="http://schemas.openxmlformats.org/drawingml/2006/picture">
+                  <pic:nvPicPr>
+                    <pic:cNvPr id="0" name="Picture 4"/>
+                    <pic:cNvPicPr>
+                      <a:picLocks noChangeAspect="1" noChangeArrowheads="1"/>
+                    </pic:cNvPicPr>
+                  </pic:nvPicPr>
+                  <pic:blipFill>
+                    <a:blip r:embed="rId11" cstate="print">
+                      <a:extLst>
+                        <a:ext uri="{28A0092B-C50C-407E-A947-70E740481C1C}">
+                          <a14:useLocalDpi xmlns:a14="http://schemas.microsoft.com/office/drawing/2010/main" val="0"/>
+                        </a:ext>
+                      </a:extLst>
+                    </a:blip>
+                    <a:srcRect/>
+                    <a:stretch>
+                      <a:fillRect/>
+                    </a:stretch>
+                  </pic:blipFill>
+                  <pic:spPr bwMode="auto">
+                    <a:xfrm>
+                      <a:off x="0" y="0"/>
+                      <a:ext cx="3057525" cy="2028825"/>
+                    </a:xfrm>
+                    <a:prstGeom prst="rect">
+                      <a:avLst/>
+                    </a:prstGeom>
+                    <a:noFill/>
+                    <a:ln>
+                      <a:noFill/>
+                    </a:ln>
+                  </pic:spPr>
+                </pic:pic>
+              </a:graphicData>
+            </a:graphic>
+          </wp:inline>
+        </w:drawing>
+      </w:r>
+    </w:p>
+    <w:p>
+      <w:r>
+        <w:rPr>
+          <w:noProof/>
+        </w:rPr>
+        <w:drawing>
+          <wp:inline distT="0" distB="0" distL="0" distR="0" wp14:anchorId="1CF3C6BD" wp14:editId="4B847928">
+            <wp:extent cx="3057525" cy="2028825"/>
+            <wp:effectExtent l="0" t="0" r="9525" b="9525"/>
+            <wp:docPr id="596718246" name="Imagen 3"/>
+            <wp:cNvGraphicFramePr>
+              <a:graphicFrameLocks xmlns:a="http://schemas.openxmlformats.org/drawingml/2006/main" noChangeAspect="1"/>
+            </wp:cNvGraphicFramePr>
+            <a:graphic xmlns:a="http://schemas.openxmlformats.org/drawingml/2006/main">
+              <a:graphicData uri="http://schemas.openxmlformats.org/drawingml/2006/picture">
+                <pic:pic xmlns:pic="http://schemas.openxmlformats.org/drawingml/2006/picture">
+                  <pic:nvPicPr>
+                    <pic:cNvPr id="0" name="Picture 5"/>
+                    <pic:cNvPicPr>
+                      <a:picLocks noChangeAspect="1" noChangeArrowheads="1"/>
+                    </pic:cNvPicPr>
+                  </pic:nvPicPr>
+                  <pic:blipFill>
+                    <a:blip r:embed="rId12" cstate="print">
+                      <a:extLst>
+                        <a:ext uri="{28A0092B-C50C-407E-A947-70E740481C1C}">
+                          <a14:useLocalDpi xmlns:a14="http://schemas.microsoft.com/office/drawing/2010/main" val="0"/>
+                        </a:ext>
+                      </a:extLst>
+                    </a:blip>
+                    <a:srcRect/>
+                    <a:stretch>
+                      <a:fillRect/>
+                    </a:stretch>
+                  </pic:blipFill>
+                  <pic:spPr bwMode="auto">
+                    <a:xfrm>
+                      <a:off x="0" y="0"/>
+                      <a:ext cx="3057525" cy="2028825"/>
+                    </a:xfrm>
+                    <a:prstGeom prst="rect">
+                      <a:avLst/>
+                    </a:prstGeom>
+                    <a:noFill/>
+                    <a:ln>
+                      <a:noFill/>
+                    </a:ln>
+                  </pic:spPr>
+                </pic:pic>
+              </a:graphicData>
+            </a:graphic>
+          </wp:inline>
+        </w:drawing>
+      </w:r>
+    </w:p>
+    <w:p>
+      <w:r>
+        <w:t xml:space="preserve">El dataset contiene 100 canciones por género, siendo los géneros: blues, classical, country,disco, hiphop, jazz, metal, pop, raggae. De estos, casi todos tienen 100 canciones excepto Jazz, debido a que una de sus canciones es corrupta. </w:t>
+      </w:r>
+    </w:p>
+    <w:p/>
+    <w:p>
+      <w:r>
+        <w:t>Todas las canciones duran 30 segundos.</w:t>
+      </w:r>
+    </w:p>
+    <w:p>
+      <w:pPr>
+        <w:pStyle w:val="Ttulo1"/>
+        <w:ind w:firstLine="0"/>
+        <w:rPr>
+          <w:sz w:val="28"/>
+          <w:szCs w:val="28"/>
+          <w:lang w:val="es-MX"/>
+        </w:rPr>
+      </w:pPr>
+      <w:r>
+        <w:rPr>
+          <w:sz w:val="28"/>
+          <w:szCs w:val="28"/>
+          <w:lang w:val="es-MX"/>
+        </w:rPr>
+        <w:t>PREPARACIÓN DE LOS DATOS</w:t>
+      </w:r>
+    </w:p>
+    <w:p>
+      <w:r>
+        <w:t>Para el funcionamiento correcto del modelo es necesario transformar las canciones de su forma original (archivos .wav), en su Mel-Frequency. Para ello encontré algunos problemas cargando toda la información y transformándola en su totalidad debido a que mi computadora, pese a contar con 16 Gbs de Ram, se quedaba sin memoria. Por ello opté por separar los archivos en batches de 50 canciones y guardarlas en sus propios archivos .npz.</w:t>
+      </w:r>
+    </w:p>
+    <w:p/>
+    <w:p>
+      <w:r>
+        <w:t>Cargo la información, proceso el audio para que tenga el tamaño adecuado dependiendo de la frecuencia (22050)</w:t>
+      </w:r>
+      <w:r>
+        <w:t xml:space="preserve"> y la duración de 30 segundos. Luego se extraen MFCC y FFT, este último no será utilizado en esta primera versión del modelo, pero consideré que sería bueno tenerlo de una vez a la mano para una futura mejora. </w:t>
+      </w:r>
+    </w:p>
+    <w:p/>
+    <w:p>
+      <w:r>
+        <w:t xml:space="preserve">Se almacenan la información de 50 canciones antes de guardarlo en un archivo .npz, generando un total de 20 archivos que se utilizarán para el modelado. </w:t>
+      </w:r>
+    </w:p>
+    <w:p>
+      <w:pPr>
+        <w:pStyle w:val="Ttulo1"/>
+        <w:ind w:firstLine="0"/>
+        <w:rPr>
+          <w:sz w:val="28"/>
+          <w:szCs w:val="28"/>
+          <w:lang w:val="es-MX"/>
+        </w:rPr>
+      </w:pPr>
+      <w:r>
+        <w:rPr>
+          <w:sz w:val="28"/>
+          <w:szCs w:val="28"/>
+          <w:lang w:val="es-MX"/>
+        </w:rPr>
+        <w:lastRenderedPageBreak/>
+        <w:t>FUNCIONAMIENTO DEL MODELO</w:t>
+      </w:r>
+    </w:p>
+    <w:p>
+      <w:r>
+        <w:t xml:space="preserve">El modelo, como se menciono anteriormente sería una red neuronal Convolucional. Debido al mismo problema de falta de memoria para trabajar con los datos de manera directa y bruta igual trabajé con batches. En este momento cargué el nombre de los archivos para un Split de 70% entrenamiento, 15% validación y otro 15% pruebas. </w:t>
+      </w:r>
+    </w:p>
+    <w:p/>
+    <w:p>
+      <w:r>
+        <w:t xml:space="preserve">Luego decidí ejecutar una normalización y encoder en los datos para el entrenamiento, para esto cargué todos los datos uno a la vez para almacenar los géneros para que pueda codificarlos, y guardar información de las MFCC. Esto me ayudo a tener la información general de todos los archivos para tener los labels codificados para el entrenamiento y pruebas al igual que tener la media, y desviación estándar para la normalización de las frecuencias. </w:t>
+      </w:r>
+    </w:p>
+    <w:p>
+      <w:r>
+        <w:t>Esta normalización la guardé igualmente en un archivo para su uso posterior</w:t>
+      </w:r>
+      <w:r>
+        <w:t xml:space="preserve"> para el archivo de pruebas. </w:t>
+      </w:r>
+    </w:p>
+    <w:p/>
+    <w:p>
+      <w:r>
+        <w:t xml:space="preserve">Ahora, para realmente el entrenamiento: creé un generador que carga las frecuencias MFCC y género de las canciones en batches de 16 para el proceso de entrenamiento, validación y pruebas. </w:t>
+      </w:r>
+    </w:p>
+    <w:p/>
+    <w:p>
+      <w:r>
+        <w:t xml:space="preserve">El modelo, empieza por un input con el tamaño de entrada (MFCC) y de salida (Géneros), seguido de 3 capas de Convolusión2D y MaxPooling que progresivamente van extrayendo la información de las imágenes. Finalmente se encuentra una capa densa, un Dropout para evitar overfitting y una última capa densa que hace la selección correcta utilizando softmax. </w:t>
+      </w:r>
+    </w:p>
+    <w:p/>
+    <w:p>
+      <w:r>
+        <w:t xml:space="preserve">Al compilar el modelo se utiliza Adam para optimizar el modelo, CategoricalCrossentropy para poder ajustar el error y las métricas de exactitud y precisión, y F1 esto para poder tener una mejor idea de cómo se está adaptando el modelo y tomar en cuenta </w:t>
+      </w:r>
+      <w:r>
+        <w:t>en realidad</w:t>
+      </w:r>
+      <w:r>
+        <w:t xml:space="preserve"> cuantas veces reconoce correctamente el género de una canción. </w:t>
+      </w:r>
+    </w:p>
+    <w:p/>
+    <w:p>
+      <w:pPr>
+        <w:pStyle w:val="Ttulo1"/>
+        <w:ind w:firstLine="360"/>
+        <w:rPr>
+          <w:sz w:val="28"/>
+          <w:szCs w:val="28"/>
+          <w:lang w:val="es-MX"/>
+        </w:rPr>
+      </w:pPr>
+      <w:r>
+        <w:rPr>
+          <w:sz w:val="28"/>
+          <w:szCs w:val="28"/>
+          <w:lang w:val="es-MX"/>
+        </w:rPr>
+        <w:t>RESULTADOS INICIALES</w:t>
+      </w:r>
+    </w:p>
+    <w:tbl>
+      <w:tblPr>
+        <w:tblStyle w:val="Tablaconcuadrcula"/>
+        <w:tblW w:w="0" w:type="auto"/>
+        <w:tblInd w:w="38" w:type="dxa"/>
+        <w:tblLook w:val="04A0" w:firstRow="1" w:lastRow="0" w:firstColumn="1" w:lastColumn="0" w:noHBand="0" w:noVBand="1"/>
+      </w:tblPr>
+      <w:tblGrid>
+        <w:gridCol w:w="2482"/>
+        <w:gridCol w:w="2482"/>
+      </w:tblGrid>
+      <w:tr>
+        <w:tc>
+          <w:tcPr>
+            <w:tcW w:w="2482" w:type="dxa"/>
+          </w:tcPr>
+          <w:p>
+            <w:pPr>
+              <w:jc w:val="center"/>
+              <w:rPr>
+                <w:b/>
+                <w:bCs/>
+                <w:lang w:val="en-US"/>
+              </w:rPr>
+            </w:pPr>
+            <w:r>
+              <w:rPr>
+                <w:b/>
+                <w:bCs/>
+                <w:lang w:val="en-US"/>
+              </w:rPr>
+              <w:t>Métrica</w:t>
+            </w:r>
+          </w:p>
+        </w:tc>
+        <w:tc>
+          <w:tcPr>
+            <w:tcW w:w="2482" w:type="dxa"/>
+          </w:tcPr>
+          <w:p>
+            <w:pPr>
+              <w:jc w:val="center"/>
+              <w:rPr>
+                <w:b/>
+                <w:bCs/>
+                <w:lang w:val="en-US"/>
+              </w:rPr>
+            </w:pPr>
+            <w:r>
+              <w:rPr>
+                <w:b/>
+                <w:bCs/>
+                <w:lang w:val="en-US"/>
+              </w:rPr>
+              <w:t>Valor</w:t>
+            </w:r>
+          </w:p>
+        </w:tc>
+      </w:tr>
+      <w:tr>
+        <w:tc>
+          <w:tcPr>
+            <w:tcW w:w="2482" w:type="dxa"/>
+          </w:tcPr>
+          <w:p>
+            <w:pPr>
+              <w:rPr>
+                <w:lang w:val="en-US"/>
+              </w:rPr>
+            </w:pPr>
+            <w:r>
+              <w:rPr>
+                <w:lang w:val="en-US"/>
+              </w:rPr>
+              <w:t>Pérdida</w:t>
+            </w:r>
+          </w:p>
+        </w:tc>
+        <w:tc>
+          <w:tcPr>
+            <w:tcW w:w="2482" w:type="dxa"/>
+          </w:tcPr>
+          <w:p>
+            <w:pPr>
+              <w:rPr>
+                <w:lang w:val="en-US"/>
+              </w:rPr>
+            </w:pPr>
+            <w:r>
+              <w:rPr>
+                <w:lang w:val="en-US"/>
+              </w:rPr>
+              <w:t>1.0848</w:t>
+            </w:r>
+          </w:p>
+        </w:tc>
+      </w:tr>
+      <w:tr>
+        <w:tc>
+          <w:tcPr>
+            <w:tcW w:w="2482" w:type="dxa"/>
+          </w:tcPr>
+          <w:p>
+            <w:pPr>
+              <w:rPr>
+                <w:lang w:val="en-US"/>
+              </w:rPr>
+            </w:pPr>
+            <w:r>
+              <w:rPr>
+                <w:lang w:val="en-US"/>
+              </w:rPr>
+              <w:t>Exactitud</w:t>
+            </w:r>
+          </w:p>
+        </w:tc>
+        <w:tc>
+          <w:tcPr>
+            <w:tcW w:w="2482" w:type="dxa"/>
+          </w:tcPr>
+          <w:p>
+            <w:pPr>
+              <w:rPr>
+                <w:lang w:val="en-US"/>
+              </w:rPr>
+            </w:pPr>
+            <w:r>
+              <w:rPr>
+                <w:lang w:val="en-US"/>
+              </w:rPr>
+              <w:t>64</w:t>
+            </w:r>
+            <w:r>
+              <w:rPr>
+                <w:lang w:val="en-US"/>
+              </w:rPr>
+              <w:t>.</w:t>
+            </w:r>
+            <w:r>
+              <w:rPr>
+                <w:lang w:val="en-US"/>
+              </w:rPr>
+              <w:t>67</w:t>
+            </w:r>
+            <w:r>
+              <w:rPr>
+                <w:lang w:val="en-US"/>
+              </w:rPr>
+              <w:t>%</w:t>
+            </w:r>
+          </w:p>
+        </w:tc>
+      </w:tr>
+      <w:tr>
+        <w:tc>
+          <w:tcPr>
+            <w:tcW w:w="2482" w:type="dxa"/>
+          </w:tcPr>
+          <w:p>
+            <w:pPr>
+              <w:rPr>
+                <w:lang w:val="en-US"/>
+              </w:rPr>
+            </w:pPr>
+            <w:r>
+              <w:rPr>
+                <w:lang w:val="en-US"/>
+              </w:rPr>
+              <w:t>F1</w:t>
+            </w:r>
+          </w:p>
+        </w:tc>
+        <w:tc>
+          <w:tcPr>
+            <w:tcW w:w="2482" w:type="dxa"/>
+          </w:tcPr>
+          <w:p>
+            <w:pPr>
+              <w:rPr>
+                <w:lang w:val="en-US"/>
+              </w:rPr>
+            </w:pPr>
+            <w:r>
+              <w:rPr>
+                <w:lang w:val="en-US"/>
+              </w:rPr>
+              <w:t>64</w:t>
+            </w:r>
+            <w:r>
+              <w:rPr>
+                <w:lang w:val="en-US"/>
+              </w:rPr>
+              <w:t>.</w:t>
+            </w:r>
+            <w:r>
+              <w:rPr>
+                <w:lang w:val="en-US"/>
+              </w:rPr>
+              <w:t>11</w:t>
+            </w:r>
+            <w:r>
+              <w:rPr>
+                <w:lang w:val="en-US"/>
+              </w:rPr>
+              <w:t>%</w:t>
+            </w:r>
+          </w:p>
+        </w:tc>
+      </w:tr>
+      <w:tr>
+        <w:tc>
+          <w:tcPr>
+            <w:tcW w:w="2482" w:type="dxa"/>
+          </w:tcPr>
+          <w:p>
+            <w:pPr>
+              <w:rPr>
+                <w:lang w:val="en-US"/>
+              </w:rPr>
+            </w:pPr>
+            <w:r>
+              <w:rPr>
+                <w:lang w:val="en-US"/>
+              </w:rPr>
+              <w:t>Precisión</w:t>
+            </w:r>
+          </w:p>
+        </w:tc>
+        <w:tc>
+          <w:tcPr>
+            <w:tcW w:w="2482" w:type="dxa"/>
+          </w:tcPr>
+          <w:p>
+            <w:pPr>
+              <w:rPr>
+                <w:lang w:val="en-US"/>
+              </w:rPr>
+            </w:pPr>
+            <w:r>
+              <w:rPr>
+                <w:lang w:val="en-US"/>
+              </w:rPr>
+              <w:t>74</w:t>
+            </w:r>
+            <w:r>
+              <w:rPr>
+                <w:lang w:val="en-US"/>
+              </w:rPr>
+              <w:t>.</w:t>
+            </w:r>
+            <w:r>
+              <w:rPr>
+                <w:lang w:val="en-US"/>
+              </w:rPr>
+              <w:t>78</w:t>
+            </w:r>
+            <w:r>
+              <w:rPr>
+                <w:lang w:val="en-US"/>
+              </w:rPr>
+              <w:t>%</w:t>
+            </w:r>
+          </w:p>
+        </w:tc>
+      </w:tr>
+    </w:tbl>
+    <w:p>
+      <w:pPr>
+        <w:rPr>
+          <w:lang w:val="en-US"/>
+        </w:rPr>
+      </w:pPr>
+    </w:p>
+    <w:tbl>
+      <w:tblPr>
+        <w:tblStyle w:val="Tablaconcuadrcula"/>
+        <w:tblW w:w="0" w:type="auto"/>
+        <w:tblInd w:w="38" w:type="dxa"/>
+        <w:tblLook w:val="04A0" w:firstRow="1" w:lastRow="0" w:firstColumn="1" w:lastColumn="0" w:noHBand="0" w:noVBand="1"/>
+      </w:tblPr>
+      <w:tblGrid>
+        <w:gridCol w:w="992"/>
+        <w:gridCol w:w="993"/>
+        <w:gridCol w:w="993"/>
+        <w:gridCol w:w="993"/>
+        <w:gridCol w:w="993"/>
+      </w:tblGrid>
+      <w:tr>
+        <w:tc>
+          <w:tcPr>
+            <w:tcW w:w="992" w:type="dxa"/>
+          </w:tcPr>
+          <w:p>
+            <w:pPr>
+              <w:rPr>
+                <w:lang w:val="en-US"/>
+              </w:rPr>
+            </w:pPr>
+            <w:r>
+              <w:rPr>
+                <w:lang w:val="en-US"/>
+              </w:rPr>
+              <w:t>Género</w:t>
+            </w:r>
+          </w:p>
+        </w:tc>
+        <w:tc>
+          <w:tcPr>
+            <w:tcW w:w="993" w:type="dxa"/>
+          </w:tcPr>
+          <w:p>
+            <w:pPr>
+              <w:rPr>
+                <w:lang w:val="en-US"/>
+              </w:rPr>
+            </w:pPr>
+            <w:r>
+              <w:rPr>
+                <w:lang w:val="en-US"/>
+              </w:rPr>
+              <w:t xml:space="preserve">precision    </w:t>
+            </w:r>
+          </w:p>
+        </w:tc>
+        <w:tc>
+          <w:tcPr>
+            <w:tcW w:w="993" w:type="dxa"/>
+          </w:tcPr>
+          <w:p>
+            <w:pPr>
+              <w:rPr>
+                <w:lang w:val="en-US"/>
+              </w:rPr>
+            </w:pPr>
+            <w:r>
+              <w:rPr>
+                <w:lang w:val="en-US"/>
+              </w:rPr>
+              <w:t>recall</w:t>
+            </w:r>
+          </w:p>
+        </w:tc>
+        <w:tc>
+          <w:tcPr>
+            <w:tcW w:w="993" w:type="dxa"/>
+          </w:tcPr>
+          <w:p>
+            <w:pPr>
+              <w:rPr>
+                <w:lang w:val="en-US"/>
+              </w:rPr>
+            </w:pPr>
+            <w:r>
+              <w:rPr>
+                <w:lang w:val="en-US"/>
+              </w:rPr>
+              <w:t>f1-score</w:t>
+            </w:r>
+          </w:p>
+        </w:tc>
+        <w:tc>
+          <w:tcPr>
+            <w:tcW w:w="993" w:type="dxa"/>
+          </w:tcPr>
+          <w:p>
+            <w:pPr>
+              <w:rPr>
+                <w:lang w:val="en-US"/>
+              </w:rPr>
+            </w:pPr>
+            <w:r>
+              <w:rPr>
+                <w:lang w:val="en-US"/>
+              </w:rPr>
+              <w:t>Cantidad</w:t>
+            </w:r>
+          </w:p>
+        </w:tc>
+      </w:tr>
+      <w:tr>
+        <w:tc>
+          <w:tcPr>
+            <w:tcW w:w="992" w:type="dxa"/>
+          </w:tcPr>
+          <w:p>
+            <w:pPr>
+              <w:rPr>
+                <w:lang w:val="en-US"/>
+              </w:rPr>
+            </w:pPr>
+            <w:r>
+              <w:rPr>
+                <w:lang w:val="en-US"/>
+              </w:rPr>
+              <w:t xml:space="preserve">blues       </w:t>
+            </w:r>
+          </w:p>
+        </w:tc>
+        <w:tc>
+          <w:tcPr>
+            <w:tcW w:w="993" w:type="dxa"/>
+          </w:tcPr>
+          <w:p>
+            <w:pPr>
+              <w:rPr>
+                <w:lang w:val="en-US"/>
+              </w:rPr>
+            </w:pPr>
+            <w:r>
+              <w:rPr>
+                <w:lang w:val="en-US"/>
+              </w:rPr>
+              <w:t>0.69</w:t>
+            </w:r>
+          </w:p>
+        </w:tc>
+        <w:tc>
+          <w:tcPr>
+            <w:tcW w:w="993" w:type="dxa"/>
+          </w:tcPr>
+          <w:p>
+            <w:pPr>
+              <w:rPr>
+                <w:lang w:val="en-US"/>
+              </w:rPr>
+            </w:pPr>
+            <w:r>
+              <w:rPr>
+                <w:lang w:val="en-US"/>
+              </w:rPr>
+              <w:t xml:space="preserve">0.75 </w:t>
+            </w:r>
+          </w:p>
+        </w:tc>
+        <w:tc>
+          <w:tcPr>
+            <w:tcW w:w="993" w:type="dxa"/>
+          </w:tcPr>
+          <w:p>
+            <w:pPr>
+              <w:rPr>
+                <w:lang w:val="en-US"/>
+              </w:rPr>
+            </w:pPr>
+            <w:r>
+              <w:rPr>
+                <w:lang w:val="en-US"/>
+              </w:rPr>
+              <w:t>0.72</w:t>
+            </w:r>
+          </w:p>
+        </w:tc>
+        <w:tc>
+          <w:tcPr>
+            <w:tcW w:w="993" w:type="dxa"/>
+          </w:tcPr>
+          <w:p>
+            <w:pPr>
+              <w:rPr>
+                <w:lang w:val="en-US"/>
+              </w:rPr>
+            </w:pPr>
+            <w:r>
+              <w:rPr>
+                <w:lang w:val="en-US"/>
+              </w:rPr>
+              <w:t>12</w:t>
+            </w:r>
+          </w:p>
+        </w:tc>
+      </w:tr>
+      <w:tr>
+        <w:tc>
+          <w:tcPr>
+            <w:tcW w:w="992" w:type="dxa"/>
+          </w:tcPr>
+          <w:p>
+            <w:pPr>
+              <w:rPr>
+                <w:lang w:val="en-US"/>
+              </w:rPr>
+            </w:pPr>
+            <w:r>
+              <w:t>Classical</w:t>
+            </w:r>
+          </w:p>
+        </w:tc>
+        <w:tc>
+          <w:tcPr>
+            <w:tcW w:w="993" w:type="dxa"/>
+          </w:tcPr>
+          <w:p>
+            <w:pPr>
+              <w:rPr>
+                <w:lang w:val="en-US"/>
+              </w:rPr>
+            </w:pPr>
+            <w:r>
+              <w:t>0.85</w:t>
+            </w:r>
+          </w:p>
+        </w:tc>
+        <w:tc>
+          <w:tcPr>
+            <w:tcW w:w="993" w:type="dxa"/>
+          </w:tcPr>
+          <w:p>
+            <w:pPr>
+              <w:rPr>
+                <w:lang w:val="en-US"/>
+              </w:rPr>
+            </w:pPr>
+            <w:r>
+              <w:t>0.92</w:t>
+            </w:r>
+          </w:p>
+        </w:tc>
+        <w:tc>
+          <w:tcPr>
+            <w:tcW w:w="993" w:type="dxa"/>
+          </w:tcPr>
+          <w:p>
+            <w:pPr>
+              <w:rPr>
+                <w:lang w:val="en-US"/>
+              </w:rPr>
+            </w:pPr>
+            <w:r>
+              <w:t>0.88</w:t>
+            </w:r>
+          </w:p>
+        </w:tc>
+        <w:tc>
+          <w:tcPr>
+            <w:tcW w:w="993" w:type="dxa"/>
+          </w:tcPr>
+          <w:p>
+            <w:pPr>
+              <w:rPr>
+                <w:lang w:val="en-US"/>
+              </w:rPr>
+            </w:pPr>
+            <w:r>
+              <w:t>12</w:t>
+            </w:r>
+          </w:p>
+        </w:tc>
+      </w:tr>
+      <w:tr>
+        <w:tc>
+          <w:tcPr>
+            <w:tcW w:w="992" w:type="dxa"/>
+          </w:tcPr>
+          <w:p>
+            <w:pPr>
+              <w:rPr>
+                <w:lang w:val="en-US"/>
+              </w:rPr>
+            </w:pPr>
+            <w:r>
+              <w:t>Country</w:t>
+            </w:r>
+          </w:p>
+        </w:tc>
+        <w:tc>
+          <w:tcPr>
+            <w:tcW w:w="993" w:type="dxa"/>
+          </w:tcPr>
+          <w:p>
+            <w:pPr>
+              <w:rPr>
+                <w:lang w:val="en-US"/>
+              </w:rPr>
+            </w:pPr>
+            <w:r>
+              <w:t>0.73</w:t>
+            </w:r>
+          </w:p>
+        </w:tc>
+        <w:tc>
+          <w:tcPr>
+            <w:tcW w:w="993" w:type="dxa"/>
+          </w:tcPr>
+          <w:p>
+            <w:pPr>
+              <w:rPr>
+                <w:lang w:val="en-US"/>
+              </w:rPr>
+            </w:pPr>
+            <w:r>
+              <w:t>0.42</w:t>
+            </w:r>
+          </w:p>
+        </w:tc>
+        <w:tc>
+          <w:tcPr>
+            <w:tcW w:w="993" w:type="dxa"/>
+          </w:tcPr>
+          <w:p>
+            <w:pPr>
+              <w:rPr>
+                <w:lang w:val="en-US"/>
+              </w:rPr>
+            </w:pPr>
+            <w:r>
+              <w:t>0.53</w:t>
+            </w:r>
+          </w:p>
+        </w:tc>
+        <w:tc>
+          <w:tcPr>
+            <w:tcW w:w="993" w:type="dxa"/>
+          </w:tcPr>
+          <w:p>
+            <w:pPr>
+              <w:rPr>
+                <w:lang w:val="en-US"/>
+              </w:rPr>
+            </w:pPr>
+            <w:r>
+              <w:t>19</w:t>
+            </w:r>
+          </w:p>
+        </w:tc>
+      </w:tr>
+      <w:tr>
+        <w:tc>
+          <w:tcPr>
+            <w:tcW w:w="992" w:type="dxa"/>
+          </w:tcPr>
+          <w:p>
+            <w:pPr>
+              <w:rPr>
+                <w:lang w:val="en-US"/>
+              </w:rPr>
+            </w:pPr>
+            <w:r>
+              <w:t>Disco</w:t>
+            </w:r>
+          </w:p>
+        </w:tc>
+        <w:tc>
+          <w:tcPr>
+            <w:tcW w:w="993" w:type="dxa"/>
+          </w:tcPr>
+          <w:p>
+            <w:pPr>
+              <w:rPr>
+                <w:lang w:val="en-US"/>
+              </w:rPr>
+            </w:pPr>
+            <w:r>
+              <w:t>0.33</w:t>
+            </w:r>
+          </w:p>
+        </w:tc>
+        <w:tc>
+          <w:tcPr>
+            <w:tcW w:w="993" w:type="dxa"/>
+          </w:tcPr>
+          <w:p>
+            <w:pPr>
+              <w:rPr>
+                <w:lang w:val="en-US"/>
+              </w:rPr>
+            </w:pPr>
+            <w:r>
+              <w:t>0.43</w:t>
+            </w:r>
+          </w:p>
+        </w:tc>
+        <w:tc>
+          <w:tcPr>
+            <w:tcW w:w="993" w:type="dxa"/>
+          </w:tcPr>
+          <w:p>
+            <w:pPr>
+              <w:rPr>
+                <w:lang w:val="en-US"/>
+              </w:rPr>
+            </w:pPr>
+            <w:r>
+              <w:t>0.38</w:t>
+            </w:r>
+          </w:p>
+        </w:tc>
+        <w:tc>
+          <w:tcPr>
+            <w:tcW w:w="993" w:type="dxa"/>
+          </w:tcPr>
+          <w:p>
+            <w:pPr>
+              <w:rPr>
+                <w:lang w:val="en-US"/>
+              </w:rPr>
+            </w:pPr>
+            <w:r>
+              <w:t>14</w:t>
+            </w:r>
+          </w:p>
+        </w:tc>
+      </w:tr>
+      <w:tr>
+        <w:tc>
+          <w:tcPr>
+            <w:tcW w:w="992" w:type="dxa"/>
+          </w:tcPr>
+          <w:p>
+            <w:pPr>
+              <w:rPr>
+                <w:lang w:val="en-US"/>
+              </w:rPr>
+            </w:pPr>
+            <w:r>
+              <w:t>Hiphop</w:t>
+            </w:r>
+          </w:p>
+        </w:tc>
+        <w:tc>
+          <w:tcPr>
+            <w:tcW w:w="993" w:type="dxa"/>
+          </w:tcPr>
+          <w:p>
+            <w:pPr>
+              <w:rPr>
+                <w:lang w:val="en-US"/>
+              </w:rPr>
+            </w:pPr>
+            <w:r>
+              <w:t>0.84</w:t>
+            </w:r>
+          </w:p>
+        </w:tc>
+        <w:tc>
+          <w:tcPr>
+            <w:tcW w:w="993" w:type="dxa"/>
+          </w:tcPr>
+          <w:p>
+            <w:pPr>
+              <w:rPr>
+                <w:lang w:val="en-US"/>
+              </w:rPr>
+            </w:pPr>
+            <w:r>
+              <w:t>0.76</w:t>
+            </w:r>
+          </w:p>
+        </w:tc>
+        <w:tc>
+          <w:tcPr>
+            <w:tcW w:w="993" w:type="dxa"/>
+          </w:tcPr>
+          <w:p>
+            <w:pPr>
+              <w:rPr>
+                <w:lang w:val="en-US"/>
+              </w:rPr>
+            </w:pPr>
+            <w:r>
+              <w:t>0.80</w:t>
+            </w:r>
+          </w:p>
+        </w:tc>
+        <w:tc>
+          <w:tcPr>
+            <w:tcW w:w="993" w:type="dxa"/>
+          </w:tcPr>
+          <w:p>
+            <w:pPr>
+              <w:rPr>
+                <w:lang w:val="en-US"/>
+              </w:rPr>
+            </w:pPr>
+            <w:r>
+              <w:t>21</w:t>
+            </w:r>
+          </w:p>
+        </w:tc>
+      </w:tr>
+      <w:tr>
+        <w:tc>
+          <w:tcPr>
+            <w:tcW w:w="992" w:type="dxa"/>
+          </w:tcPr>
+          <w:p>
+            <w:r>
+              <w:t>Jazz</w:t>
+            </w:r>
+          </w:p>
+        </w:tc>
+        <w:tc>
+          <w:tcPr>
+            <w:tcW w:w="993" w:type="dxa"/>
+          </w:tcPr>
+          <w:p>
+            <w:r>
+              <w:t>0.69</w:t>
+            </w:r>
+          </w:p>
+        </w:tc>
+        <w:tc>
+          <w:tcPr>
+            <w:tcW w:w="993" w:type="dxa"/>
+          </w:tcPr>
+          <w:p>
+            <w:r>
+              <w:t>0.69</w:t>
+            </w:r>
+          </w:p>
+        </w:tc>
+        <w:tc>
+          <w:tcPr>
+            <w:tcW w:w="993" w:type="dxa"/>
+          </w:tcPr>
+          <w:p>
+            <w:r>
+              <w:t>0.69</w:t>
+            </w:r>
+          </w:p>
+        </w:tc>
+        <w:tc>
+          <w:tcPr>
+            <w:tcW w:w="993" w:type="dxa"/>
+          </w:tcPr>
+          <w:p>
+            <w:r>
+              <w:t>13</w:t>
+            </w:r>
+          </w:p>
+        </w:tc>
+      </w:tr>
+      <w:tr>
+        <w:tc>
+          <w:tcPr>
+            <w:tcW w:w="992" w:type="dxa"/>
+          </w:tcPr>
+          <w:p>
+            <w:r>
+              <w:t>Metal</w:t>
+            </w:r>
+          </w:p>
+        </w:tc>
+        <w:tc>
+          <w:tcPr>
+            <w:tcW w:w="993" w:type="dxa"/>
+          </w:tcPr>
+          <w:p>
+            <w:r>
+              <w:t>0.85</w:t>
+            </w:r>
+          </w:p>
+        </w:tc>
+        <w:tc>
+          <w:tcPr>
+            <w:tcW w:w="993" w:type="dxa"/>
+          </w:tcPr>
+          <w:p>
+            <w:r>
+              <w:t>0.61</w:t>
+            </w:r>
+          </w:p>
+        </w:tc>
+        <w:tc>
+          <w:tcPr>
+            <w:tcW w:w="993" w:type="dxa"/>
+          </w:tcPr>
+          <w:p>
+            <w:r>
+              <w:t>0.71</w:t>
+            </w:r>
+          </w:p>
+        </w:tc>
+        <w:tc>
+          <w:tcPr>
+            <w:tcW w:w="993" w:type="dxa"/>
+          </w:tcPr>
+          <w:p>
+            <w:r>
+              <w:t>18</w:t>
+            </w:r>
+          </w:p>
+        </w:tc>
+      </w:tr>
+      <w:tr>
+        <w:tc>
+          <w:tcPr>
+            <w:tcW w:w="992" w:type="dxa"/>
+          </w:tcPr>
+          <w:p>
+            <w:r>
+              <w:t>Pop</w:t>
+            </w:r>
+          </w:p>
+        </w:tc>
+        <w:tc>
+          <w:tcPr>
+            <w:tcW w:w="993" w:type="dxa"/>
+          </w:tcPr>
+          <w:p>
+            <w:r>
+              <w:t>0.89</w:t>
+            </w:r>
+          </w:p>
+        </w:tc>
+        <w:tc>
+          <w:tcPr>
+            <w:tcW w:w="993" w:type="dxa"/>
+          </w:tcPr>
+          <w:p>
+            <w:r>
+              <w:t>0.85</w:t>
+            </w:r>
+          </w:p>
+        </w:tc>
+        <w:tc>
+          <w:tcPr>
+            <w:tcW w:w="993" w:type="dxa"/>
+          </w:tcPr>
+          <w:p>
+            <w:r>
+              <w:t>0.87</w:t>
+            </w:r>
+          </w:p>
+        </w:tc>
+        <w:tc>
+          <w:tcPr>
+            <w:tcW w:w="993" w:type="dxa"/>
+          </w:tcPr>
+          <w:p>
+            <w:r>
+              <w:t>20</w:t>
+            </w:r>
+          </w:p>
+        </w:tc>
+      </w:tr>
+      <w:tr>
+        <w:tc>
+          <w:tcPr>
+            <w:tcW w:w="992" w:type="dxa"/>
+          </w:tcPr>
+          <w:p>
+            <w:r>
+              <w:t>Reggae</w:t>
+            </w:r>
+          </w:p>
+        </w:tc>
+        <w:tc>
+          <w:tcPr>
+            <w:tcW w:w="993" w:type="dxa"/>
+          </w:tcPr>
+          <w:p>
+            <w:r>
+              <w:t>0.56</w:t>
+            </w:r>
+          </w:p>
+        </w:tc>
+        <w:tc>
+          <w:tcPr>
+            <w:tcW w:w="993" w:type="dxa"/>
+          </w:tcPr>
+          <w:p>
+            <w:r>
+              <w:t>0.50</w:t>
+            </w:r>
+          </w:p>
+        </w:tc>
+        <w:tc>
+          <w:tcPr>
+            <w:tcW w:w="993" w:type="dxa"/>
+          </w:tcPr>
+          <w:p>
+            <w:r>
+              <w:t>0.53</w:t>
+            </w:r>
+          </w:p>
+        </w:tc>
+        <w:tc>
+          <w:tcPr>
+            <w:tcW w:w="993" w:type="dxa"/>
+          </w:tcPr>
+          <w:p>
+            <w:r>
+              <w:t>10</w:t>
+            </w:r>
+          </w:p>
+        </w:tc>
+      </w:tr>
+      <w:tr>
+        <w:tc>
+          <w:tcPr>
+            <w:tcW w:w="992" w:type="dxa"/>
+          </w:tcPr>
+          <w:p>
+            <w:r>
+              <w:t>Rock</w:t>
+            </w:r>
+          </w:p>
+        </w:tc>
+        <w:tc>
+          <w:tcPr>
+            <w:tcW w:w="993" w:type="dxa"/>
+          </w:tcPr>
+          <w:p>
+            <w:r>
+              <w:t>0.23</w:t>
+            </w:r>
+          </w:p>
+        </w:tc>
+        <w:tc>
+          <w:tcPr>
+            <w:tcW w:w="993" w:type="dxa"/>
+          </w:tcPr>
+          <w:p>
+            <w:r>
+              <w:t>0.45</w:t>
+            </w:r>
+          </w:p>
+        </w:tc>
+        <w:tc>
+          <w:tcPr>
+            <w:tcW w:w="993" w:type="dxa"/>
+          </w:tcPr>
+          <w:p>
+            <w:r>
+              <w:t>0.30</w:t>
+            </w:r>
+          </w:p>
+        </w:tc>
+        <w:tc>
+          <w:tcPr>
+            <w:tcW w:w="993" w:type="dxa"/>
+          </w:tcPr>
+          <w:p>
+            <w:r>
+              <w:t>11</w:t>
+            </w:r>
+          </w:p>
+        </w:tc>
+      </w:tr>
+    </w:tbl>
+    <w:p>
+      <w:pPr>
+        <w:rPr>
+          <w:lang w:val="en-US"/>
+        </w:rPr>
+      </w:pPr>
+      <w:r>
+        <w:rPr>
+          <w:lang w:val="en-US"/>
+        </w:rPr>
+        <w:t xml:space="preserve">   </w:t>
+      </w:r>
+      <w:r>
+        <w:rPr>
+          <w:noProof/>
+          <w:lang w:val="en-US"/>
+        </w:rPr>
+        <w:drawing>
+          <wp:inline distT="0" distB="0" distL="0" distR="0" wp14:anchorId="672E0019" wp14:editId="7E36E236">
+            <wp:extent cx="3063875" cy="2292985"/>
+            <wp:effectExtent l="0" t="0" r="3175" b="0"/>
+            <wp:docPr id="1858139135" name="Imagen 4"/>
+            <wp:cNvGraphicFramePr>
+              <a:graphicFrameLocks xmlns:a="http://schemas.openxmlformats.org/drawingml/2006/main" noChangeAspect="1"/>
+            </wp:cNvGraphicFramePr>
+            <a:graphic xmlns:a="http://schemas.openxmlformats.org/drawingml/2006/main">
+              <a:graphicData uri="http://schemas.openxmlformats.org/drawingml/2006/picture">
+                <pic:pic xmlns:pic="http://schemas.openxmlformats.org/drawingml/2006/picture">
+                  <pic:nvPicPr>
+                    <pic:cNvPr id="0" name="Picture 6"/>
+                    <pic:cNvPicPr>
+                      <a:picLocks noChangeAspect="1" noChangeArrowheads="1"/>
+                    </pic:cNvPicPr>
+                  </pic:nvPicPr>
+                  <pic:blipFill>
+                    <a:blip r:embed="rId13">
+                      <a:extLst>
+                        <a:ext uri="{28A0092B-C50C-407E-A947-70E740481C1C}">
+                          <a14:useLocalDpi xmlns:a14="http://schemas.microsoft.com/office/drawing/2010/main" val="0"/>
+                        </a:ext>
+                      </a:extLst>
+                    </a:blip>
+                    <a:srcRect/>
+                    <a:stretch>
+                      <a:fillRect/>
+                    </a:stretch>
+                  </pic:blipFill>
+                  <pic:spPr bwMode="auto">
+                    <a:xfrm>
+                      <a:off x="0" y="0"/>
+                      <a:ext cx="3063875" cy="2292985"/>
+                    </a:xfrm>
+                    <a:prstGeom prst="rect">
+                      <a:avLst/>
+                    </a:prstGeom>
+                    <a:noFill/>
+                    <a:ln>
+                      <a:noFill/>
+                    </a:ln>
+                  </pic:spPr>
+                </pic:pic>
+              </a:graphicData>
+            </a:graphic>
+          </wp:inline>
+        </w:drawing>
+      </w:r>
+    </w:p>
+    <w:p>
+      <w:r>
+        <w:t>En el modelo s</w:t>
+      </w:r>
+      <w:r>
+        <w:t>e puede ve</w:t>
+      </w:r>
+      <w:r>
+        <w:t xml:space="preserve">r que la precisión de este se encuentra alrededor de 60-70%. Hay una gran cantidad de error en los géneros de Rock, Disco y Reggae, mientras que  Clásico, Pop y Hip-hop son aquellos que tienen un menor error. </w:t>
+      </w:r>
+    </w:p>
+    <w:p>
+      <w:pPr>
+        <w:pStyle w:val="Ttulo1"/>
+        <w:ind w:firstLine="0"/>
+        <w:rPr>
+          <w:sz w:val="28"/>
+          <w:szCs w:val="28"/>
+          <w:lang w:val="es-MX"/>
+        </w:rPr>
+      </w:pPr>
+      <w:r>
+        <w:rPr>
+          <w:sz w:val="28"/>
+          <w:szCs w:val="28"/>
+          <w:lang w:val="es-MX"/>
+        </w:rPr>
+        <w:t>DIAGNÓSTICO</w:t>
+      </w:r>
+    </w:p>
+    <w:p/>
+    <w:p/>
+    <w:p>
+      <w:pPr>
+        <w:pStyle w:val="Ttulo1"/>
+        <w:ind w:firstLine="0"/>
+        <w:rPr>
+          <w:sz w:val="28"/>
+          <w:szCs w:val="28"/>
+          <w:lang w:val="es-MX"/>
+        </w:rPr>
+      </w:pPr>
+      <w:r>
+        <w:rPr>
+          <w:sz w:val="28"/>
+          <w:szCs w:val="28"/>
+          <w:lang w:val="es-MX"/>
+        </w:rPr>
+        <w:t>MEJORA</w:t>
+      </w:r>
+    </w:p>
+    <w:p>
+      <w:r>
+        <w:rPr>
+          <w:b/>
+          <w:bCs/>
+          <w:color w:val="222222"/>
+        </w:rPr>
+        <w:t>s</w:t>
+      </w:r>
+      <w:r>
+        <w:rPr>
+          <w:b/>
+          <w:bCs/>
+          <w:color w:val="222222"/>
+        </w:rPr>
+        <w:t>team-project-huber-nestrov.py</w:t>
+      </w:r>
+    </w:p>
+    <w:p>
+      <w:r>
+        <w:rPr>
+          <w:color w:val="222222"/>
+        </w:rPr>
+        <w:t>El modelo está teniendo buenos resultados, la mejora es contaste y el error bajó bastante, pero los mejores resultados que he tenido es dejando el modelo correr durante 2 horas y permitir que continúe disminuyendo el error indefinidamente. Pero, este acercamiento toma bastante tiempo y es indefinido, por lo cual considero que si pongo un learning rate adaptivo podré cambiar el tamaño de paso cuando este sea insuficiente y el modelo disminuya en velocidad de disminución del error.</w:t>
+      </w:r>
+      <w:r>
+        <w:t xml:space="preserve"> </w:t>
+      </w:r>
+    </w:p>
+    <w:p/>
+    <w:p>
+      <w:r>
+        <w:rPr>
+          <w:color w:val="222222"/>
+        </w:rPr>
+        <w:t xml:space="preserve">Mi teoría inicial es que si aumento el learning rate conforme el modelo avanza entonces el tamaño de paso será mayor y el error disminuirá más rápido, pero para evitar que el paso sea demasiado grande, igual es necesario añadir ciertos límites y estrategias para disminuir el tamaño de paso. De esta manera, el modelo debería tener una caída del error rápida durante más tiempo y se podrá tener mejores resultados en la misma cantidad de tiempo. </w:t>
+      </w:r>
+    </w:p>
+    <w:p/>
+    <w:p>
+      <w:r>
+        <w:rPr>
+          <w:color w:val="222222"/>
+        </w:rPr>
+        <w:t xml:space="preserve">Una estrategia que identifiqué es Adagrad </w:t>
+      </w:r>
+      <w:r>
+        <w:rPr>
+          <w:color w:val="222222"/>
+        </w:rPr>
+        <w:t xml:space="preserve"> </w:t>
+      </w:r>
+      <w:r>
+        <w:rPr>
+          <w:color w:val="222222"/>
+        </w:rPr>
+        <w:t>(</w:t>
+      </w:r>
+      <w:r>
+        <w:rPr>
+          <w:rFonts w:ascii="Times" w:eastAsia="Times" w:hAnsi="Times" w:cs="Times"/>
+          <w:iCs/>
+        </w:rPr>
+        <w:t>CodeSignal, s.f.</w:t>
+      </w:r>
+      <w:r>
+        <w:rPr>
+          <w:color w:val="222222"/>
+        </w:rPr>
+        <w:t xml:space="preserve">), que adapta el alfa dividiendo su valor por la raíz del acumulado del gradiente (+ un valor para evitar dividir entre 0). </w:t>
+      </w:r>
+      <w:r>
+        <w:rPr>
+          <w:color w:val="222222"/>
+        </w:rPr>
+        <w:t xml:space="preserve"> Este experimento resulto contraproducente, ya que el error disminuyó menos que sin el alfa adaptativa</w:t>
+      </w:r>
+    </w:p>
+    <w:p>
+      <w:pPr>
+        <w:keepNext/>
+        <w:pBdr>
+          <w:top w:val="nil"/>
+          <w:left w:val="nil"/>
+          <w:bottom w:val="nil"/>
+          <w:right w:val="nil"/>
+          <w:between w:val="nil"/>
+        </w:pBdr>
+        <w:spacing w:before="240" w:after="80"/>
+        <w:rPr>
+          <w:color w:val="222222"/>
+        </w:rPr>
+      </w:pPr>
+      <w:r>
+        <w:rPr>
+          <w:color w:val="222222"/>
+        </w:rPr>
+        <w:drawing>
+          <wp:inline distT="0" distB="0" distL="0" distR="0" wp14:anchorId="6DD5C171" wp14:editId="0015C57E">
+            <wp:extent cx="3063240" cy="1969770"/>
+            <wp:effectExtent l="0" t="0" r="3810" b="0"/>
+            <wp:docPr id="1701734823" name="Imagen 1"/>
+            <wp:cNvGraphicFramePr>
+              <a:graphicFrameLocks xmlns:a="http://schemas.openxmlformats.org/drawingml/2006/main" noChangeAspect="1"/>
+            </wp:cNvGraphicFramePr>
+            <a:graphic xmlns:a="http://schemas.openxmlformats.org/drawingml/2006/main">
+              <a:graphicData uri="http://schemas.openxmlformats.org/drawingml/2006/picture">
+                <pic:pic xmlns:pic="http://schemas.openxmlformats.org/drawingml/2006/picture">
+                  <pic:nvPicPr>
+                    <pic:cNvPr id="1701734823" name=""/>
                     <pic:cNvPicPr/>
                   </pic:nvPicPr>
                   <pic:blipFill>
-                    <a:blip r:embed="rId10"/>
+                    <a:blip r:embed="rId14"/>
                     <a:stretch>
                       <a:fillRect/>
                     </a:stretch>
@@ -485,7 +2827,7 @@
                   <pic:spPr>
                     <a:xfrm>
                       <a:off x="0" y="0"/>
-                      <a:ext cx="3063240" cy="707390"/>
+                      <a:ext cx="3063240" cy="1969770"/>
                     </a:xfrm>
                     <a:prstGeom prst="rect">
                       <a:avLst/>
@@ -498,474 +2840,116 @@
         </w:drawing>
       </w:r>
     </w:p>
-    <w:p/>
-    <w:p>
-      <w:r>
-        <w:t xml:space="preserve">Luego leí la información de los demás archivos. De ellos varios eran categóricos con varios valores únicos que consideré no utilizar en la primera iteración del modelo, por lo que decidí conservar solo la información de reseñas de los juegos, calificación, cantidad de jugadores (rango probable), y cantidad de jugadores recientes. Aunque </w:t>
-      </w:r>
-      <w:proofErr w:type="spellStart"/>
-      <w:r>
-        <w:t>unos</w:t>
-      </w:r>
-      <w:proofErr w:type="spellEnd"/>
-      <w:r>
-        <w:t xml:space="preserve"> de estos sean categóricos utilizando el algoritmo de one-</w:t>
-      </w:r>
-      <w:proofErr w:type="spellStart"/>
-      <w:r>
-        <w:t>hot</w:t>
-      </w:r>
-      <w:proofErr w:type="spellEnd"/>
-      <w:r>
-        <w:t>-</w:t>
-      </w:r>
-      <w:proofErr w:type="spellStart"/>
-      <w:r>
-        <w:t>encoding</w:t>
-      </w:r>
-      <w:proofErr w:type="spellEnd"/>
-      <w:r>
-        <w:t xml:space="preserve"> los transforme en columnas binarias para el análisis.</w:t>
-      </w:r>
-    </w:p>
-    <w:p/>
-    <w:p>
-      <w:r>
-        <w:t>Y para terminar con esta  primera fase de extracción y limpieza, estandaricé los campos numéricos continuos en relación a la cantidad de desviaciones estándar que tienen de la media.</w:t>
-      </w:r>
-    </w:p>
-    <w:p/>
-    <w:p>
-      <w:r>
-        <w:t>Información limpia utilizada en el modelo</w:t>
-      </w:r>
-    </w:p>
-    <w:tbl>
-      <w:tblPr>
-        <w:tblStyle w:val="Tablaconcuadrcula"/>
-        <w:tblW w:w="5218" w:type="dxa"/>
-        <w:tblInd w:w="38" w:type="dxa"/>
-        <w:tblLook w:val="04A0" w:firstRow="1" w:lastRow="0" w:firstColumn="1" w:lastColumn="0" w:noHBand="0" w:noVBand="1"/>
-      </w:tblPr>
-      <w:tblGrid>
-        <w:gridCol w:w="2494"/>
-        <w:gridCol w:w="1119"/>
-        <w:gridCol w:w="1605"/>
-      </w:tblGrid>
-      <w:tr>
-        <w:tc>
-          <w:tcPr>
-            <w:tcW w:w="2494" w:type="dxa"/>
-          </w:tcPr>
-          <w:p>
-            <w:pPr>
-              <w:rPr>
-                <w:b/>
-                <w:bCs/>
-              </w:rPr>
-            </w:pPr>
-            <w:r>
-              <w:rPr>
-                <w:b/>
-                <w:bCs/>
-              </w:rPr>
-              <w:t>Variable</w:t>
-            </w:r>
-          </w:p>
-        </w:tc>
-        <w:tc>
-          <w:tcPr>
-            <w:tcW w:w="1230" w:type="dxa"/>
-          </w:tcPr>
-          <w:p>
-            <w:pPr>
-              <w:rPr>
-                <w:b/>
-                <w:bCs/>
-              </w:rPr>
-            </w:pPr>
-            <w:r>
-              <w:rPr>
-                <w:b/>
-                <w:bCs/>
-              </w:rPr>
-              <w:t>Tipo de dato</w:t>
-            </w:r>
-          </w:p>
-        </w:tc>
-        <w:tc>
-          <w:tcPr>
-            <w:tcW w:w="1494" w:type="dxa"/>
-          </w:tcPr>
-          <w:p>
-            <w:pPr>
-              <w:rPr>
-                <w:b/>
-                <w:bCs/>
-              </w:rPr>
-            </w:pPr>
-            <w:r>
-              <w:rPr>
-                <w:b/>
-                <w:bCs/>
-              </w:rPr>
-              <w:t>Transformación</w:t>
-            </w:r>
-          </w:p>
-        </w:tc>
-      </w:tr>
-      <w:tr>
-        <w:tc>
-          <w:tcPr>
-            <w:tcW w:w="2494" w:type="dxa"/>
-          </w:tcPr>
-          <w:p>
-            <w:proofErr w:type="spellStart"/>
-            <w:r>
-              <w:t>Price_eur</w:t>
-            </w:r>
-            <w:proofErr w:type="spellEnd"/>
-          </w:p>
-        </w:tc>
-        <w:tc>
-          <w:tcPr>
-            <w:tcW w:w="1230" w:type="dxa"/>
-          </w:tcPr>
-          <w:p>
-            <w:proofErr w:type="spellStart"/>
-            <w:r>
-              <w:t>Float</w:t>
-            </w:r>
-            <w:proofErr w:type="spellEnd"/>
-          </w:p>
-        </w:tc>
-        <w:tc>
-          <w:tcPr>
-            <w:tcW w:w="1494" w:type="dxa"/>
-          </w:tcPr>
-          <w:p>
-            <w:proofErr w:type="spellStart"/>
-            <w:r>
-              <w:t>standarización</w:t>
-            </w:r>
-            <w:proofErr w:type="spellEnd"/>
-          </w:p>
-        </w:tc>
-      </w:tr>
-      <w:tr>
-        <w:tc>
-          <w:tcPr>
-            <w:tcW w:w="2494" w:type="dxa"/>
-          </w:tcPr>
-          <w:p>
-            <w:r>
-              <w:t>Positive</w:t>
-            </w:r>
-          </w:p>
-        </w:tc>
-        <w:tc>
-          <w:tcPr>
-            <w:tcW w:w="1230" w:type="dxa"/>
-          </w:tcPr>
-          <w:p>
-            <w:proofErr w:type="spellStart"/>
-            <w:r>
-              <w:t>Int</w:t>
-            </w:r>
-            <w:proofErr w:type="spellEnd"/>
-          </w:p>
-        </w:tc>
-        <w:tc>
-          <w:tcPr>
-            <w:tcW w:w="1494" w:type="dxa"/>
-          </w:tcPr>
-          <w:p>
-            <w:proofErr w:type="spellStart"/>
-            <w:r>
-              <w:t>standarización</w:t>
-            </w:r>
-            <w:proofErr w:type="spellEnd"/>
-          </w:p>
-        </w:tc>
-      </w:tr>
-      <w:tr>
-        <w:tc>
-          <w:tcPr>
-            <w:tcW w:w="2494" w:type="dxa"/>
-          </w:tcPr>
-          <w:p>
-            <w:r>
-              <w:t>Negative</w:t>
-            </w:r>
-          </w:p>
-        </w:tc>
-        <w:tc>
-          <w:tcPr>
-            <w:tcW w:w="1230" w:type="dxa"/>
-          </w:tcPr>
-          <w:p>
-            <w:proofErr w:type="spellStart"/>
-            <w:r>
-              <w:t>Int</w:t>
-            </w:r>
-            <w:proofErr w:type="spellEnd"/>
-          </w:p>
-        </w:tc>
-        <w:tc>
-          <w:tcPr>
-            <w:tcW w:w="1494" w:type="dxa"/>
-          </w:tcPr>
-          <w:p>
-            <w:proofErr w:type="spellStart"/>
-            <w:r>
-              <w:t>standarización</w:t>
-            </w:r>
-            <w:proofErr w:type="spellEnd"/>
-          </w:p>
-        </w:tc>
-      </w:tr>
-      <w:tr>
-        <w:tc>
-          <w:tcPr>
-            <w:tcW w:w="2494" w:type="dxa"/>
-          </w:tcPr>
-          <w:p>
-            <w:r>
-              <w:t>Total</w:t>
-            </w:r>
-          </w:p>
-        </w:tc>
-        <w:tc>
-          <w:tcPr>
-            <w:tcW w:w="1230" w:type="dxa"/>
-          </w:tcPr>
-          <w:p>
-            <w:proofErr w:type="spellStart"/>
-            <w:r>
-              <w:t>Int</w:t>
-            </w:r>
-            <w:proofErr w:type="spellEnd"/>
-          </w:p>
-        </w:tc>
-        <w:tc>
-          <w:tcPr>
-            <w:tcW w:w="1494" w:type="dxa"/>
-          </w:tcPr>
-          <w:p>
-            <w:proofErr w:type="spellStart"/>
-            <w:r>
-              <w:t>standarización</w:t>
-            </w:r>
-            <w:proofErr w:type="spellEnd"/>
-          </w:p>
-        </w:tc>
-      </w:tr>
-      <w:tr>
-        <w:tc>
-          <w:tcPr>
-            <w:tcW w:w="2494" w:type="dxa"/>
-          </w:tcPr>
-          <w:p>
-            <w:proofErr w:type="spellStart"/>
-            <w:r>
-              <w:t>Review_score</w:t>
-            </w:r>
-            <w:proofErr w:type="spellEnd"/>
-          </w:p>
-        </w:tc>
-        <w:tc>
-          <w:tcPr>
-            <w:tcW w:w="1230" w:type="dxa"/>
-          </w:tcPr>
-          <w:p>
-            <w:proofErr w:type="spellStart"/>
-            <w:r>
-              <w:t>int</w:t>
-            </w:r>
-            <w:proofErr w:type="spellEnd"/>
-          </w:p>
-        </w:tc>
-        <w:tc>
-          <w:tcPr>
-            <w:tcW w:w="1494" w:type="dxa"/>
-          </w:tcPr>
-          <w:p>
-            <w:r>
-              <w:t>Nada</w:t>
-            </w:r>
-          </w:p>
-        </w:tc>
-      </w:tr>
-      <w:tr>
-        <w:tc>
-          <w:tcPr>
-            <w:tcW w:w="2494" w:type="dxa"/>
-          </w:tcPr>
-          <w:p>
-            <w:proofErr w:type="spellStart"/>
-            <w:r>
-              <w:lastRenderedPageBreak/>
-              <w:t>Concurrent_users_yesterday</w:t>
-            </w:r>
-            <w:proofErr w:type="spellEnd"/>
-          </w:p>
-        </w:tc>
-        <w:tc>
-          <w:tcPr>
-            <w:tcW w:w="1230" w:type="dxa"/>
-          </w:tcPr>
-          <w:p>
-            <w:proofErr w:type="spellStart"/>
-            <w:r>
-              <w:t>Int</w:t>
-            </w:r>
-            <w:proofErr w:type="spellEnd"/>
-          </w:p>
-        </w:tc>
-        <w:tc>
-          <w:tcPr>
-            <w:tcW w:w="1494" w:type="dxa"/>
-          </w:tcPr>
-          <w:p>
-            <w:proofErr w:type="spellStart"/>
-            <w:r>
-              <w:t>standarización</w:t>
-            </w:r>
-            <w:proofErr w:type="spellEnd"/>
-          </w:p>
-        </w:tc>
-      </w:tr>
-      <w:tr>
-        <w:tc>
-          <w:tcPr>
-            <w:tcW w:w="2494" w:type="dxa"/>
-          </w:tcPr>
-          <w:p>
-            <w:proofErr w:type="spellStart"/>
-            <w:r>
-              <w:t>Owners_range</w:t>
-            </w:r>
-            <w:proofErr w:type="spellEnd"/>
-          </w:p>
-        </w:tc>
-        <w:tc>
-          <w:tcPr>
-            <w:tcW w:w="1230" w:type="dxa"/>
-          </w:tcPr>
-          <w:p>
-            <w:r>
-              <w:t>Class</w:t>
-            </w:r>
-          </w:p>
-        </w:tc>
-        <w:tc>
-          <w:tcPr>
-            <w:tcW w:w="1494" w:type="dxa"/>
-          </w:tcPr>
-          <w:p>
-            <w:r>
-              <w:t>One-</w:t>
-            </w:r>
-            <w:proofErr w:type="spellStart"/>
-            <w:r>
-              <w:t>hot</w:t>
-            </w:r>
-            <w:proofErr w:type="spellEnd"/>
-            <w:r>
-              <w:t>-</w:t>
-            </w:r>
-            <w:proofErr w:type="spellStart"/>
-            <w:r>
-              <w:t>encoding</w:t>
-            </w:r>
-            <w:proofErr w:type="spellEnd"/>
-          </w:p>
-        </w:tc>
-      </w:tr>
-      <w:tr>
-        <w:tc>
-          <w:tcPr>
-            <w:tcW w:w="2494" w:type="dxa"/>
-          </w:tcPr>
-          <w:p>
-            <w:proofErr w:type="spellStart"/>
-            <w:r>
-              <w:t>Review_score_description</w:t>
-            </w:r>
-            <w:proofErr w:type="spellEnd"/>
-          </w:p>
-        </w:tc>
-        <w:tc>
-          <w:tcPr>
-            <w:tcW w:w="1230" w:type="dxa"/>
-          </w:tcPr>
-          <w:p>
-            <w:proofErr w:type="spellStart"/>
-            <w:r>
-              <w:t>class</w:t>
-            </w:r>
-            <w:proofErr w:type="spellEnd"/>
-          </w:p>
-        </w:tc>
-        <w:tc>
-          <w:tcPr>
-            <w:tcW w:w="1494" w:type="dxa"/>
-          </w:tcPr>
-          <w:p>
-            <w:r>
-              <w:t>One-</w:t>
-            </w:r>
-            <w:proofErr w:type="spellStart"/>
-            <w:r>
-              <w:t>hot</w:t>
-            </w:r>
-            <w:proofErr w:type="spellEnd"/>
-            <w:r>
-              <w:t>-</w:t>
-            </w:r>
-            <w:proofErr w:type="spellStart"/>
-            <w:r>
-              <w:t>encoding</w:t>
-            </w:r>
-            <w:proofErr w:type="spellEnd"/>
-          </w:p>
-        </w:tc>
-      </w:tr>
-    </w:tbl>
-    <w:p/>
-    <w:p>
-      <w:pPr>
-        <w:pStyle w:val="Ttulo1"/>
-      </w:pPr>
-      <w:r>
-        <w:t>III. EDA</w:t>
-      </w:r>
-    </w:p>
-    <w:p>
-      <w:r>
-        <w:t xml:space="preserve">Ya que los datos están limpios y podemos trabajar con ellos de una mejor manera empieza un primer análisis para encontrar la relación que tienen las diferentes variables entre ellas. </w:t>
-      </w:r>
-    </w:p>
-    <w:p/>
-    <w:p>
-      <w:r>
-        <w:t xml:space="preserve">En un primer vistazo y con conocimiento del funcionamiento del mercado digital de videojuegos, sabemos que entre más reseñas positivas la calificación del juego aumenta y que con las reseñas negativas esta disminuye. Entonces nuestro modelo debería de ser capaz de predecir la calificación de un juego con esta información.  </w:t>
-      </w:r>
-    </w:p>
-    <w:p/>
-    <w:p>
-      <w:r>
-        <w:t>Para esto empecé solo con un gráfico que compare la cantidad de reseñas positivas y negativas con la cantidad de jugadores y la calificación que tiene. No sorprendentemente podemos ver que la cantidad de reseñas positivas tiene una relación directa con la calificación de los juegos y la cantidad de usuarios, y esta forma una especie de cono entre reseñas positivas y negativas. Hay una gran variación en los datos, pero se puede ver que entre más reseñas más probabilidad es que mucha gente lo tenga, y que sea de una buena calificación.</w:t>
-      </w:r>
-    </w:p>
-    <w:p/>
-    <w:p>
-      <w:r>
+    <w:p>
+      <w:pPr>
+        <w:keepNext/>
+        <w:pBdr>
+          <w:top w:val="nil"/>
+          <w:left w:val="nil"/>
+          <w:bottom w:val="nil"/>
+          <w:right w:val="nil"/>
+          <w:between w:val="nil"/>
+        </w:pBdr>
+        <w:spacing w:before="240" w:after="80"/>
+        <w:rPr>
+          <w:color w:val="222222"/>
+        </w:rPr>
+      </w:pPr>
+      <w:r>
+        <w:rPr>
+          <w:color w:val="222222"/>
+        </w:rPr>
+        <w:t xml:space="preserve">Propuesta de mejora dos: Cambiar la fórmula de error de MSE a Huber Loss, que mezcla MAE con MSE para tener una mejor sensibilidad al calcular el error. Si el error es mayor a un delta se utiliza MSE, si es menor se utiliza </w:t>
+      </w:r>
+      <m:oMath>
+        <m:r>
+          <w:rPr>
+            <w:rFonts w:ascii="Cambria Math" w:hAnsi="Cambria Math"/>
+            <w:color w:val="222222"/>
+          </w:rPr>
+          <m:t xml:space="preserve">error = delta × (|error| - </m:t>
+        </m:r>
+        <m:f>
+          <m:fPr>
+            <m:ctrlPr>
+              <w:rPr>
+                <w:rFonts w:ascii="Cambria Math" w:hAnsi="Cambria Math"/>
+                <w:i/>
+                <w:color w:val="222222"/>
+              </w:rPr>
+            </m:ctrlPr>
+          </m:fPr>
+          <m:num>
+            <m:r>
+              <w:rPr>
+                <w:rFonts w:ascii="Cambria Math" w:hAnsi="Cambria Math"/>
+                <w:color w:val="222222"/>
+              </w:rPr>
+              <m:t>delta</m:t>
+            </m:r>
+          </m:num>
+          <m:den>
+            <m:r>
+              <w:rPr>
+                <w:rFonts w:ascii="Cambria Math" w:hAnsi="Cambria Math"/>
+                <w:color w:val="222222"/>
+              </w:rPr>
+              <m:t>2</m:t>
+            </m:r>
+          </m:den>
+        </m:f>
+        <m:r>
+          <w:rPr>
+            <w:rFonts w:ascii="Cambria Math" w:hAnsi="Cambria Math"/>
+            <w:color w:val="222222"/>
+          </w:rPr>
+          <m:t>)</m:t>
+        </m:r>
+      </m:oMath>
+      <w:r>
+        <w:rPr>
+          <w:color w:val="222222"/>
+        </w:rPr>
+        <w:t>(</w:t>
+      </w:r>
+      <w:r>
+        <w:rPr>
+          <w:rFonts w:ascii="Times" w:eastAsia="Times" w:hAnsi="Times" w:cs="Times"/>
+          <w:iCs/>
+        </w:rPr>
+        <w:t xml:space="preserve"> GeeksforGeeks, 2025</w:t>
+      </w:r>
+      <w:r>
+        <w:rPr>
+          <w:color w:val="222222"/>
+        </w:rPr>
+        <w:t xml:space="preserve">). E igual implementé Nesterov Momentum (Brownlee, 2021), este para que el modelo corra más rápido y no tarde tanto en llegar a un error bajo. Este funciona agregando una variable extra que determina el momentum, esto se logra calculando el cambio de la variable y utilizando su resultado para determinar su nuevo valor. </w:t>
+      </w:r>
+    </w:p>
+    <w:p>
+      <w:pPr>
+        <w:keepNext/>
+        <w:pBdr>
+          <w:top w:val="nil"/>
+          <w:left w:val="nil"/>
+          <w:bottom w:val="nil"/>
+          <w:right w:val="nil"/>
+          <w:between w:val="nil"/>
+        </w:pBdr>
+        <w:spacing w:before="240" w:after="80"/>
+        <w:rPr>
+          <w:color w:val="222222"/>
+        </w:rPr>
+      </w:pPr>
+      <w:r>
+        <w:rPr>
+          <w:color w:val="222222"/>
+        </w:rPr>
         <w:drawing>
-          <wp:inline distT="0" distB="0" distL="0" distR="0" wp14:anchorId="07DB9224" wp14:editId="4EE8A361">
-            <wp:extent cx="3063240" cy="1267460"/>
-            <wp:effectExtent l="0" t="0" r="3810" b="8890"/>
-            <wp:docPr id="1799524534" name="Imagen 1"/>
+          <wp:inline distT="0" distB="0" distL="0" distR="0" wp14:anchorId="64267A18" wp14:editId="4A6AE88A">
+            <wp:extent cx="3063240" cy="1951355"/>
+            <wp:effectExtent l="0" t="0" r="3810" b="0"/>
+            <wp:docPr id="212564057" name="Imagen 1"/>
             <wp:cNvGraphicFramePr>
               <a:graphicFrameLocks xmlns:a="http://schemas.openxmlformats.org/drawingml/2006/main" noChangeAspect="1"/>
             </wp:cNvGraphicFramePr>
@@ -973,474 +2957,11 @@
               <a:graphicData uri="http://schemas.openxmlformats.org/drawingml/2006/picture">
                 <pic:pic xmlns:pic="http://schemas.openxmlformats.org/drawingml/2006/picture">
                   <pic:nvPicPr>
-                    <pic:cNvPr id="1799524534" name=""/>
+                    <pic:cNvPr id="212564057" name=""/>
                     <pic:cNvPicPr/>
                   </pic:nvPicPr>
                   <pic:blipFill>
-                    <a:blip r:embed="rId11"/>
-                    <a:stretch>
-                      <a:fillRect/>
-                    </a:stretch>
-                  </pic:blipFill>
-                  <pic:spPr>
-                    <a:xfrm>
-                      <a:off x="0" y="0"/>
-                      <a:ext cx="3063240" cy="1267460"/>
-                    </a:xfrm>
-                    <a:prstGeom prst="rect">
-                      <a:avLst/>
-                    </a:prstGeom>
-                  </pic:spPr>
-                </pic:pic>
-              </a:graphicData>
-            </a:graphic>
-          </wp:inline>
-        </w:drawing>
-      </w:r>
-    </w:p>
-    <w:p/>
-    <w:p/>
-    <w:p>
-      <w:r>
-        <w:t>Luego creé una gráfica de calor para determinar las variables que tienen una mayor correlación, directa o inversa, de la cual se puede ver que el precio no tiene una relación fuerte con la calificación o usuarios de los juegos como planteaba en un primer momento. Pero, si hay una relación de la cantidad de reseñas positivas con negativas, cantidad de usuarios concurrentes, y calificaciones positivas.</w:t>
-      </w:r>
-    </w:p>
-    <w:p>
-      <w:r>
-        <w:drawing>
-          <wp:inline distT="0" distB="0" distL="0" distR="0" wp14:anchorId="6AE22578" wp14:editId="368E6071">
-            <wp:extent cx="3063240" cy="1890395"/>
-            <wp:effectExtent l="0" t="0" r="3810" b="0"/>
-            <wp:docPr id="1279029805" name="Imagen 1"/>
-            <wp:cNvGraphicFramePr>
-              <a:graphicFrameLocks xmlns:a="http://schemas.openxmlformats.org/drawingml/2006/main" noChangeAspect="1"/>
-            </wp:cNvGraphicFramePr>
-            <a:graphic xmlns:a="http://schemas.openxmlformats.org/drawingml/2006/main">
-              <a:graphicData uri="http://schemas.openxmlformats.org/drawingml/2006/picture">
-                <pic:pic xmlns:pic="http://schemas.openxmlformats.org/drawingml/2006/picture">
-                  <pic:nvPicPr>
-                    <pic:cNvPr id="1279029805" name=""/>
-                    <pic:cNvPicPr/>
-                  </pic:nvPicPr>
-                  <pic:blipFill>
-                    <a:blip r:embed="rId12"/>
-                    <a:stretch>
-                      <a:fillRect/>
-                    </a:stretch>
-                  </pic:blipFill>
-                  <pic:spPr>
-                    <a:xfrm>
-                      <a:off x="0" y="0"/>
-                      <a:ext cx="3063240" cy="1890395"/>
-                    </a:xfrm>
-                    <a:prstGeom prst="rect">
-                      <a:avLst/>
-                    </a:prstGeom>
-                  </pic:spPr>
-                </pic:pic>
-              </a:graphicData>
-            </a:graphic>
-          </wp:inline>
-        </w:drawing>
-      </w:r>
-    </w:p>
-    <w:p/>
-    <w:p>
-      <w:r>
-        <w:t xml:space="preserve">Decidí tratar de utilizar un PCA para encontrar la tendencia, explorar un poco más la información y ver que puedo aprender de ella. Debido a que la gráfica de reseñas positivas y negativas me dio un cono, consideré que era buena idea probar para ver el resultado. </w:t>
-      </w:r>
-      <w:r>
-        <w:t xml:space="preserve">En esta se puede ver una tendencia entre todas las variables lineal (85.8% de los datos), con una gran densidad de los datos cercana a 0. Esto facilitó aún más la decisión pues determiné que utilizar un modelo de regresión lineal para el modelo de Machine </w:t>
-      </w:r>
-      <w:proofErr w:type="spellStart"/>
-      <w:r>
-        <w:t>Learning</w:t>
-      </w:r>
-      <w:proofErr w:type="spellEnd"/>
-      <w:r>
-        <w:t xml:space="preserve"> sería una buena idea con una alta probabilidad de brindar resultados adecuados.</w:t>
-      </w:r>
-    </w:p>
-    <w:p/>
-    <w:p>
-      <w:r>
-        <w:drawing>
-          <wp:inline distT="0" distB="0" distL="0" distR="0" wp14:anchorId="17BED5A9" wp14:editId="0B5697F0">
-            <wp:extent cx="3063240" cy="2165985"/>
-            <wp:effectExtent l="0" t="0" r="3810" b="5715"/>
-            <wp:docPr id="1094631311" name="Imagen 1"/>
-            <wp:cNvGraphicFramePr>
-              <a:graphicFrameLocks xmlns:a="http://schemas.openxmlformats.org/drawingml/2006/main" noChangeAspect="1"/>
-            </wp:cNvGraphicFramePr>
-            <a:graphic xmlns:a="http://schemas.openxmlformats.org/drawingml/2006/main">
-              <a:graphicData uri="http://schemas.openxmlformats.org/drawingml/2006/picture">
-                <pic:pic xmlns:pic="http://schemas.openxmlformats.org/drawingml/2006/picture">
-                  <pic:nvPicPr>
-                    <pic:cNvPr id="1094631311" name=""/>
-                    <pic:cNvPicPr/>
-                  </pic:nvPicPr>
-                  <pic:blipFill>
-                    <a:blip r:embed="rId13"/>
-                    <a:stretch>
-                      <a:fillRect/>
-                    </a:stretch>
-                  </pic:blipFill>
-                  <pic:spPr>
-                    <a:xfrm>
-                      <a:off x="0" y="0"/>
-                      <a:ext cx="3063240" cy="2165985"/>
-                    </a:xfrm>
-                    <a:prstGeom prst="rect">
-                      <a:avLst/>
-                    </a:prstGeom>
-                  </pic:spPr>
-                </pic:pic>
-              </a:graphicData>
-            </a:graphic>
-          </wp:inline>
-        </w:drawing>
-      </w:r>
-    </w:p>
-    <w:p>
-      <w:r>
-        <w:t xml:space="preserve">De esto, aunque no encontré la relación que buscaba en un inicio, considero que aún puede funcionar como un buen modelo para determinar la calificación de los juegos. </w:t>
-      </w:r>
-    </w:p>
-    <w:p>
-      <w:pPr>
-        <w:pStyle w:val="Ttulo1"/>
-      </w:pPr>
-      <w:r>
-        <w:t>IV. Funcionamiento del Modelo</w:t>
-      </w:r>
-    </w:p>
-    <w:p>
-      <w:r>
-        <w:rPr>
-          <w:b/>
-          <w:bCs/>
-        </w:rPr>
-        <w:t>python-ml.py</w:t>
-      </w:r>
-    </w:p>
-    <w:p>
-      <w:r>
-        <w:t xml:space="preserve">Como hemos visto en clase. El modelo es uno de regresión lineal utilizando el gradiente descendiente para minimizar el error. </w:t>
-      </w:r>
-      <w:r>
-        <w:t xml:space="preserve">Este los separé en diferentes funciones que se encargan de partes específicas de la fórmula. </w:t>
-      </w:r>
-    </w:p>
-    <w:p>
-      <w:r>
-        <w:t xml:space="preserve">Menciono rápidamente antes de comenzar con la explicación del modelo: traté de “optimizar” el código empujando la mayor cantidad de operaciones posibles a </w:t>
-      </w:r>
-      <w:proofErr w:type="spellStart"/>
-      <w:r>
-        <w:t>numpy</w:t>
-      </w:r>
-      <w:proofErr w:type="spellEnd"/>
-      <w:r>
-        <w:t xml:space="preserve">, ya que siendo escrito en C iba a hacer las operaciones más rápido. </w:t>
-      </w:r>
-    </w:p>
-    <w:p/>
-    <w:p>
-      <w:r>
-        <w:t xml:space="preserve">Funciones: </w:t>
-      </w:r>
-    </w:p>
-    <w:p>
-      <w:pPr>
-        <w:pStyle w:val="Prrafodelista"/>
-        <w:numPr>
-          <w:ilvl w:val="0"/>
-          <w:numId w:val="14"/>
-        </w:numPr>
-      </w:pPr>
-      <w:r>
-        <w:lastRenderedPageBreak/>
-        <w:t xml:space="preserve">h: función hipótesis, saca el producto punto de todos los renglones con los parámetros de la iteración y les suma el </w:t>
-      </w:r>
-      <w:proofErr w:type="spellStart"/>
-      <w:r>
-        <w:t>bias</w:t>
-      </w:r>
-      <w:proofErr w:type="spellEnd"/>
-      <w:r>
-        <w:t xml:space="preserve">. </w:t>
-      </w:r>
-    </w:p>
-    <w:p>
-      <w:pPr>
-        <w:pStyle w:val="Prrafodelista"/>
-        <w:numPr>
-          <w:ilvl w:val="0"/>
-          <w:numId w:val="14"/>
-        </w:numPr>
-      </w:pPr>
-      <w:r>
-        <w:t xml:space="preserve">sum: Calcula el error promedio y calcula el error de los parámetros y </w:t>
-      </w:r>
-      <w:proofErr w:type="spellStart"/>
-      <w:r>
-        <w:t>bias</w:t>
-      </w:r>
-      <w:proofErr w:type="spellEnd"/>
-      <w:r>
-        <w:t>.</w:t>
-      </w:r>
-    </w:p>
-    <w:p>
-      <w:pPr>
-        <w:pStyle w:val="Prrafodelista"/>
-        <w:numPr>
-          <w:ilvl w:val="0"/>
-          <w:numId w:val="14"/>
-        </w:numPr>
-      </w:pPr>
-      <w:r>
-        <w:t>GD: Función principal del gradiente descendiente, manda a llamar la función anterior para calcular el error y calcula los nuevos valores para los parámetros</w:t>
-      </w:r>
-    </w:p>
-    <w:p>
-      <w:pPr>
-        <w:pStyle w:val="Prrafodelista"/>
-        <w:numPr>
-          <w:ilvl w:val="0"/>
-          <w:numId w:val="14"/>
-        </w:numPr>
-      </w:pPr>
-      <w:proofErr w:type="spellStart"/>
-      <w:r>
-        <w:t>train</w:t>
-      </w:r>
-      <w:proofErr w:type="spellEnd"/>
-      <w:r>
-        <w:t xml:space="preserve">: Se encarga de las iteraciones e </w:t>
-      </w:r>
-      <w:proofErr w:type="spellStart"/>
-      <w:r>
-        <w:t>hiperparámetros</w:t>
-      </w:r>
-      <w:proofErr w:type="spellEnd"/>
-      <w:r>
-        <w:t xml:space="preserve">. En este inicializo los parámetros, los cuales intenté primero solo con </w:t>
-      </w:r>
-      <w:proofErr w:type="spellStart"/>
-      <w:r>
-        <w:t>random</w:t>
-      </w:r>
-      <w:proofErr w:type="spellEnd"/>
-      <w:r>
-        <w:t xml:space="preserve"> (Lo multipliqué por 100 para ver si cambiaba en algo cuanto tiempo tardaba en encontrar el mínimo, pero pues no hubo mucha diferencia) </w:t>
-      </w:r>
-    </w:p>
-    <w:p>
-      <w:pPr>
-        <w:pStyle w:val="Ttulo1"/>
-      </w:pPr>
-      <w:r>
-        <w:t>V. Resultados</w:t>
-      </w:r>
-      <w:r>
-        <w:t xml:space="preserve"> Iniciales</w:t>
-      </w:r>
-    </w:p>
-    <w:p>
-      <w:r>
-        <w:t xml:space="preserve">En la primera iteración completa que consideraré exitosa en el experimento, no logré un error de 0, pero llegue a uno de 0.21064, bastante pequeño, pero con unas varias iteraciones más creo que el modelo sería capaz de llegar a 0. Este duró 123 minutos en llegar a esta solución y su motivo de acabar fue que llegó al número máximo de épocas (20,000). Tomando en cuenta que tardó media hora en llegar a 1.5 de error y luego le tomó los otros 90 minutos en bajar 1.3 el error, llegar a 0 tomaría demasiado tiempo y considero que una mejor estrategia es pensar en maneras de optimizar el modelo para que pueda llegar a este mínimo más rápido.  </w:t>
-      </w:r>
-    </w:p>
-    <w:p>
-      <w:r>
-        <w:t>La operación final que determinó el modelo es:</w:t>
-      </w:r>
-    </w:p>
-    <w:p>
-      <w:pPr>
-        <w:rPr>
-          <w:rFonts w:ascii="Cambria Math" w:hAnsi="Cambria Math"/>
-          <w:i/>
-          <w:color w:val="666666"/>
-        </w:rPr>
-      </w:pPr>
-      <w:r>
-        <w:rPr>
-          <w:rFonts w:ascii="Cambria Math" w:hAnsi="Cambria Math"/>
-          <w:i/>
-          <w:color w:val="666666"/>
-        </w:rPr>
-        <w:t>m =[ 1.00379146e-03 -3.85273582e+01 -5.68627768e+00  4.24881234e+01</w:t>
-      </w:r>
-    </w:p>
-    <w:p>
-      <w:pPr>
-        <w:rPr>
-          <w:rFonts w:ascii="Cambria Math" w:hAnsi="Cambria Math"/>
-          <w:i/>
-          <w:color w:val="666666"/>
-        </w:rPr>
-      </w:pPr>
-      <w:r>
-        <w:rPr>
-          <w:rFonts w:ascii="Cambria Math" w:hAnsi="Cambria Math"/>
-          <w:i/>
-          <w:color w:val="666666"/>
-        </w:rPr>
-        <w:t xml:space="preserve"> -7.19972018e-03  8.77256221e+00  2.82195938e+01  2.69690014e+01</w:t>
-      </w:r>
-    </w:p>
-    <w:p>
-      <w:pPr>
-        <w:rPr>
-          <w:rFonts w:ascii="Cambria Math" w:hAnsi="Cambria Math"/>
-          <w:i/>
-          <w:color w:val="666666"/>
-        </w:rPr>
-      </w:pPr>
-      <w:r>
-        <w:rPr>
-          <w:rFonts w:ascii="Cambria Math" w:hAnsi="Cambria Math"/>
-          <w:i/>
-          <w:color w:val="666666"/>
-        </w:rPr>
-        <w:t xml:space="preserve">  2.64313150e+01  2.62696545e+01  6.78484363e+01  2.61474355e+01</w:t>
-      </w:r>
-    </w:p>
-    <w:p>
-      <w:pPr>
-        <w:rPr>
-          <w:rFonts w:ascii="Cambria Math" w:hAnsi="Cambria Math"/>
-          <w:i/>
-          <w:color w:val="666666"/>
-        </w:rPr>
-      </w:pPr>
-      <w:r>
-        <w:rPr>
-          <w:rFonts w:ascii="Cambria Math" w:hAnsi="Cambria Math"/>
-          <w:i/>
-          <w:color w:val="666666"/>
-        </w:rPr>
-        <w:t xml:space="preserve">  2.61785088e+01  2.61513171e+01  2.61561085e+01  2.61486650e+01</w:t>
-      </w:r>
-    </w:p>
-    <w:p>
-      <w:pPr>
-        <w:rPr>
-          <w:rFonts w:ascii="Cambria Math" w:hAnsi="Cambria Math"/>
-          <w:i/>
-          <w:color w:val="666666"/>
-        </w:rPr>
-      </w:pPr>
-      <w:r>
-        <w:rPr>
-          <w:rFonts w:ascii="Cambria Math" w:hAnsi="Cambria Math"/>
-          <w:i/>
-          <w:color w:val="666666"/>
-        </w:rPr>
-        <w:t xml:space="preserve">  3.33520907e+01  2.01116922e+00  1.00481652e+00  5.34317624e+01</w:t>
-      </w:r>
-    </w:p>
-    <w:p>
-      <w:pPr>
-        <w:rPr>
-          <w:rFonts w:ascii="Cambria Math" w:hAnsi="Cambria Math"/>
-          <w:i/>
-          <w:color w:val="666666"/>
-        </w:rPr>
-      </w:pPr>
-      <w:r>
-        <w:rPr>
-          <w:rFonts w:ascii="Cambria Math" w:hAnsi="Cambria Math"/>
-          <w:i/>
-          <w:color w:val="666666"/>
-        </w:rPr>
-        <w:t xml:space="preserve"> -9.98210094e-01  4.84336975e+01  2.34600919e+00  5.54346460e+01</w:t>
-      </w:r>
-    </w:p>
-    <w:p>
-      <w:pPr>
-        <w:rPr>
-          <w:rFonts w:ascii="Cambria Math" w:hAnsi="Cambria Math"/>
-          <w:i/>
-          <w:color w:val="666666"/>
-        </w:rPr>
-      </w:pPr>
-      <w:r>
-        <w:rPr>
-          <w:rFonts w:ascii="Cambria Math" w:hAnsi="Cambria Math"/>
-          <w:i/>
-          <w:color w:val="666666"/>
-        </w:rPr>
-        <w:t xml:space="preserve">  5.01124051e+01  9.66556352e+00  5.60390831e+00] </w:t>
-      </w:r>
-    </w:p>
-    <w:p>
-      <w:pPr>
-        <w:rPr>
-          <w:rFonts w:ascii="Cambria Math" w:hAnsi="Cambria Math"/>
-          <w:i/>
-          <w:color w:val="666666"/>
-        </w:rPr>
-      </w:pPr>
-      <w:r>
-        <w:rPr>
-          <w:rFonts w:ascii="Cambria Math" w:hAnsi="Cambria Math"/>
-          <w:i/>
-          <w:color w:val="666666"/>
-        </w:rPr>
-        <w:t>b = -74.60561428195325</w:t>
-      </w:r>
-      <m:oMath>
-        <m:r>
-          <m:rPr>
-            <m:sty m:val="p"/>
-          </m:rPr>
-          <w:rPr>
-            <w:rFonts w:ascii="Cambria Math" w:hAnsi="Cambria Math"/>
-            <w:color w:val="666666"/>
-          </w:rPr>
-          <w:br/>
-        </m:r>
-      </m:oMath>
-    </w:p>
-    <w:p>
-      <w:pPr>
-        <w:rPr>
-          <w:rFonts w:ascii="Cambria Math" w:hAnsi="Cambria Math"/>
-          <w:iCs/>
-          <w:color w:val="000000" w:themeColor="text1"/>
-        </w:rPr>
-      </w:pPr>
-      <w:r>
-        <w:rPr>
-          <w:rFonts w:ascii="Cambria Math" w:hAnsi="Cambria Math"/>
-          <w:iCs/>
-          <w:color w:val="000000" w:themeColor="text1"/>
-        </w:rPr>
-        <w:t xml:space="preserve">Para facilitar el proceso de las pruebas y diagnóstico corrí nuevamente le modelo con 3,000 épocas, para tener resultados un poco más rápido ya conociendo el potencial que tendría el modelo. </w:t>
-      </w:r>
-    </w:p>
-    <w:p>
-      <w:r>
-        <w:drawing>
-          <wp:inline distT="0" distB="0" distL="0" distR="0" wp14:anchorId="4D89CC31" wp14:editId="24027C7D">
-            <wp:extent cx="3063240" cy="1951355"/>
-            <wp:effectExtent l="0" t="0" r="3810" b="0"/>
-            <wp:docPr id="804842354" name="Imagen 1"/>
-            <wp:cNvGraphicFramePr>
-              <a:graphicFrameLocks xmlns:a="http://schemas.openxmlformats.org/drawingml/2006/main" noChangeAspect="1"/>
-            </wp:cNvGraphicFramePr>
-            <a:graphic xmlns:a="http://schemas.openxmlformats.org/drawingml/2006/main">
-              <a:graphicData uri="http://schemas.openxmlformats.org/drawingml/2006/picture">
-                <pic:pic xmlns:pic="http://schemas.openxmlformats.org/drawingml/2006/picture">
-                  <pic:nvPicPr>
-                    <pic:cNvPr id="804842354" name=""/>
-                    <pic:cNvPicPr/>
-                  </pic:nvPicPr>
-                  <pic:blipFill>
-                    <a:blip r:embed="rId14"/>
+                    <a:blip r:embed="rId15"/>
                     <a:stretch>
                       <a:fillRect/>
                     </a:stretch>
@@ -1480,7 +3001,7 @@
         <w:rPr>
           <w:color w:val="222222"/>
         </w:rPr>
-        <w:t xml:space="preserve">Los resultados que se muestran arriba ya son los obtenidos con la última corrida del modelo. Estos serían los parámetros para determinar la calificación de un juego mediante los parámetros utilizados, con un error promedio final de: </w:t>
+        <w:t>Resultados de validación:</w:t>
       </w:r>
     </w:p>
     <w:p>
@@ -1503,21 +3024,7 @@
         <w:rPr>
           <w:color w:val="222222"/>
         </w:rPr>
-        <w:t xml:space="preserve">Train </w:t>
-      </w:r>
-      <w:proofErr w:type="spellStart"/>
-      <w:r>
-        <w:rPr>
-          <w:color w:val="222222"/>
-        </w:rPr>
-        <w:t>loss</w:t>
-      </w:r>
-      <w:proofErr w:type="spellEnd"/>
-      <w:r>
-        <w:rPr>
-          <w:color w:val="222222"/>
-        </w:rPr>
-        <w:t xml:space="preserve"> MSE: 2.1787850651485887</w:t>
+        <w:t>Max error MSE: 8602.953550147662</w:t>
       </w:r>
     </w:p>
     <w:p>
@@ -1536,33 +3043,11 @@
           <w:color w:val="222222"/>
         </w:rPr>
       </w:pPr>
-      <w:proofErr w:type="spellStart"/>
-      <w:r>
-        <w:rPr>
-          <w:color w:val="222222"/>
-        </w:rPr>
-        <w:t>Validation</w:t>
-      </w:r>
-      <w:proofErr w:type="spellEnd"/>
-      <w:r>
-        <w:rPr>
-          <w:color w:val="222222"/>
-        </w:rPr>
-        <w:t xml:space="preserve"> </w:t>
-      </w:r>
-      <w:proofErr w:type="spellStart"/>
-      <w:r>
-        <w:rPr>
-          <w:color w:val="222222"/>
-        </w:rPr>
-        <w:t>loss</w:t>
-      </w:r>
-      <w:proofErr w:type="spellEnd"/>
-      <w:r>
-        <w:rPr>
-          <w:color w:val="222222"/>
-        </w:rPr>
-        <w:t xml:space="preserve"> MSE: 4.533083859384745</w:t>
+      <w:r>
+        <w:rPr>
+          <w:color w:val="222222"/>
+        </w:rPr>
+        <w:t>Mean error MSE: 6.129573975710204</w:t>
       </w:r>
     </w:p>
     <w:p>
@@ -1585,43 +3070,7 @@
         <w:rPr>
           <w:color w:val="222222"/>
         </w:rPr>
-        <w:t xml:space="preserve">Test </w:t>
-      </w:r>
-      <w:proofErr w:type="spellStart"/>
-      <w:r>
-        <w:rPr>
-          <w:color w:val="222222"/>
-        </w:rPr>
-        <w:t>loss</w:t>
-      </w:r>
-      <w:proofErr w:type="spellEnd"/>
-      <w:r>
-        <w:rPr>
-          <w:color w:val="222222"/>
-        </w:rPr>
-        <w:t xml:space="preserve"> MSE: 3.906969691261746</w:t>
-      </w:r>
-    </w:p>
-    <w:p>
-      <w:pPr>
-        <w:keepNext/>
-        <w:pBdr>
-          <w:top w:val="nil"/>
-          <w:left w:val="nil"/>
-          <w:bottom w:val="nil"/>
-          <w:right w:val="nil"/>
-          <w:between w:val="nil"/>
-        </w:pBdr>
-        <w:spacing w:before="240" w:after="80"/>
-        <w:rPr>
-          <w:color w:val="222222"/>
-        </w:rPr>
-      </w:pPr>
-      <w:r>
-        <w:rPr>
-          <w:color w:val="222222"/>
-        </w:rPr>
-        <w:t>Resultado de validaciones:</w:t>
+        <w:t>Mediana error MSE: 1.1913600050684335e-06</w:t>
       </w:r>
     </w:p>
     <w:p>
@@ -1644,7 +3093,7 @@
         <w:rPr>
           <w:color w:val="222222"/>
         </w:rPr>
-        <w:t>Max error MSE: 6515.375404093403</w:t>
+        <w:t>Min error MSE: 1.057033830298491e-13</w:t>
       </w:r>
     </w:p>
     <w:p>
@@ -1663,12 +3112,6 @@
           <w:color w:val="222222"/>
         </w:rPr>
       </w:pPr>
-      <w:r>
-        <w:rPr>
-          <w:color w:val="222222"/>
-        </w:rPr>
-        <w:t>Mean error MSE: 4.533083859384745</w:t>
-      </w:r>
     </w:p>
     <w:p>
       <w:pPr>
@@ -1690,7 +3133,7 @@
         <w:rPr>
           <w:color w:val="222222"/>
         </w:rPr>
-        <w:t>Mediana error MSE: 3.121822274148467e-05</w:t>
+        <w:t>Max error Huber: 138.00316209463932</w:t>
       </w:r>
     </w:p>
     <w:p>
@@ -1713,35 +3156,7 @@
         <w:rPr>
           <w:color w:val="222222"/>
         </w:rPr>
-        <w:t>Min error MSE: 7.657758837642246e-13</w:t>
-      </w:r>
-    </w:p>
-    <w:p>
-      <w:pPr>
-        <w:keepNext/>
-        <w:pBdr>
-          <w:top w:val="nil"/>
-          <w:left w:val="nil"/>
-          <w:bottom w:val="nil"/>
-          <w:right w:val="nil"/>
-          <w:between w:val="nil"/>
-        </w:pBdr>
-        <w:spacing w:before="240" w:after="80"/>
-        <w:rPr>
-          <w:color w:val="222222"/>
-        </w:rPr>
-      </w:pPr>
-      <w:r>
-        <w:rPr>
-          <w:color w:val="222222"/>
-        </w:rPr>
-        <w:t>Resultados de pruebas</w:t>
-      </w:r>
-      <w:r>
-        <w:rPr>
-          <w:color w:val="222222"/>
-        </w:rPr>
-        <w:t>:</w:t>
+        <w:t>Mean error Huber: 0.13082613494493678</w:t>
       </w:r>
     </w:p>
     <w:p>
@@ -1764,7 +3179,7 @@
         <w:rPr>
           <w:color w:val="222222"/>
         </w:rPr>
-        <w:t>Max error MSE: 1203.7602749952162</w:t>
+        <w:t>Mediana error Huber: 5.956800025342167e-07</w:t>
       </w:r>
     </w:p>
     <w:p>
@@ -1787,7 +3202,47 @@
         <w:rPr>
           <w:color w:val="222222"/>
         </w:rPr>
-        <w:t>Mean error MSE: 0.5819433757903646</w:t>
+        <w:t>Min error Huber: 5.285169151492455e-14</w:t>
+      </w:r>
+    </w:p>
+    <w:p>
+      <w:pPr>
+        <w:keepNext/>
+        <w:pBdr>
+          <w:top w:val="nil"/>
+          <w:left w:val="nil"/>
+          <w:bottom w:val="nil"/>
+          <w:right w:val="nil"/>
+          <w:between w:val="nil"/>
+        </w:pBdr>
+        <w:spacing w:before="240" w:after="80"/>
+        <w:rPr>
+          <w:color w:val="222222"/>
+        </w:rPr>
+      </w:pPr>
+      <w:r>
+        <w:rPr>
+          <w:color w:val="222222"/>
+        </w:rPr>
+        <w:t>Como se puede ver en la gráfica, la disminución del error ya no es tan suave como en la ecuación de gradiente descendiente original, teniendo</w:t>
+      </w:r>
+      <w:r>
+        <w:rPr>
+          <w:color w:val="222222"/>
+        </w:rPr>
+        <w:t xml:space="preserve"> una caída menos uniforme. El error MSE me dio mayor al modelo original, con errores</w:t>
+      </w:r>
+      <w:r>
+        <w:rPr>
+          <w:color w:val="222222"/>
+        </w:rPr>
+        <w:t xml:space="preserve"> en prueba de</w:t>
+      </w:r>
+      <w:r>
+        <w:rPr>
+          <w:color w:val="222222"/>
+        </w:rPr>
+        <w:t>:</w:t>
       </w:r>
     </w:p>
     <w:p>
@@ -1810,7 +3265,7 @@
         <w:rPr>
           <w:color w:val="222222"/>
         </w:rPr>
-        <w:t>Mediana error MSE: 6.837892919988221e-06</w:t>
+        <w:t>Max error MSE: 8606.546034862851</w:t>
       </w:r>
     </w:p>
     <w:p>
@@ -1833,265 +3288,7 @@
         <w:rPr>
           <w:color w:val="222222"/>
         </w:rPr>
-        <w:t>Min error MSE: 1.0474713048729936e-12</w:t>
-      </w:r>
-    </w:p>
-    <w:p>
-      <w:pPr>
-        <w:pStyle w:val="Ttulo1"/>
-      </w:pPr>
-      <w:r>
-        <w:t>VI.</w:t>
-      </w:r>
-      <w:r>
-        <w:t xml:space="preserve"> Diagnóstico</w:t>
-      </w:r>
-      <w:r>
-        <w:tab/>
-      </w:r>
-    </w:p>
-    <w:p>
-      <w:r>
-        <w:t>La gráfica de curva de aprendizaje entre entrenamiento y pruebas es consistente, mostrando que tenemos un modelo que se ajusta adecuadamente al problema lineal ya que no hay una desviación notable entre las dos y tienen un movimiento similar pese a trabajar con datos diferentes</w:t>
-      </w:r>
-      <w:r>
-        <w:t xml:space="preserve">. Aunque de igual manera se puede notar que validación y pruebas tienen cierto grado de </w:t>
-      </w:r>
-      <w:proofErr w:type="spellStart"/>
-      <w:r>
-        <w:t>overfitting</w:t>
-      </w:r>
-      <w:proofErr w:type="spellEnd"/>
-      <w:r>
-        <w:t xml:space="preserve">, con una diferencia promedio entre ellas de .6% y una diferencia de ~2% con training. </w:t>
-      </w:r>
-    </w:p>
-    <w:p/>
-    <w:p>
-      <w:r>
-        <w:lastRenderedPageBreak/>
-        <w:drawing>
-          <wp:inline distT="0" distB="0" distL="0" distR="0" wp14:anchorId="680823D0" wp14:editId="4DF82FCD">
-            <wp:extent cx="3063240" cy="2030730"/>
-            <wp:effectExtent l="0" t="0" r="3810" b="7620"/>
-            <wp:docPr id="595235999" name="Imagen 1"/>
-            <wp:cNvGraphicFramePr>
-              <a:graphicFrameLocks xmlns:a="http://schemas.openxmlformats.org/drawingml/2006/main" noChangeAspect="1"/>
-            </wp:cNvGraphicFramePr>
-            <a:graphic xmlns:a="http://schemas.openxmlformats.org/drawingml/2006/main">
-              <a:graphicData uri="http://schemas.openxmlformats.org/drawingml/2006/picture">
-                <pic:pic xmlns:pic="http://schemas.openxmlformats.org/drawingml/2006/picture">
-                  <pic:nvPicPr>
-                    <pic:cNvPr id="595235999" name=""/>
-                    <pic:cNvPicPr/>
-                  </pic:nvPicPr>
-                  <pic:blipFill>
-                    <a:blip r:embed="rId15"/>
-                    <a:stretch>
-                      <a:fillRect/>
-                    </a:stretch>
-                  </pic:blipFill>
-                  <pic:spPr>
-                    <a:xfrm>
-                      <a:off x="0" y="0"/>
-                      <a:ext cx="3063240" cy="2030730"/>
-                    </a:xfrm>
-                    <a:prstGeom prst="rect">
-                      <a:avLst/>
-                    </a:prstGeom>
-                  </pic:spPr>
-                </pic:pic>
-              </a:graphicData>
-            </a:graphic>
-          </wp:inline>
-        </w:drawing>
-      </w:r>
-    </w:p>
-    <w:p/>
-    <w:p>
-      <w:r>
-        <w:t xml:space="preserve">Haciendo una gráfica de la predicción con los resultados esperados, se puede ver que la mayoría de predicciones si se encuentra en el rango esperado cerca del valor esperado, pero hubo instancias que resultaron en valores atípicos fuera del rango de valores esperados, mostrando que es bastante sensible y una mala predicción puede resultar en resultados fuera de lo normal. </w:t>
-      </w:r>
-    </w:p>
-    <w:p>
-      <w:r>
-        <w:t xml:space="preserve">Gracias a los resultados podemos pensar que se tiene un bajo sesgo en el modelo, ya que una gran parte de los datos tiene un error cercano a 0, teniendo un MSE de 0.5 y una media de 6e-6. </w:t>
-      </w:r>
-    </w:p>
-    <w:p>
-      <w:r>
-        <w:t>Desviación estándar: 0.5288050325623437</w:t>
-      </w:r>
-    </w:p>
-    <w:p>
-      <w:r>
-        <w:t>T-Student: -0.04485415635173457</w:t>
-      </w:r>
-    </w:p>
-    <w:p/>
-    <w:p>
-      <w:pPr>
-        <w:jc w:val="center"/>
-      </w:pPr>
-      <w:r>
-        <w:t>VII. Mejora</w:t>
-      </w:r>
-    </w:p>
-    <w:p>
-      <w:r>
-        <w:rPr>
-          <w:b/>
-          <w:bCs/>
-          <w:color w:val="222222"/>
-        </w:rPr>
-        <w:t>s</w:t>
-      </w:r>
-      <w:r>
-        <w:rPr>
-          <w:b/>
-          <w:bCs/>
-          <w:color w:val="222222"/>
-        </w:rPr>
-        <w:t>team-project-huber-nestrov.py</w:t>
-      </w:r>
-    </w:p>
-    <w:p>
-      <w:r>
-        <w:rPr>
-          <w:color w:val="222222"/>
-        </w:rPr>
-        <w:t xml:space="preserve">El modelo está teniendo buenos resultados, la mejora es contaste y el error bajó bastante, pero los mejores resultados que he tenido es dejando el modelo correr durante 2 horas y permitir que continúe disminuyendo el error indefinidamente. Pero, este acercamiento toma bastante tiempo y es indefinido, por lo cual considero que si pongo un </w:t>
-      </w:r>
-      <w:proofErr w:type="spellStart"/>
-      <w:r>
-        <w:rPr>
-          <w:color w:val="222222"/>
-        </w:rPr>
-        <w:t>learning</w:t>
-      </w:r>
-      <w:proofErr w:type="spellEnd"/>
-      <w:r>
-        <w:rPr>
-          <w:color w:val="222222"/>
-        </w:rPr>
-        <w:t xml:space="preserve"> </w:t>
-      </w:r>
-      <w:proofErr w:type="spellStart"/>
-      <w:r>
-        <w:rPr>
-          <w:color w:val="222222"/>
-        </w:rPr>
-        <w:t>rate</w:t>
-      </w:r>
-      <w:proofErr w:type="spellEnd"/>
-      <w:r>
-        <w:rPr>
-          <w:color w:val="222222"/>
-        </w:rPr>
-        <w:t xml:space="preserve"> adaptivo podré cambiar el tamaño de paso cuando este sea insuficiente y el modelo disminuya en velocidad de disminución del error.</w:t>
-      </w:r>
-      <w:r>
-        <w:t xml:space="preserve"> </w:t>
-      </w:r>
-    </w:p>
-    <w:p/>
-    <w:p>
-      <w:r>
-        <w:rPr>
-          <w:color w:val="222222"/>
-        </w:rPr>
-        <w:t xml:space="preserve">Mi teoría inicial es que si aumento el </w:t>
-      </w:r>
-      <w:proofErr w:type="spellStart"/>
-      <w:r>
-        <w:rPr>
-          <w:color w:val="222222"/>
-        </w:rPr>
-        <w:t>learning</w:t>
-      </w:r>
-      <w:proofErr w:type="spellEnd"/>
-      <w:r>
-        <w:rPr>
-          <w:color w:val="222222"/>
-        </w:rPr>
-        <w:t xml:space="preserve"> </w:t>
-      </w:r>
-      <w:proofErr w:type="spellStart"/>
-      <w:r>
-        <w:rPr>
-          <w:color w:val="222222"/>
-        </w:rPr>
-        <w:t>rate</w:t>
-      </w:r>
-      <w:proofErr w:type="spellEnd"/>
-      <w:r>
-        <w:rPr>
-          <w:color w:val="222222"/>
-        </w:rPr>
-        <w:t xml:space="preserve"> conforme el modelo avanza entonces el tamaño de paso será mayor y el error disminuirá más rápido, pero para evitar que el paso sea demasiado grande, igual es necesario añadir ciertos límites y estrategias para disminuir el tamaño de paso. De esta manera, el modelo debería tener una caída del error rápida durante más tiempo y se podrá tener mejores resultados en la misma cantidad de tiempo. </w:t>
-      </w:r>
-    </w:p>
-    <w:p/>
-    <w:p>
-      <w:r>
-        <w:rPr>
-          <w:color w:val="222222"/>
-        </w:rPr>
-        <w:t xml:space="preserve">Una estrategia que identifiqué es </w:t>
-      </w:r>
-      <w:proofErr w:type="spellStart"/>
-      <w:r>
-        <w:rPr>
-          <w:color w:val="222222"/>
-        </w:rPr>
-        <w:t>Adagrad</w:t>
-      </w:r>
-      <w:proofErr w:type="spellEnd"/>
-      <w:r>
-        <w:rPr>
-          <w:color w:val="222222"/>
-        </w:rPr>
-        <w:t xml:space="preserve"> </w:t>
-      </w:r>
-      <w:r>
-        <w:rPr>
-          <w:color w:val="222222"/>
-        </w:rPr>
-        <w:t xml:space="preserve"> </w:t>
-      </w:r>
-      <w:r>
-        <w:rPr>
-          <w:color w:val="222222"/>
-        </w:rPr>
-        <w:t>(</w:t>
-      </w:r>
-      <w:proofErr w:type="spellStart"/>
-      <w:r>
-        <w:rPr>
-          <w:rFonts w:ascii="Times" w:eastAsia="Times" w:hAnsi="Times" w:cs="Times"/>
-          <w:iCs/>
-        </w:rPr>
-        <w:t>CodeSignal</w:t>
-      </w:r>
-      <w:proofErr w:type="spellEnd"/>
-      <w:r>
-        <w:rPr>
-          <w:rFonts w:ascii="Times" w:eastAsia="Times" w:hAnsi="Times" w:cs="Times"/>
-          <w:iCs/>
-        </w:rPr>
-        <w:t>, s.f.</w:t>
-      </w:r>
-      <w:r>
-        <w:rPr>
-          <w:color w:val="222222"/>
-        </w:rPr>
-        <w:t xml:space="preserve">), que adapta el alfa dividiendo su valor por la raíz del acumulado del gradiente (+ un valor para evitar dividir entre 0). </w:t>
-      </w:r>
-      <w:r>
-        <w:rPr>
-          <w:color w:val="222222"/>
-        </w:rPr>
-        <w:t xml:space="preserve"> Este experimento resulto contraproducente, ya que el error disminuyó menos que sin el alfa adaptativa</w:t>
+        <w:t>Mean error MSE: 9.233833406691048</w:t>
       </w:r>
     </w:p>
     <w:p>
@@ -2105,6 +3302,293 @@
           <w:between w:val="nil"/>
         </w:pBdr>
         <w:spacing w:before="240" w:after="80"/>
+        <w:jc w:val="center"/>
+        <w:rPr>
+          <w:color w:val="222222"/>
+        </w:rPr>
+      </w:pPr>
+      <w:r>
+        <w:rPr>
+          <w:color w:val="222222"/>
+        </w:rPr>
+        <w:t>Mediana error MSE: 1.2343527398985217e-06</w:t>
+      </w:r>
+    </w:p>
+    <w:p>
+      <w:pPr>
+        <w:keepNext/>
+        <w:pBdr>
+          <w:top w:val="nil"/>
+          <w:left w:val="nil"/>
+          <w:bottom w:val="nil"/>
+          <w:right w:val="nil"/>
+          <w:between w:val="nil"/>
+        </w:pBdr>
+        <w:spacing w:before="240" w:after="80"/>
+        <w:jc w:val="center"/>
+        <w:rPr>
+          <w:color w:val="222222"/>
+        </w:rPr>
+      </w:pPr>
+      <w:r>
+        <w:rPr>
+          <w:color w:val="222222"/>
+        </w:rPr>
+        <w:t>Min error MSE: 2.9137590713303366e-13</w:t>
+      </w:r>
+    </w:p>
+    <w:p>
+      <w:pPr>
+        <w:keepNext/>
+        <w:pBdr>
+          <w:top w:val="nil"/>
+          <w:left w:val="nil"/>
+          <w:bottom w:val="nil"/>
+          <w:right w:val="nil"/>
+          <w:between w:val="nil"/>
+        </w:pBdr>
+        <w:spacing w:before="240" w:after="80"/>
+        <w:rPr>
+          <w:color w:val="222222"/>
+        </w:rPr>
+      </w:pPr>
+      <w:r>
+        <w:rPr>
+          <w:color w:val="222222"/>
+        </w:rPr>
+        <w:t>De igual manera muestro el error de Huber promedio:</w:t>
+      </w:r>
+    </w:p>
+    <w:p>
+      <w:pPr>
+        <w:keepNext/>
+        <w:pBdr>
+          <w:top w:val="nil"/>
+          <w:left w:val="nil"/>
+          <w:bottom w:val="nil"/>
+          <w:right w:val="nil"/>
+          <w:between w:val="nil"/>
+        </w:pBdr>
+        <w:spacing w:before="240" w:after="80"/>
+        <w:jc w:val="center"/>
+        <w:rPr>
+          <w:color w:val="222222"/>
+        </w:rPr>
+      </w:pPr>
+      <w:r>
+        <w:rPr>
+          <w:color w:val="222222"/>
+        </w:rPr>
+        <w:t>Max error Huber: 138.03220814403187</w:t>
+      </w:r>
+    </w:p>
+    <w:p>
+      <w:pPr>
+        <w:keepNext/>
+        <w:pBdr>
+          <w:top w:val="nil"/>
+          <w:left w:val="nil"/>
+          <w:bottom w:val="nil"/>
+          <w:right w:val="nil"/>
+          <w:between w:val="nil"/>
+        </w:pBdr>
+        <w:spacing w:before="240" w:after="80"/>
+        <w:jc w:val="center"/>
+        <w:rPr>
+          <w:color w:val="222222"/>
+        </w:rPr>
+      </w:pPr>
+      <w:r>
+        <w:rPr>
+          <w:color w:val="222222"/>
+        </w:rPr>
+        <w:t>Mean error Huber: 0.18067411849038323</w:t>
+      </w:r>
+    </w:p>
+    <w:p>
+      <w:pPr>
+        <w:keepNext/>
+        <w:pBdr>
+          <w:top w:val="nil"/>
+          <w:left w:val="nil"/>
+          <w:bottom w:val="nil"/>
+          <w:right w:val="nil"/>
+          <w:between w:val="nil"/>
+        </w:pBdr>
+        <w:spacing w:before="240" w:after="80"/>
+        <w:jc w:val="center"/>
+        <w:rPr>
+          <w:color w:val="222222"/>
+        </w:rPr>
+      </w:pPr>
+      <w:r>
+        <w:rPr>
+          <w:color w:val="222222"/>
+        </w:rPr>
+        <w:t>Mediana error Huber: 6.171763699492609e-07</w:t>
+      </w:r>
+    </w:p>
+    <w:p>
+      <w:pPr>
+        <w:keepNext/>
+        <w:pBdr>
+          <w:top w:val="nil"/>
+          <w:left w:val="nil"/>
+          <w:bottom w:val="nil"/>
+          <w:right w:val="nil"/>
+          <w:between w:val="nil"/>
+        </w:pBdr>
+        <w:spacing w:before="240" w:after="80"/>
+        <w:jc w:val="center"/>
+        <w:rPr>
+          <w:color w:val="222222"/>
+        </w:rPr>
+      </w:pPr>
+      <w:r>
+        <w:rPr>
+          <w:color w:val="222222"/>
+        </w:rPr>
+        <w:t>Min error Huber: 1.4568795356651683e-13</w:t>
+      </w:r>
+    </w:p>
+    <w:p>
+      <w:pPr>
+        <w:keepNext/>
+        <w:pBdr>
+          <w:top w:val="nil"/>
+          <w:left w:val="nil"/>
+          <w:bottom w:val="nil"/>
+          <w:right w:val="nil"/>
+          <w:between w:val="nil"/>
+        </w:pBdr>
+        <w:spacing w:before="240" w:after="80"/>
+        <w:rPr>
+          <w:color w:val="222222"/>
+        </w:rPr>
+      </w:pPr>
+      <w:r>
+        <w:rPr>
+          <w:color w:val="222222"/>
+        </w:rPr>
+        <w:t>Tomando en comparación la versión del modelo original, se ve que el modelo tiene un mayor error que usando el estándar de error, pero de igual manera, cabe mencionar que este resultado lo obtuvo en una menor cantidad de iteraciones y tiempo que el modelo original</w:t>
+      </w:r>
+      <w:r>
+        <w:rPr>
+          <w:color w:val="222222"/>
+        </w:rPr>
+        <w:t xml:space="preserve"> habiendo terminado a los 24 minutos</w:t>
+      </w:r>
+      <w:r>
+        <w:rPr>
+          <w:color w:val="222222"/>
+        </w:rPr>
+        <w:t xml:space="preserve">. </w:t>
+      </w:r>
+    </w:p>
+    <w:p>
+      <w:pPr>
+        <w:keepNext/>
+        <w:pBdr>
+          <w:top w:val="nil"/>
+          <w:left w:val="nil"/>
+          <w:bottom w:val="nil"/>
+          <w:right w:val="nil"/>
+          <w:between w:val="nil"/>
+        </w:pBdr>
+        <w:spacing w:before="240" w:after="80"/>
+        <w:rPr>
+          <w:color w:val="222222"/>
+        </w:rPr>
+      </w:pPr>
+      <w:r>
+        <w:rPr>
+          <w:color w:val="222222"/>
+        </w:rPr>
+        <w:t xml:space="preserve">Para una mejor comparativa correré ambos modelos de manera cruzada, el original con un máximo de épocas de 3,000; y el Huber-Nesterov por 2 horas para comparar los resultados. Si el nuevo modelo no muestra una mejora considerable en comparación al antiguo se podrá concluir que por lo menos estas dos técnicas de optimización no ayudaron en el modelo de regresión lineal con el que estamos trabajando. </w:t>
+      </w:r>
+    </w:p>
+    <w:p>
+      <w:pPr>
+        <w:keepNext/>
+        <w:pBdr>
+          <w:top w:val="nil"/>
+          <w:left w:val="nil"/>
+          <w:bottom w:val="nil"/>
+          <w:right w:val="nil"/>
+          <w:between w:val="nil"/>
+        </w:pBdr>
+        <w:spacing w:before="240" w:after="80"/>
+        <w:rPr>
+          <w:color w:val="222222"/>
+        </w:rPr>
+      </w:pPr>
+      <w:r>
+        <w:rPr>
+          <w:color w:val="222222"/>
+        </w:rPr>
+        <w:t>El modelo original corrió las 3000 instancias en 17 minutos, pero, pero su error promedio es mayor que en la mejora por ~1</w:t>
+      </w:r>
+      <w:r>
+        <w:rPr>
+          <w:color w:val="222222"/>
+        </w:rPr>
+        <w:t>.1</w:t>
+      </w:r>
+      <w:r>
+        <w:rPr>
+          <w:color w:val="222222"/>
+        </w:rPr>
+        <w:t xml:space="preserve">% en pruebas y </w:t>
+      </w:r>
+    </w:p>
+    <w:p>
+      <w:pPr>
+        <w:keepNext/>
+        <w:pBdr>
+          <w:top w:val="nil"/>
+          <w:left w:val="nil"/>
+          <w:bottom w:val="nil"/>
+          <w:right w:val="nil"/>
+          <w:between w:val="nil"/>
+        </w:pBdr>
+        <w:spacing w:before="240" w:after="80"/>
+        <w:rPr>
+          <w:color w:val="222222"/>
+        </w:rPr>
+      </w:pPr>
+      <w:r>
+        <w:rPr>
+          <w:color w:val="222222"/>
+        </w:rPr>
+        <w:t>Prueba MSE</w:t>
+      </w:r>
+      <w:r>
+        <w:rPr>
+          <w:color w:val="222222"/>
+        </w:rPr>
+        <w:t xml:space="preserve"> promedio</w:t>
+      </w:r>
+      <w:r>
+        <w:rPr>
+          <w:color w:val="222222"/>
+        </w:rPr>
+        <w:t xml:space="preserve">: </w:t>
+      </w:r>
+      <w:r>
+        <w:t>1.6789447112152602</w:t>
+      </w:r>
+    </w:p>
+    <w:p>
+      <w:pPr>
+        <w:keepNext/>
+        <w:pBdr>
+          <w:top w:val="nil"/>
+          <w:left w:val="nil"/>
+          <w:bottom w:val="nil"/>
+          <w:right w:val="nil"/>
+          <w:between w:val="nil"/>
+        </w:pBdr>
+        <w:spacing w:before="240" w:after="80"/>
         <w:rPr>
           <w:color w:val="222222"/>
         </w:rPr>
@@ -2114,10 +3598,10 @@
           <w:color w:val="222222"/>
         </w:rPr>
         <w:drawing>
-          <wp:inline distT="0" distB="0" distL="0" distR="0" wp14:anchorId="6DD5C171" wp14:editId="0015C57E">
+          <wp:inline distT="0" distB="0" distL="0" distR="0" wp14:anchorId="71CCF98B" wp14:editId="5D6BBFA2">
             <wp:extent cx="3063240" cy="1969770"/>
             <wp:effectExtent l="0" t="0" r="3810" b="0"/>
-            <wp:docPr id="1701734823" name="Imagen 1"/>
+            <wp:docPr id="1788481299" name="Imagen 1"/>
             <wp:cNvGraphicFramePr>
               <a:graphicFrameLocks xmlns:a="http://schemas.openxmlformats.org/drawingml/2006/main" noChangeAspect="1"/>
             </wp:cNvGraphicFramePr>
@@ -2125,7 +3609,7 @@
               <a:graphicData uri="http://schemas.openxmlformats.org/drawingml/2006/picture">
                 <pic:pic xmlns:pic="http://schemas.openxmlformats.org/drawingml/2006/picture">
                   <pic:nvPicPr>
-                    <pic:cNvPr id="1701734823" name=""/>
+                    <pic:cNvPr id="1788481299" name=""/>
                     <pic:cNvPicPr/>
                   </pic:nvPicPr>
                   <pic:blipFill>
@@ -2169,115 +3653,31 @@
         <w:rPr>
           <w:color w:val="222222"/>
         </w:rPr>
-        <w:t xml:space="preserve">Propuesta de mejora dos: Cambiar la fórmula de error de MSE a Huber Loss, que mezcla MAE con MSE para tener una mejor sensibilidad al calcular el error. Si el error es mayor a un delta se utiliza MSE, si es menor se utiliza </w:t>
-      </w:r>
-      <m:oMath>
-        <m:r>
-          <w:rPr>
-            <w:rFonts w:ascii="Cambria Math" w:hAnsi="Cambria Math"/>
-            <w:color w:val="222222"/>
-          </w:rPr>
-          <m:t xml:space="preserve">error = delta × (|error| - </m:t>
-        </m:r>
-        <m:f>
-          <m:fPr>
-            <m:ctrlPr>
-              <w:rPr>
-                <w:rFonts w:ascii="Cambria Math" w:hAnsi="Cambria Math"/>
-                <w:i/>
-                <w:color w:val="222222"/>
-              </w:rPr>
-            </m:ctrlPr>
-          </m:fPr>
-          <m:num>
-            <m:r>
-              <w:rPr>
-                <w:rFonts w:ascii="Cambria Math" w:hAnsi="Cambria Math"/>
-                <w:color w:val="222222"/>
-              </w:rPr>
-              <m:t>delta</m:t>
-            </m:r>
-          </m:num>
-          <m:den>
-            <m:r>
-              <w:rPr>
-                <w:rFonts w:ascii="Cambria Math" w:hAnsi="Cambria Math"/>
-                <w:color w:val="222222"/>
-              </w:rPr>
-              <m:t>2</m:t>
-            </m:r>
-          </m:den>
-        </m:f>
-        <m:r>
-          <w:rPr>
-            <w:rFonts w:ascii="Cambria Math" w:hAnsi="Cambria Math"/>
-            <w:color w:val="222222"/>
-          </w:rPr>
-          <m:t>)</m:t>
-        </m:r>
-      </m:oMath>
-      <w:r>
-        <w:rPr>
-          <w:color w:val="222222"/>
-        </w:rPr>
-        <w:t>(</w:t>
-      </w:r>
-      <w:r>
-        <w:rPr>
-          <w:rFonts w:ascii="Times" w:eastAsia="Times" w:hAnsi="Times" w:cs="Times"/>
-          <w:iCs/>
+        <w:t xml:space="preserve">Corriendo el nuevo modelo durante </w:t>
+      </w:r>
+      <w:r>
+        <w:rPr>
+          <w:color w:val="222222"/>
+        </w:rPr>
+        <w:t>2</w:t>
+      </w:r>
+      <w:r>
+        <w:rPr>
+          <w:color w:val="222222"/>
+        </w:rPr>
+        <w:t>0,000 iteraciones, el programa tardó</w:t>
+      </w:r>
+      <w:r>
+        <w:rPr>
+          <w:color w:val="222222"/>
         </w:rPr>
         <w:t xml:space="preserve"> </w:t>
       </w:r>
-      <w:proofErr w:type="spellStart"/>
-      <w:r>
-        <w:rPr>
-          <w:rFonts w:ascii="Times" w:eastAsia="Times" w:hAnsi="Times" w:cs="Times"/>
-          <w:iCs/>
-        </w:rPr>
-        <w:t>GeeksforGeeks</w:t>
-      </w:r>
-      <w:proofErr w:type="spellEnd"/>
-      <w:r>
-        <w:rPr>
-          <w:rFonts w:ascii="Times" w:eastAsia="Times" w:hAnsi="Times" w:cs="Times"/>
-          <w:iCs/>
-        </w:rPr>
-        <w:t>, 2025</w:t>
-      </w:r>
-      <w:r>
-        <w:rPr>
-          <w:color w:val="222222"/>
-        </w:rPr>
-        <w:t xml:space="preserve">). E igual implementé Nesterov </w:t>
-      </w:r>
-      <w:proofErr w:type="spellStart"/>
-      <w:r>
-        <w:rPr>
-          <w:color w:val="222222"/>
-        </w:rPr>
-        <w:t>Momentum</w:t>
-      </w:r>
-      <w:proofErr w:type="spellEnd"/>
-      <w:r>
-        <w:rPr>
-          <w:color w:val="222222"/>
-        </w:rPr>
-        <w:t xml:space="preserve"> (Brownlee, 2021), este para que el modelo corra más rápido y no tarde tanto en llegar a un error bajo. Este funciona agregando una variable extra que determina el </w:t>
-      </w:r>
-      <w:proofErr w:type="spellStart"/>
-      <w:r>
-        <w:rPr>
-          <w:color w:val="222222"/>
-        </w:rPr>
-        <w:t>momentum</w:t>
-      </w:r>
-      <w:proofErr w:type="spellEnd"/>
-      <w:r>
-        <w:rPr>
-          <w:color w:val="222222"/>
-        </w:rPr>
-        <w:t xml:space="preserve">, esto se logra calculando el cambio de la variable y utilizando su resultado para determinar su nuevo valor. </w:t>
+      <w:r>
+        <w:rPr>
+          <w:color w:val="222222"/>
+        </w:rPr>
+        <w:t>casi 3 horas, tomando más tiempo que el modelo original, pero su error resultante fue:</w:t>
       </w:r>
     </w:p>
     <w:p>
@@ -2300,10 +3700,10 @@
           <w:color w:val="222222"/>
         </w:rPr>
         <w:drawing>
-          <wp:inline distT="0" distB="0" distL="0" distR="0" wp14:anchorId="64267A18" wp14:editId="4A6AE88A">
+          <wp:inline distT="0" distB="0" distL="0" distR="0" wp14:anchorId="26EA1DB4" wp14:editId="247D0587">
             <wp:extent cx="3063240" cy="1951355"/>
             <wp:effectExtent l="0" t="0" r="3810" b="0"/>
-            <wp:docPr id="212564057" name="Imagen 1"/>
+            <wp:docPr id="271743261" name="Imagen 1"/>
             <wp:cNvGraphicFramePr>
               <a:graphicFrameLocks xmlns:a="http://schemas.openxmlformats.org/drawingml/2006/main" noChangeAspect="1"/>
             </wp:cNvGraphicFramePr>
@@ -2311,7 +3711,7 @@
               <a:graphicData uri="http://schemas.openxmlformats.org/drawingml/2006/picture">
                 <pic:pic xmlns:pic="http://schemas.openxmlformats.org/drawingml/2006/picture">
                   <pic:nvPicPr>
-                    <pic:cNvPr id="212564057" name=""/>
+                    <pic:cNvPr id="271743261" name=""/>
                     <pic:cNvPicPr/>
                   </pic:nvPicPr>
                   <pic:blipFill>
@@ -2347,15 +3747,16 @@
           <w:between w:val="nil"/>
         </w:pBdr>
         <w:spacing w:before="240" w:after="80"/>
-        <w:rPr>
-          <w:color w:val="222222"/>
-        </w:rPr>
-      </w:pPr>
-      <w:r>
-        <w:rPr>
-          <w:color w:val="222222"/>
-        </w:rPr>
-        <w:t>Resultados de validación:</w:t>
+        <w:jc w:val="center"/>
+        <w:rPr>
+          <w:color w:val="222222"/>
+        </w:rPr>
+      </w:pPr>
+      <w:r>
+        <w:rPr>
+          <w:color w:val="222222"/>
+        </w:rPr>
+        <w:t>Max error MSE: 1168.531812710378</w:t>
       </w:r>
     </w:p>
     <w:p>
@@ -2378,7 +3779,7 @@
         <w:rPr>
           <w:color w:val="222222"/>
         </w:rPr>
-        <w:t>Max error MSE: 8602.953550147662</w:t>
+        <w:t>Mean error MSE: 0.5532986103447977</w:t>
       </w:r>
     </w:p>
     <w:p>
@@ -2401,7 +3802,7 @@
         <w:rPr>
           <w:color w:val="222222"/>
         </w:rPr>
-        <w:t>Mean error MSE: 6.129573975710204</w:t>
+        <w:t>Mediana error MSE: 7.245170674102352e-08</w:t>
       </w:r>
     </w:p>
     <w:p>
@@ -2424,7 +3825,7 @@
         <w:rPr>
           <w:color w:val="222222"/>
         </w:rPr>
-        <w:t>Mediana error MSE: 1.1913600050684335e-06</w:t>
+        <w:t>Min error MSE: 3.045834032510846e-14</w:t>
       </w:r>
     </w:p>
     <w:p>
@@ -2443,12 +3844,6 @@
           <w:color w:val="222222"/>
         </w:rPr>
       </w:pPr>
-      <w:r>
-        <w:rPr>
-          <w:color w:val="222222"/>
-        </w:rPr>
-        <w:t>Min error MSE: 1.057033830298491e-13</w:t>
-      </w:r>
     </w:p>
     <w:p>
       <w:pPr>
@@ -2466,6 +3861,12 @@
           <w:color w:val="222222"/>
         </w:rPr>
       </w:pPr>
+      <w:r>
+        <w:rPr>
+          <w:color w:val="222222"/>
+        </w:rPr>
+        <w:t>Max error Huber: 50.150691888051114</w:t>
+      </w:r>
     </w:p>
     <w:p>
       <w:pPr>
@@ -2487,7 +3888,7 @@
         <w:rPr>
           <w:color w:val="222222"/>
         </w:rPr>
-        <w:t>Max error Huber: 138.00316209463932</w:t>
+        <w:t>Mean error Huber: 0.034748310058320846</w:t>
       </w:r>
     </w:p>
     <w:p>
@@ -2510,7 +3911,7 @@
         <w:rPr>
           <w:color w:val="222222"/>
         </w:rPr>
-        <w:t>Mean error Huber: 0.13082613494493678</w:t>
+        <w:t>Mediana error Huber: 3.622585337051176e-08</w:t>
       </w:r>
     </w:p>
     <w:p>
@@ -2533,7 +3934,7 @@
         <w:rPr>
           <w:color w:val="222222"/>
         </w:rPr>
-        <w:t>Mediana error Huber: 5.956800025342167e-07</w:t>
+        <w:t xml:space="preserve">Min error Huber: 1.522917016255423e-14 </w:t>
       </w:r>
     </w:p>
     <w:p>
@@ -2547,17 +3948,34 @@
           <w:between w:val="nil"/>
         </w:pBdr>
         <w:spacing w:before="240" w:after="80"/>
-        <w:jc w:val="center"/>
-        <w:rPr>
-          <w:color w:val="222222"/>
-        </w:rPr>
-      </w:pPr>
-      <w:r>
-        <w:rPr>
-          <w:color w:val="222222"/>
-        </w:rPr>
-        <w:lastRenderedPageBreak/>
-        <w:t>Min error Huber: 5.285169151492455e-14</w:t>
+        <w:rPr>
+          <w:color w:val="222222"/>
+        </w:rPr>
+      </w:pPr>
+      <w:r>
+        <w:rPr>
+          <w:color w:val="222222"/>
+        </w:rPr>
+        <w:t xml:space="preserve">Comparándolo con la reiteración del modelo a 20 mil épocas, la mejora dio un ínfimo mejor resultado por 50% más de tiempo, por lo que concluiría que esta versión sirve para hacer iteraciones más rápidas y sirve para hacer un mejor modelo. </w:t>
+      </w:r>
+    </w:p>
+    <w:p>
+      <w:pPr>
+        <w:pStyle w:val="Ttulo1"/>
+        <w:ind w:firstLine="0"/>
+        <w:rPr>
+          <w:sz w:val="28"/>
+          <w:szCs w:val="28"/>
+          <w:lang w:val="es-MX"/>
+        </w:rPr>
+      </w:pPr>
+      <w:r>
+        <w:rPr>
+          <w:sz w:val="28"/>
+          <w:szCs w:val="28"/>
+          <w:lang w:val="es-MX"/>
+        </w:rPr>
+        <w:t>MODELADO CON FRAMEWORK</w:t>
       </w:r>
     </w:p>
     <w:p>
@@ -2572,32 +3990,16 @@
         </w:pBdr>
         <w:spacing w:before="240" w:after="80"/>
         <w:rPr>
-          <w:color w:val="222222"/>
-        </w:rPr>
-      </w:pPr>
-      <w:r>
-        <w:rPr>
-          <w:color w:val="222222"/>
-        </w:rPr>
-        <w:t>Como se puede ver en la gráfica, la disminución del error ya no es tan suave como en la ecuación de gradiente descendiente original, teniendo</w:t>
-      </w:r>
-      <w:r>
-        <w:rPr>
-          <w:color w:val="222222"/>
-        </w:rPr>
-        <w:t xml:space="preserve"> una caída menos uniforme. El error MSE me dio mayor al modelo original, con errores</w:t>
-      </w:r>
-      <w:r>
-        <w:rPr>
-          <w:color w:val="222222"/>
-        </w:rPr>
-        <w:t xml:space="preserve"> en prueba de</w:t>
-      </w:r>
-      <w:r>
-        <w:rPr>
-          <w:color w:val="222222"/>
-        </w:rPr>
-        <w:t>:</w:t>
+          <w:b/>
+          <w:bCs/>
+        </w:rPr>
+      </w:pPr>
+      <w:r>
+        <w:rPr>
+          <w:b/>
+          <w:bCs/>
+        </w:rPr>
+        <w:t>steam-project-fw.py</w:t>
       </w:r>
     </w:p>
     <w:p>
@@ -2611,16 +4013,18 @@
           <w:between w:val="nil"/>
         </w:pBdr>
         <w:spacing w:before="240" w:after="80"/>
-        <w:jc w:val="center"/>
-        <w:rPr>
-          <w:color w:val="222222"/>
-        </w:rPr>
-      </w:pPr>
-      <w:r>
-        <w:rPr>
-          <w:color w:val="222222"/>
-        </w:rPr>
-        <w:t>Max error MSE: 8606.546034862851</w:t>
+      </w:pPr>
+      <w:r>
+        <w:t xml:space="preserve">Para el modelo con framework cambiaré de interés, prediciendo la </w:t>
+      </w:r>
+      <w:r>
+        <w:t xml:space="preserve">categoría a la que pertenece el juego / calificación de los usuarios </w:t>
+      </w:r>
+      <w:r>
+        <w:t>de acuerdo con</w:t>
+      </w:r>
+      <w:r>
+        <w:t xml:space="preserve"> sus reseñas.</w:t>
       </w:r>
     </w:p>
     <w:p>
@@ -2634,16 +4038,12 @@
           <w:between w:val="nil"/>
         </w:pBdr>
         <w:spacing w:before="240" w:after="80"/>
-        <w:jc w:val="center"/>
-        <w:rPr>
-          <w:color w:val="222222"/>
-        </w:rPr>
-      </w:pPr>
-      <w:r>
-        <w:rPr>
-          <w:color w:val="222222"/>
-        </w:rPr>
-        <w:t>Mean error MSE: 9.233833406691048</w:t>
+      </w:pPr>
+      <w:r>
+        <w:t>Este me dio una exactitud de</w:t>
+      </w:r>
+      <w:r>
+        <w:t>:</w:t>
       </w:r>
     </w:p>
     <w:p>
@@ -2657,16 +4057,9 @@
           <w:between w:val="nil"/>
         </w:pBdr>
         <w:spacing w:before="240" w:after="80"/>
-        <w:jc w:val="center"/>
-        <w:rPr>
-          <w:color w:val="222222"/>
-        </w:rPr>
-      </w:pPr>
-      <w:r>
-        <w:rPr>
-          <w:color w:val="222222"/>
-        </w:rPr>
-        <w:t>Mediana error MSE: 1.2343527398985217e-06</w:t>
+      </w:pPr>
+      <w:r>
+        <w:t>Accuracy val 0.8448840560723175</w:t>
       </w:r>
     </w:p>
     <w:p>
@@ -2680,16 +4073,12 @@
           <w:between w:val="nil"/>
         </w:pBdr>
         <w:spacing w:before="240" w:after="80"/>
-        <w:jc w:val="center"/>
-        <w:rPr>
-          <w:color w:val="222222"/>
-        </w:rPr>
-      </w:pPr>
-      <w:r>
-        <w:rPr>
-          <w:color w:val="222222"/>
-        </w:rPr>
-        <w:t>Min error MSE: 2.9137590713303366e-13</w:t>
+      </w:pPr>
+      <w:r>
+        <w:t>Accuracy test 0.8372854709812656</w:t>
+      </w:r>
+      <w:r>
+        <w:t xml:space="preserve"> </w:t>
       </w:r>
     </w:p>
     <w:p>
@@ -2703,15 +4092,9 @@
           <w:between w:val="nil"/>
         </w:pBdr>
         <w:spacing w:before="240" w:after="80"/>
-        <w:rPr>
-          <w:color w:val="222222"/>
-        </w:rPr>
-      </w:pPr>
-      <w:r>
-        <w:rPr>
-          <w:color w:val="222222"/>
-        </w:rPr>
-        <w:t>De igual manera muestro el error de Huber promedio:</w:t>
+      </w:pPr>
+      <w:r>
+        <w:t xml:space="preserve">El modelo puede predecir correctamente la calificación del juego alrededor de un 80% de las veces, validación tuvo poco más de 1% mejor resultado que pruebas, pero ambas determinan que el modelo está funcionando correctamente y aunque no tenga un nivel de confianza elevado, en algo trivial puede ser de mucha ayuda para predicciones rápidas. </w:t>
       </w:r>
     </w:p>
     <w:p>
@@ -2725,791 +4108,18 @@
           <w:between w:val="nil"/>
         </w:pBdr>
         <w:spacing w:before="240" w:after="80"/>
-        <w:jc w:val="center"/>
-        <w:rPr>
-          <w:color w:val="222222"/>
-        </w:rPr>
-      </w:pPr>
-      <w:r>
-        <w:rPr>
-          <w:color w:val="222222"/>
-        </w:rPr>
-        <w:t>Max error Huber: 138.03220814403187</w:t>
-      </w:r>
-    </w:p>
-    <w:p>
-      <w:pPr>
-        <w:keepNext/>
-        <w:pBdr>
-          <w:top w:val="nil"/>
-          <w:left w:val="nil"/>
-          <w:bottom w:val="nil"/>
-          <w:right w:val="nil"/>
-          <w:between w:val="nil"/>
-        </w:pBdr>
-        <w:spacing w:before="240" w:after="80"/>
-        <w:jc w:val="center"/>
-        <w:rPr>
-          <w:color w:val="222222"/>
-        </w:rPr>
-      </w:pPr>
-      <w:r>
-        <w:rPr>
-          <w:color w:val="222222"/>
-        </w:rPr>
-        <w:t>Mean error Huber: 0.18067411849038323</w:t>
-      </w:r>
-    </w:p>
-    <w:p>
-      <w:pPr>
-        <w:keepNext/>
-        <w:pBdr>
-          <w:top w:val="nil"/>
-          <w:left w:val="nil"/>
-          <w:bottom w:val="nil"/>
-          <w:right w:val="nil"/>
-          <w:between w:val="nil"/>
-        </w:pBdr>
-        <w:spacing w:before="240" w:after="80"/>
-        <w:jc w:val="center"/>
-        <w:rPr>
-          <w:color w:val="222222"/>
-        </w:rPr>
-      </w:pPr>
-      <w:r>
-        <w:rPr>
-          <w:color w:val="222222"/>
-        </w:rPr>
-        <w:t>Mediana error Huber: 6.171763699492609e-07</w:t>
-      </w:r>
-    </w:p>
-    <w:p>
-      <w:pPr>
-        <w:keepNext/>
-        <w:pBdr>
-          <w:top w:val="nil"/>
-          <w:left w:val="nil"/>
-          <w:bottom w:val="nil"/>
-          <w:right w:val="nil"/>
-          <w:between w:val="nil"/>
-        </w:pBdr>
-        <w:spacing w:before="240" w:after="80"/>
-        <w:jc w:val="center"/>
-        <w:rPr>
-          <w:color w:val="222222"/>
-        </w:rPr>
-      </w:pPr>
-      <w:r>
-        <w:rPr>
-          <w:color w:val="222222"/>
-        </w:rPr>
-        <w:t>Min error Huber: 1.4568795356651683e-13</w:t>
-      </w:r>
-    </w:p>
-    <w:p>
-      <w:pPr>
-        <w:keepNext/>
-        <w:pBdr>
-          <w:top w:val="nil"/>
-          <w:left w:val="nil"/>
-          <w:bottom w:val="nil"/>
-          <w:right w:val="nil"/>
-          <w:between w:val="nil"/>
-        </w:pBdr>
-        <w:spacing w:before="240" w:after="80"/>
-        <w:rPr>
-          <w:color w:val="222222"/>
-        </w:rPr>
-      </w:pPr>
-      <w:r>
-        <w:rPr>
-          <w:color w:val="222222"/>
-        </w:rPr>
-        <w:t>Tomando en comparación la versión del modelo original, se ve que el modelo tiene un mayor error que usando el estándar de error, pero de igual manera, cabe mencionar que este resultado lo obtuvo en una menor cantidad de iteraciones y tiempo que el modelo original</w:t>
-      </w:r>
-      <w:r>
-        <w:rPr>
-          <w:color w:val="222222"/>
-        </w:rPr>
-        <w:t xml:space="preserve"> habiendo terminado a los 24 minutos</w:t>
-      </w:r>
-      <w:r>
-        <w:rPr>
-          <w:color w:val="222222"/>
-        </w:rPr>
-        <w:t xml:space="preserve">. </w:t>
-      </w:r>
-    </w:p>
-    <w:p>
-      <w:pPr>
-        <w:keepNext/>
-        <w:pBdr>
-          <w:top w:val="nil"/>
-          <w:left w:val="nil"/>
-          <w:bottom w:val="nil"/>
-          <w:right w:val="nil"/>
-          <w:between w:val="nil"/>
-        </w:pBdr>
-        <w:spacing w:before="240" w:after="80"/>
-        <w:rPr>
-          <w:color w:val="222222"/>
-        </w:rPr>
-      </w:pPr>
-      <w:r>
-        <w:rPr>
-          <w:color w:val="222222"/>
-        </w:rPr>
-        <w:t xml:space="preserve">Para una mejor comparativa correré ambos modelos de manera cruzada, el original con un máximo de épocas de 3,000; y el Huber-Nesterov por 2 horas para comparar los resultados. Si el nuevo modelo no muestra una mejora considerable en comparación al antiguo se podrá concluir que por lo menos estas dos técnicas de optimización no ayudaron en el modelo de regresión lineal con el que estamos trabajando. </w:t>
-      </w:r>
-    </w:p>
-    <w:p>
-      <w:pPr>
-        <w:keepNext/>
-        <w:pBdr>
-          <w:top w:val="nil"/>
-          <w:left w:val="nil"/>
-          <w:bottom w:val="nil"/>
-          <w:right w:val="nil"/>
-          <w:between w:val="nil"/>
-        </w:pBdr>
-        <w:spacing w:before="240" w:after="80"/>
-        <w:rPr>
-          <w:color w:val="222222"/>
-        </w:rPr>
-      </w:pPr>
-      <w:r>
-        <w:rPr>
-          <w:color w:val="222222"/>
-        </w:rPr>
-        <w:t>El modelo original corrió las 3000 instancias en 17 minutos, pero, pero su error promedio es mayor que en la mejora por ~1</w:t>
-      </w:r>
-      <w:r>
-        <w:rPr>
-          <w:color w:val="222222"/>
-        </w:rPr>
-        <w:t>.1</w:t>
-      </w:r>
-      <w:r>
-        <w:rPr>
-          <w:color w:val="222222"/>
-        </w:rPr>
-        <w:t xml:space="preserve">% en pruebas y </w:t>
-      </w:r>
-    </w:p>
-    <w:p>
-      <w:pPr>
-        <w:keepNext/>
-        <w:pBdr>
-          <w:top w:val="nil"/>
-          <w:left w:val="nil"/>
-          <w:bottom w:val="nil"/>
-          <w:right w:val="nil"/>
-          <w:between w:val="nil"/>
-        </w:pBdr>
-        <w:spacing w:before="240" w:after="80"/>
-        <w:rPr>
-          <w:color w:val="222222"/>
-        </w:rPr>
-      </w:pPr>
-      <w:r>
-        <w:rPr>
-          <w:color w:val="222222"/>
-        </w:rPr>
-        <w:t>Prueba MSE</w:t>
-      </w:r>
-      <w:r>
-        <w:rPr>
-          <w:color w:val="222222"/>
-        </w:rPr>
-        <w:t xml:space="preserve"> promedio</w:t>
-      </w:r>
-      <w:r>
-        <w:rPr>
-          <w:color w:val="222222"/>
-        </w:rPr>
-        <w:t xml:space="preserve">: </w:t>
-      </w:r>
-      <w:r>
-        <w:t>1.6789447112152602</w:t>
-      </w:r>
-    </w:p>
-    <w:p>
-      <w:pPr>
-        <w:keepNext/>
-        <w:pBdr>
-          <w:top w:val="nil"/>
-          <w:left w:val="nil"/>
-          <w:bottom w:val="nil"/>
-          <w:right w:val="nil"/>
-          <w:between w:val="nil"/>
-        </w:pBdr>
-        <w:spacing w:before="240" w:after="80"/>
-        <w:rPr>
-          <w:color w:val="222222"/>
-        </w:rPr>
-      </w:pPr>
-      <w:r>
-        <w:rPr>
-          <w:color w:val="222222"/>
-        </w:rPr>
-        <w:drawing>
-          <wp:inline distT="0" distB="0" distL="0" distR="0" wp14:anchorId="71CCF98B" wp14:editId="5D6BBFA2">
-            <wp:extent cx="3063240" cy="1969770"/>
-            <wp:effectExtent l="0" t="0" r="3810" b="0"/>
-            <wp:docPr id="1788481299" name="Imagen 1"/>
-            <wp:cNvGraphicFramePr>
-              <a:graphicFrameLocks xmlns:a="http://schemas.openxmlformats.org/drawingml/2006/main" noChangeAspect="1"/>
-            </wp:cNvGraphicFramePr>
-            <a:graphic xmlns:a="http://schemas.openxmlformats.org/drawingml/2006/main">
-              <a:graphicData uri="http://schemas.openxmlformats.org/drawingml/2006/picture">
-                <pic:pic xmlns:pic="http://schemas.openxmlformats.org/drawingml/2006/picture">
-                  <pic:nvPicPr>
-                    <pic:cNvPr id="1788481299" name=""/>
-                    <pic:cNvPicPr/>
-                  </pic:nvPicPr>
-                  <pic:blipFill>
-                    <a:blip r:embed="rId18"/>
-                    <a:stretch>
-                      <a:fillRect/>
-                    </a:stretch>
-                  </pic:blipFill>
-                  <pic:spPr>
-                    <a:xfrm>
-                      <a:off x="0" y="0"/>
-                      <a:ext cx="3063240" cy="1969770"/>
-                    </a:xfrm>
-                    <a:prstGeom prst="rect">
-                      <a:avLst/>
-                    </a:prstGeom>
-                  </pic:spPr>
-                </pic:pic>
-              </a:graphicData>
-            </a:graphic>
-          </wp:inline>
-        </w:drawing>
-      </w:r>
-    </w:p>
-    <w:p>
-      <w:pPr>
-        <w:keepNext/>
-        <w:pBdr>
-          <w:top w:val="nil"/>
-          <w:left w:val="nil"/>
-          <w:bottom w:val="nil"/>
-          <w:right w:val="nil"/>
-          <w:between w:val="nil"/>
-        </w:pBdr>
-        <w:spacing w:before="240" w:after="80"/>
-        <w:rPr>
-          <w:color w:val="222222"/>
-        </w:rPr>
-      </w:pPr>
-      <w:r>
-        <w:rPr>
-          <w:color w:val="222222"/>
-        </w:rPr>
-        <w:t xml:space="preserve">Corriendo el nuevo modelo durante </w:t>
-      </w:r>
-      <w:r>
-        <w:rPr>
-          <w:color w:val="222222"/>
-        </w:rPr>
-        <w:t>2</w:t>
-      </w:r>
-      <w:r>
-        <w:rPr>
-          <w:color w:val="222222"/>
-        </w:rPr>
-        <w:t>0,000 iteraciones, el programa tardó</w:t>
-      </w:r>
-      <w:r>
-        <w:rPr>
-          <w:color w:val="222222"/>
-        </w:rPr>
+      </w:pPr>
+      <w:r>
+        <w:t>Y</w:t>
+      </w:r>
+      <w:r>
         <w:t xml:space="preserve"> </w:t>
       </w:r>
       <w:r>
-        <w:rPr>
-          <w:color w:val="222222"/>
-        </w:rPr>
-        <w:t>casi 3 horas, tomando más tiempo que el modelo original, pero su error resultante fue:</w:t>
-      </w:r>
-    </w:p>
-    <w:p>
-      <w:pPr>
-        <w:keepNext/>
-        <w:pBdr>
-          <w:top w:val="nil"/>
-          <w:left w:val="nil"/>
-          <w:bottom w:val="nil"/>
-          <w:right w:val="nil"/>
-          <w:between w:val="nil"/>
-        </w:pBdr>
-        <w:spacing w:before="240" w:after="80"/>
-        <w:rPr>
-          <w:color w:val="222222"/>
-        </w:rPr>
-      </w:pPr>
-      <w:r>
-        <w:rPr>
-          <w:color w:val="222222"/>
-        </w:rPr>
-        <w:drawing>
-          <wp:inline distT="0" distB="0" distL="0" distR="0" wp14:anchorId="26EA1DB4" wp14:editId="247D0587">
-            <wp:extent cx="3063240" cy="1951355"/>
-            <wp:effectExtent l="0" t="0" r="3810" b="0"/>
-            <wp:docPr id="271743261" name="Imagen 1"/>
-            <wp:cNvGraphicFramePr>
-              <a:graphicFrameLocks xmlns:a="http://schemas.openxmlformats.org/drawingml/2006/main" noChangeAspect="1"/>
-            </wp:cNvGraphicFramePr>
-            <a:graphic xmlns:a="http://schemas.openxmlformats.org/drawingml/2006/main">
-              <a:graphicData uri="http://schemas.openxmlformats.org/drawingml/2006/picture">
-                <pic:pic xmlns:pic="http://schemas.openxmlformats.org/drawingml/2006/picture">
-                  <pic:nvPicPr>
-                    <pic:cNvPr id="271743261" name=""/>
-                    <pic:cNvPicPr/>
-                  </pic:nvPicPr>
-                  <pic:blipFill>
-                    <a:blip r:embed="rId19"/>
-                    <a:stretch>
-                      <a:fillRect/>
-                    </a:stretch>
-                  </pic:blipFill>
-                  <pic:spPr>
-                    <a:xfrm>
-                      <a:off x="0" y="0"/>
-                      <a:ext cx="3063240" cy="1951355"/>
-                    </a:xfrm>
-                    <a:prstGeom prst="rect">
-                      <a:avLst/>
-                    </a:prstGeom>
-                  </pic:spPr>
-                </pic:pic>
-              </a:graphicData>
-            </a:graphic>
-          </wp:inline>
-        </w:drawing>
-      </w:r>
-    </w:p>
-    <w:p>
-      <w:pPr>
-        <w:keepNext/>
-        <w:pBdr>
-          <w:top w:val="nil"/>
-          <w:left w:val="nil"/>
-          <w:bottom w:val="nil"/>
-          <w:right w:val="nil"/>
-          <w:between w:val="nil"/>
-        </w:pBdr>
-        <w:spacing w:before="240" w:after="80"/>
-        <w:jc w:val="center"/>
-        <w:rPr>
-          <w:color w:val="222222"/>
-        </w:rPr>
-      </w:pPr>
-      <w:r>
-        <w:rPr>
-          <w:color w:val="222222"/>
-        </w:rPr>
-        <w:t>Max error MSE: 1168.531812710378</w:t>
-      </w:r>
-    </w:p>
-    <w:p>
-      <w:pPr>
-        <w:keepNext/>
-        <w:pBdr>
-          <w:top w:val="nil"/>
-          <w:left w:val="nil"/>
-          <w:bottom w:val="nil"/>
-          <w:right w:val="nil"/>
-          <w:between w:val="nil"/>
-        </w:pBdr>
-        <w:spacing w:before="240" w:after="80"/>
-        <w:jc w:val="center"/>
-        <w:rPr>
-          <w:color w:val="222222"/>
-        </w:rPr>
-      </w:pPr>
-      <w:r>
-        <w:rPr>
-          <w:color w:val="222222"/>
-        </w:rPr>
-        <w:t>Mean error MSE: 0.5532986103447977</w:t>
-      </w:r>
-    </w:p>
-    <w:p>
-      <w:pPr>
-        <w:keepNext/>
-        <w:pBdr>
-          <w:top w:val="nil"/>
-          <w:left w:val="nil"/>
-          <w:bottom w:val="nil"/>
-          <w:right w:val="nil"/>
-          <w:between w:val="nil"/>
-        </w:pBdr>
-        <w:spacing w:before="240" w:after="80"/>
-        <w:jc w:val="center"/>
-        <w:rPr>
-          <w:color w:val="222222"/>
-        </w:rPr>
-      </w:pPr>
-      <w:r>
-        <w:rPr>
-          <w:color w:val="222222"/>
-        </w:rPr>
-        <w:t>Mediana error MSE: 7.245170674102352e-08</w:t>
-      </w:r>
-    </w:p>
-    <w:p>
-      <w:pPr>
-        <w:keepNext/>
-        <w:pBdr>
-          <w:top w:val="nil"/>
-          <w:left w:val="nil"/>
-          <w:bottom w:val="nil"/>
-          <w:right w:val="nil"/>
-          <w:between w:val="nil"/>
-        </w:pBdr>
-        <w:spacing w:before="240" w:after="80"/>
-        <w:jc w:val="center"/>
-        <w:rPr>
-          <w:color w:val="222222"/>
-        </w:rPr>
-      </w:pPr>
-      <w:r>
-        <w:rPr>
-          <w:color w:val="222222"/>
-        </w:rPr>
-        <w:t>Min error MSE: 3.045834032510846e-14</w:t>
-      </w:r>
-    </w:p>
-    <w:p>
-      <w:pPr>
-        <w:keepNext/>
-        <w:pBdr>
-          <w:top w:val="nil"/>
-          <w:left w:val="nil"/>
-          <w:bottom w:val="nil"/>
-          <w:right w:val="nil"/>
-          <w:between w:val="nil"/>
-        </w:pBdr>
-        <w:spacing w:before="240" w:after="80"/>
-        <w:jc w:val="center"/>
-        <w:rPr>
-          <w:color w:val="222222"/>
-        </w:rPr>
-      </w:pPr>
-    </w:p>
-    <w:p>
-      <w:pPr>
-        <w:keepNext/>
-        <w:pBdr>
-          <w:top w:val="nil"/>
-          <w:left w:val="nil"/>
-          <w:bottom w:val="nil"/>
-          <w:right w:val="nil"/>
-          <w:between w:val="nil"/>
-        </w:pBdr>
-        <w:spacing w:before="240" w:after="80"/>
-        <w:jc w:val="center"/>
-        <w:rPr>
-          <w:color w:val="222222"/>
-        </w:rPr>
-      </w:pPr>
-      <w:r>
-        <w:rPr>
-          <w:color w:val="222222"/>
-        </w:rPr>
-        <w:t>Max error Huber: 50.150691888051114</w:t>
-      </w:r>
-    </w:p>
-    <w:p>
-      <w:pPr>
-        <w:keepNext/>
-        <w:pBdr>
-          <w:top w:val="nil"/>
-          <w:left w:val="nil"/>
-          <w:bottom w:val="nil"/>
-          <w:right w:val="nil"/>
-          <w:between w:val="nil"/>
-        </w:pBdr>
-        <w:spacing w:before="240" w:after="80"/>
-        <w:jc w:val="center"/>
-        <w:rPr>
-          <w:color w:val="222222"/>
-        </w:rPr>
-      </w:pPr>
-      <w:r>
-        <w:rPr>
-          <w:color w:val="222222"/>
-        </w:rPr>
-        <w:t>Mean error Huber: 0.034748310058320846</w:t>
-      </w:r>
-    </w:p>
-    <w:p>
-      <w:pPr>
-        <w:keepNext/>
-        <w:pBdr>
-          <w:top w:val="nil"/>
-          <w:left w:val="nil"/>
-          <w:bottom w:val="nil"/>
-          <w:right w:val="nil"/>
-          <w:between w:val="nil"/>
-        </w:pBdr>
-        <w:spacing w:before="240" w:after="80"/>
-        <w:jc w:val="center"/>
-        <w:rPr>
-          <w:color w:val="222222"/>
-        </w:rPr>
-      </w:pPr>
-      <w:r>
-        <w:rPr>
-          <w:color w:val="222222"/>
-        </w:rPr>
-        <w:t>Mediana error Huber: 3.622585337051176e-08</w:t>
-      </w:r>
-    </w:p>
-    <w:p>
-      <w:pPr>
-        <w:keepNext/>
-        <w:pBdr>
-          <w:top w:val="nil"/>
-          <w:left w:val="nil"/>
-          <w:bottom w:val="nil"/>
-          <w:right w:val="nil"/>
-          <w:between w:val="nil"/>
-        </w:pBdr>
-        <w:spacing w:before="240" w:after="80"/>
-        <w:jc w:val="center"/>
-        <w:rPr>
-          <w:color w:val="222222"/>
-        </w:rPr>
-      </w:pPr>
-      <w:r>
-        <w:rPr>
-          <w:color w:val="222222"/>
-        </w:rPr>
-        <w:t xml:space="preserve">Min error Huber: 1.522917016255423e-14 </w:t>
-      </w:r>
-    </w:p>
-    <w:p>
-      <w:pPr>
-        <w:keepNext/>
-        <w:pBdr>
-          <w:top w:val="nil"/>
-          <w:left w:val="nil"/>
-          <w:bottom w:val="nil"/>
-          <w:right w:val="nil"/>
-          <w:between w:val="nil"/>
-        </w:pBdr>
-        <w:spacing w:before="240" w:after="80"/>
-        <w:rPr>
-          <w:color w:val="222222"/>
-        </w:rPr>
-      </w:pPr>
-      <w:r>
-        <w:rPr>
-          <w:color w:val="222222"/>
-        </w:rPr>
-        <w:t xml:space="preserve">Comparándolo con la reiteración del modelo a 20 mil épocas, la mejora dio un ínfimo mejor resultado por 50% más de tiempo, por lo que concluiría que esta versión sirve para hacer iteraciones más rápidas y sirve para hacer un mejor modelo. </w:t>
-      </w:r>
-    </w:p>
-    <w:p>
-      <w:pPr>
-        <w:keepNext/>
-        <w:pBdr>
-          <w:top w:val="nil"/>
-          <w:left w:val="nil"/>
-          <w:bottom w:val="nil"/>
-          <w:right w:val="nil"/>
-          <w:between w:val="nil"/>
-        </w:pBdr>
-        <w:spacing w:before="240" w:after="80"/>
-        <w:jc w:val="center"/>
-      </w:pPr>
-      <w:r>
-        <w:t>VIII. M</w:t>
-      </w:r>
-      <w:r>
-        <w:rPr>
-          <w:sz w:val="18"/>
-          <w:szCs w:val="18"/>
-        </w:rPr>
-        <w:t>ODELO CON FRAMEWORK</w:t>
-      </w:r>
-    </w:p>
-    <w:p>
-      <w:pPr>
-        <w:keepNext/>
-        <w:pBdr>
-          <w:top w:val="nil"/>
-          <w:left w:val="nil"/>
-          <w:bottom w:val="nil"/>
-          <w:right w:val="nil"/>
-          <w:between w:val="nil"/>
-        </w:pBdr>
-        <w:spacing w:before="240" w:after="80"/>
-        <w:rPr>
-          <w:b/>
-          <w:bCs/>
-        </w:rPr>
-      </w:pPr>
-      <w:r>
-        <w:rPr>
-          <w:b/>
-          <w:bCs/>
-        </w:rPr>
-        <w:t>steam-project-fw.py</w:t>
-      </w:r>
-    </w:p>
-    <w:p>
-      <w:pPr>
-        <w:keepNext/>
-        <w:pBdr>
-          <w:top w:val="nil"/>
-          <w:left w:val="nil"/>
-          <w:bottom w:val="nil"/>
-          <w:right w:val="nil"/>
-          <w:between w:val="nil"/>
-        </w:pBdr>
-        <w:spacing w:before="240" w:after="80"/>
-      </w:pPr>
-      <w:r>
-        <w:lastRenderedPageBreak/>
-        <w:t xml:space="preserve">Para el modelo con </w:t>
-      </w:r>
-      <w:proofErr w:type="spellStart"/>
-      <w:r>
-        <w:t>framework</w:t>
-      </w:r>
-      <w:proofErr w:type="spellEnd"/>
-      <w:r>
-        <w:t xml:space="preserve"> cambiaré de interés, prediciendo la </w:t>
-      </w:r>
-      <w:r>
-        <w:t xml:space="preserve">categoría a la que pertenece el juego / calificación de los usuarios </w:t>
-      </w:r>
-      <w:r>
-        <w:t>de acuerdo con</w:t>
-      </w:r>
-      <w:r>
-        <w:t xml:space="preserve"> sus reseñas.</w:t>
-      </w:r>
-    </w:p>
-    <w:p>
-      <w:pPr>
-        <w:keepNext/>
-        <w:pBdr>
-          <w:top w:val="nil"/>
-          <w:left w:val="nil"/>
-          <w:bottom w:val="nil"/>
-          <w:right w:val="nil"/>
-          <w:between w:val="nil"/>
-        </w:pBdr>
-        <w:spacing w:before="240" w:after="80"/>
-      </w:pPr>
-      <w:r>
-        <w:t>Este me dio una exactitud de</w:t>
-      </w:r>
-      <w:r>
-        <w:t>:</w:t>
-      </w:r>
-    </w:p>
-    <w:p>
-      <w:pPr>
-        <w:keepNext/>
-        <w:pBdr>
-          <w:top w:val="nil"/>
-          <w:left w:val="nil"/>
-          <w:bottom w:val="nil"/>
-          <w:right w:val="nil"/>
-          <w:between w:val="nil"/>
-        </w:pBdr>
-        <w:spacing w:before="240" w:after="80"/>
-      </w:pPr>
-      <w:proofErr w:type="spellStart"/>
-      <w:r>
-        <w:t>Accuracy</w:t>
-      </w:r>
-      <w:proofErr w:type="spellEnd"/>
-      <w:r>
-        <w:t xml:space="preserve"> val 0.8448840560723175</w:t>
-      </w:r>
-    </w:p>
-    <w:p>
-      <w:pPr>
-        <w:keepNext/>
-        <w:pBdr>
-          <w:top w:val="nil"/>
-          <w:left w:val="nil"/>
-          <w:bottom w:val="nil"/>
-          <w:right w:val="nil"/>
-          <w:between w:val="nil"/>
-        </w:pBdr>
-        <w:spacing w:before="240" w:after="80"/>
-      </w:pPr>
-      <w:proofErr w:type="spellStart"/>
-      <w:r>
-        <w:t>Accuracy</w:t>
-      </w:r>
-      <w:proofErr w:type="spellEnd"/>
-      <w:r>
-        <w:t xml:space="preserve"> test</w:t>
-      </w:r>
-      <w:r>
-        <w:t xml:space="preserve"> 0.8372854709812656</w:t>
-      </w:r>
-      <w:r>
-        <w:t xml:space="preserve"> </w:t>
-      </w:r>
-    </w:p>
-    <w:p>
-      <w:pPr>
-        <w:keepNext/>
-        <w:pBdr>
-          <w:top w:val="nil"/>
-          <w:left w:val="nil"/>
-          <w:bottom w:val="nil"/>
-          <w:right w:val="nil"/>
-          <w:between w:val="nil"/>
-        </w:pBdr>
-        <w:spacing w:before="240" w:after="80"/>
-      </w:pPr>
-      <w:r>
-        <w:t xml:space="preserve">El modelo puede predecir correctamente la calificación del juego alrededor de un 80% de las veces, validación tuvo poco más de 1% mejor resultado que pruebas, pero ambas determinan que el modelo está funcionando correctamente y aunque no tenga un nivel de confianza elevado, en algo trivial puede ser de mucha ayuda para predicciones rápidas. </w:t>
-      </w:r>
-    </w:p>
-    <w:p>
-      <w:pPr>
-        <w:keepNext/>
-        <w:pBdr>
-          <w:top w:val="nil"/>
-          <w:left w:val="nil"/>
-          <w:bottom w:val="nil"/>
-          <w:right w:val="nil"/>
-          <w:between w:val="nil"/>
-        </w:pBdr>
-        <w:spacing w:before="240" w:after="80"/>
-      </w:pPr>
-      <w:r>
-        <w:t>Y</w:t>
-      </w:r>
-      <w:r>
-        <w:t xml:space="preserve"> </w:t>
-      </w:r>
-      <w:r>
         <w:t>poniéndolo</w:t>
       </w:r>
       <w:r>
-        <w:t xml:space="preserve"> a prueba de 10 instancias tuvo 8 correctas, una se </w:t>
-      </w:r>
-      <w:proofErr w:type="spellStart"/>
-      <w:r>
-        <w:t>equivoco</w:t>
-      </w:r>
-      <w:proofErr w:type="spellEnd"/>
-      <w:r>
-        <w:t xml:space="preserve"> bastante y otra fue un error leve.</w:t>
+        <w:t xml:space="preserve"> a prueba de 10 instancias tuvo 8 correctas, una se equivoco bastante y otra fue un error leve.</w:t>
       </w:r>
     </w:p>
     <w:p>
@@ -3541,7 +4151,7 @@
                     <pic:cNvPicPr/>
                   </pic:nvPicPr>
                   <pic:blipFill>
-                    <a:blip r:embed="rId20"/>
+                    <a:blip r:embed="rId18"/>
                     <a:stretch>
                       <a:fillRect/>
                     </a:stretch>
@@ -3962,13 +4572,7 @@
               <w:rPr>
                 <w:color w:val="222222"/>
               </w:rPr>
-              <w:t>6.8378</w:t>
-            </w:r>
-            <w:r>
-              <w:rPr>
-                <w:color w:val="222222"/>
-              </w:rPr>
-              <w:t>e-6</w:t>
+              <w:t>6.8378e-6</w:t>
             </w:r>
           </w:p>
         </w:tc>
@@ -4070,13 +4674,7 @@
               <w:rPr>
                 <w:color w:val="222222"/>
               </w:rPr>
-              <w:t>1.0474</w:t>
-            </w:r>
-            <w:r>
-              <w:rPr>
-                <w:color w:val="222222"/>
-              </w:rPr>
-              <w:t>e-12</w:t>
+              <w:t>1.0474e-12</w:t>
             </w:r>
           </w:p>
         </w:tc>
@@ -4245,7 +4843,6 @@
               <w:spacing w:before="240" w:after="80"/>
               <w:rPr>
                 <w:color w:val="222222"/>
-                <w:lang w:val="es-ES"/>
               </w:rPr>
             </w:pPr>
             <w:r>
@@ -4422,13 +5019,7 @@
               <w:rPr>
                 <w:color w:val="222222"/>
               </w:rPr>
-              <w:t>4.2605</w:t>
-            </w:r>
-            <w:r>
-              <w:rPr>
-                <w:color w:val="222222"/>
-              </w:rPr>
-              <w:t>e-6</w:t>
+              <w:t>4.2605e-6</w:t>
             </w:r>
           </w:p>
         </w:tc>
@@ -4449,13 +5040,7 @@
               <w:rPr>
                 <w:color w:val="222222"/>
               </w:rPr>
-              <w:t>1.1913</w:t>
-            </w:r>
-            <w:r>
-              <w:rPr>
-                <w:color w:val="222222"/>
-              </w:rPr>
-              <w:t>e-06</w:t>
+              <w:t>1.1913e-06</w:t>
             </w:r>
           </w:p>
         </w:tc>
@@ -4476,13 +5061,7 @@
               <w:rPr>
                 <w:color w:val="222222"/>
               </w:rPr>
-              <w:t>1.2343</w:t>
-            </w:r>
-            <w:r>
-              <w:rPr>
-                <w:color w:val="222222"/>
-              </w:rPr>
-              <w:t>e-6</w:t>
+              <w:t>1.2343e-6</w:t>
             </w:r>
           </w:p>
         </w:tc>
@@ -4525,13 +5104,7 @@
               <w:rPr>
                 <w:color w:val="222222"/>
               </w:rPr>
-              <w:t>1.1449</w:t>
-            </w:r>
-            <w:r>
-              <w:rPr>
-                <w:color w:val="222222"/>
-              </w:rPr>
-              <w:t>e-13</w:t>
+              <w:t>1.1449e-13</w:t>
             </w:r>
           </w:p>
         </w:tc>
@@ -4552,13 +5125,7 @@
               <w:rPr>
                 <w:color w:val="222222"/>
               </w:rPr>
-              <w:t>1.0570</w:t>
-            </w:r>
-            <w:r>
-              <w:rPr>
-                <w:color w:val="222222"/>
-              </w:rPr>
-              <w:t>e-13</w:t>
+              <w:t>1.0570e-13</w:t>
             </w:r>
           </w:p>
         </w:tc>
@@ -4586,14 +5153,7 @@
                 <w:color w:val="222222"/>
                 <w:shd w:val="clear" w:color="auto" w:fill="C5E0B3" w:themeFill="accent6" w:themeFillTint="66"/>
               </w:rPr>
-              <w:t>.9137</w:t>
-            </w:r>
-            <w:r>
-              <w:rPr>
-                <w:color w:val="222222"/>
-                <w:shd w:val="clear" w:color="auto" w:fill="C5E0B3" w:themeFill="accent6" w:themeFillTint="66"/>
-              </w:rPr>
-              <w:t>e-13</w:t>
+              <w:t>.9137e-13</w:t>
             </w:r>
           </w:p>
         </w:tc>
@@ -4936,13 +5496,7 @@
               <w:rPr>
                 <w:color w:val="222222"/>
               </w:rPr>
-              <w:t>6.8378</w:t>
-            </w:r>
-            <w:r>
-              <w:rPr>
-                <w:color w:val="222222"/>
-              </w:rPr>
-              <w:t>e-6</w:t>
+              <w:t>6.8378e-6</w:t>
             </w:r>
           </w:p>
         </w:tc>
@@ -4963,13 +5517,7 @@
               <w:rPr>
                 <w:color w:val="222222"/>
               </w:rPr>
-              <w:t>1.2343</w:t>
-            </w:r>
-            <w:r>
-              <w:rPr>
-                <w:color w:val="222222"/>
-              </w:rPr>
-              <w:t>e-6</w:t>
+              <w:t>1.2343e-6</w:t>
             </w:r>
           </w:p>
         </w:tc>
@@ -5032,13 +5580,7 @@
               <w:rPr>
                 <w:color w:val="222222"/>
               </w:rPr>
-              <w:t>1.0474</w:t>
-            </w:r>
-            <w:r>
-              <w:rPr>
-                <w:color w:val="222222"/>
-              </w:rPr>
-              <w:t>e-12</w:t>
+              <w:t>1.0474e-12</w:t>
             </w:r>
           </w:p>
         </w:tc>
@@ -5144,29 +5686,23 @@
     </w:p>
     <w:p>
       <w:pPr>
-        <w:keepNext/>
-        <w:pBdr>
-          <w:top w:val="nil"/>
-          <w:left w:val="nil"/>
-          <w:bottom w:val="nil"/>
-          <w:right w:val="nil"/>
-          <w:between w:val="nil"/>
-        </w:pBdr>
-        <w:spacing w:before="240" w:after="80"/>
-        <w:jc w:val="center"/>
+        <w:pStyle w:val="Ttulo1"/>
+        <w:ind w:firstLine="0"/>
         <w:rPr>
           <w:b/>
           <w:bCs/>
-          <w:color w:val="222222"/>
-        </w:rPr>
-      </w:pPr>
-      <w:r>
-        <w:rPr>
-          <w:b/>
-          <w:bCs/>
-          <w:color w:val="222222"/>
-        </w:rPr>
-        <w:t>Referencias</w:t>
+          <w:sz w:val="28"/>
+          <w:szCs w:val="28"/>
+          <w:lang w:val="es-MX"/>
+        </w:rPr>
+      </w:pPr>
+      <w:r>
+        <w:rPr>
+          <w:sz w:val="28"/>
+          <w:szCs w:val="28"/>
+          <w:lang w:val="es-MX"/>
+        </w:rPr>
+        <w:t>REFERENCIAS</w:t>
       </w:r>
     </w:p>
     <w:p>
@@ -5177,152 +5713,72 @@
           <w:iCs/>
         </w:rPr>
       </w:pPr>
-      <w:proofErr w:type="spellStart"/>
       <w:r>
         <w:rPr>
           <w:rFonts w:ascii="Times" w:eastAsia="Times" w:hAnsi="Times" w:cs="Times"/>
           <w:iCs/>
         </w:rPr>
-        <w:t>CodeSignal</w:t>
-      </w:r>
-      <w:proofErr w:type="spellEnd"/>
-      <w:r>
-        <w:rPr>
-          <w:rFonts w:ascii="Times" w:eastAsia="Times" w:hAnsi="Times" w:cs="Times"/>
-          <w:iCs/>
-        </w:rPr>
-        <w:t xml:space="preserve">. (s. f.). </w:t>
-      </w:r>
-      <w:r>
-        <w:rPr>
-          <w:rFonts w:ascii="Times" w:eastAsia="Times" w:hAnsi="Times" w:cs="Times"/>
-          <w:i/>
-          <w:iCs/>
-        </w:rPr>
-        <w:t xml:space="preserve">Adaptive </w:t>
-      </w:r>
-      <w:proofErr w:type="spellStart"/>
-      <w:r>
-        <w:rPr>
-          <w:rFonts w:ascii="Times" w:eastAsia="Times" w:hAnsi="Times" w:cs="Times"/>
-          <w:i/>
-          <w:iCs/>
-        </w:rPr>
-        <w:t>learning</w:t>
-      </w:r>
-      <w:proofErr w:type="spellEnd"/>
-      <w:r>
-        <w:rPr>
-          <w:rFonts w:ascii="Times" w:eastAsia="Times" w:hAnsi="Times" w:cs="Times"/>
-          <w:i/>
-          <w:iCs/>
-        </w:rPr>
-        <w:t xml:space="preserve"> </w:t>
-      </w:r>
-      <w:proofErr w:type="spellStart"/>
-      <w:r>
-        <w:rPr>
-          <w:rFonts w:ascii="Times" w:eastAsia="Times" w:hAnsi="Times" w:cs="Times"/>
-          <w:i/>
-          <w:iCs/>
-        </w:rPr>
-        <w:t>rate</w:t>
-      </w:r>
-      <w:proofErr w:type="spellEnd"/>
-      <w:r>
-        <w:rPr>
-          <w:rFonts w:ascii="Times" w:eastAsia="Times" w:hAnsi="Times" w:cs="Times"/>
-          <w:i/>
-          <w:iCs/>
-        </w:rPr>
-        <w:t xml:space="preserve"> </w:t>
-      </w:r>
-      <w:proofErr w:type="spellStart"/>
-      <w:r>
-        <w:rPr>
-          <w:rFonts w:ascii="Times" w:eastAsia="Times" w:hAnsi="Times" w:cs="Times"/>
-          <w:i/>
-          <w:iCs/>
-        </w:rPr>
-        <w:t>methods</w:t>
-      </w:r>
-      <w:proofErr w:type="spellEnd"/>
-      <w:r>
-        <w:rPr>
-          <w:rFonts w:ascii="Times" w:eastAsia="Times" w:hAnsi="Times" w:cs="Times"/>
-          <w:iCs/>
-        </w:rPr>
-        <w:t xml:space="preserve">. </w:t>
-      </w:r>
-      <w:proofErr w:type="spellStart"/>
-      <w:r>
-        <w:rPr>
-          <w:rFonts w:ascii="Times" w:eastAsia="Times" w:hAnsi="Times" w:cs="Times"/>
-          <w:iCs/>
-        </w:rPr>
-        <w:t>CodeSignal</w:t>
-      </w:r>
-      <w:proofErr w:type="spellEnd"/>
-      <w:r>
-        <w:rPr>
-          <w:rFonts w:ascii="Times" w:eastAsia="Times" w:hAnsi="Times" w:cs="Times"/>
-          <w:iCs/>
-        </w:rPr>
-        <w:t xml:space="preserve"> Learn. Recuperado el 3 de septiembre de 2026, de </w:t>
-      </w:r>
-      <w:hyperlink r:id="rId21" w:tgtFrame="_blank" w:history="1">
+        <w:t xml:space="preserve">Ahmed, M., Rozario, U., Kabir, M. M., Aung, Z., Shin, J., &amp; Mridha, M. F. (2024). Musical genre classification using advanced audio analysis and deep learning techniques. IEEE Open Journal of the Computer Society, 5, 457–467. </w:t>
+      </w:r>
+      <w:hyperlink r:id="rId19" w:history="1">
         <w:r>
           <w:rPr>
             <w:rStyle w:val="Hipervnculo"/>
             <w:rFonts w:ascii="Times" w:eastAsia="Times" w:hAnsi="Times" w:cs="Times"/>
             <w:iCs/>
           </w:rPr>
-          <w:t>https://codesignal.com/learn/courses/foundations-of-optimization-algorithms/lessons/adaptive-learning-rate-methods</w:t>
+          <w:t>https://doi.org/10.1109/OJCS.2024.3431229</w:t>
         </w:r>
       </w:hyperlink>
-    </w:p>
-    <w:p>
-      <w:pPr>
-        <w:jc w:val="both"/>
+      <w:r>
         <w:rPr>
           <w:rFonts w:ascii="Times" w:eastAsia="Times" w:hAnsi="Times" w:cs="Times"/>
           <w:iCs/>
         </w:rPr>
-      </w:pPr>
-    </w:p>
-    <w:p>
-      <w:pPr>
-        <w:jc w:val="both"/>
+        <w:t xml:space="preserve"> </w:t>
+      </w:r>
+      <w:r>
         <w:rPr>
           <w:rFonts w:ascii="Times" w:eastAsia="Times" w:hAnsi="Times" w:cs="Times"/>
           <w:iCs/>
         </w:rPr>
-      </w:pPr>
-      <w:proofErr w:type="spellStart"/>
-      <w:r>
+        <w:t xml:space="preserve"> </w:t>
+      </w:r>
+    </w:p>
+    <w:p>
+      <w:pPr>
+        <w:jc w:val="both"/>
         <w:rPr>
           <w:rFonts w:ascii="Times" w:eastAsia="Times" w:hAnsi="Times" w:cs="Times"/>
           <w:iCs/>
         </w:rPr>
-        <w:t>GeeksforGeeks</w:t>
-      </w:r>
-      <w:proofErr w:type="spellEnd"/>
-      <w:r>
+      </w:pPr>
+    </w:p>
+    <w:p>
+      <w:pPr>
+        <w:jc w:val="both"/>
         <w:rPr>
           <w:rFonts w:ascii="Times" w:eastAsia="Times" w:hAnsi="Times" w:cs="Times"/>
           <w:iCs/>
         </w:rPr>
-        <w:t>. (23 de julio de 2025). One-Hot-</w:t>
-      </w:r>
-      <w:proofErr w:type="spellStart"/>
+      </w:pPr>
       <w:r>
         <w:rPr>
           <w:rFonts w:ascii="Times" w:eastAsia="Times" w:hAnsi="Times" w:cs="Times"/>
           <w:iCs/>
         </w:rPr>
-        <w:t>Encoding</w:t>
-      </w:r>
-      <w:proofErr w:type="spellEnd"/>
+        <w:t xml:space="preserve">TensorFlow. (s. f.). GTZAN: A dataset for music genre classification. TensorFlow Datasets. Recuperado el 18 de octubre de 2026, de </w:t>
+      </w:r>
+      <w:hyperlink r:id="rId20" w:history="1">
+        <w:r>
+          <w:rPr>
+            <w:rStyle w:val="Hipervnculo"/>
+            <w:rFonts w:ascii="Times" w:eastAsia="Times" w:hAnsi="Times" w:cs="Times"/>
+            <w:iCs/>
+          </w:rPr>
+          <w:t>https://www.tensorflow.org/datasets/catalog/gtzan</w:t>
+        </w:r>
+      </w:hyperlink>
       <w:r>
         <w:rPr>
           <w:rFonts w:ascii="Times" w:eastAsia="Times" w:hAnsi="Times" w:cs="Times"/>
@@ -5330,53 +5786,79 @@
         </w:rPr>
         <w:t xml:space="preserve"> </w:t>
       </w:r>
-      <w:proofErr w:type="spellStart"/>
       <w:r>
         <w:rPr>
           <w:rFonts w:ascii="Times" w:eastAsia="Times" w:hAnsi="Times" w:cs="Times"/>
           <w:iCs/>
         </w:rPr>
-        <w:t>from</w:t>
-      </w:r>
-      <w:proofErr w:type="spellEnd"/>
-      <w:r>
+        <w:t xml:space="preserve"> </w:t>
+      </w:r>
+    </w:p>
+    <w:p>
+      <w:pPr>
+        <w:jc w:val="both"/>
         <w:rPr>
           <w:rFonts w:ascii="Times" w:eastAsia="Times" w:hAnsi="Times" w:cs="Times"/>
           <w:iCs/>
         </w:rPr>
-        <w:t xml:space="preserve"> a Pandas </w:t>
-      </w:r>
-      <w:proofErr w:type="spellStart"/>
-      <w:r>
+      </w:pPr>
+    </w:p>
+    <w:p>
+      <w:pPr>
+        <w:jc w:val="both"/>
         <w:rPr>
           <w:rFonts w:ascii="Times" w:eastAsia="Times" w:hAnsi="Times" w:cs="Times"/>
           <w:iCs/>
         </w:rPr>
-        <w:t>Column</w:t>
-      </w:r>
-      <w:proofErr w:type="spellEnd"/>
+      </w:pPr>
       <w:r>
         <w:rPr>
           <w:rFonts w:ascii="Times" w:eastAsia="Times" w:hAnsi="Times" w:cs="Times"/>
           <w:iCs/>
         </w:rPr>
-        <w:t xml:space="preserve"> </w:t>
-      </w:r>
-      <w:proofErr w:type="spellStart"/>
+        <w:t xml:space="preserve">Lewtun. (s. f.). Music genres dataset [Conjunto de datos]. Hugging Face. Recuperado el 18 de octubre de 2026, de </w:t>
+      </w:r>
+      <w:hyperlink r:id="rId21" w:history="1">
+        <w:r>
+          <w:rPr>
+            <w:rStyle w:val="Hipervnculo"/>
+            <w:rFonts w:ascii="Times" w:eastAsia="Times" w:hAnsi="Times" w:cs="Times"/>
+            <w:iCs/>
+          </w:rPr>
+          <w:t>https://huggingface.co/datasets/lewtun/music_genres</w:t>
+        </w:r>
+      </w:hyperlink>
       <w:r>
         <w:rPr>
           <w:rFonts w:ascii="Times" w:eastAsia="Times" w:hAnsi="Times" w:cs="Times"/>
           <w:iCs/>
         </w:rPr>
-        <w:t>Containing</w:t>
-      </w:r>
-      <w:proofErr w:type="spellEnd"/>
-      <w:r>
+        <w:t xml:space="preserve"> </w:t>
+      </w:r>
+    </w:p>
+    <w:p>
+      <w:pPr>
+        <w:jc w:val="both"/>
         <w:rPr>
           <w:rFonts w:ascii="Times" w:eastAsia="Times" w:hAnsi="Times" w:cs="Times"/>
           <w:iCs/>
         </w:rPr>
-        <w:t xml:space="preserve"> a List. </w:t>
+      </w:pPr>
+    </w:p>
+    <w:p>
+      <w:pPr>
+        <w:jc w:val="both"/>
+        <w:rPr>
+          <w:rFonts w:ascii="Times" w:eastAsia="Times" w:hAnsi="Times" w:cs="Times"/>
+          <w:iCs/>
+        </w:rPr>
+      </w:pPr>
+      <w:r>
+        <w:rPr>
+          <w:rFonts w:ascii="Times" w:eastAsia="Times" w:hAnsi="Times" w:cs="Times"/>
+          <w:iCs/>
+        </w:rPr>
+        <w:t xml:space="preserve">Patel, S. J. (2026). Sunnify Spotify Downloader (Versión 2.5.0) [Software de computación]. GitHub. </w:t>
       </w:r>
       <w:hyperlink r:id="rId22" w:history="1">
         <w:r>
@@ -5385,7 +5867,7 @@
             <w:rFonts w:ascii="Times" w:eastAsia="Times" w:hAnsi="Times" w:cs="Times"/>
             <w:iCs/>
           </w:rPr>
-          <w:t>https://www.geeksforgeeks.org/machine-learning/one-hot-encoding-from-a-pandas-column-containing-a-list/</w:t>
+          <w:t>https://github.com/sunnypatell/sunnify-spotify-downloader</w:t>
         </w:r>
       </w:hyperlink>
       <w:r>
@@ -5404,124 +5886,6 @@
           <w:iCs/>
         </w:rPr>
       </w:pPr>
-      <w:r>
-        <w:rPr>
-          <w:rFonts w:ascii="Times" w:eastAsia="Times" w:hAnsi="Times" w:cs="Times"/>
-          <w:iCs/>
-        </w:rPr>
-        <w:t xml:space="preserve">Win7guru. (2025, enero 1). Steam-dataset-2024. </w:t>
-      </w:r>
-      <w:proofErr w:type="spellStart"/>
-      <w:r>
-        <w:rPr>
-          <w:rFonts w:ascii="Times" w:eastAsia="Times" w:hAnsi="Times" w:cs="Times"/>
-          <w:iCs/>
-        </w:rPr>
-        <w:t>Github</w:t>
-      </w:r>
-      <w:proofErr w:type="spellEnd"/>
-      <w:r>
-        <w:rPr>
-          <w:rFonts w:ascii="Times" w:eastAsia="Times" w:hAnsi="Times" w:cs="Times"/>
-          <w:iCs/>
-        </w:rPr>
-        <w:t xml:space="preserve">. </w:t>
-      </w:r>
-      <w:hyperlink r:id="rId23" w:history="1">
-        <w:r>
-          <w:rPr>
-            <w:rStyle w:val="Hipervnculo"/>
-            <w:rFonts w:ascii="Times" w:eastAsia="Times" w:hAnsi="Times" w:cs="Times"/>
-            <w:iCs/>
-          </w:rPr>
-          <w:t>https://github.com/win7guru/steam-dataset-2024</w:t>
-        </w:r>
-      </w:hyperlink>
-      <w:r>
-        <w:rPr>
-          <w:rFonts w:ascii="Times" w:eastAsia="Times" w:hAnsi="Times" w:cs="Times"/>
-          <w:iCs/>
-        </w:rPr>
-        <w:t xml:space="preserve"> </w:t>
-      </w:r>
-    </w:p>
-    <w:p>
-      <w:pPr>
-        <w:jc w:val="both"/>
-        <w:rPr>
-          <w:rFonts w:ascii="Times" w:eastAsia="Times" w:hAnsi="Times" w:cs="Times"/>
-          <w:iCs/>
-        </w:rPr>
-      </w:pPr>
-      <w:proofErr w:type="spellStart"/>
-      <w:r>
-        <w:rPr>
-          <w:rFonts w:ascii="Times" w:eastAsia="Times" w:hAnsi="Times" w:cs="Times"/>
-          <w:iCs/>
-        </w:rPr>
-        <w:t>GeeksforGeeks</w:t>
-      </w:r>
-      <w:proofErr w:type="spellEnd"/>
-      <w:r>
-        <w:rPr>
-          <w:rFonts w:ascii="Times" w:eastAsia="Times" w:hAnsi="Times" w:cs="Times"/>
-          <w:iCs/>
-        </w:rPr>
-        <w:t xml:space="preserve">. (1 de agosto de 2025). </w:t>
-      </w:r>
-      <w:r>
-        <w:rPr>
-          <w:rFonts w:ascii="Times" w:eastAsia="Times" w:hAnsi="Times" w:cs="Times"/>
-          <w:i/>
-          <w:iCs/>
-        </w:rPr>
-        <w:t xml:space="preserve">Huber Loss </w:t>
-      </w:r>
-      <w:proofErr w:type="spellStart"/>
-      <w:r>
-        <w:rPr>
-          <w:rFonts w:ascii="Times" w:eastAsia="Times" w:hAnsi="Times" w:cs="Times"/>
-          <w:i/>
-          <w:iCs/>
-        </w:rPr>
-        <w:t>Function</w:t>
-      </w:r>
-      <w:proofErr w:type="spellEnd"/>
-      <w:r>
-        <w:rPr>
-          <w:rFonts w:ascii="Times" w:eastAsia="Times" w:hAnsi="Times" w:cs="Times"/>
-          <w:i/>
-          <w:iCs/>
-        </w:rPr>
-        <w:t xml:space="preserve"> in Machine </w:t>
-      </w:r>
-      <w:proofErr w:type="spellStart"/>
-      <w:r>
-        <w:rPr>
-          <w:rFonts w:ascii="Times" w:eastAsia="Times" w:hAnsi="Times" w:cs="Times"/>
-          <w:i/>
-          <w:iCs/>
-        </w:rPr>
-        <w:t>Learning</w:t>
-      </w:r>
-      <w:proofErr w:type="spellEnd"/>
-      <w:r>
-        <w:rPr>
-          <w:rFonts w:ascii="Times" w:eastAsia="Times" w:hAnsi="Times" w:cs="Times"/>
-          <w:iCs/>
-        </w:rPr>
-        <w:t xml:space="preserve">. </w:t>
-      </w:r>
-      <w:hyperlink r:id="rId24" w:tgtFrame="_blank" w:history="1">
-        <w:r>
-          <w:rPr>
-            <w:rStyle w:val="Hipervnculo"/>
-            <w:rFonts w:ascii="Times" w:eastAsia="Times" w:hAnsi="Times" w:cs="Times"/>
-            <w:iCs/>
-          </w:rPr>
-          <w:t>https://www.geeksforgeeks.org/machine-learning/huber-loss-function-in-machine-learning/</w:t>
-        </w:r>
-      </w:hyperlink>
     </w:p>
     <w:sectPr>
       <w:footnotePr>
@@ -5573,18 +5937,6 @@
       <w:r>
         <w:continuationSeparator/>
       </w:r>
-    </w:p>
-  </w:footnote>
-  <w:footnote w:id="1">
-    <w:p/>
-    <w:p>
-      <w:pPr>
-        <w:pStyle w:val="Textonotapie"/>
-        <w:ind w:firstLine="0"/>
-        <w:rPr>
-          <w:lang w:val="es-ES"/>
-        </w:rPr>
-      </w:pPr>
     </w:p>
   </w:footnote>
 </w:footnotes>
@@ -6847,6 +7199,92 @@
     </w:lvl>
   </w:abstractNum>
   <w:abstractNum w:abstractNumId="12" w15:restartNumberingAfterBreak="0">
+    <w:nsid w:val="5B8264E4"/>
+    <w:multiLevelType w:val="hybridMultilevel"/>
+    <w:tmpl w:val="9A506626"/>
+    <w:lvl w:ilvl="0" w:tplc="080A000F">
+      <w:start w:val="1"/>
+      <w:numFmt w:val="decimal"/>
+      <w:lvlText w:val="%1."/>
+      <w:lvlJc w:val="left"/>
+      <w:pPr>
+        <w:ind w:left="720" w:hanging="360"/>
+      </w:pPr>
+    </w:lvl>
+    <w:lvl w:ilvl="1" w:tplc="080A0019" w:tentative="1">
+      <w:start w:val="1"/>
+      <w:numFmt w:val="lowerLetter"/>
+      <w:lvlText w:val="%2."/>
+      <w:lvlJc w:val="left"/>
+      <w:pPr>
+        <w:ind w:left="1440" w:hanging="360"/>
+      </w:pPr>
+    </w:lvl>
+    <w:lvl w:ilvl="2" w:tplc="080A001B" w:tentative="1">
+      <w:start w:val="1"/>
+      <w:numFmt w:val="lowerRoman"/>
+      <w:lvlText w:val="%3."/>
+      <w:lvlJc w:val="right"/>
+      <w:pPr>
+        <w:ind w:left="2160" w:hanging="180"/>
+      </w:pPr>
+    </w:lvl>
+    <w:lvl w:ilvl="3" w:tplc="080A000F" w:tentative="1">
+      <w:start w:val="1"/>
+      <w:numFmt w:val="decimal"/>
+      <w:lvlText w:val="%4."/>
+      <w:lvlJc w:val="left"/>
+      <w:pPr>
+        <w:ind w:left="2880" w:hanging="360"/>
+      </w:pPr>
+    </w:lvl>
+    <w:lvl w:ilvl="4" w:tplc="080A0019" w:tentative="1">
+      <w:start w:val="1"/>
+      <w:numFmt w:val="lowerLetter"/>
+      <w:lvlText w:val="%5."/>
+      <w:lvlJc w:val="left"/>
+      <w:pPr>
+        <w:ind w:left="3600" w:hanging="360"/>
+      </w:pPr>
+    </w:lvl>
+    <w:lvl w:ilvl="5" w:tplc="080A001B" w:tentative="1">
+      <w:start w:val="1"/>
+      <w:numFmt w:val="lowerRoman"/>
+      <w:lvlText w:val="%6."/>
+      <w:lvlJc w:val="right"/>
+      <w:pPr>
+        <w:ind w:left="4320" w:hanging="180"/>
+      </w:pPr>
+    </w:lvl>
+    <w:lvl w:ilvl="6" w:tplc="080A000F" w:tentative="1">
+      <w:start w:val="1"/>
+      <w:numFmt w:val="decimal"/>
+      <w:lvlText w:val="%7."/>
+      <w:lvlJc w:val="left"/>
+      <w:pPr>
+        <w:ind w:left="5040" w:hanging="360"/>
+      </w:pPr>
+    </w:lvl>
+    <w:lvl w:ilvl="7" w:tplc="080A0019" w:tentative="1">
+      <w:start w:val="1"/>
+      <w:numFmt w:val="lowerLetter"/>
+      <w:lvlText w:val="%8."/>
+      <w:lvlJc w:val="left"/>
+      <w:pPr>
+        <w:ind w:left="5760" w:hanging="360"/>
+      </w:pPr>
+    </w:lvl>
+    <w:lvl w:ilvl="8" w:tplc="080A001B" w:tentative="1">
+      <w:start w:val="1"/>
+      <w:numFmt w:val="lowerRoman"/>
+      <w:lvlText w:val="%9."/>
+      <w:lvlJc w:val="right"/>
+      <w:pPr>
+        <w:ind w:left="6480" w:hanging="180"/>
+      </w:pPr>
+    </w:lvl>
+  </w:abstractNum>
+  <w:abstractNum w:abstractNumId="13" w15:restartNumberingAfterBreak="0">
     <w:nsid w:val="5DEA164D"/>
     <w:multiLevelType w:val="multilevel"/>
     <w:tmpl w:val="8D6CF77A"/>
@@ -7056,13 +7494,16 @@
     <w:abstractNumId w:val="0"/>
   </w:num>
   <w:num w:numId="12" w16cid:durableId="947540831">
-    <w:abstractNumId w:val="12"/>
+    <w:abstractNumId w:val="13"/>
   </w:num>
   <w:num w:numId="13" w16cid:durableId="1525364928">
     <w:abstractNumId w:val="11"/>
   </w:num>
   <w:num w:numId="14" w16cid:durableId="1405369702">
     <w:abstractNumId w:val="5"/>
+  </w:num>
+  <w:num w:numId="15" w16cid:durableId="1660618754">
+    <w:abstractNumId w:val="12"/>
   </w:num>
 </w:numbering>
 </file>
@@ -7459,7 +7900,7 @@
   <w:style w:type="paragraph" w:default="1" w:styleId="Normal">
     <w:name w:val="Normal"/>
     <w:qFormat/>
-    <w:rsid w:val="00961C73"/>
+    <w:rsid w:val="00D97189"/>
     <w:rPr>
       <w:lang w:val="es-MX"/>
     </w:rPr>
@@ -7472,7 +7913,7 @@
     <w:autoRedefine/>
     <w:uiPriority w:val="9"/>
     <w:qFormat/>
-    <w:rsid w:val="001F50B5"/>
+    <w:rsid w:val="00B94ABF"/>
     <w:pPr>
       <w:keepNext/>
       <w:spacing w:before="250" w:after="80"/>
@@ -7482,7 +7923,9 @@
     </w:pPr>
     <w:rPr>
       <w:smallCaps/>
+      <w:color w:val="222222"/>
       <w:kern w:val="28"/>
+      <w:lang w:val="en-US"/>
     </w:rPr>
   </w:style>
   <w:style w:type="paragraph" w:styleId="Ttulo2">
@@ -8007,9 +8450,10 @@
     <w:name w:val="Título 1 Car"/>
     <w:link w:val="Ttulo1"/>
     <w:uiPriority w:val="9"/>
-    <w:rsid w:val="001F50B5"/>
+    <w:rsid w:val="00B94ABF"/>
     <w:rPr>
       <w:smallCaps/>
+      <w:color w:val="222222"/>
       <w:kern w:val="28"/>
     </w:rPr>
   </w:style>
@@ -8332,6 +8776,19 @@
       </w:tblBorders>
     </w:tblPr>
   </w:style>
+  <w:style w:type="character" w:styleId="CdigoHTML">
+    <w:name w:val="HTML Code"/>
+    <w:basedOn w:val="Fuentedeprrafopredeter"/>
+    <w:uiPriority w:val="99"/>
+    <w:semiHidden/>
+    <w:unhideWhenUsed/>
+    <w:rsid w:val="00D97189"/>
+    <w:rPr>
+      <w:rFonts w:ascii="Courier New" w:eastAsia="Times New Roman" w:hAnsi="Courier New" w:cs="Courier New"/>
+      <w:sz w:val="20"/>
+      <w:szCs w:val="20"/>
+    </w:rPr>
+  </w:style>
 </w:styles>
 </file>
 
@@ -8597,28 +9054,28 @@
 </file>
 
 <file path=customXml/item1.xml><?xml version="1.0" encoding="utf-8"?>
-<b:Sources xmlns:b="http://schemas.openxmlformats.org/officeDocument/2006/bibliography" xmlns="http://schemas.openxmlformats.org/officeDocument/2006/bibliography" SelectedStyle="\APASixthEditionOfficeOnline.xsl" StyleName="APA" Version="6"/>
-</file>
-
-<file path=customXml/item2.xml><?xml version="1.0" encoding="utf-8"?>
 <go:gDocsCustomXmlDataStorage xmlns:go="http://customooxmlschemas.google.com/" xmlns:r="http://schemas.openxmlformats.org/officeDocument/2006/relationships">
   <go:docsCustomData xmlns:go="http://customooxmlschemas.google.com/" roundtripDataSignature="AMtx7mjPovk3igAzhESNbNe8yh+DWI7/jA==">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</go:docsCustomData>
 </go:gDocsCustomXmlDataStorage>
 </file>
 
-<file path=customXml/itemProps1.xml><?xml version="1.0" encoding="utf-8"?>
-<ds:datastoreItem xmlns:ds="http://schemas.openxmlformats.org/officeDocument/2006/customXml" ds:itemID="{7FDB3116-7FC6-4074-8BFD-613BFCEE0C0E}">
-  <ds:schemaRefs>
-    <ds:schemaRef ds:uri="http://schemas.openxmlformats.org/officeDocument/2006/bibliography"/>
-  </ds:schemaRefs>
-</ds:datastoreItem>
+<file path=customXml/item2.xml><?xml version="1.0" encoding="utf-8"?>
+<b:Sources xmlns:b="http://schemas.openxmlformats.org/officeDocument/2006/bibliography" xmlns="http://schemas.openxmlformats.org/officeDocument/2006/bibliography" SelectedStyle="\APASixthEditionOfficeOnline.xsl" StyleName="APA" Version="6"/>
 </file>
 
-<file path=customXml/itemProps2.xml><?xml version="1.0" encoding="utf-8"?>
+<file path=customXml/itemProps1.xml><?xml version="1.0" encoding="utf-8"?>
 <ds:datastoreItem xmlns:ds="http://schemas.openxmlformats.org/officeDocument/2006/customXml" ds:itemID="{11111111-1234-1234-1234-123412341234}">
   <ds:schemaRefs>
     <ds:schemaRef ds:uri="http://customooxmlschemas.google.com/"/>
     <ds:schemaRef ds:uri="http://schemas.openxmlformats.org/officeDocument/2006/relationships"/>
   </ds:schemaRefs>
 </ds:datastoreItem>
+</file>
+
+<file path=customXml/itemProps2.xml><?xml version="1.0" encoding="utf-8"?>
+<ds:datastoreItem xmlns:ds="http://schemas.openxmlformats.org/officeDocument/2006/customXml" ds:itemID="{7FDB3116-7FC6-4074-8BFD-613BFCEE0C0E}">
+  <ds:schemaRefs>
+    <ds:schemaRef ds:uri="http://schemas.openxmlformats.org/officeDocument/2006/bibliography"/>
+  </ds:schemaRefs>
+</ds:datastoreItem>
 </file>
--- a/Reporte Music Classification DeepLearning.docx
+++ b/Reporte Music Classification DeepLearning.docx
@@ -71,8 +71,25 @@
           <w:sz w:val="22"/>
           <w:szCs w:val="22"/>
         </w:rPr>
-        <w:t>2026</w:t>
-      </w:r>
+        <w:t>A01707122</w:t>
+      </w:r>
+    </w:p>
+    <w:p>
+      <w:pPr>
+        <w:pBdr>
+          <w:top w:val="nil"/>
+          <w:left w:val="nil"/>
+          <w:bottom w:val="nil"/>
+          <w:right w:val="nil"/>
+          <w:between w:val="nil"/>
+        </w:pBdr>
+        <w:jc w:val="center"/>
+        <w:rPr>
+          <w:color w:val="000000"/>
+          <w:sz w:val="22"/>
+          <w:szCs w:val="22"/>
+        </w:rPr>
+      </w:pPr>
       <w:r>
         <w:rPr>
           <w:i/>
@@ -80,7 +97,16 @@
           <w:sz w:val="22"/>
           <w:szCs w:val="22"/>
         </w:rPr>
-        <w:t>, A01707122</w:t>
+        <w:t>05-11-</w:t>
+      </w:r>
+      <w:r>
+        <w:rPr>
+          <w:i/>
+          <w:color w:val="000000"/>
+          <w:sz w:val="22"/>
+          <w:szCs w:val="22"/>
+        </w:rPr>
+        <w:t>2026</w:t>
       </w:r>
     </w:p>
     <w:p>
@@ -192,31 +218,81 @@
         </w:rPr>
         <w:t>—</w:t>
       </w:r>
-    </w:p>
-    <w:p>
-      <w:pPr>
-        <w:jc w:val="both"/>
+      <w:r>
         <w:rPr>
           <w:b/>
+          <w:color w:val="000000"/>
           <w:sz w:val="18"/>
           <w:szCs w:val="18"/>
         </w:rPr>
-      </w:pPr>
+        <w:t>Utilizando de base el Artículo de “</w:t>
+      </w:r>
+      <w:r>
+        <w:rPr>
+          <w:b/>
+          <w:i/>
+          <w:iCs/>
+          <w:color w:val="000000"/>
+          <w:sz w:val="18"/>
+          <w:szCs w:val="18"/>
+        </w:rPr>
+        <w:t>Musical genre classification using advanced audio analysis and deep learning techniques</w:t>
+      </w:r>
+      <w:r>
+        <w:rPr>
+          <w:b/>
+          <w:i/>
+          <w:iCs/>
+          <w:color w:val="000000"/>
+          <w:sz w:val="18"/>
+          <w:szCs w:val="18"/>
+        </w:rPr>
+        <w:t xml:space="preserve">” </w:t>
+      </w:r>
+      <w:r>
+        <w:rPr>
+          <w:b/>
+          <w:color w:val="000000"/>
+          <w:sz w:val="18"/>
+          <w:szCs w:val="18"/>
+        </w:rPr>
+        <w:t xml:space="preserve">de </w:t>
+      </w:r>
+      <w:r>
+        <w:rPr>
+          <w:rFonts w:ascii="Times" w:eastAsia="Times" w:hAnsi="Times" w:cs="Times"/>
+          <w:b/>
+          <w:bCs/>
+          <w:iCs/>
+          <w:sz w:val="18"/>
+          <w:szCs w:val="18"/>
+        </w:rPr>
+        <w:t>Ahmed</w:t>
+      </w:r>
+      <w:r>
+        <w:rPr>
+          <w:rFonts w:ascii="Times" w:eastAsia="Times" w:hAnsi="Times" w:cs="Times"/>
+          <w:b/>
+          <w:bCs/>
+          <w:iCs/>
+          <w:sz w:val="18"/>
+          <w:szCs w:val="18"/>
+        </w:rPr>
+        <w:t xml:space="preserve"> et.al. (2024)</w:t>
+      </w:r>
+      <w:r>
+        <w:rPr>
+          <w:rFonts w:ascii="Times" w:eastAsia="Times" w:hAnsi="Times" w:cs="Times"/>
+          <w:b/>
+          <w:bCs/>
+          <w:iCs/>
+          <w:sz w:val="18"/>
+          <w:szCs w:val="18"/>
+        </w:rPr>
+        <w:t xml:space="preserve"> trato de incorporar 2 arquitecturas CNN para la clasificación de género musical. Pese a copiar las arquitecturas explicadas en la fuente original, los resultados obtenidos se encuentran entre un 10 y 20% por debajo de los esperados.</w:t>
+      </w:r>
       <w:bookmarkStart w:id="1" w:name="bookmark=id.30j0zll" w:colFirst="0" w:colLast="0"/>
       <w:bookmarkEnd w:id="1"/>
-    </w:p>
-    <w:p>
-      <w:pPr>
-        <w:pBdr>
-          <w:top w:val="nil"/>
-          <w:left w:val="nil"/>
-          <w:bottom w:val="nil"/>
-          <w:right w:val="nil"/>
-          <w:between w:val="nil"/>
-        </w:pBdr>
-        <w:ind w:firstLine="202"/>
-        <w:jc w:val="both"/>
-      </w:pPr>
     </w:p>
     <w:p>
       <w:pPr>
@@ -535,7 +611,14 @@
           <w:sz w:val="22"/>
           <w:szCs w:val="22"/>
         </w:rPr>
-        <w:t xml:space="preserve"> Este es un estudio del estado del arte donde compara diferentes modelos y acercamientos a este problema por diferentes personas, y compara sus resultados. Lo estoy usando como guía para fundamentar y guiar el proyecto porque explica paso a paso las diferentes estrategias y da la teoría y matemáticas detrás para el análisis.</w:t>
+        <w:t xml:space="preserve"> Este es un estudio del estado del arte donde compara diferentes modelos y acercamientos a este problema por diferentes personas, y compara sus resultados. Lo estoy usando como guía para fundamentar y guiar el proyecto porque explica paso a paso las </w:t>
+      </w:r>
+      <w:r>
+        <w:rPr>
+          <w:sz w:val="22"/>
+          <w:szCs w:val="22"/>
+        </w:rPr>
+        <w:t>diferentes estrategias y da la teoría y matemáticas detrás para el análisis.</w:t>
       </w:r>
     </w:p>
     <w:p>
@@ -639,21 +722,7 @@
           <w:sz w:val="22"/>
           <w:szCs w:val="22"/>
         </w:rPr>
-        <w:t xml:space="preserve"> la red </w:t>
-      </w:r>
-      <w:r>
-        <w:rPr>
-          <w:sz w:val="22"/>
-          <w:szCs w:val="22"/>
-        </w:rPr>
-        <w:t>modifica</w:t>
-      </w:r>
-      <w:r>
-        <w:rPr>
-          <w:sz w:val="22"/>
-          <w:szCs w:val="22"/>
-        </w:rPr>
-        <w:t xml:space="preserve"> CNN fue la que mejor resultados tuvo con una exactitud del 92.7%, seguida de la CNN regular con 85.56% y en </w:t>
+        <w:t xml:space="preserve"> la red modifica CNN fue la que mejor resultados tuvo con una exactitud del 92.7%, seguida de la CNN regular con 85.56% y en </w:t>
       </w:r>
       <w:r>
         <w:rPr>
@@ -792,7 +861,15 @@
           <w:sz w:val="22"/>
           <w:szCs w:val="22"/>
         </w:rPr>
-        <w:t xml:space="preserve">Decidí utilizar los modelos de CNN y CNN modificada, debido a que son temas relacionados con lo visto en clase y aquellos que demostraron mejores resultados entre todas las opciones. Primero implementando CNN y CNN modificada, tras el diagnóstico ver que resultados muestra y decidir cual modelo tratar de mejorar. </w:t>
+        <w:t xml:space="preserve">Decidí utilizar los modelos de CNN y CNN modificada, debido a que son temas relacionados con lo visto en clase y aquellos que demostraron mejores resultados entre todas las opciones. Primero implementando CNN y CNN modificada, tras el diagnóstico ver que resultados </w:t>
+      </w:r>
+      <w:r>
+        <w:rPr>
+          <w:sz w:val="22"/>
+          <w:szCs w:val="22"/>
+        </w:rPr>
+        <w:lastRenderedPageBreak/>
+        <w:t xml:space="preserve">muestra y decidir cual modelo tratar de mejorar. </w:t>
       </w:r>
     </w:p>
     <w:p>
@@ -876,7 +953,21 @@
           <w:sz w:val="22"/>
           <w:szCs w:val="22"/>
         </w:rPr>
-        <w:t xml:space="preserve">dataset GTZAN, que recopila fragmentos de 30 segundos de </w:t>
+        <w:t>dataset GTZAN</w:t>
+      </w:r>
+      <w:r>
+        <w:rPr>
+          <w:sz w:val="22"/>
+          <w:szCs w:val="22"/>
+        </w:rPr>
+        <w:t xml:space="preserve"> (Tensorflow, s.f.)</w:t>
+      </w:r>
+      <w:r>
+        <w:rPr>
+          <w:sz w:val="22"/>
+          <w:szCs w:val="22"/>
+        </w:rPr>
+        <w:t xml:space="preserve">, que recopila fragmentos de 30 segundos de </w:t>
       </w:r>
       <w:r>
         <w:rPr>
@@ -1299,10 +1390,7 @@
     </w:p>
     <w:p>
       <w:r>
-        <w:t xml:space="preserve">En las gráficas de Transformadas de Fourier un poco similar se puede ver que la música pop es aquella con mayor magnitud, e igual están las frecuencias de Mel. Honestamente no sabría como interpretar las gráficas, pero el propósito del </w:t>
-      </w:r>
-      <w:r>
-        <w:t>modelo es poder extraer las características más importantes de estas para la clasificación de las canciones.</w:t>
+        <w:t>En las gráficas de Transformadas de Fourier un poco similar se puede ver que la música pop es aquella con mayor magnitud, e igual están las frecuencias de Mel. Honestamente no sabría como interpretar las gráficas, pero el propósito del modelo es poder extraer las características más importantes de estas para la clasificación de las canciones.</w:t>
       </w:r>
     </w:p>
     <w:p>
@@ -1462,6 +1550,7 @@
     <w:p/>
     <w:p>
       <w:r>
+        <w:lastRenderedPageBreak/>
         <w:t xml:space="preserve">Se almacenan la información de 50 canciones antes de guardarlo en un archivo .npz, generando un total de 20 archivos que se utilizarán para el modelado. </w:t>
       </w:r>
     </w:p>
@@ -1481,13 +1570,18 @@
           <w:szCs w:val="28"/>
           <w:lang w:val="es-MX"/>
         </w:rPr>
-        <w:lastRenderedPageBreak/>
         <w:t>FUNCIONAMIENTO DEL MODELO</w:t>
       </w:r>
     </w:p>
     <w:p>
       <w:r>
-        <w:t xml:space="preserve">El modelo, como se menciono anteriormente sería una red neuronal Convolucional. Debido al mismo problema de falta de memoria para trabajar con los datos de manera directa y bruta igual trabajé con batches. En este momento cargué el nombre de los archivos para un Split de 70% entrenamiento, 15% validación y otro 15% pruebas. </w:t>
+        <w:t xml:space="preserve">El modelo, como se </w:t>
+      </w:r>
+      <w:r>
+        <w:t>mencionó</w:t>
+      </w:r>
+      <w:r>
+        <w:t xml:space="preserve"> anteriormente sería una red neuronal Convolucional. Debido al mismo problema de falta de memoria para trabajar con los datos de manera directa y bruta igual trabajé con batches. En este momento cargué el nombre de los archivos para un Split de 70% entrenamiento, 15% validación y otro 15% pruebas. </w:t>
       </w:r>
     </w:p>
     <w:p/>
@@ -1529,6 +1623,11 @@
       </w:r>
     </w:p>
     <w:p/>
+    <w:p>
+      <w:r>
+        <w:t xml:space="preserve">Esta versión es una ya un poco modificada de la versión original del modelo que menciona el artículo debido a que en su momento le entendí mal, pero los resultados no fueron terribles.  </w:t>
+      </w:r>
+    </w:p>
     <w:p>
       <w:pPr>
         <w:pStyle w:val="Ttulo1"/>
@@ -1820,6 +1919,21 @@
           <w:lang w:val="en-US"/>
         </w:rPr>
       </w:pPr>
+    </w:p>
+    <w:p>
+      <w:pPr>
+        <w:rPr>
+          <w:lang w:val="en-US"/>
+        </w:rPr>
+      </w:pPr>
+      <w:r>
+        <w:rPr>
+          <w:b/>
+          <w:bCs/>
+          <w:lang w:val="en-US"/>
+        </w:rPr>
+        <w:t>Reporte de clasificación</w:t>
+      </w:r>
     </w:p>
     <w:tbl>
       <w:tblPr>
@@ -2663,151 +2777,23 @@
         <w:t>e puede ve</w:t>
       </w:r>
       <w:r>
-        <w:t xml:space="preserve">r que la precisión de este se encuentra alrededor de 60-70%. Hay una gran cantidad de error en los géneros de Rock, Disco y Reggae, mientras que  Clásico, Pop y Hip-hop son aquellos que tienen un menor error. </w:t>
-      </w:r>
-    </w:p>
-    <w:p>
-      <w:pPr>
-        <w:pStyle w:val="Ttulo1"/>
-        <w:ind w:firstLine="0"/>
-        <w:rPr>
-          <w:sz w:val="28"/>
-          <w:szCs w:val="28"/>
-          <w:lang w:val="es-MX"/>
-        </w:rPr>
-      </w:pPr>
-      <w:r>
-        <w:rPr>
-          <w:sz w:val="28"/>
-          <w:szCs w:val="28"/>
-          <w:lang w:val="es-MX"/>
-        </w:rPr>
-        <w:t>DIAGNÓSTICO</w:t>
-      </w:r>
-    </w:p>
-    <w:p/>
-    <w:p/>
-    <w:p>
-      <w:pPr>
-        <w:pStyle w:val="Ttulo1"/>
-        <w:ind w:firstLine="0"/>
-        <w:rPr>
-          <w:sz w:val="28"/>
-          <w:szCs w:val="28"/>
-          <w:lang w:val="es-MX"/>
-        </w:rPr>
-      </w:pPr>
-      <w:r>
-        <w:rPr>
-          <w:sz w:val="28"/>
-          <w:szCs w:val="28"/>
-          <w:lang w:val="es-MX"/>
-        </w:rPr>
-        <w:t>MEJORA</w:t>
-      </w:r>
-    </w:p>
-    <w:p>
-      <w:r>
-        <w:rPr>
-          <w:b/>
-          <w:bCs/>
-          <w:color w:val="222222"/>
-        </w:rPr>
-        <w:t>s</w:t>
-      </w:r>
-      <w:r>
-        <w:rPr>
-          <w:b/>
-          <w:bCs/>
-          <w:color w:val="222222"/>
-        </w:rPr>
-        <w:t>team-project-huber-nestrov.py</w:t>
-      </w:r>
-    </w:p>
-    <w:p>
-      <w:r>
-        <w:rPr>
-          <w:color w:val="222222"/>
-        </w:rPr>
-        <w:t>El modelo está teniendo buenos resultados, la mejora es contaste y el error bajó bastante, pero los mejores resultados que he tenido es dejando el modelo correr durante 2 horas y permitir que continúe disminuyendo el error indefinidamente. Pero, este acercamiento toma bastante tiempo y es indefinido, por lo cual considero que si pongo un learning rate adaptivo podré cambiar el tamaño de paso cuando este sea insuficiente y el modelo disminuya en velocidad de disminución del error.</w:t>
-      </w:r>
-      <w:r>
-        <w:t xml:space="preserve"> </w:t>
-      </w:r>
-    </w:p>
-    <w:p/>
-    <w:p>
-      <w:r>
-        <w:rPr>
-          <w:color w:val="222222"/>
-        </w:rPr>
-        <w:t xml:space="preserve">Mi teoría inicial es que si aumento el learning rate conforme el modelo avanza entonces el tamaño de paso será mayor y el error disminuirá más rápido, pero para evitar que el paso sea demasiado grande, igual es necesario añadir ciertos límites y estrategias para disminuir el tamaño de paso. De esta manera, el modelo debería tener una caída del error rápida durante más tiempo y se podrá tener mejores resultados en la misma cantidad de tiempo. </w:t>
-      </w:r>
-    </w:p>
-    <w:p/>
-    <w:p>
-      <w:r>
-        <w:rPr>
-          <w:color w:val="222222"/>
-        </w:rPr>
-        <w:t xml:space="preserve">Una estrategia que identifiqué es Adagrad </w:t>
-      </w:r>
-      <w:r>
-        <w:rPr>
-          <w:color w:val="222222"/>
-        </w:rPr>
-        <w:t xml:space="preserve"> </w:t>
-      </w:r>
-      <w:r>
-        <w:rPr>
-          <w:color w:val="222222"/>
-        </w:rPr>
-        <w:t>(</w:t>
-      </w:r>
-      <w:r>
-        <w:rPr>
-          <w:rFonts w:ascii="Times" w:eastAsia="Times" w:hAnsi="Times" w:cs="Times"/>
-          <w:iCs/>
-        </w:rPr>
-        <w:t>CodeSignal, s.f.</w:t>
-      </w:r>
-      <w:r>
-        <w:rPr>
-          <w:color w:val="222222"/>
-        </w:rPr>
-        <w:t xml:space="preserve">), que adapta el alfa dividiendo su valor por la raíz del acumulado del gradiente (+ un valor para evitar dividir entre 0). </w:t>
-      </w:r>
-      <w:r>
-        <w:rPr>
-          <w:color w:val="222222"/>
-        </w:rPr>
-        <w:t xml:space="preserve"> Este experimento resulto contraproducente, ya que el error disminuyó menos que sin el alfa adaptativa</w:t>
-      </w:r>
-    </w:p>
-    <w:p>
-      <w:pPr>
-        <w:keepNext/>
-        <w:pBdr>
-          <w:top w:val="nil"/>
-          <w:left w:val="nil"/>
-          <w:bottom w:val="nil"/>
-          <w:right w:val="nil"/>
-          <w:between w:val="nil"/>
-        </w:pBdr>
-        <w:spacing w:before="240" w:after="80"/>
-        <w:rPr>
-          <w:color w:val="222222"/>
-        </w:rPr>
-      </w:pPr>
-      <w:r>
-        <w:rPr>
-          <w:color w:val="222222"/>
+        <w:t xml:space="preserve">r que la precisión de este se encuentra alrededor de 60-70%. Hay una gran cantidad de error en los géneros de Rock, Disco y Reggae, mientras </w:t>
+      </w:r>
+      <w:r>
+        <w:t>que Clásico</w:t>
+      </w:r>
+      <w:r>
+        <w:t xml:space="preserve">, Pop y Hip-hop son aquellos que tienen un menor error. </w:t>
+      </w:r>
+      <w:r>
+        <w:rPr>
+          <w:noProof/>
         </w:rPr>
         <w:drawing>
-          <wp:inline distT="0" distB="0" distL="0" distR="0" wp14:anchorId="6DD5C171" wp14:editId="0015C57E">
-            <wp:extent cx="3063240" cy="1969770"/>
-            <wp:effectExtent l="0" t="0" r="3810" b="0"/>
-            <wp:docPr id="1701734823" name="Imagen 1"/>
+          <wp:inline distT="0" distB="0" distL="0" distR="0" wp14:anchorId="3BD1F7C6" wp14:editId="03C1D60D">
+            <wp:extent cx="3061335" cy="2298065"/>
+            <wp:effectExtent l="0" t="0" r="5715" b="6985"/>
+            <wp:docPr id="2047598363" name="Imagen 3"/>
             <wp:cNvGraphicFramePr>
               <a:graphicFrameLocks xmlns:a="http://schemas.openxmlformats.org/drawingml/2006/main" noChangeAspect="1"/>
             </wp:cNvGraphicFramePr>
@@ -2815,23 +2801,36 @@
               <a:graphicData uri="http://schemas.openxmlformats.org/drawingml/2006/picture">
                 <pic:pic xmlns:pic="http://schemas.openxmlformats.org/drawingml/2006/picture">
                   <pic:nvPicPr>
-                    <pic:cNvPr id="1701734823" name=""/>
-                    <pic:cNvPicPr/>
+                    <pic:cNvPr id="0" name="Picture 3"/>
+                    <pic:cNvPicPr>
+                      <a:picLocks noChangeAspect="1" noChangeArrowheads="1"/>
+                    </pic:cNvPicPr>
                   </pic:nvPicPr>
                   <pic:blipFill>
-                    <a:blip r:embed="rId14"/>
+                    <a:blip r:embed="rId14">
+                      <a:extLst>
+                        <a:ext uri="{28A0092B-C50C-407E-A947-70E740481C1C}">
+                          <a14:useLocalDpi xmlns:a14="http://schemas.microsoft.com/office/drawing/2010/main" val="0"/>
+                        </a:ext>
+                      </a:extLst>
+                    </a:blip>
+                    <a:srcRect/>
                     <a:stretch>
                       <a:fillRect/>
                     </a:stretch>
                   </pic:blipFill>
-                  <pic:spPr>
+                  <pic:spPr bwMode="auto">
                     <a:xfrm>
                       <a:off x="0" y="0"/>
-                      <a:ext cx="3063240" cy="1969770"/>
+                      <a:ext cx="3061335" cy="2298065"/>
                     </a:xfrm>
                     <a:prstGeom prst="rect">
                       <a:avLst/>
                     </a:prstGeom>
+                    <a:noFill/>
+                    <a:ln>
+                      <a:noFill/>
+                    </a:ln>
                   </pic:spPr>
                 </pic:pic>
               </a:graphicData>
@@ -2841,115 +2840,16 @@
       </w:r>
     </w:p>
     <w:p>
-      <w:pPr>
-        <w:keepNext/>
-        <w:pBdr>
-          <w:top w:val="nil"/>
-          <w:left w:val="nil"/>
-          <w:bottom w:val="nil"/>
-          <w:right w:val="nil"/>
-          <w:between w:val="nil"/>
-        </w:pBdr>
-        <w:spacing w:before="240" w:after="80"/>
-        <w:rPr>
-          <w:color w:val="222222"/>
-        </w:rPr>
-      </w:pPr>
-      <w:r>
-        <w:rPr>
-          <w:color w:val="222222"/>
-        </w:rPr>
-        <w:t xml:space="preserve">Propuesta de mejora dos: Cambiar la fórmula de error de MSE a Huber Loss, que mezcla MAE con MSE para tener una mejor sensibilidad al calcular el error. Si el error es mayor a un delta se utiliza MSE, si es menor se utiliza </w:t>
-      </w:r>
-      <m:oMath>
-        <m:r>
-          <w:rPr>
-            <w:rFonts w:ascii="Cambria Math" w:hAnsi="Cambria Math"/>
-            <w:color w:val="222222"/>
-          </w:rPr>
-          <m:t xml:space="preserve">error = delta × (|error| - </m:t>
-        </m:r>
-        <m:f>
-          <m:fPr>
-            <m:ctrlPr>
-              <w:rPr>
-                <w:rFonts w:ascii="Cambria Math" w:hAnsi="Cambria Math"/>
-                <w:i/>
-                <w:color w:val="222222"/>
-              </w:rPr>
-            </m:ctrlPr>
-          </m:fPr>
-          <m:num>
-            <m:r>
-              <w:rPr>
-                <w:rFonts w:ascii="Cambria Math" w:hAnsi="Cambria Math"/>
-                <w:color w:val="222222"/>
-              </w:rPr>
-              <m:t>delta</m:t>
-            </m:r>
-          </m:num>
-          <m:den>
-            <m:r>
-              <w:rPr>
-                <w:rFonts w:ascii="Cambria Math" w:hAnsi="Cambria Math"/>
-                <w:color w:val="222222"/>
-              </w:rPr>
-              <m:t>2</m:t>
-            </m:r>
-          </m:den>
-        </m:f>
-        <m:r>
-          <w:rPr>
-            <w:rFonts w:ascii="Cambria Math" w:hAnsi="Cambria Math"/>
-            <w:color w:val="222222"/>
-          </w:rPr>
-          <m:t>)</m:t>
-        </m:r>
-      </m:oMath>
-      <w:r>
-        <w:rPr>
-          <w:color w:val="222222"/>
-        </w:rPr>
-        <w:t>(</w:t>
-      </w:r>
-      <w:r>
-        <w:rPr>
-          <w:rFonts w:ascii="Times" w:eastAsia="Times" w:hAnsi="Times" w:cs="Times"/>
-          <w:iCs/>
-        </w:rPr>
-        <w:t xml:space="preserve"> GeeksforGeeks, 2025</w:t>
-      </w:r>
-      <w:r>
-        <w:rPr>
-          <w:color w:val="222222"/>
-        </w:rPr>
-        <w:t xml:space="preserve">). E igual implementé Nesterov Momentum (Brownlee, 2021), este para que el modelo corra más rápido y no tarde tanto en llegar a un error bajo. Este funciona agregando una variable extra que determina el momentum, esto se logra calculando el cambio de la variable y utilizando su resultado para determinar su nuevo valor. </w:t>
-      </w:r>
-    </w:p>
-    <w:p>
-      <w:pPr>
-        <w:keepNext/>
-        <w:pBdr>
-          <w:top w:val="nil"/>
-          <w:left w:val="nil"/>
-          <w:bottom w:val="nil"/>
-          <w:right w:val="nil"/>
-          <w:between w:val="nil"/>
-        </w:pBdr>
-        <w:spacing w:before="240" w:after="80"/>
-        <w:rPr>
-          <w:color w:val="222222"/>
-        </w:rPr>
-      </w:pPr>
-      <w:r>
-        <w:rPr>
-          <w:color w:val="222222"/>
-        </w:rPr>
+      <w:r>
+        <w:rPr>
+          <w:noProof/>
+        </w:rPr>
+        <w:lastRenderedPageBreak/>
         <w:drawing>
-          <wp:inline distT="0" distB="0" distL="0" distR="0" wp14:anchorId="64267A18" wp14:editId="4A6AE88A">
-            <wp:extent cx="3063240" cy="1951355"/>
-            <wp:effectExtent l="0" t="0" r="3810" b="0"/>
-            <wp:docPr id="212564057" name="Imagen 1"/>
+          <wp:inline distT="0" distB="0" distL="0" distR="0" wp14:anchorId="00A8468A" wp14:editId="04A76526">
+            <wp:extent cx="3061335" cy="2298065"/>
+            <wp:effectExtent l="0" t="0" r="5715" b="6985"/>
+            <wp:docPr id="210183758" name="Imagen 4"/>
             <wp:cNvGraphicFramePr>
               <a:graphicFrameLocks xmlns:a="http://schemas.openxmlformats.org/drawingml/2006/main" noChangeAspect="1"/>
             </wp:cNvGraphicFramePr>
@@ -2957,23 +2857,36 @@
               <a:graphicData uri="http://schemas.openxmlformats.org/drawingml/2006/picture">
                 <pic:pic xmlns:pic="http://schemas.openxmlformats.org/drawingml/2006/picture">
                   <pic:nvPicPr>
-                    <pic:cNvPr id="212564057" name=""/>
-                    <pic:cNvPicPr/>
+                    <pic:cNvPr id="0" name="Picture 4"/>
+                    <pic:cNvPicPr>
+                      <a:picLocks noChangeAspect="1" noChangeArrowheads="1"/>
+                    </pic:cNvPicPr>
                   </pic:nvPicPr>
                   <pic:blipFill>
-                    <a:blip r:embed="rId15"/>
+                    <a:blip r:embed="rId15">
+                      <a:extLst>
+                        <a:ext uri="{28A0092B-C50C-407E-A947-70E740481C1C}">
+                          <a14:useLocalDpi xmlns:a14="http://schemas.microsoft.com/office/drawing/2010/main" val="0"/>
+                        </a:ext>
+                      </a:extLst>
+                    </a:blip>
+                    <a:srcRect/>
                     <a:stretch>
                       <a:fillRect/>
                     </a:stretch>
                   </pic:blipFill>
-                  <pic:spPr>
+                  <pic:spPr bwMode="auto">
                     <a:xfrm>
                       <a:off x="0" y="0"/>
-                      <a:ext cx="3063240" cy="1951355"/>
+                      <a:ext cx="3061335" cy="2298065"/>
                     </a:xfrm>
                     <a:prstGeom prst="rect">
                       <a:avLst/>
                     </a:prstGeom>
+                    <a:noFill/>
+                    <a:ln>
+                      <a:noFill/>
+                    </a:ln>
                   </pic:spPr>
                 </pic:pic>
               </a:graphicData>
@@ -2982,983 +2895,7 @@
         </w:drawing>
       </w:r>
     </w:p>
-    <w:p>
-      <w:pPr>
-        <w:keepNext/>
-        <w:pBdr>
-          <w:top w:val="nil"/>
-          <w:left w:val="nil"/>
-          <w:bottom w:val="nil"/>
-          <w:right w:val="nil"/>
-          <w:between w:val="nil"/>
-        </w:pBdr>
-        <w:spacing w:before="240" w:after="80"/>
-        <w:rPr>
-          <w:color w:val="222222"/>
-        </w:rPr>
-      </w:pPr>
-      <w:r>
-        <w:rPr>
-          <w:color w:val="222222"/>
-        </w:rPr>
-        <w:t>Resultados de validación:</w:t>
-      </w:r>
-    </w:p>
-    <w:p>
-      <w:pPr>
-        <w:keepNext/>
-        <w:pBdr>
-          <w:top w:val="nil"/>
-          <w:left w:val="nil"/>
-          <w:bottom w:val="nil"/>
-          <w:right w:val="nil"/>
-          <w:between w:val="nil"/>
-        </w:pBdr>
-        <w:spacing w:before="240" w:after="80"/>
-        <w:jc w:val="center"/>
-        <w:rPr>
-          <w:color w:val="222222"/>
-        </w:rPr>
-      </w:pPr>
-      <w:r>
-        <w:rPr>
-          <w:color w:val="222222"/>
-        </w:rPr>
-        <w:t>Max error MSE: 8602.953550147662</w:t>
-      </w:r>
-    </w:p>
-    <w:p>
-      <w:pPr>
-        <w:keepNext/>
-        <w:pBdr>
-          <w:top w:val="nil"/>
-          <w:left w:val="nil"/>
-          <w:bottom w:val="nil"/>
-          <w:right w:val="nil"/>
-          <w:between w:val="nil"/>
-        </w:pBdr>
-        <w:spacing w:before="240" w:after="80"/>
-        <w:jc w:val="center"/>
-        <w:rPr>
-          <w:color w:val="222222"/>
-        </w:rPr>
-      </w:pPr>
-      <w:r>
-        <w:rPr>
-          <w:color w:val="222222"/>
-        </w:rPr>
-        <w:t>Mean error MSE: 6.129573975710204</w:t>
-      </w:r>
-    </w:p>
-    <w:p>
-      <w:pPr>
-        <w:keepNext/>
-        <w:pBdr>
-          <w:top w:val="nil"/>
-          <w:left w:val="nil"/>
-          <w:bottom w:val="nil"/>
-          <w:right w:val="nil"/>
-          <w:between w:val="nil"/>
-        </w:pBdr>
-        <w:spacing w:before="240" w:after="80"/>
-        <w:jc w:val="center"/>
-        <w:rPr>
-          <w:color w:val="222222"/>
-        </w:rPr>
-      </w:pPr>
-      <w:r>
-        <w:rPr>
-          <w:color w:val="222222"/>
-        </w:rPr>
-        <w:t>Mediana error MSE: 1.1913600050684335e-06</w:t>
-      </w:r>
-    </w:p>
-    <w:p>
-      <w:pPr>
-        <w:keepNext/>
-        <w:pBdr>
-          <w:top w:val="nil"/>
-          <w:left w:val="nil"/>
-          <w:bottom w:val="nil"/>
-          <w:right w:val="nil"/>
-          <w:between w:val="nil"/>
-        </w:pBdr>
-        <w:spacing w:before="240" w:after="80"/>
-        <w:jc w:val="center"/>
-        <w:rPr>
-          <w:color w:val="222222"/>
-        </w:rPr>
-      </w:pPr>
-      <w:r>
-        <w:rPr>
-          <w:color w:val="222222"/>
-        </w:rPr>
-        <w:t>Min error MSE: 1.057033830298491e-13</w:t>
-      </w:r>
-    </w:p>
-    <w:p>
-      <w:pPr>
-        <w:keepNext/>
-        <w:pBdr>
-          <w:top w:val="nil"/>
-          <w:left w:val="nil"/>
-          <w:bottom w:val="nil"/>
-          <w:right w:val="nil"/>
-          <w:between w:val="nil"/>
-        </w:pBdr>
-        <w:spacing w:before="240" w:after="80"/>
-        <w:jc w:val="center"/>
-        <w:rPr>
-          <w:color w:val="222222"/>
-        </w:rPr>
-      </w:pPr>
-    </w:p>
-    <w:p>
-      <w:pPr>
-        <w:keepNext/>
-        <w:pBdr>
-          <w:top w:val="nil"/>
-          <w:left w:val="nil"/>
-          <w:bottom w:val="nil"/>
-          <w:right w:val="nil"/>
-          <w:between w:val="nil"/>
-        </w:pBdr>
-        <w:spacing w:before="240" w:after="80"/>
-        <w:jc w:val="center"/>
-        <w:rPr>
-          <w:color w:val="222222"/>
-        </w:rPr>
-      </w:pPr>
-      <w:r>
-        <w:rPr>
-          <w:color w:val="222222"/>
-        </w:rPr>
-        <w:t>Max error Huber: 138.00316209463932</w:t>
-      </w:r>
-    </w:p>
-    <w:p>
-      <w:pPr>
-        <w:keepNext/>
-        <w:pBdr>
-          <w:top w:val="nil"/>
-          <w:left w:val="nil"/>
-          <w:bottom w:val="nil"/>
-          <w:right w:val="nil"/>
-          <w:between w:val="nil"/>
-        </w:pBdr>
-        <w:spacing w:before="240" w:after="80"/>
-        <w:jc w:val="center"/>
-        <w:rPr>
-          <w:color w:val="222222"/>
-        </w:rPr>
-      </w:pPr>
-      <w:r>
-        <w:rPr>
-          <w:color w:val="222222"/>
-        </w:rPr>
-        <w:t>Mean error Huber: 0.13082613494493678</w:t>
-      </w:r>
-    </w:p>
-    <w:p>
-      <w:pPr>
-        <w:keepNext/>
-        <w:pBdr>
-          <w:top w:val="nil"/>
-          <w:left w:val="nil"/>
-          <w:bottom w:val="nil"/>
-          <w:right w:val="nil"/>
-          <w:between w:val="nil"/>
-        </w:pBdr>
-        <w:spacing w:before="240" w:after="80"/>
-        <w:jc w:val="center"/>
-        <w:rPr>
-          <w:color w:val="222222"/>
-        </w:rPr>
-      </w:pPr>
-      <w:r>
-        <w:rPr>
-          <w:color w:val="222222"/>
-        </w:rPr>
-        <w:t>Mediana error Huber: 5.956800025342167e-07</w:t>
-      </w:r>
-    </w:p>
-    <w:p>
-      <w:pPr>
-        <w:keepNext/>
-        <w:pBdr>
-          <w:top w:val="nil"/>
-          <w:left w:val="nil"/>
-          <w:bottom w:val="nil"/>
-          <w:right w:val="nil"/>
-          <w:between w:val="nil"/>
-        </w:pBdr>
-        <w:spacing w:before="240" w:after="80"/>
-        <w:jc w:val="center"/>
-        <w:rPr>
-          <w:color w:val="222222"/>
-        </w:rPr>
-      </w:pPr>
-      <w:r>
-        <w:rPr>
-          <w:color w:val="222222"/>
-        </w:rPr>
-        <w:t>Min error Huber: 5.285169151492455e-14</w:t>
-      </w:r>
-    </w:p>
-    <w:p>
-      <w:pPr>
-        <w:keepNext/>
-        <w:pBdr>
-          <w:top w:val="nil"/>
-          <w:left w:val="nil"/>
-          <w:bottom w:val="nil"/>
-          <w:right w:val="nil"/>
-          <w:between w:val="nil"/>
-        </w:pBdr>
-        <w:spacing w:before="240" w:after="80"/>
-        <w:rPr>
-          <w:color w:val="222222"/>
-        </w:rPr>
-      </w:pPr>
-      <w:r>
-        <w:rPr>
-          <w:color w:val="222222"/>
-        </w:rPr>
-        <w:t>Como se puede ver en la gráfica, la disminución del error ya no es tan suave como en la ecuación de gradiente descendiente original, teniendo</w:t>
-      </w:r>
-      <w:r>
-        <w:rPr>
-          <w:color w:val="222222"/>
-        </w:rPr>
-        <w:t xml:space="preserve"> una caída menos uniforme. El error MSE me dio mayor al modelo original, con errores</w:t>
-      </w:r>
-      <w:r>
-        <w:rPr>
-          <w:color w:val="222222"/>
-        </w:rPr>
-        <w:t xml:space="preserve"> en prueba de</w:t>
-      </w:r>
-      <w:r>
-        <w:rPr>
-          <w:color w:val="222222"/>
-        </w:rPr>
-        <w:t>:</w:t>
-      </w:r>
-    </w:p>
-    <w:p>
-      <w:pPr>
-        <w:keepNext/>
-        <w:pBdr>
-          <w:top w:val="nil"/>
-          <w:left w:val="nil"/>
-          <w:bottom w:val="nil"/>
-          <w:right w:val="nil"/>
-          <w:between w:val="nil"/>
-        </w:pBdr>
-        <w:spacing w:before="240" w:after="80"/>
-        <w:jc w:val="center"/>
-        <w:rPr>
-          <w:color w:val="222222"/>
-        </w:rPr>
-      </w:pPr>
-      <w:r>
-        <w:rPr>
-          <w:color w:val="222222"/>
-        </w:rPr>
-        <w:t>Max error MSE: 8606.546034862851</w:t>
-      </w:r>
-    </w:p>
-    <w:p>
-      <w:pPr>
-        <w:keepNext/>
-        <w:pBdr>
-          <w:top w:val="nil"/>
-          <w:left w:val="nil"/>
-          <w:bottom w:val="nil"/>
-          <w:right w:val="nil"/>
-          <w:between w:val="nil"/>
-        </w:pBdr>
-        <w:spacing w:before="240" w:after="80"/>
-        <w:jc w:val="center"/>
-        <w:rPr>
-          <w:color w:val="222222"/>
-        </w:rPr>
-      </w:pPr>
-      <w:r>
-        <w:rPr>
-          <w:color w:val="222222"/>
-        </w:rPr>
-        <w:t>Mean error MSE: 9.233833406691048</w:t>
-      </w:r>
-    </w:p>
-    <w:p>
-      <w:pPr>
-        <w:keepNext/>
-        <w:pBdr>
-          <w:top w:val="nil"/>
-          <w:left w:val="nil"/>
-          <w:bottom w:val="nil"/>
-          <w:right w:val="nil"/>
-          <w:between w:val="nil"/>
-        </w:pBdr>
-        <w:spacing w:before="240" w:after="80"/>
-        <w:jc w:val="center"/>
-        <w:rPr>
-          <w:color w:val="222222"/>
-        </w:rPr>
-      </w:pPr>
-      <w:r>
-        <w:rPr>
-          <w:color w:val="222222"/>
-        </w:rPr>
-        <w:t>Mediana error MSE: 1.2343527398985217e-06</w:t>
-      </w:r>
-    </w:p>
-    <w:p>
-      <w:pPr>
-        <w:keepNext/>
-        <w:pBdr>
-          <w:top w:val="nil"/>
-          <w:left w:val="nil"/>
-          <w:bottom w:val="nil"/>
-          <w:right w:val="nil"/>
-          <w:between w:val="nil"/>
-        </w:pBdr>
-        <w:spacing w:before="240" w:after="80"/>
-        <w:jc w:val="center"/>
-        <w:rPr>
-          <w:color w:val="222222"/>
-        </w:rPr>
-      </w:pPr>
-      <w:r>
-        <w:rPr>
-          <w:color w:val="222222"/>
-        </w:rPr>
-        <w:t>Min error MSE: 2.9137590713303366e-13</w:t>
-      </w:r>
-    </w:p>
-    <w:p>
-      <w:pPr>
-        <w:keepNext/>
-        <w:pBdr>
-          <w:top w:val="nil"/>
-          <w:left w:val="nil"/>
-          <w:bottom w:val="nil"/>
-          <w:right w:val="nil"/>
-          <w:between w:val="nil"/>
-        </w:pBdr>
-        <w:spacing w:before="240" w:after="80"/>
-        <w:rPr>
-          <w:color w:val="222222"/>
-        </w:rPr>
-      </w:pPr>
-      <w:r>
-        <w:rPr>
-          <w:color w:val="222222"/>
-        </w:rPr>
-        <w:t>De igual manera muestro el error de Huber promedio:</w:t>
-      </w:r>
-    </w:p>
-    <w:p>
-      <w:pPr>
-        <w:keepNext/>
-        <w:pBdr>
-          <w:top w:val="nil"/>
-          <w:left w:val="nil"/>
-          <w:bottom w:val="nil"/>
-          <w:right w:val="nil"/>
-          <w:between w:val="nil"/>
-        </w:pBdr>
-        <w:spacing w:before="240" w:after="80"/>
-        <w:jc w:val="center"/>
-        <w:rPr>
-          <w:color w:val="222222"/>
-        </w:rPr>
-      </w:pPr>
-      <w:r>
-        <w:rPr>
-          <w:color w:val="222222"/>
-        </w:rPr>
-        <w:t>Max error Huber: 138.03220814403187</w:t>
-      </w:r>
-    </w:p>
-    <w:p>
-      <w:pPr>
-        <w:keepNext/>
-        <w:pBdr>
-          <w:top w:val="nil"/>
-          <w:left w:val="nil"/>
-          <w:bottom w:val="nil"/>
-          <w:right w:val="nil"/>
-          <w:between w:val="nil"/>
-        </w:pBdr>
-        <w:spacing w:before="240" w:after="80"/>
-        <w:jc w:val="center"/>
-        <w:rPr>
-          <w:color w:val="222222"/>
-        </w:rPr>
-      </w:pPr>
-      <w:r>
-        <w:rPr>
-          <w:color w:val="222222"/>
-        </w:rPr>
-        <w:t>Mean error Huber: 0.18067411849038323</w:t>
-      </w:r>
-    </w:p>
-    <w:p>
-      <w:pPr>
-        <w:keepNext/>
-        <w:pBdr>
-          <w:top w:val="nil"/>
-          <w:left w:val="nil"/>
-          <w:bottom w:val="nil"/>
-          <w:right w:val="nil"/>
-          <w:between w:val="nil"/>
-        </w:pBdr>
-        <w:spacing w:before="240" w:after="80"/>
-        <w:jc w:val="center"/>
-        <w:rPr>
-          <w:color w:val="222222"/>
-        </w:rPr>
-      </w:pPr>
-      <w:r>
-        <w:rPr>
-          <w:color w:val="222222"/>
-        </w:rPr>
-        <w:t>Mediana error Huber: 6.171763699492609e-07</w:t>
-      </w:r>
-    </w:p>
-    <w:p>
-      <w:pPr>
-        <w:keepNext/>
-        <w:pBdr>
-          <w:top w:val="nil"/>
-          <w:left w:val="nil"/>
-          <w:bottom w:val="nil"/>
-          <w:right w:val="nil"/>
-          <w:between w:val="nil"/>
-        </w:pBdr>
-        <w:spacing w:before="240" w:after="80"/>
-        <w:jc w:val="center"/>
-        <w:rPr>
-          <w:color w:val="222222"/>
-        </w:rPr>
-      </w:pPr>
-      <w:r>
-        <w:rPr>
-          <w:color w:val="222222"/>
-        </w:rPr>
-        <w:t>Min error Huber: 1.4568795356651683e-13</w:t>
-      </w:r>
-    </w:p>
-    <w:p>
-      <w:pPr>
-        <w:keepNext/>
-        <w:pBdr>
-          <w:top w:val="nil"/>
-          <w:left w:val="nil"/>
-          <w:bottom w:val="nil"/>
-          <w:right w:val="nil"/>
-          <w:between w:val="nil"/>
-        </w:pBdr>
-        <w:spacing w:before="240" w:after="80"/>
-        <w:rPr>
-          <w:color w:val="222222"/>
-        </w:rPr>
-      </w:pPr>
-      <w:r>
-        <w:rPr>
-          <w:color w:val="222222"/>
-        </w:rPr>
-        <w:t>Tomando en comparación la versión del modelo original, se ve que el modelo tiene un mayor error que usando el estándar de error, pero de igual manera, cabe mencionar que este resultado lo obtuvo en una menor cantidad de iteraciones y tiempo que el modelo original</w:t>
-      </w:r>
-      <w:r>
-        <w:rPr>
-          <w:color w:val="222222"/>
-        </w:rPr>
-        <w:t xml:space="preserve"> habiendo terminado a los 24 minutos</w:t>
-      </w:r>
-      <w:r>
-        <w:rPr>
-          <w:color w:val="222222"/>
-        </w:rPr>
-        <w:t xml:space="preserve">. </w:t>
-      </w:r>
-    </w:p>
-    <w:p>
-      <w:pPr>
-        <w:keepNext/>
-        <w:pBdr>
-          <w:top w:val="nil"/>
-          <w:left w:val="nil"/>
-          <w:bottom w:val="nil"/>
-          <w:right w:val="nil"/>
-          <w:between w:val="nil"/>
-        </w:pBdr>
-        <w:spacing w:before="240" w:after="80"/>
-        <w:rPr>
-          <w:color w:val="222222"/>
-        </w:rPr>
-      </w:pPr>
-      <w:r>
-        <w:rPr>
-          <w:color w:val="222222"/>
-        </w:rPr>
-        <w:t xml:space="preserve">Para una mejor comparativa correré ambos modelos de manera cruzada, el original con un máximo de épocas de 3,000; y el Huber-Nesterov por 2 horas para comparar los resultados. Si el nuevo modelo no muestra una mejora considerable en comparación al antiguo se podrá concluir que por lo menos estas dos técnicas de optimización no ayudaron en el modelo de regresión lineal con el que estamos trabajando. </w:t>
-      </w:r>
-    </w:p>
-    <w:p>
-      <w:pPr>
-        <w:keepNext/>
-        <w:pBdr>
-          <w:top w:val="nil"/>
-          <w:left w:val="nil"/>
-          <w:bottom w:val="nil"/>
-          <w:right w:val="nil"/>
-          <w:between w:val="nil"/>
-        </w:pBdr>
-        <w:spacing w:before="240" w:after="80"/>
-        <w:rPr>
-          <w:color w:val="222222"/>
-        </w:rPr>
-      </w:pPr>
-      <w:r>
-        <w:rPr>
-          <w:color w:val="222222"/>
-        </w:rPr>
-        <w:t>El modelo original corrió las 3000 instancias en 17 minutos, pero, pero su error promedio es mayor que en la mejora por ~1</w:t>
-      </w:r>
-      <w:r>
-        <w:rPr>
-          <w:color w:val="222222"/>
-        </w:rPr>
-        <w:t>.1</w:t>
-      </w:r>
-      <w:r>
-        <w:rPr>
-          <w:color w:val="222222"/>
-        </w:rPr>
-        <w:t xml:space="preserve">% en pruebas y </w:t>
-      </w:r>
-    </w:p>
-    <w:p>
-      <w:pPr>
-        <w:keepNext/>
-        <w:pBdr>
-          <w:top w:val="nil"/>
-          <w:left w:val="nil"/>
-          <w:bottom w:val="nil"/>
-          <w:right w:val="nil"/>
-          <w:between w:val="nil"/>
-        </w:pBdr>
-        <w:spacing w:before="240" w:after="80"/>
-        <w:rPr>
-          <w:color w:val="222222"/>
-        </w:rPr>
-      </w:pPr>
-      <w:r>
-        <w:rPr>
-          <w:color w:val="222222"/>
-        </w:rPr>
-        <w:t>Prueba MSE</w:t>
-      </w:r>
-      <w:r>
-        <w:rPr>
-          <w:color w:val="222222"/>
-        </w:rPr>
-        <w:t xml:space="preserve"> promedio</w:t>
-      </w:r>
-      <w:r>
-        <w:rPr>
-          <w:color w:val="222222"/>
-        </w:rPr>
-        <w:t xml:space="preserve">: </w:t>
-      </w:r>
-      <w:r>
-        <w:t>1.6789447112152602</w:t>
-      </w:r>
-    </w:p>
-    <w:p>
-      <w:pPr>
-        <w:keepNext/>
-        <w:pBdr>
-          <w:top w:val="nil"/>
-          <w:left w:val="nil"/>
-          <w:bottom w:val="nil"/>
-          <w:right w:val="nil"/>
-          <w:between w:val="nil"/>
-        </w:pBdr>
-        <w:spacing w:before="240" w:after="80"/>
-        <w:rPr>
-          <w:color w:val="222222"/>
-        </w:rPr>
-      </w:pPr>
-      <w:r>
-        <w:rPr>
-          <w:color w:val="222222"/>
-        </w:rPr>
-        <w:drawing>
-          <wp:inline distT="0" distB="0" distL="0" distR="0" wp14:anchorId="71CCF98B" wp14:editId="5D6BBFA2">
-            <wp:extent cx="3063240" cy="1969770"/>
-            <wp:effectExtent l="0" t="0" r="3810" b="0"/>
-            <wp:docPr id="1788481299" name="Imagen 1"/>
-            <wp:cNvGraphicFramePr>
-              <a:graphicFrameLocks xmlns:a="http://schemas.openxmlformats.org/drawingml/2006/main" noChangeAspect="1"/>
-            </wp:cNvGraphicFramePr>
-            <a:graphic xmlns:a="http://schemas.openxmlformats.org/drawingml/2006/main">
-              <a:graphicData uri="http://schemas.openxmlformats.org/drawingml/2006/picture">
-                <pic:pic xmlns:pic="http://schemas.openxmlformats.org/drawingml/2006/picture">
-                  <pic:nvPicPr>
-                    <pic:cNvPr id="1788481299" name=""/>
-                    <pic:cNvPicPr/>
-                  </pic:nvPicPr>
-                  <pic:blipFill>
-                    <a:blip r:embed="rId16"/>
-                    <a:stretch>
-                      <a:fillRect/>
-                    </a:stretch>
-                  </pic:blipFill>
-                  <pic:spPr>
-                    <a:xfrm>
-                      <a:off x="0" y="0"/>
-                      <a:ext cx="3063240" cy="1969770"/>
-                    </a:xfrm>
-                    <a:prstGeom prst="rect">
-                      <a:avLst/>
-                    </a:prstGeom>
-                  </pic:spPr>
-                </pic:pic>
-              </a:graphicData>
-            </a:graphic>
-          </wp:inline>
-        </w:drawing>
-      </w:r>
-    </w:p>
-    <w:p>
-      <w:pPr>
-        <w:keepNext/>
-        <w:pBdr>
-          <w:top w:val="nil"/>
-          <w:left w:val="nil"/>
-          <w:bottom w:val="nil"/>
-          <w:right w:val="nil"/>
-          <w:between w:val="nil"/>
-        </w:pBdr>
-        <w:spacing w:before="240" w:after="80"/>
-        <w:rPr>
-          <w:color w:val="222222"/>
-        </w:rPr>
-      </w:pPr>
-      <w:r>
-        <w:rPr>
-          <w:color w:val="222222"/>
-        </w:rPr>
-        <w:t xml:space="preserve">Corriendo el nuevo modelo durante </w:t>
-      </w:r>
-      <w:r>
-        <w:rPr>
-          <w:color w:val="222222"/>
-        </w:rPr>
-        <w:t>2</w:t>
-      </w:r>
-      <w:r>
-        <w:rPr>
-          <w:color w:val="222222"/>
-        </w:rPr>
-        <w:t>0,000 iteraciones, el programa tardó</w:t>
-      </w:r>
-      <w:r>
-        <w:rPr>
-          <w:color w:val="222222"/>
-        </w:rPr>
-        <w:t xml:space="preserve"> </w:t>
-      </w:r>
-      <w:r>
-        <w:rPr>
-          <w:color w:val="222222"/>
-        </w:rPr>
-        <w:t>casi 3 horas, tomando más tiempo que el modelo original, pero su error resultante fue:</w:t>
-      </w:r>
-    </w:p>
-    <w:p>
-      <w:pPr>
-        <w:keepNext/>
-        <w:pBdr>
-          <w:top w:val="nil"/>
-          <w:left w:val="nil"/>
-          <w:bottom w:val="nil"/>
-          <w:right w:val="nil"/>
-          <w:between w:val="nil"/>
-        </w:pBdr>
-        <w:spacing w:before="240" w:after="80"/>
-        <w:rPr>
-          <w:color w:val="222222"/>
-        </w:rPr>
-      </w:pPr>
-      <w:r>
-        <w:rPr>
-          <w:color w:val="222222"/>
-        </w:rPr>
-        <w:drawing>
-          <wp:inline distT="0" distB="0" distL="0" distR="0" wp14:anchorId="26EA1DB4" wp14:editId="247D0587">
-            <wp:extent cx="3063240" cy="1951355"/>
-            <wp:effectExtent l="0" t="0" r="3810" b="0"/>
-            <wp:docPr id="271743261" name="Imagen 1"/>
-            <wp:cNvGraphicFramePr>
-              <a:graphicFrameLocks xmlns:a="http://schemas.openxmlformats.org/drawingml/2006/main" noChangeAspect="1"/>
-            </wp:cNvGraphicFramePr>
-            <a:graphic xmlns:a="http://schemas.openxmlformats.org/drawingml/2006/main">
-              <a:graphicData uri="http://schemas.openxmlformats.org/drawingml/2006/picture">
-                <pic:pic xmlns:pic="http://schemas.openxmlformats.org/drawingml/2006/picture">
-                  <pic:nvPicPr>
-                    <pic:cNvPr id="271743261" name=""/>
-                    <pic:cNvPicPr/>
-                  </pic:nvPicPr>
-                  <pic:blipFill>
-                    <a:blip r:embed="rId17"/>
-                    <a:stretch>
-                      <a:fillRect/>
-                    </a:stretch>
-                  </pic:blipFill>
-                  <pic:spPr>
-                    <a:xfrm>
-                      <a:off x="0" y="0"/>
-                      <a:ext cx="3063240" cy="1951355"/>
-                    </a:xfrm>
-                    <a:prstGeom prst="rect">
-                      <a:avLst/>
-                    </a:prstGeom>
-                  </pic:spPr>
-                </pic:pic>
-              </a:graphicData>
-            </a:graphic>
-          </wp:inline>
-        </w:drawing>
-      </w:r>
-    </w:p>
-    <w:p>
-      <w:pPr>
-        <w:keepNext/>
-        <w:pBdr>
-          <w:top w:val="nil"/>
-          <w:left w:val="nil"/>
-          <w:bottom w:val="nil"/>
-          <w:right w:val="nil"/>
-          <w:between w:val="nil"/>
-        </w:pBdr>
-        <w:spacing w:before="240" w:after="80"/>
-        <w:jc w:val="center"/>
-        <w:rPr>
-          <w:color w:val="222222"/>
-        </w:rPr>
-      </w:pPr>
-      <w:r>
-        <w:rPr>
-          <w:color w:val="222222"/>
-        </w:rPr>
-        <w:t>Max error MSE: 1168.531812710378</w:t>
-      </w:r>
-    </w:p>
-    <w:p>
-      <w:pPr>
-        <w:keepNext/>
-        <w:pBdr>
-          <w:top w:val="nil"/>
-          <w:left w:val="nil"/>
-          <w:bottom w:val="nil"/>
-          <w:right w:val="nil"/>
-          <w:between w:val="nil"/>
-        </w:pBdr>
-        <w:spacing w:before="240" w:after="80"/>
-        <w:jc w:val="center"/>
-        <w:rPr>
-          <w:color w:val="222222"/>
-        </w:rPr>
-      </w:pPr>
-      <w:r>
-        <w:rPr>
-          <w:color w:val="222222"/>
-        </w:rPr>
-        <w:t>Mean error MSE: 0.5532986103447977</w:t>
-      </w:r>
-    </w:p>
-    <w:p>
-      <w:pPr>
-        <w:keepNext/>
-        <w:pBdr>
-          <w:top w:val="nil"/>
-          <w:left w:val="nil"/>
-          <w:bottom w:val="nil"/>
-          <w:right w:val="nil"/>
-          <w:between w:val="nil"/>
-        </w:pBdr>
-        <w:spacing w:before="240" w:after="80"/>
-        <w:jc w:val="center"/>
-        <w:rPr>
-          <w:color w:val="222222"/>
-        </w:rPr>
-      </w:pPr>
-      <w:r>
-        <w:rPr>
-          <w:color w:val="222222"/>
-        </w:rPr>
-        <w:t>Mediana error MSE: 7.245170674102352e-08</w:t>
-      </w:r>
-    </w:p>
-    <w:p>
-      <w:pPr>
-        <w:keepNext/>
-        <w:pBdr>
-          <w:top w:val="nil"/>
-          <w:left w:val="nil"/>
-          <w:bottom w:val="nil"/>
-          <w:right w:val="nil"/>
-          <w:between w:val="nil"/>
-        </w:pBdr>
-        <w:spacing w:before="240" w:after="80"/>
-        <w:jc w:val="center"/>
-        <w:rPr>
-          <w:color w:val="222222"/>
-        </w:rPr>
-      </w:pPr>
-      <w:r>
-        <w:rPr>
-          <w:color w:val="222222"/>
-        </w:rPr>
-        <w:t>Min error MSE: 3.045834032510846e-14</w:t>
-      </w:r>
-    </w:p>
-    <w:p>
-      <w:pPr>
-        <w:keepNext/>
-        <w:pBdr>
-          <w:top w:val="nil"/>
-          <w:left w:val="nil"/>
-          <w:bottom w:val="nil"/>
-          <w:right w:val="nil"/>
-          <w:between w:val="nil"/>
-        </w:pBdr>
-        <w:spacing w:before="240" w:after="80"/>
-        <w:jc w:val="center"/>
-        <w:rPr>
-          <w:color w:val="222222"/>
-        </w:rPr>
-      </w:pPr>
-    </w:p>
-    <w:p>
-      <w:pPr>
-        <w:keepNext/>
-        <w:pBdr>
-          <w:top w:val="nil"/>
-          <w:left w:val="nil"/>
-          <w:bottom w:val="nil"/>
-          <w:right w:val="nil"/>
-          <w:between w:val="nil"/>
-        </w:pBdr>
-        <w:spacing w:before="240" w:after="80"/>
-        <w:jc w:val="center"/>
-        <w:rPr>
-          <w:color w:val="222222"/>
-        </w:rPr>
-      </w:pPr>
-      <w:r>
-        <w:rPr>
-          <w:color w:val="222222"/>
-        </w:rPr>
-        <w:t>Max error Huber: 50.150691888051114</w:t>
-      </w:r>
-    </w:p>
-    <w:p>
-      <w:pPr>
-        <w:keepNext/>
-        <w:pBdr>
-          <w:top w:val="nil"/>
-          <w:left w:val="nil"/>
-          <w:bottom w:val="nil"/>
-          <w:right w:val="nil"/>
-          <w:between w:val="nil"/>
-        </w:pBdr>
-        <w:spacing w:before="240" w:after="80"/>
-        <w:jc w:val="center"/>
-        <w:rPr>
-          <w:color w:val="222222"/>
-        </w:rPr>
-      </w:pPr>
-      <w:r>
-        <w:rPr>
-          <w:color w:val="222222"/>
-        </w:rPr>
-        <w:t>Mean error Huber: 0.034748310058320846</w:t>
-      </w:r>
-    </w:p>
-    <w:p>
-      <w:pPr>
-        <w:keepNext/>
-        <w:pBdr>
-          <w:top w:val="nil"/>
-          <w:left w:val="nil"/>
-          <w:bottom w:val="nil"/>
-          <w:right w:val="nil"/>
-          <w:between w:val="nil"/>
-        </w:pBdr>
-        <w:spacing w:before="240" w:after="80"/>
-        <w:jc w:val="center"/>
-        <w:rPr>
-          <w:color w:val="222222"/>
-        </w:rPr>
-      </w:pPr>
-      <w:r>
-        <w:rPr>
-          <w:color w:val="222222"/>
-        </w:rPr>
-        <w:t>Mediana error Huber: 3.622585337051176e-08</w:t>
-      </w:r>
-    </w:p>
-    <w:p>
-      <w:pPr>
-        <w:keepNext/>
-        <w:pBdr>
-          <w:top w:val="nil"/>
-          <w:left w:val="nil"/>
-          <w:bottom w:val="nil"/>
-          <w:right w:val="nil"/>
-          <w:between w:val="nil"/>
-        </w:pBdr>
-        <w:spacing w:before="240" w:after="80"/>
-        <w:jc w:val="center"/>
-        <w:rPr>
-          <w:color w:val="222222"/>
-        </w:rPr>
-      </w:pPr>
-      <w:r>
-        <w:rPr>
-          <w:color w:val="222222"/>
-        </w:rPr>
-        <w:t xml:space="preserve">Min error Huber: 1.522917016255423e-14 </w:t>
-      </w:r>
-    </w:p>
-    <w:p>
-      <w:pPr>
-        <w:keepNext/>
-        <w:pBdr>
-          <w:top w:val="nil"/>
-          <w:left w:val="nil"/>
-          <w:bottom w:val="nil"/>
-          <w:right w:val="nil"/>
-          <w:between w:val="nil"/>
-        </w:pBdr>
-        <w:spacing w:before="240" w:after="80"/>
-        <w:rPr>
-          <w:color w:val="222222"/>
-        </w:rPr>
-      </w:pPr>
-      <w:r>
-        <w:rPr>
-          <w:color w:val="222222"/>
-        </w:rPr>
-        <w:t xml:space="preserve">Comparándolo con la reiteración del modelo a 20 mil épocas, la mejora dio un ínfimo mejor resultado por 50% más de tiempo, por lo que concluiría que esta versión sirve para hacer iteraciones más rápidas y sirve para hacer un mejor modelo. </w:t>
-      </w:r>
-    </w:p>
+    <w:p/>
     <w:p>
       <w:pPr>
         <w:pStyle w:val="Ttulo1"/>
@@ -3975,738 +2912,15 @@
           <w:szCs w:val="28"/>
           <w:lang w:val="es-MX"/>
         </w:rPr>
-        <w:t>MODELADO CON FRAMEWORK</w:t>
-      </w:r>
-    </w:p>
-    <w:p>
-      <w:pPr>
-        <w:keepNext/>
-        <w:pBdr>
-          <w:top w:val="nil"/>
-          <w:left w:val="nil"/>
-          <w:bottom w:val="nil"/>
-          <w:right w:val="nil"/>
-          <w:between w:val="nil"/>
-        </w:pBdr>
-        <w:spacing w:before="240" w:after="80"/>
-        <w:rPr>
-          <w:b/>
-          <w:bCs/>
-        </w:rPr>
-      </w:pPr>
-      <w:r>
-        <w:rPr>
-          <w:b/>
-          <w:bCs/>
-        </w:rPr>
-        <w:t>steam-project-fw.py</w:t>
-      </w:r>
-    </w:p>
-    <w:p>
-      <w:pPr>
-        <w:keepNext/>
-        <w:pBdr>
-          <w:top w:val="nil"/>
-          <w:left w:val="nil"/>
-          <w:bottom w:val="nil"/>
-          <w:right w:val="nil"/>
-          <w:between w:val="nil"/>
-        </w:pBdr>
-        <w:spacing w:before="240" w:after="80"/>
-      </w:pPr>
-      <w:r>
-        <w:t xml:space="preserve">Para el modelo con framework cambiaré de interés, prediciendo la </w:t>
-      </w:r>
-      <w:r>
-        <w:t xml:space="preserve">categoría a la que pertenece el juego / calificación de los usuarios </w:t>
-      </w:r>
-      <w:r>
-        <w:t>de acuerdo con</w:t>
-      </w:r>
-      <w:r>
-        <w:t xml:space="preserve"> sus reseñas.</w:t>
-      </w:r>
-    </w:p>
-    <w:p>
-      <w:pPr>
-        <w:keepNext/>
-        <w:pBdr>
-          <w:top w:val="nil"/>
-          <w:left w:val="nil"/>
-          <w:bottom w:val="nil"/>
-          <w:right w:val="nil"/>
-          <w:between w:val="nil"/>
-        </w:pBdr>
-        <w:spacing w:before="240" w:after="80"/>
-      </w:pPr>
-      <w:r>
-        <w:t>Este me dio una exactitud de</w:t>
-      </w:r>
-      <w:r>
-        <w:t>:</w:t>
-      </w:r>
-    </w:p>
-    <w:p>
-      <w:pPr>
-        <w:keepNext/>
-        <w:pBdr>
-          <w:top w:val="nil"/>
-          <w:left w:val="nil"/>
-          <w:bottom w:val="nil"/>
-          <w:right w:val="nil"/>
-          <w:between w:val="nil"/>
-        </w:pBdr>
-        <w:spacing w:before="240" w:after="80"/>
-      </w:pPr>
-      <w:r>
-        <w:t>Accuracy val 0.8448840560723175</w:t>
-      </w:r>
-    </w:p>
-    <w:p>
-      <w:pPr>
-        <w:keepNext/>
-        <w:pBdr>
-          <w:top w:val="nil"/>
-          <w:left w:val="nil"/>
-          <w:bottom w:val="nil"/>
-          <w:right w:val="nil"/>
-          <w:between w:val="nil"/>
-        </w:pBdr>
-        <w:spacing w:before="240" w:after="80"/>
-      </w:pPr>
-      <w:r>
-        <w:t>Accuracy test 0.8372854709812656</w:t>
-      </w:r>
-      <w:r>
-        <w:t xml:space="preserve"> </w:t>
-      </w:r>
-    </w:p>
-    <w:p>
-      <w:pPr>
-        <w:keepNext/>
-        <w:pBdr>
-          <w:top w:val="nil"/>
-          <w:left w:val="nil"/>
-          <w:bottom w:val="nil"/>
-          <w:right w:val="nil"/>
-          <w:between w:val="nil"/>
-        </w:pBdr>
-        <w:spacing w:before="240" w:after="80"/>
-      </w:pPr>
-      <w:r>
-        <w:t xml:space="preserve">El modelo puede predecir correctamente la calificación del juego alrededor de un 80% de las veces, validación tuvo poco más de 1% mejor resultado que pruebas, pero ambas determinan que el modelo está funcionando correctamente y aunque no tenga un nivel de confianza elevado, en algo trivial puede ser de mucha ayuda para predicciones rápidas. </w:t>
-      </w:r>
-    </w:p>
-    <w:p>
-      <w:pPr>
-        <w:keepNext/>
-        <w:pBdr>
-          <w:top w:val="nil"/>
-          <w:left w:val="nil"/>
-          <w:bottom w:val="nil"/>
-          <w:right w:val="nil"/>
-          <w:between w:val="nil"/>
-        </w:pBdr>
-        <w:spacing w:before="240" w:after="80"/>
-      </w:pPr>
-      <w:r>
-        <w:t>Y</w:t>
-      </w:r>
-      <w:r>
-        <w:t xml:space="preserve"> </w:t>
-      </w:r>
-      <w:r>
-        <w:t>poniéndolo</w:t>
-      </w:r>
-      <w:r>
-        <w:t xml:space="preserve"> a prueba de 10 instancias tuvo 8 correctas, una se equivoco bastante y otra fue un error leve.</w:t>
-      </w:r>
-    </w:p>
-    <w:p>
-      <w:pPr>
-        <w:keepNext/>
-        <w:pBdr>
-          <w:top w:val="nil"/>
-          <w:left w:val="nil"/>
-          <w:bottom w:val="nil"/>
-          <w:right w:val="nil"/>
-          <w:between w:val="nil"/>
-        </w:pBdr>
-        <w:spacing w:before="240" w:after="80"/>
-      </w:pPr>
-      <w:r>
-        <w:drawing>
-          <wp:inline distT="0" distB="0" distL="0" distR="0" wp14:anchorId="193B7C87" wp14:editId="0C595984">
-            <wp:extent cx="3063240" cy="2352675"/>
-            <wp:effectExtent l="0" t="0" r="3810" b="9525"/>
-            <wp:docPr id="592892210" name="Imagen 1"/>
-            <wp:cNvGraphicFramePr>
-              <a:graphicFrameLocks xmlns:a="http://schemas.openxmlformats.org/drawingml/2006/main" noChangeAspect="1"/>
-            </wp:cNvGraphicFramePr>
-            <a:graphic xmlns:a="http://schemas.openxmlformats.org/drawingml/2006/main">
-              <a:graphicData uri="http://schemas.openxmlformats.org/drawingml/2006/picture">
-                <pic:pic xmlns:pic="http://schemas.openxmlformats.org/drawingml/2006/picture">
-                  <pic:nvPicPr>
-                    <pic:cNvPr id="592892210" name=""/>
-                    <pic:cNvPicPr/>
-                  </pic:nvPicPr>
-                  <pic:blipFill>
-                    <a:blip r:embed="rId18"/>
-                    <a:stretch>
-                      <a:fillRect/>
-                    </a:stretch>
-                  </pic:blipFill>
-                  <pic:spPr>
-                    <a:xfrm>
-                      <a:off x="0" y="0"/>
-                      <a:ext cx="3063240" cy="2352675"/>
-                    </a:xfrm>
-                    <a:prstGeom prst="rect">
-                      <a:avLst/>
-                    </a:prstGeom>
-                  </pic:spPr>
-                </pic:pic>
-              </a:graphicData>
-            </a:graphic>
-          </wp:inline>
-        </w:drawing>
-      </w:r>
-    </w:p>
-    <w:p>
-      <w:pPr>
-        <w:keepNext/>
-        <w:pBdr>
-          <w:top w:val="nil"/>
-          <w:left w:val="nil"/>
-          <w:bottom w:val="nil"/>
-          <w:right w:val="nil"/>
-          <w:between w:val="nil"/>
-        </w:pBdr>
-        <w:spacing w:before="240" w:after="80"/>
-        <w:jc w:val="center"/>
-        <w:rPr>
-          <w:b/>
-          <w:bCs/>
-        </w:rPr>
-      </w:pPr>
-      <w:r>
-        <w:rPr>
-          <w:b/>
-          <w:bCs/>
-        </w:rPr>
-        <w:t>Comparación Modelo origina</w:t>
-      </w:r>
-      <w:r>
-        <w:rPr>
-          <w:b/>
-          <w:bCs/>
-        </w:rPr>
-        <w:t>l</w:t>
-      </w:r>
-    </w:p>
-    <w:tbl>
-      <w:tblPr>
-        <w:tblStyle w:val="Tablaconcuadrcula"/>
-        <w:tblW w:w="5218" w:type="dxa"/>
-        <w:tblInd w:w="38" w:type="dxa"/>
-        <w:tblLook w:val="04A0" w:firstRow="1" w:lastRow="0" w:firstColumn="1" w:lastColumn="0" w:noHBand="0" w:noVBand="1"/>
-      </w:tblPr>
-      <w:tblGrid>
-        <w:gridCol w:w="1204"/>
-        <w:gridCol w:w="1653"/>
-        <w:gridCol w:w="1295"/>
-        <w:gridCol w:w="1066"/>
-      </w:tblGrid>
-      <w:tr>
-        <w:tc>
-          <w:tcPr>
-            <w:tcW w:w="1204" w:type="dxa"/>
-          </w:tcPr>
-          <w:p>
-            <w:pPr>
-              <w:keepNext/>
-              <w:spacing w:before="240" w:after="80"/>
-              <w:rPr>
-                <w:color w:val="222222"/>
-              </w:rPr>
-            </w:pPr>
-          </w:p>
-        </w:tc>
-        <w:tc>
-          <w:tcPr>
-            <w:tcW w:w="1653" w:type="dxa"/>
-          </w:tcPr>
-          <w:p>
-            <w:pPr>
-              <w:keepNext/>
-              <w:spacing w:before="240" w:after="80"/>
-              <w:jc w:val="center"/>
-              <w:rPr>
-                <w:b/>
-                <w:bCs/>
-                <w:color w:val="222222"/>
-              </w:rPr>
-            </w:pPr>
-            <w:r>
-              <w:rPr>
-                <w:b/>
-                <w:bCs/>
-                <w:color w:val="222222"/>
-              </w:rPr>
-              <w:t>Entrenamiento</w:t>
-            </w:r>
-          </w:p>
-        </w:tc>
-        <w:tc>
-          <w:tcPr>
-            <w:tcW w:w="1295" w:type="dxa"/>
-          </w:tcPr>
-          <w:p>
-            <w:pPr>
-              <w:keepNext/>
-              <w:spacing w:before="240" w:after="80"/>
-              <w:jc w:val="center"/>
-              <w:rPr>
-                <w:b/>
-                <w:bCs/>
-                <w:color w:val="222222"/>
-              </w:rPr>
-            </w:pPr>
-            <w:r>
-              <w:rPr>
-                <w:b/>
-                <w:bCs/>
-                <w:color w:val="222222"/>
-              </w:rPr>
-              <w:t>Validación</w:t>
-            </w:r>
-          </w:p>
-        </w:tc>
-        <w:tc>
-          <w:tcPr>
-            <w:tcW w:w="1066" w:type="dxa"/>
-          </w:tcPr>
-          <w:p>
-            <w:pPr>
-              <w:keepNext/>
-              <w:spacing w:before="240" w:after="80"/>
-              <w:jc w:val="center"/>
-              <w:rPr>
-                <w:b/>
-                <w:bCs/>
-                <w:color w:val="222222"/>
-              </w:rPr>
-            </w:pPr>
-            <w:r>
-              <w:rPr>
-                <w:b/>
-                <w:bCs/>
-                <w:color w:val="222222"/>
-              </w:rPr>
-              <w:t>Pruebas</w:t>
-            </w:r>
-          </w:p>
-        </w:tc>
-      </w:tr>
-      <w:tr>
-        <w:tc>
-          <w:tcPr>
-            <w:tcW w:w="1204" w:type="dxa"/>
-          </w:tcPr>
-          <w:p>
-            <w:pPr>
-              <w:keepNext/>
-              <w:spacing w:before="240" w:after="80"/>
-              <w:rPr>
-                <w:color w:val="222222"/>
-              </w:rPr>
-            </w:pPr>
-            <w:r>
-              <w:rPr>
-                <w:color w:val="222222"/>
-              </w:rPr>
-              <w:t>Error máximo</w:t>
-            </w:r>
-          </w:p>
-        </w:tc>
-        <w:tc>
-          <w:tcPr>
-            <w:tcW w:w="1653" w:type="dxa"/>
-            <w:shd w:val="clear" w:color="auto" w:fill="C5E0B3" w:themeFill="accent6" w:themeFillTint="66"/>
-          </w:tcPr>
-          <w:p>
-            <w:pPr>
-              <w:keepNext/>
-              <w:spacing w:before="240" w:after="80"/>
-              <w:rPr>
-                <w:color w:val="222222"/>
-              </w:rPr>
-            </w:pPr>
-            <w:r>
-              <w:rPr>
-                <w:color w:val="222222"/>
-              </w:rPr>
-              <w:t>3890.3608</w:t>
-            </w:r>
-          </w:p>
-        </w:tc>
-        <w:tc>
-          <w:tcPr>
-            <w:tcW w:w="1295" w:type="dxa"/>
-            <w:shd w:val="clear" w:color="auto" w:fill="C5E0B3" w:themeFill="accent6" w:themeFillTint="66"/>
-          </w:tcPr>
-          <w:p>
-            <w:pPr>
-              <w:keepNext/>
-              <w:spacing w:before="240" w:after="80"/>
-              <w:rPr>
-                <w:color w:val="222222"/>
-              </w:rPr>
-            </w:pPr>
-            <w:r>
-              <w:rPr>
-                <w:color w:val="222222"/>
-              </w:rPr>
-              <w:t>6515.3754</w:t>
-            </w:r>
-          </w:p>
-        </w:tc>
-        <w:tc>
-          <w:tcPr>
-            <w:tcW w:w="1066" w:type="dxa"/>
-            <w:shd w:val="clear" w:color="auto" w:fill="C5E0B3" w:themeFill="accent6" w:themeFillTint="66"/>
-          </w:tcPr>
-          <w:p>
-            <w:pPr>
-              <w:keepNext/>
-              <w:spacing w:before="240" w:after="80"/>
-              <w:rPr>
-                <w:color w:val="222222"/>
-              </w:rPr>
-            </w:pPr>
-            <w:r>
-              <w:rPr>
-                <w:color w:val="222222"/>
-              </w:rPr>
-              <w:t>1203.7602</w:t>
-            </w:r>
-          </w:p>
-        </w:tc>
-      </w:tr>
-      <w:tr>
-        <w:tc>
-          <w:tcPr>
-            <w:tcW w:w="1204" w:type="dxa"/>
-          </w:tcPr>
-          <w:p>
-            <w:pPr>
-              <w:keepNext/>
-              <w:spacing w:before="240" w:after="80"/>
-              <w:rPr>
-                <w:color w:val="222222"/>
-              </w:rPr>
-            </w:pPr>
-            <w:r>
-              <w:rPr>
-                <w:color w:val="222222"/>
-              </w:rPr>
-              <w:t>Error promedio</w:t>
-            </w:r>
-          </w:p>
-        </w:tc>
-        <w:tc>
-          <w:tcPr>
-            <w:tcW w:w="1653" w:type="dxa"/>
-            <w:shd w:val="clear" w:color="auto" w:fill="C5E0B3" w:themeFill="accent6" w:themeFillTint="66"/>
-          </w:tcPr>
-          <w:p>
-            <w:pPr>
-              <w:keepNext/>
-              <w:spacing w:before="240" w:after="80"/>
-              <w:rPr>
-                <w:color w:val="222222"/>
-              </w:rPr>
-            </w:pPr>
-            <w:r>
-              <w:rPr>
-                <w:color w:val="222222"/>
-              </w:rPr>
-              <w:t>0.82564</w:t>
-            </w:r>
-          </w:p>
-        </w:tc>
-        <w:tc>
-          <w:tcPr>
-            <w:tcW w:w="1295" w:type="dxa"/>
-            <w:shd w:val="clear" w:color="auto" w:fill="C5E0B3" w:themeFill="accent6" w:themeFillTint="66"/>
-          </w:tcPr>
-          <w:p>
-            <w:pPr>
-              <w:keepNext/>
-              <w:spacing w:before="240" w:after="80"/>
-              <w:rPr>
-                <w:color w:val="222222"/>
-              </w:rPr>
-            </w:pPr>
-            <w:r>
-              <w:rPr>
-                <w:color w:val="222222"/>
-              </w:rPr>
-              <w:t>4.5330</w:t>
-            </w:r>
-          </w:p>
-        </w:tc>
-        <w:tc>
-          <w:tcPr>
-            <w:tcW w:w="1066" w:type="dxa"/>
-            <w:shd w:val="clear" w:color="auto" w:fill="C5E0B3" w:themeFill="accent6" w:themeFillTint="66"/>
-          </w:tcPr>
-          <w:p>
-            <w:pPr>
-              <w:keepNext/>
-              <w:spacing w:before="240" w:after="80"/>
-              <w:rPr>
-                <w:color w:val="222222"/>
-              </w:rPr>
-            </w:pPr>
-            <w:r>
-              <w:rPr>
-                <w:color w:val="222222"/>
-              </w:rPr>
-              <w:t>0.5819</w:t>
-            </w:r>
-          </w:p>
-        </w:tc>
-      </w:tr>
-      <w:tr>
-        <w:tc>
-          <w:tcPr>
-            <w:tcW w:w="1204" w:type="dxa"/>
-          </w:tcPr>
-          <w:p>
-            <w:pPr>
-              <w:keepNext/>
-              <w:spacing w:before="240" w:after="80"/>
-              <w:rPr>
-                <w:color w:val="222222"/>
-              </w:rPr>
-            </w:pPr>
-            <w:r>
-              <w:rPr>
-                <w:color w:val="222222"/>
-              </w:rPr>
-              <w:t>Media del error</w:t>
-            </w:r>
-          </w:p>
-        </w:tc>
-        <w:tc>
-          <w:tcPr>
-            <w:tcW w:w="1653" w:type="dxa"/>
-            <w:shd w:val="clear" w:color="auto" w:fill="F7CAAC" w:themeFill="accent2" w:themeFillTint="66"/>
-          </w:tcPr>
-          <w:p>
-            <w:pPr>
-              <w:keepNext/>
-              <w:spacing w:before="240" w:after="80"/>
-              <w:rPr>
-                <w:color w:val="222222"/>
-              </w:rPr>
-            </w:pPr>
-            <w:r>
-              <w:rPr>
-                <w:color w:val="222222"/>
-              </w:rPr>
-              <w:t>1.5525e-05</w:t>
-            </w:r>
-          </w:p>
-        </w:tc>
-        <w:tc>
-          <w:tcPr>
-            <w:tcW w:w="1295" w:type="dxa"/>
-            <w:shd w:val="clear" w:color="auto" w:fill="F7CAAC" w:themeFill="accent2" w:themeFillTint="66"/>
-          </w:tcPr>
-          <w:p>
-            <w:pPr>
-              <w:keepNext/>
-              <w:pBdr>
-                <w:top w:val="nil"/>
-                <w:left w:val="nil"/>
-                <w:bottom w:val="nil"/>
-                <w:right w:val="nil"/>
-                <w:between w:val="nil"/>
-              </w:pBdr>
-              <w:spacing w:before="240" w:after="80"/>
-              <w:jc w:val="center"/>
-              <w:rPr>
-                <w:color w:val="222222"/>
-              </w:rPr>
-            </w:pPr>
-            <w:r>
-              <w:rPr>
-                <w:color w:val="222222"/>
-              </w:rPr>
-              <w:t>3.1218</w:t>
-            </w:r>
-            <w:r>
-              <w:rPr>
-                <w:color w:val="222222"/>
-              </w:rPr>
-              <w:t>e-05</w:t>
-            </w:r>
-          </w:p>
-        </w:tc>
-        <w:tc>
-          <w:tcPr>
-            <w:tcW w:w="1066" w:type="dxa"/>
-            <w:shd w:val="clear" w:color="auto" w:fill="F7CAAC" w:themeFill="accent2" w:themeFillTint="66"/>
-          </w:tcPr>
-          <w:p>
-            <w:pPr>
-              <w:keepNext/>
-              <w:spacing w:before="240" w:after="80"/>
-              <w:rPr>
-                <w:color w:val="222222"/>
-              </w:rPr>
-            </w:pPr>
-            <w:r>
-              <w:rPr>
-                <w:color w:val="222222"/>
-              </w:rPr>
-              <w:t>6.8378e-6</w:t>
-            </w:r>
-          </w:p>
-        </w:tc>
-      </w:tr>
-      <w:tr>
-        <w:tc>
-          <w:tcPr>
-            <w:tcW w:w="1204" w:type="dxa"/>
-          </w:tcPr>
-          <w:p>
-            <w:pPr>
-              <w:keepNext/>
-              <w:spacing w:before="240" w:after="80"/>
-              <w:rPr>
-                <w:color w:val="222222"/>
-              </w:rPr>
-            </w:pPr>
-            <w:r>
-              <w:rPr>
-                <w:color w:val="222222"/>
-              </w:rPr>
-              <w:t>Error mínimo</w:t>
-            </w:r>
-          </w:p>
-        </w:tc>
-        <w:tc>
-          <w:tcPr>
-            <w:tcW w:w="1653" w:type="dxa"/>
-            <w:shd w:val="clear" w:color="auto" w:fill="C5E0B3" w:themeFill="accent6" w:themeFillTint="66"/>
-          </w:tcPr>
-          <w:p>
-            <w:pPr>
-              <w:keepNext/>
-              <w:spacing w:before="240" w:after="80"/>
-              <w:rPr>
-                <w:color w:val="222222"/>
-              </w:rPr>
-            </w:pPr>
-            <w:r>
-              <w:rPr>
-                <w:color w:val="222222"/>
-              </w:rPr>
-              <w:t>5.3704e-14</w:t>
-            </w:r>
-          </w:p>
-        </w:tc>
-        <w:tc>
-          <w:tcPr>
-            <w:tcW w:w="1295" w:type="dxa"/>
-            <w:shd w:val="clear" w:color="auto" w:fill="F7CAAC" w:themeFill="accent2" w:themeFillTint="66"/>
-          </w:tcPr>
-          <w:p>
-            <w:pPr>
-              <w:keepNext/>
-              <w:pBdr>
-                <w:top w:val="nil"/>
-                <w:left w:val="nil"/>
-                <w:bottom w:val="nil"/>
-                <w:right w:val="nil"/>
-                <w:between w:val="nil"/>
-              </w:pBdr>
-              <w:spacing w:before="240" w:after="80"/>
-              <w:jc w:val="center"/>
-              <w:rPr>
-                <w:color w:val="222222"/>
-              </w:rPr>
-            </w:pPr>
-            <w:r>
-              <w:rPr>
-                <w:color w:val="222222"/>
-              </w:rPr>
-              <w:t>7.6577e-13</w:t>
-            </w:r>
-          </w:p>
-          <w:p>
-            <w:pPr>
-              <w:keepNext/>
-              <w:spacing w:before="240" w:after="80"/>
-              <w:rPr>
-                <w:color w:val="222222"/>
-              </w:rPr>
-            </w:pPr>
-          </w:p>
-        </w:tc>
-        <w:tc>
-          <w:tcPr>
-            <w:tcW w:w="1066" w:type="dxa"/>
-            <w:shd w:val="clear" w:color="auto" w:fill="F7CAAC" w:themeFill="accent2" w:themeFillTint="66"/>
-          </w:tcPr>
-          <w:p>
-            <w:pPr>
-              <w:keepNext/>
-              <w:spacing w:before="240" w:after="80"/>
-              <w:rPr>
-                <w:color w:val="222222"/>
-              </w:rPr>
-            </w:pPr>
-            <w:r>
-              <w:rPr>
-                <w:color w:val="222222"/>
-              </w:rPr>
-              <w:t>1.0474e-12</w:t>
-            </w:r>
-          </w:p>
-        </w:tc>
-      </w:tr>
-    </w:tbl>
-    <w:p>
-      <w:pPr>
-        <w:keepNext/>
-        <w:pBdr>
-          <w:top w:val="nil"/>
-          <w:left w:val="nil"/>
-          <w:bottom w:val="nil"/>
-          <w:right w:val="nil"/>
-          <w:between w:val="nil"/>
-        </w:pBdr>
-        <w:spacing w:before="240" w:after="80"/>
-        <w:jc w:val="center"/>
-        <w:rPr>
-          <w:b/>
-          <w:bCs/>
-          <w:color w:val="222222"/>
-        </w:rPr>
-      </w:pPr>
-      <w:r>
-        <w:rPr>
-          <w:b/>
-          <w:bCs/>
-          <w:color w:val="222222"/>
-        </w:rPr>
-        <w:t>Resultados Mejora</w:t>
-      </w:r>
-    </w:p>
+        <w:t>DIAGNÓSTICO</w:t>
+      </w:r>
+    </w:p>
+    <w:p>
+      <w:r>
+        <w:t>Las métricas utilizadas para esta primera iteración del proyecto muestran resultados por debajo de lo esperado y reportado en el reporte original de Ahmed, et.al (2024). Esto puede deberse a una variabilidad en la construcción del modelo dado que la construcción del mismo fue una interpretación de la explicación utilizada al igual que la ausencia de hiperparámetros reportados en el reporte.</w:t>
+      </w:r>
+    </w:p>
+    <w:p/>
     <w:tbl>
       <w:tblPr>
         <w:tblStyle w:val="Tablaconcuadrcula"/>
@@ -4715,98 +2929,34 @@
         <w:tblLook w:val="04A0" w:firstRow="1" w:lastRow="0" w:firstColumn="1" w:lastColumn="0" w:noHBand="0" w:noVBand="1"/>
       </w:tblPr>
       <w:tblGrid>
-        <w:gridCol w:w="1200"/>
-        <w:gridCol w:w="1505"/>
-        <w:gridCol w:w="1231"/>
-        <w:gridCol w:w="1066"/>
+        <w:gridCol w:w="1654"/>
+        <w:gridCol w:w="1655"/>
+        <w:gridCol w:w="1655"/>
       </w:tblGrid>
       <w:tr>
         <w:tc>
           <w:tcPr>
-            <w:tcW w:w="1354" w:type="dxa"/>
-          </w:tcPr>
-          <w:p>
-            <w:pPr>
-              <w:keepNext/>
-              <w:spacing w:before="240" w:after="80"/>
-              <w:rPr>
-                <w:color w:val="222222"/>
-              </w:rPr>
-            </w:pPr>
-          </w:p>
-        </w:tc>
-        <w:tc>
-          <w:tcPr>
-            <w:tcW w:w="1336" w:type="dxa"/>
-          </w:tcPr>
-          <w:p>
-            <w:pPr>
-              <w:keepNext/>
-              <w:spacing w:before="240" w:after="80"/>
-              <w:jc w:val="center"/>
-              <w:rPr>
-                <w:b/>
-                <w:bCs/>
-                <w:color w:val="222222"/>
-              </w:rPr>
-            </w:pPr>
-            <w:r>
-              <w:rPr>
-                <w:b/>
-                <w:bCs/>
-                <w:color w:val="222222"/>
-              </w:rPr>
-              <w:t>Entrenamiento</w:t>
-            </w:r>
-          </w:p>
-        </w:tc>
-        <w:tc>
-          <w:tcPr>
-            <w:tcW w:w="1296" w:type="dxa"/>
-          </w:tcPr>
-          <w:p>
-            <w:pPr>
-              <w:keepNext/>
-              <w:spacing w:before="240" w:after="80"/>
-              <w:jc w:val="center"/>
-              <w:rPr>
-                <w:b/>
-                <w:bCs/>
-                <w:color w:val="222222"/>
-              </w:rPr>
-            </w:pPr>
-            <w:r>
-              <w:rPr>
-                <w:b/>
-                <w:bCs/>
-                <w:color w:val="222222"/>
-              </w:rPr>
-              <w:t>Validación</w:t>
-            </w:r>
-          </w:p>
-        </w:tc>
-        <w:tc>
-          <w:tcPr>
-            <w:tcW w:w="1016" w:type="dxa"/>
-          </w:tcPr>
-          <w:p>
-            <w:pPr>
-              <w:keepNext/>
-              <w:spacing w:before="240" w:after="80"/>
-              <w:jc w:val="center"/>
-              <w:rPr>
-                <w:b/>
-                <w:bCs/>
-                <w:color w:val="222222"/>
-              </w:rPr>
-            </w:pPr>
-            <w:r>
-              <w:rPr>
-                <w:b/>
-                <w:bCs/>
-                <w:color w:val="222222"/>
-              </w:rPr>
-              <w:t>Pruebas</w:t>
+            <w:tcW w:w="1654" w:type="dxa"/>
+          </w:tcPr>
+          <w:p/>
+        </w:tc>
+        <w:tc>
+          <w:tcPr>
+            <w:tcW w:w="1655" w:type="dxa"/>
+          </w:tcPr>
+          <w:p>
+            <w:r>
+              <w:t>Resultados del modelo</w:t>
+            </w:r>
+          </w:p>
+        </w:tc>
+        <w:tc>
+          <w:tcPr>
+            <w:tcW w:w="1655" w:type="dxa"/>
+          </w:tcPr>
+          <w:p>
+            <w:r>
+              <w:t>Resultados del reporte</w:t>
             </w:r>
           </w:p>
         </w:tc>
@@ -4814,84 +2964,40 @@
       <w:tr>
         <w:tc>
           <w:tcPr>
-            <w:tcW w:w="1354" w:type="dxa"/>
-          </w:tcPr>
-          <w:p>
-            <w:pPr>
-              <w:keepNext/>
-              <w:spacing w:before="240" w:after="80"/>
-              <w:rPr>
-                <w:color w:val="222222"/>
-              </w:rPr>
-            </w:pPr>
-            <w:r>
-              <w:rPr>
-                <w:color w:val="222222"/>
-              </w:rPr>
-              <w:t>Error máximo</w:t>
-            </w:r>
-          </w:p>
-        </w:tc>
-        <w:tc>
-          <w:tcPr>
-            <w:tcW w:w="1336" w:type="dxa"/>
-            <w:shd w:val="clear" w:color="auto" w:fill="F7CAAC" w:themeFill="accent2" w:themeFillTint="66"/>
-          </w:tcPr>
-          <w:p>
-            <w:pPr>
-              <w:keepNext/>
-              <w:spacing w:before="240" w:after="80"/>
-              <w:rPr>
-                <w:color w:val="222222"/>
-              </w:rPr>
-            </w:pPr>
-            <w:r>
-              <w:rPr>
-                <w:color w:val="222222"/>
-              </w:rPr>
-              <w:t>9828.1957</w:t>
-            </w:r>
-          </w:p>
-        </w:tc>
-        <w:tc>
-          <w:tcPr>
-            <w:tcW w:w="1296" w:type="dxa"/>
-            <w:shd w:val="clear" w:color="auto" w:fill="F7CAAC" w:themeFill="accent2" w:themeFillTint="66"/>
-          </w:tcPr>
-          <w:p>
-            <w:pPr>
-              <w:keepNext/>
-              <w:spacing w:before="240" w:after="80"/>
-              <w:rPr>
-                <w:color w:val="222222"/>
-              </w:rPr>
-            </w:pPr>
-            <w:r>
-              <w:rPr>
-                <w:color w:val="222222"/>
-              </w:rPr>
-              <w:t>8602.9535</w:t>
-            </w:r>
-          </w:p>
-        </w:tc>
-        <w:tc>
-          <w:tcPr>
-            <w:tcW w:w="1016" w:type="dxa"/>
-            <w:shd w:val="clear" w:color="auto" w:fill="F7CAAC" w:themeFill="accent2" w:themeFillTint="66"/>
-          </w:tcPr>
-          <w:p>
-            <w:pPr>
-              <w:keepNext/>
-              <w:spacing w:before="240" w:after="80"/>
-              <w:rPr>
-                <w:color w:val="222222"/>
-              </w:rPr>
-            </w:pPr>
-            <w:r>
-              <w:rPr>
-                <w:color w:val="222222"/>
-              </w:rPr>
-              <w:t>8606.5460</w:t>
+            <w:tcW w:w="1654" w:type="dxa"/>
+          </w:tcPr>
+          <w:p>
+            <w:r>
+              <w:t>Accuracy</w:t>
+            </w:r>
+          </w:p>
+        </w:tc>
+        <w:tc>
+          <w:tcPr>
+            <w:tcW w:w="1655" w:type="dxa"/>
+          </w:tcPr>
+          <w:p>
+            <w:r>
+              <w:t>69</w:t>
+            </w:r>
+            <w:r>
+              <w:t>.</w:t>
+            </w:r>
+            <w:r>
+              <w:t>33</w:t>
+            </w:r>
+            <w:r>
+              <w:t>%</w:t>
+            </w:r>
+          </w:p>
+        </w:tc>
+        <w:tc>
+          <w:tcPr>
+            <w:tcW w:w="1655" w:type="dxa"/>
+          </w:tcPr>
+          <w:p>
+            <w:r>
+              <w:t>85.56%</w:t>
             </w:r>
           </w:p>
         </w:tc>
@@ -4899,84 +3005,31 @@
       <w:tr>
         <w:tc>
           <w:tcPr>
-            <w:tcW w:w="1354" w:type="dxa"/>
-          </w:tcPr>
-          <w:p>
-            <w:pPr>
-              <w:keepNext/>
-              <w:spacing w:before="240" w:after="80"/>
-              <w:rPr>
-                <w:color w:val="222222"/>
-              </w:rPr>
-            </w:pPr>
-            <w:r>
-              <w:rPr>
-                <w:color w:val="222222"/>
-              </w:rPr>
-              <w:t>Error promedio</w:t>
-            </w:r>
-          </w:p>
-        </w:tc>
-        <w:tc>
-          <w:tcPr>
-            <w:tcW w:w="1336" w:type="dxa"/>
-            <w:shd w:val="clear" w:color="auto" w:fill="F7CAAC" w:themeFill="accent2" w:themeFillTint="66"/>
-          </w:tcPr>
-          <w:p>
-            <w:pPr>
-              <w:keepNext/>
-              <w:spacing w:before="240" w:after="80"/>
-              <w:rPr>
-                <w:color w:val="222222"/>
-              </w:rPr>
-            </w:pPr>
-            <w:r>
-              <w:rPr>
-                <w:color w:val="222222"/>
-              </w:rPr>
-              <w:t>4.1981</w:t>
-            </w:r>
-          </w:p>
-        </w:tc>
-        <w:tc>
-          <w:tcPr>
-            <w:tcW w:w="1296" w:type="dxa"/>
-            <w:shd w:val="clear" w:color="auto" w:fill="F7CAAC" w:themeFill="accent2" w:themeFillTint="66"/>
-          </w:tcPr>
-          <w:p>
-            <w:pPr>
-              <w:keepNext/>
-              <w:spacing w:before="240" w:after="80"/>
-              <w:rPr>
-                <w:color w:val="222222"/>
-              </w:rPr>
-            </w:pPr>
-            <w:r>
-              <w:rPr>
-                <w:color w:val="222222"/>
-              </w:rPr>
-              <w:t>6.1295</w:t>
-            </w:r>
-          </w:p>
-        </w:tc>
-        <w:tc>
-          <w:tcPr>
-            <w:tcW w:w="1016" w:type="dxa"/>
-            <w:shd w:val="clear" w:color="auto" w:fill="F7CAAC" w:themeFill="accent2" w:themeFillTint="66"/>
-          </w:tcPr>
-          <w:p>
-            <w:pPr>
-              <w:keepNext/>
-              <w:spacing w:before="240" w:after="80"/>
-              <w:rPr>
-                <w:color w:val="222222"/>
-              </w:rPr>
-            </w:pPr>
-            <w:r>
-              <w:rPr>
-                <w:color w:val="222222"/>
-              </w:rPr>
-              <w:t>9.2338</w:t>
+            <w:tcW w:w="1654" w:type="dxa"/>
+          </w:tcPr>
+          <w:p>
+            <w:r>
+              <w:t>F1</w:t>
+            </w:r>
+          </w:p>
+        </w:tc>
+        <w:tc>
+          <w:tcPr>
+            <w:tcW w:w="1655" w:type="dxa"/>
+          </w:tcPr>
+          <w:p>
+            <w:r>
+              <w:t>0.6788</w:t>
+            </w:r>
+          </w:p>
+        </w:tc>
+        <w:tc>
+          <w:tcPr>
+            <w:tcW w:w="1655" w:type="dxa"/>
+          </w:tcPr>
+          <w:p>
+            <w:r>
+              <w:t>0.85</w:t>
             </w:r>
           </w:p>
         </w:tc>
@@ -4984,208 +3037,82 @@
       <w:tr>
         <w:tc>
           <w:tcPr>
-            <w:tcW w:w="1354" w:type="dxa"/>
-          </w:tcPr>
-          <w:p>
-            <w:pPr>
-              <w:keepNext/>
-              <w:spacing w:before="240" w:after="80"/>
-              <w:rPr>
-                <w:color w:val="222222"/>
-              </w:rPr>
-            </w:pPr>
-            <w:r>
-              <w:rPr>
-                <w:color w:val="222222"/>
-              </w:rPr>
-              <w:t>Media del error</w:t>
-            </w:r>
-          </w:p>
-        </w:tc>
-        <w:tc>
-          <w:tcPr>
-            <w:tcW w:w="1336" w:type="dxa"/>
-            <w:shd w:val="clear" w:color="auto" w:fill="C5E0B3" w:themeFill="accent6" w:themeFillTint="66"/>
-          </w:tcPr>
-          <w:p>
-            <w:pPr>
-              <w:keepNext/>
-              <w:spacing w:before="240" w:after="80"/>
-              <w:rPr>
-                <w:color w:val="222222"/>
-              </w:rPr>
-            </w:pPr>
-            <w:r>
-              <w:rPr>
-                <w:color w:val="222222"/>
-              </w:rPr>
-              <w:t>4.2605e-6</w:t>
-            </w:r>
-          </w:p>
-        </w:tc>
-        <w:tc>
-          <w:tcPr>
-            <w:tcW w:w="1296" w:type="dxa"/>
-            <w:shd w:val="clear" w:color="auto" w:fill="C5E0B3" w:themeFill="accent6" w:themeFillTint="66"/>
-          </w:tcPr>
-          <w:p>
-            <w:pPr>
-              <w:keepNext/>
-              <w:spacing w:before="240" w:after="80"/>
-              <w:rPr>
-                <w:color w:val="222222"/>
-              </w:rPr>
-            </w:pPr>
-            <w:r>
-              <w:rPr>
-                <w:color w:val="222222"/>
-              </w:rPr>
-              <w:t>1.1913e-06</w:t>
-            </w:r>
-          </w:p>
-        </w:tc>
-        <w:tc>
-          <w:tcPr>
-            <w:tcW w:w="1016" w:type="dxa"/>
-            <w:shd w:val="clear" w:color="auto" w:fill="C5E0B3" w:themeFill="accent6" w:themeFillTint="66"/>
-          </w:tcPr>
-          <w:p>
-            <w:pPr>
-              <w:keepNext/>
-              <w:spacing w:before="240" w:after="80"/>
-              <w:rPr>
-                <w:color w:val="222222"/>
-              </w:rPr>
-            </w:pPr>
-            <w:r>
-              <w:rPr>
-                <w:color w:val="222222"/>
-              </w:rPr>
-              <w:t>1.2343e-6</w:t>
-            </w:r>
-          </w:p>
-        </w:tc>
-      </w:tr>
-      <w:tr>
-        <w:tc>
-          <w:tcPr>
-            <w:tcW w:w="1354" w:type="dxa"/>
-          </w:tcPr>
-          <w:p>
-            <w:pPr>
-              <w:keepNext/>
-              <w:spacing w:before="240" w:after="80"/>
-              <w:rPr>
-                <w:color w:val="222222"/>
-              </w:rPr>
-            </w:pPr>
-            <w:r>
-              <w:rPr>
-                <w:color w:val="222222"/>
-              </w:rPr>
-              <w:t>Error mínimo</w:t>
-            </w:r>
-          </w:p>
-        </w:tc>
-        <w:tc>
-          <w:tcPr>
-            <w:tcW w:w="1336" w:type="dxa"/>
-            <w:shd w:val="clear" w:color="auto" w:fill="F7CAAC" w:themeFill="accent2" w:themeFillTint="66"/>
-          </w:tcPr>
-          <w:p>
-            <w:pPr>
-              <w:keepNext/>
-              <w:spacing w:before="240" w:after="80"/>
-              <w:rPr>
-                <w:color w:val="222222"/>
-              </w:rPr>
-            </w:pPr>
-            <w:r>
-              <w:rPr>
-                <w:color w:val="222222"/>
-              </w:rPr>
-              <w:t>1.1449e-13</w:t>
-            </w:r>
-          </w:p>
-        </w:tc>
-        <w:tc>
-          <w:tcPr>
-            <w:tcW w:w="1296" w:type="dxa"/>
-            <w:shd w:val="clear" w:color="auto" w:fill="C5E0B3" w:themeFill="accent6" w:themeFillTint="66"/>
-          </w:tcPr>
-          <w:p>
-            <w:pPr>
-              <w:keepNext/>
-              <w:spacing w:before="240" w:after="80"/>
-              <w:rPr>
-                <w:color w:val="222222"/>
-              </w:rPr>
-            </w:pPr>
-            <w:r>
-              <w:rPr>
-                <w:color w:val="222222"/>
-              </w:rPr>
-              <w:t>1.0570e-13</w:t>
-            </w:r>
-          </w:p>
-        </w:tc>
-        <w:tc>
-          <w:tcPr>
-            <w:tcW w:w="1016" w:type="dxa"/>
-            <w:shd w:val="clear" w:color="auto" w:fill="C5E0B3" w:themeFill="accent6" w:themeFillTint="66"/>
-          </w:tcPr>
-          <w:p>
-            <w:pPr>
-              <w:keepNext/>
-              <w:spacing w:before="240" w:after="80"/>
-              <w:rPr>
-                <w:color w:val="222222"/>
-              </w:rPr>
-            </w:pPr>
-            <w:r>
-              <w:rPr>
-                <w:color w:val="222222"/>
-              </w:rPr>
-              <w:t>2</w:t>
-            </w:r>
-            <w:r>
-              <w:rPr>
-                <w:color w:val="222222"/>
-                <w:shd w:val="clear" w:color="auto" w:fill="C5E0B3" w:themeFill="accent6" w:themeFillTint="66"/>
-              </w:rPr>
-              <w:t>.9137e-13</w:t>
+            <w:tcW w:w="1654" w:type="dxa"/>
+          </w:tcPr>
+          <w:p>
+            <w:r>
+              <w:t>Precision</w:t>
+            </w:r>
+          </w:p>
+        </w:tc>
+        <w:tc>
+          <w:tcPr>
+            <w:tcW w:w="1655" w:type="dxa"/>
+          </w:tcPr>
+          <w:p>
+            <w:r>
+              <w:t>0.7750</w:t>
+            </w:r>
+          </w:p>
+        </w:tc>
+        <w:tc>
+          <w:tcPr>
+            <w:tcW w:w="1655" w:type="dxa"/>
+          </w:tcPr>
+          <w:p>
+            <w:r>
+              <w:t>0.89</w:t>
             </w:r>
           </w:p>
         </w:tc>
       </w:tr>
     </w:tbl>
-    <w:p>
-      <w:pPr>
-        <w:keepNext/>
-        <w:pBdr>
-          <w:top w:val="nil"/>
-          <w:left w:val="nil"/>
-          <w:bottom w:val="nil"/>
-          <w:right w:val="nil"/>
-          <w:between w:val="nil"/>
-        </w:pBdr>
-        <w:spacing w:before="240" w:after="80"/>
-        <w:jc w:val="center"/>
-        <w:rPr>
-          <w:b/>
-          <w:bCs/>
-          <w:color w:val="222222"/>
-        </w:rPr>
-      </w:pPr>
-      <w:r>
-        <w:rPr>
-          <w:b/>
-          <w:bCs/>
-          <w:color w:val="222222"/>
-        </w:rPr>
-        <w:t>Comparación de resultados</w:t>
-      </w:r>
-    </w:p>
+    <w:p/>
+    <w:p>
+      <w:r>
+        <w:rPr>
+          <w:noProof/>
+        </w:rPr>
+        <w:t xml:space="preserve">Dos cosas que puedo identificar es que el reporte original utiliza 100 ciclos de entrenamiento, pero mi modelo se utiliza early stopping para agilizar el entrenamiento, deteniendoce después de 8 iteraciones sin un cambio significativo en la pérdiad, por lo que ni siquiera llega a los establecidos 50 ciclos. </w:t>
+      </w:r>
+    </w:p>
+    <w:p>
+      <w:pPr>
+        <w:pStyle w:val="Ttulo1"/>
+        <w:ind w:firstLine="0"/>
+        <w:rPr>
+          <w:lang w:val="es-MX"/>
+        </w:rPr>
+      </w:pPr>
+      <w:r>
+        <w:rPr>
+          <w:sz w:val="28"/>
+          <w:szCs w:val="28"/>
+          <w:lang w:val="es-MX"/>
+        </w:rPr>
+        <w:t>MEJORA</w:t>
+      </w:r>
+      <w:r>
+        <w:rPr>
+          <w:sz w:val="28"/>
+          <w:szCs w:val="28"/>
+          <w:lang w:val="es-MX"/>
+        </w:rPr>
+        <w:t xml:space="preserve"> CNN</w:t>
+      </w:r>
+      <w:r>
+        <w:rPr>
+          <w:lang w:val="es-MX"/>
+        </w:rPr>
+        <w:t xml:space="preserve"> </w:t>
+      </w:r>
+    </w:p>
+    <w:p>
+      <w:r>
+        <w:t xml:space="preserve">Traté de adaptar un poco más la arquitectura de mi modelo a la explicada en el artículo, utilizando la descripción tal cual se explica en el artículo no me dio muy buenos resultados, pero si utilicé estrategias que menciona. En este caso cambié el orden de las capas de convolusión para que vayan disminuyendo en lugar de aumentando de tamaño (128-64-32), al igual que integrar un BatchNormalization después de las primeras dos capas.  </w:t>
+      </w:r>
+    </w:p>
+    <w:p/>
     <w:tbl>
       <w:tblPr>
         <w:tblStyle w:val="Tablaconcuadrcula"/>
@@ -5194,98 +3121,48 @@
         <w:tblLook w:val="04A0" w:firstRow="1" w:lastRow="0" w:firstColumn="1" w:lastColumn="0" w:noHBand="0" w:noVBand="1"/>
       </w:tblPr>
       <w:tblGrid>
-        <w:gridCol w:w="1354"/>
-        <w:gridCol w:w="1336"/>
-        <w:gridCol w:w="1296"/>
-        <w:gridCol w:w="1016"/>
+        <w:gridCol w:w="1317"/>
+        <w:gridCol w:w="1374"/>
+        <w:gridCol w:w="937"/>
+        <w:gridCol w:w="1374"/>
       </w:tblGrid>
       <w:tr>
         <w:tc>
           <w:tcPr>
-            <w:tcW w:w="1354" w:type="dxa"/>
-          </w:tcPr>
-          <w:p>
-            <w:pPr>
-              <w:keepNext/>
-              <w:spacing w:before="240" w:after="80"/>
-              <w:rPr>
-                <w:color w:val="222222"/>
-              </w:rPr>
-            </w:pPr>
-          </w:p>
-        </w:tc>
-        <w:tc>
-          <w:tcPr>
-            <w:tcW w:w="1336" w:type="dxa"/>
-          </w:tcPr>
-          <w:p>
-            <w:pPr>
-              <w:keepNext/>
-              <w:spacing w:before="240" w:after="80"/>
-              <w:jc w:val="center"/>
-              <w:rPr>
-                <w:b/>
-                <w:bCs/>
-                <w:color w:val="222222"/>
-              </w:rPr>
-            </w:pPr>
-            <w:r>
-              <w:rPr>
-                <w:b/>
-                <w:bCs/>
-                <w:color w:val="222222"/>
-              </w:rPr>
-              <w:t>Original</w:t>
-            </w:r>
-          </w:p>
-        </w:tc>
-        <w:tc>
-          <w:tcPr>
-            <w:tcW w:w="1296" w:type="dxa"/>
-          </w:tcPr>
-          <w:p>
-            <w:pPr>
-              <w:keepNext/>
-              <w:spacing w:before="240" w:after="80"/>
-              <w:jc w:val="center"/>
-              <w:rPr>
-                <w:b/>
-                <w:bCs/>
-                <w:color w:val="222222"/>
-              </w:rPr>
-            </w:pPr>
-            <w:r>
-              <w:rPr>
-                <w:b/>
-                <w:bCs/>
-                <w:color w:val="222222"/>
-              </w:rPr>
+            <w:tcW w:w="1317" w:type="dxa"/>
+          </w:tcPr>
+          <w:p/>
+        </w:tc>
+        <w:tc>
+          <w:tcPr>
+            <w:tcW w:w="1374" w:type="dxa"/>
+          </w:tcPr>
+          <w:p>
+            <w:r>
+              <w:t>Resultados del modelo</w:t>
+            </w:r>
+            <w:r>
+              <w:t xml:space="preserve"> Original</w:t>
+            </w:r>
+          </w:p>
+        </w:tc>
+        <w:tc>
+          <w:tcPr>
+            <w:tcW w:w="937" w:type="dxa"/>
+          </w:tcPr>
+          <w:p>
+            <w:r>
               <w:t>Mejora</w:t>
             </w:r>
           </w:p>
         </w:tc>
         <w:tc>
           <w:tcPr>
-            <w:tcW w:w="1016" w:type="dxa"/>
-          </w:tcPr>
-          <w:p>
-            <w:pPr>
-              <w:keepNext/>
-              <w:spacing w:before="240" w:after="80"/>
-              <w:jc w:val="center"/>
-              <w:rPr>
-                <w:b/>
-                <w:bCs/>
-                <w:color w:val="222222"/>
-              </w:rPr>
-            </w:pPr>
-            <w:r>
-              <w:rPr>
-                <w:b/>
-                <w:bCs/>
-                <w:color w:val="222222"/>
-              </w:rPr>
-              <w:t>Ganador</w:t>
+            <w:tcW w:w="1374" w:type="dxa"/>
+          </w:tcPr>
+          <w:p>
+            <w:r>
+              <w:t>Resultados del reporte</w:t>
             </w:r>
           </w:p>
         </w:tc>
@@ -5293,83 +3170,50 @@
       <w:tr>
         <w:tc>
           <w:tcPr>
-            <w:tcW w:w="1354" w:type="dxa"/>
-          </w:tcPr>
-          <w:p>
-            <w:pPr>
-              <w:keepNext/>
-              <w:spacing w:before="240" w:after="80"/>
-              <w:rPr>
-                <w:color w:val="222222"/>
-              </w:rPr>
-            </w:pPr>
-            <w:r>
-              <w:rPr>
-                <w:color w:val="222222"/>
-              </w:rPr>
-              <w:t>Error máximo</w:t>
-            </w:r>
-          </w:p>
-        </w:tc>
-        <w:tc>
-          <w:tcPr>
-            <w:tcW w:w="1336" w:type="dxa"/>
-            <w:shd w:val="clear" w:color="auto" w:fill="C5E0B3" w:themeFill="accent6" w:themeFillTint="66"/>
-          </w:tcPr>
-          <w:p>
-            <w:pPr>
-              <w:keepNext/>
-              <w:spacing w:before="240" w:after="80"/>
-              <w:rPr>
-                <w:color w:val="222222"/>
-              </w:rPr>
-            </w:pPr>
-            <w:r>
-              <w:rPr>
-                <w:color w:val="222222"/>
-              </w:rPr>
-              <w:t>1203.7602</w:t>
-            </w:r>
-          </w:p>
-        </w:tc>
-        <w:tc>
-          <w:tcPr>
-            <w:tcW w:w="1296" w:type="dxa"/>
-            <w:shd w:val="clear" w:color="auto" w:fill="F7CAAC" w:themeFill="accent2" w:themeFillTint="66"/>
-          </w:tcPr>
-          <w:p>
-            <w:pPr>
-              <w:keepNext/>
-              <w:spacing w:before="240" w:after="80"/>
-              <w:rPr>
-                <w:color w:val="222222"/>
-              </w:rPr>
-            </w:pPr>
-            <w:r>
-              <w:rPr>
-                <w:color w:val="222222"/>
-              </w:rPr>
-              <w:t>8606.5460</w:t>
-            </w:r>
-          </w:p>
-        </w:tc>
-        <w:tc>
-          <w:tcPr>
-            <w:tcW w:w="1016" w:type="dxa"/>
-          </w:tcPr>
-          <w:p>
-            <w:pPr>
-              <w:keepNext/>
-              <w:spacing w:before="240" w:after="80"/>
-              <w:rPr>
-                <w:color w:val="222222"/>
-              </w:rPr>
-            </w:pPr>
-            <w:r>
-              <w:rPr>
-                <w:color w:val="222222"/>
-              </w:rPr>
-              <w:t>Original</w:t>
+            <w:tcW w:w="1317" w:type="dxa"/>
+          </w:tcPr>
+          <w:p>
+            <w:r>
+              <w:t>Accuracy</w:t>
+            </w:r>
+          </w:p>
+        </w:tc>
+        <w:tc>
+          <w:tcPr>
+            <w:tcW w:w="1374" w:type="dxa"/>
+          </w:tcPr>
+          <w:p>
+            <w:r>
+              <w:t>69</w:t>
+            </w:r>
+            <w:r>
+              <w:t>.</w:t>
+            </w:r>
+            <w:r>
+              <w:t>33</w:t>
+            </w:r>
+            <w:r>
+              <w:t>%</w:t>
+            </w:r>
+          </w:p>
+        </w:tc>
+        <w:tc>
+          <w:tcPr>
+            <w:tcW w:w="937" w:type="dxa"/>
+          </w:tcPr>
+          <w:p>
+            <w:r>
+              <w:t>73.33%</w:t>
+            </w:r>
+          </w:p>
+        </w:tc>
+        <w:tc>
+          <w:tcPr>
+            <w:tcW w:w="1374" w:type="dxa"/>
+          </w:tcPr>
+          <w:p>
+            <w:r>
+              <w:t>85.56%</w:t>
             </w:r>
           </w:p>
         </w:tc>
@@ -5377,83 +3221,41 @@
       <w:tr>
         <w:tc>
           <w:tcPr>
-            <w:tcW w:w="1354" w:type="dxa"/>
-          </w:tcPr>
-          <w:p>
-            <w:pPr>
-              <w:keepNext/>
-              <w:spacing w:before="240" w:after="80"/>
-              <w:rPr>
-                <w:color w:val="222222"/>
-              </w:rPr>
-            </w:pPr>
-            <w:r>
-              <w:rPr>
-                <w:color w:val="222222"/>
-              </w:rPr>
-              <w:t>Error promedio</w:t>
-            </w:r>
-          </w:p>
-        </w:tc>
-        <w:tc>
-          <w:tcPr>
-            <w:tcW w:w="1336" w:type="dxa"/>
-            <w:shd w:val="clear" w:color="auto" w:fill="C5E0B3" w:themeFill="accent6" w:themeFillTint="66"/>
-          </w:tcPr>
-          <w:p>
-            <w:pPr>
-              <w:keepNext/>
-              <w:spacing w:before="240" w:after="80"/>
-              <w:rPr>
-                <w:color w:val="222222"/>
-              </w:rPr>
-            </w:pPr>
-            <w:r>
-              <w:rPr>
-                <w:color w:val="222222"/>
-              </w:rPr>
-              <w:t>0.5819</w:t>
-            </w:r>
-          </w:p>
-        </w:tc>
-        <w:tc>
-          <w:tcPr>
-            <w:tcW w:w="1296" w:type="dxa"/>
-            <w:shd w:val="clear" w:color="auto" w:fill="F7CAAC" w:themeFill="accent2" w:themeFillTint="66"/>
-          </w:tcPr>
-          <w:p>
-            <w:pPr>
-              <w:keepNext/>
-              <w:spacing w:before="240" w:after="80"/>
-              <w:rPr>
-                <w:color w:val="222222"/>
-              </w:rPr>
-            </w:pPr>
-            <w:r>
-              <w:rPr>
-                <w:color w:val="222222"/>
-              </w:rPr>
-              <w:t>9.2338</w:t>
-            </w:r>
-          </w:p>
-        </w:tc>
-        <w:tc>
-          <w:tcPr>
-            <w:tcW w:w="1016" w:type="dxa"/>
-          </w:tcPr>
-          <w:p>
-            <w:pPr>
-              <w:keepNext/>
-              <w:spacing w:before="240" w:after="80"/>
-              <w:rPr>
-                <w:color w:val="222222"/>
-              </w:rPr>
-            </w:pPr>
-            <w:r>
-              <w:rPr>
-                <w:color w:val="222222"/>
-              </w:rPr>
-              <w:t>Original</w:t>
+            <w:tcW w:w="1317" w:type="dxa"/>
+          </w:tcPr>
+          <w:p>
+            <w:r>
+              <w:t>F1</w:t>
+            </w:r>
+          </w:p>
+        </w:tc>
+        <w:tc>
+          <w:tcPr>
+            <w:tcW w:w="1374" w:type="dxa"/>
+          </w:tcPr>
+          <w:p>
+            <w:r>
+              <w:t>0.6788</w:t>
+            </w:r>
+          </w:p>
+        </w:tc>
+        <w:tc>
+          <w:tcPr>
+            <w:tcW w:w="937" w:type="dxa"/>
+          </w:tcPr>
+          <w:p>
+            <w:r>
+              <w:t>0.7255</w:t>
+            </w:r>
+          </w:p>
+        </w:tc>
+        <w:tc>
+          <w:tcPr>
+            <w:tcW w:w="1374" w:type="dxa"/>
+          </w:tcPr>
+          <w:p>
+            <w:r>
+              <w:t>0.85</w:t>
             </w:r>
           </w:p>
         </w:tc>
@@ -5461,83 +3263,295 @@
       <w:tr>
         <w:tc>
           <w:tcPr>
-            <w:tcW w:w="1354" w:type="dxa"/>
-          </w:tcPr>
-          <w:p>
-            <w:pPr>
-              <w:keepNext/>
-              <w:spacing w:before="240" w:after="80"/>
-              <w:rPr>
-                <w:color w:val="222222"/>
-              </w:rPr>
-            </w:pPr>
-            <w:r>
-              <w:rPr>
-                <w:color w:val="222222"/>
-              </w:rPr>
-              <w:t>Media del error</w:t>
-            </w:r>
-          </w:p>
-        </w:tc>
-        <w:tc>
-          <w:tcPr>
-            <w:tcW w:w="1336" w:type="dxa"/>
-            <w:shd w:val="clear" w:color="auto" w:fill="F7CAAC" w:themeFill="accent2" w:themeFillTint="66"/>
-          </w:tcPr>
-          <w:p>
-            <w:pPr>
-              <w:keepNext/>
-              <w:spacing w:before="240" w:after="80"/>
-              <w:rPr>
-                <w:color w:val="222222"/>
-              </w:rPr>
-            </w:pPr>
-            <w:r>
-              <w:rPr>
-                <w:color w:val="222222"/>
-              </w:rPr>
-              <w:t>6.8378e-6</w:t>
-            </w:r>
-          </w:p>
-        </w:tc>
-        <w:tc>
-          <w:tcPr>
-            <w:tcW w:w="1296" w:type="dxa"/>
-            <w:shd w:val="clear" w:color="auto" w:fill="C5E0B3" w:themeFill="accent6" w:themeFillTint="66"/>
-          </w:tcPr>
-          <w:p>
-            <w:pPr>
-              <w:keepNext/>
-              <w:spacing w:before="240" w:after="80"/>
-              <w:rPr>
-                <w:color w:val="222222"/>
-              </w:rPr>
-            </w:pPr>
-            <w:r>
-              <w:rPr>
-                <w:color w:val="222222"/>
-              </w:rPr>
-              <w:t>1.2343e-6</w:t>
-            </w:r>
-          </w:p>
-        </w:tc>
-        <w:tc>
-          <w:tcPr>
-            <w:tcW w:w="1016" w:type="dxa"/>
-          </w:tcPr>
-          <w:p>
-            <w:pPr>
-              <w:keepNext/>
-              <w:spacing w:before="240" w:after="80"/>
-              <w:rPr>
-                <w:color w:val="222222"/>
-              </w:rPr>
-            </w:pPr>
-            <w:r>
-              <w:rPr>
-                <w:color w:val="222222"/>
-              </w:rPr>
-              <w:t>Mejora</w:t>
+            <w:tcW w:w="1317" w:type="dxa"/>
+          </w:tcPr>
+          <w:p>
+            <w:r>
+              <w:t>Precision</w:t>
+            </w:r>
+          </w:p>
+        </w:tc>
+        <w:tc>
+          <w:tcPr>
+            <w:tcW w:w="1374" w:type="dxa"/>
+          </w:tcPr>
+          <w:p>
+            <w:r>
+              <w:t>0.7750</w:t>
+            </w:r>
+          </w:p>
+        </w:tc>
+        <w:tc>
+          <w:tcPr>
+            <w:tcW w:w="937" w:type="dxa"/>
+          </w:tcPr>
+          <w:p>
+            <w:r>
+              <w:t>0</w:t>
+            </w:r>
+            <w:r>
+              <w:t>.8077</w:t>
+            </w:r>
+          </w:p>
+        </w:tc>
+        <w:tc>
+          <w:tcPr>
+            <w:tcW w:w="1374" w:type="dxa"/>
+          </w:tcPr>
+          <w:p>
+            <w:r>
+              <w:t>0.89</w:t>
+            </w:r>
+          </w:p>
+        </w:tc>
+      </w:tr>
+    </w:tbl>
+    <w:p/>
+    <w:p>
+      <w:pPr>
+        <w:rPr>
+          <w:noProof/>
+        </w:rPr>
+      </w:pPr>
+      <w:r>
+        <w:t>Esta versión aún no alcanza los resultados obtenidos del reporte, pero tiene un aumento rescatable en comparación a la primera versión.</w:t>
+      </w:r>
+      <w:r>
+        <w:rPr>
+          <w:noProof/>
+        </w:rPr>
+        <w:t xml:space="preserve"> </w:t>
+      </w:r>
+      <w:r>
+        <w:rPr>
+          <w:noProof/>
+        </w:rPr>
+        <w:drawing>
+          <wp:inline distT="0" distB="0" distL="0" distR="0" wp14:anchorId="52F1B21B" wp14:editId="1D4A9E56">
+            <wp:extent cx="3061335" cy="2298065"/>
+            <wp:effectExtent l="0" t="0" r="5715" b="6985"/>
+            <wp:docPr id="1937470850" name="Imagen 6"/>
+            <wp:cNvGraphicFramePr>
+              <a:graphicFrameLocks xmlns:a="http://schemas.openxmlformats.org/drawingml/2006/main" noChangeAspect="1"/>
+            </wp:cNvGraphicFramePr>
+            <a:graphic xmlns:a="http://schemas.openxmlformats.org/drawingml/2006/main">
+              <a:graphicData uri="http://schemas.openxmlformats.org/drawingml/2006/picture">
+                <pic:pic xmlns:pic="http://schemas.openxmlformats.org/drawingml/2006/picture">
+                  <pic:nvPicPr>
+                    <pic:cNvPr id="0" name="Picture 6"/>
+                    <pic:cNvPicPr>
+                      <a:picLocks noChangeAspect="1" noChangeArrowheads="1"/>
+                    </pic:cNvPicPr>
+                  </pic:nvPicPr>
+                  <pic:blipFill>
+                    <a:blip r:embed="rId16">
+                      <a:extLst>
+                        <a:ext uri="{28A0092B-C50C-407E-A947-70E740481C1C}">
+                          <a14:useLocalDpi xmlns:a14="http://schemas.microsoft.com/office/drawing/2010/main" val="0"/>
+                        </a:ext>
+                      </a:extLst>
+                    </a:blip>
+                    <a:srcRect/>
+                    <a:stretch>
+                      <a:fillRect/>
+                    </a:stretch>
+                  </pic:blipFill>
+                  <pic:spPr bwMode="auto">
+                    <a:xfrm>
+                      <a:off x="0" y="0"/>
+                      <a:ext cx="3061335" cy="2298065"/>
+                    </a:xfrm>
+                    <a:prstGeom prst="rect">
+                      <a:avLst/>
+                    </a:prstGeom>
+                    <a:noFill/>
+                    <a:ln>
+                      <a:noFill/>
+                    </a:ln>
+                  </pic:spPr>
+                </pic:pic>
+              </a:graphicData>
+            </a:graphic>
+          </wp:inline>
+        </w:drawing>
+      </w:r>
+    </w:p>
+    <w:p>
+      <w:pPr>
+        <w:rPr>
+          <w:noProof/>
+        </w:rPr>
+      </w:pPr>
+      <w:r>
+        <w:rPr>
+          <w:noProof/>
+        </w:rPr>
+        <w:drawing>
+          <wp:inline distT="0" distB="0" distL="0" distR="0" wp14:anchorId="17A7081E" wp14:editId="797ED539">
+            <wp:extent cx="3061335" cy="2298065"/>
+            <wp:effectExtent l="0" t="0" r="5715" b="6985"/>
+            <wp:docPr id="816020763" name="Imagen 5"/>
+            <wp:cNvGraphicFramePr>
+              <a:graphicFrameLocks xmlns:a="http://schemas.openxmlformats.org/drawingml/2006/main" noChangeAspect="1"/>
+            </wp:cNvGraphicFramePr>
+            <a:graphic xmlns:a="http://schemas.openxmlformats.org/drawingml/2006/main">
+              <a:graphicData uri="http://schemas.openxmlformats.org/drawingml/2006/picture">
+                <pic:pic xmlns:pic="http://schemas.openxmlformats.org/drawingml/2006/picture">
+                  <pic:nvPicPr>
+                    <pic:cNvPr id="0" name="Picture 5"/>
+                    <pic:cNvPicPr>
+                      <a:picLocks noChangeAspect="1" noChangeArrowheads="1"/>
+                    </pic:cNvPicPr>
+                  </pic:nvPicPr>
+                  <pic:blipFill>
+                    <a:blip r:embed="rId17">
+                      <a:extLst>
+                        <a:ext uri="{28A0092B-C50C-407E-A947-70E740481C1C}">
+                          <a14:useLocalDpi xmlns:a14="http://schemas.microsoft.com/office/drawing/2010/main" val="0"/>
+                        </a:ext>
+                      </a:extLst>
+                    </a:blip>
+                    <a:srcRect/>
+                    <a:stretch>
+                      <a:fillRect/>
+                    </a:stretch>
+                  </pic:blipFill>
+                  <pic:spPr bwMode="auto">
+                    <a:xfrm>
+                      <a:off x="0" y="0"/>
+                      <a:ext cx="3061335" cy="2298065"/>
+                    </a:xfrm>
+                    <a:prstGeom prst="rect">
+                      <a:avLst/>
+                    </a:prstGeom>
+                    <a:noFill/>
+                    <a:ln>
+                      <a:noFill/>
+                    </a:ln>
+                  </pic:spPr>
+                </pic:pic>
+              </a:graphicData>
+            </a:graphic>
+          </wp:inline>
+        </w:drawing>
+      </w:r>
+      <w:r>
+        <w:rPr>
+          <w:noProof/>
+        </w:rPr>
+        <w:t xml:space="preserve"> </w:t>
+      </w:r>
+    </w:p>
+    <w:p>
+      <w:r>
+        <w:rPr>
+          <w:noProof/>
+        </w:rPr>
+        <w:drawing>
+          <wp:inline distT="0" distB="0" distL="0" distR="0" wp14:anchorId="08AD2BCC" wp14:editId="4E810F63">
+            <wp:extent cx="3061335" cy="2298065"/>
+            <wp:effectExtent l="0" t="0" r="5715" b="6985"/>
+            <wp:docPr id="530514508" name="Imagen 7"/>
+            <wp:cNvGraphicFramePr>
+              <a:graphicFrameLocks xmlns:a="http://schemas.openxmlformats.org/drawingml/2006/main" noChangeAspect="1"/>
+            </wp:cNvGraphicFramePr>
+            <a:graphic xmlns:a="http://schemas.openxmlformats.org/drawingml/2006/main">
+              <a:graphicData uri="http://schemas.openxmlformats.org/drawingml/2006/picture">
+                <pic:pic xmlns:pic="http://schemas.openxmlformats.org/drawingml/2006/picture">
+                  <pic:nvPicPr>
+                    <pic:cNvPr id="0" name="Picture 7"/>
+                    <pic:cNvPicPr>
+                      <a:picLocks noChangeAspect="1" noChangeArrowheads="1"/>
+                    </pic:cNvPicPr>
+                  </pic:nvPicPr>
+                  <pic:blipFill>
+                    <a:blip r:embed="rId18">
+                      <a:extLst>
+                        <a:ext uri="{28A0092B-C50C-407E-A947-70E740481C1C}">
+                          <a14:useLocalDpi xmlns:a14="http://schemas.microsoft.com/office/drawing/2010/main" val="0"/>
+                        </a:ext>
+                      </a:extLst>
+                    </a:blip>
+                    <a:srcRect/>
+                    <a:stretch>
+                      <a:fillRect/>
+                    </a:stretch>
+                  </pic:blipFill>
+                  <pic:spPr bwMode="auto">
+                    <a:xfrm>
+                      <a:off x="0" y="0"/>
+                      <a:ext cx="3061335" cy="2298065"/>
+                    </a:xfrm>
+                    <a:prstGeom prst="rect">
+                      <a:avLst/>
+                    </a:prstGeom>
+                    <a:noFill/>
+                    <a:ln>
+                      <a:noFill/>
+                    </a:ln>
+                  </pic:spPr>
+                </pic:pic>
+              </a:graphicData>
+            </a:graphic>
+          </wp:inline>
+        </w:drawing>
+      </w:r>
+    </w:p>
+    <w:p>
+      <w:pPr>
+        <w:pStyle w:val="Ttulo1"/>
+        <w:ind w:firstLine="0"/>
+        <w:rPr>
+          <w:sz w:val="28"/>
+          <w:szCs w:val="28"/>
+          <w:lang w:val="es-MX"/>
+        </w:rPr>
+      </w:pPr>
+      <w:r>
+        <w:rPr>
+          <w:sz w:val="28"/>
+          <w:szCs w:val="28"/>
+          <w:lang w:val="es-MX"/>
+        </w:rPr>
+        <w:t>IMPLEMENTACIÓN CNN MODIFICADA</w:t>
+      </w:r>
+    </w:p>
+    <w:tbl>
+      <w:tblPr>
+        <w:tblStyle w:val="Tablaconcuadrcula"/>
+        <w:tblW w:w="5032" w:type="dxa"/>
+        <w:tblInd w:w="38" w:type="dxa"/>
+        <w:tblLook w:val="04A0" w:firstRow="1" w:lastRow="0" w:firstColumn="1" w:lastColumn="0" w:noHBand="0" w:noVBand="1"/>
+      </w:tblPr>
+      <w:tblGrid>
+        <w:gridCol w:w="1317"/>
+        <w:gridCol w:w="2014"/>
+        <w:gridCol w:w="1701"/>
+      </w:tblGrid>
+      <w:tr>
+        <w:tc>
+          <w:tcPr>
+            <w:tcW w:w="1317" w:type="dxa"/>
+          </w:tcPr>
+          <w:p/>
+        </w:tc>
+        <w:tc>
+          <w:tcPr>
+            <w:tcW w:w="2014" w:type="dxa"/>
+          </w:tcPr>
+          <w:p>
+            <w:r>
+              <w:t>CNN Modificada</w:t>
+            </w:r>
+          </w:p>
+        </w:tc>
+        <w:tc>
+          <w:tcPr>
+            <w:tcW w:w="1701" w:type="dxa"/>
+          </w:tcPr>
+          <w:p>
+            <w:r>
+              <w:t>Resultados del reporte</w:t>
             </w:r>
           </w:p>
         </w:tc>
@@ -5545,143 +3559,291 @@
       <w:tr>
         <w:tc>
           <w:tcPr>
-            <w:tcW w:w="1354" w:type="dxa"/>
-          </w:tcPr>
-          <w:p>
-            <w:pPr>
-              <w:keepNext/>
-              <w:spacing w:before="240" w:after="80"/>
-              <w:rPr>
-                <w:color w:val="222222"/>
-              </w:rPr>
-            </w:pPr>
-            <w:r>
-              <w:rPr>
-                <w:color w:val="222222"/>
-              </w:rPr>
-              <w:t>Error mínimo</w:t>
-            </w:r>
-          </w:p>
-        </w:tc>
-        <w:tc>
-          <w:tcPr>
-            <w:tcW w:w="1336" w:type="dxa"/>
-            <w:shd w:val="clear" w:color="auto" w:fill="F7CAAC" w:themeFill="accent2" w:themeFillTint="66"/>
-          </w:tcPr>
-          <w:p>
-            <w:pPr>
-              <w:keepNext/>
-              <w:spacing w:before="240" w:after="80"/>
-              <w:rPr>
-                <w:color w:val="222222"/>
-              </w:rPr>
-            </w:pPr>
-            <w:r>
-              <w:rPr>
-                <w:color w:val="222222"/>
-              </w:rPr>
-              <w:t>1.0474e-12</w:t>
-            </w:r>
-          </w:p>
-        </w:tc>
-        <w:tc>
-          <w:tcPr>
-            <w:tcW w:w="1296" w:type="dxa"/>
-            <w:shd w:val="clear" w:color="auto" w:fill="C5E0B3" w:themeFill="accent6" w:themeFillTint="66"/>
-          </w:tcPr>
-          <w:p>
-            <w:pPr>
-              <w:keepNext/>
-              <w:spacing w:before="240" w:after="80"/>
-              <w:rPr>
-                <w:color w:val="222222"/>
-              </w:rPr>
-            </w:pPr>
-            <w:r>
-              <w:rPr>
-                <w:color w:val="222222"/>
-              </w:rPr>
-              <w:t>2</w:t>
-            </w:r>
-            <w:r>
-              <w:rPr>
-                <w:color w:val="222222"/>
-                <w:shd w:val="clear" w:color="auto" w:fill="C5E0B3" w:themeFill="accent6" w:themeFillTint="66"/>
-              </w:rPr>
-              <w:t>.9137e-13</w:t>
-            </w:r>
-          </w:p>
-        </w:tc>
-        <w:tc>
-          <w:tcPr>
-            <w:tcW w:w="1016" w:type="dxa"/>
-          </w:tcPr>
-          <w:p>
-            <w:pPr>
-              <w:keepNext/>
-              <w:spacing w:before="240" w:after="80"/>
-              <w:rPr>
-                <w:color w:val="222222"/>
-              </w:rPr>
-            </w:pPr>
-            <w:r>
-              <w:rPr>
-                <w:color w:val="222222"/>
-              </w:rPr>
-              <w:t>Mejora</w:t>
+            <w:tcW w:w="1317" w:type="dxa"/>
+          </w:tcPr>
+          <w:p>
+            <w:r>
+              <w:t>Accuracy</w:t>
+            </w:r>
+          </w:p>
+        </w:tc>
+        <w:tc>
+          <w:tcPr>
+            <w:tcW w:w="2014" w:type="dxa"/>
+          </w:tcPr>
+          <w:p>
+            <w:r>
+              <w:t>71</w:t>
+            </w:r>
+            <w:r>
+              <w:t>.33</w:t>
+            </w:r>
+            <w:r>
+              <w:t>%</w:t>
+            </w:r>
+          </w:p>
+        </w:tc>
+        <w:tc>
+          <w:tcPr>
+            <w:tcW w:w="1701" w:type="dxa"/>
+          </w:tcPr>
+          <w:p>
+            <w:r>
+              <w:t>92.7%</w:t>
+            </w:r>
+          </w:p>
+        </w:tc>
+      </w:tr>
+      <w:tr>
+        <w:tc>
+          <w:tcPr>
+            <w:tcW w:w="1317" w:type="dxa"/>
+          </w:tcPr>
+          <w:p>
+            <w:r>
+              <w:t>F1</w:t>
+            </w:r>
+          </w:p>
+        </w:tc>
+        <w:tc>
+          <w:tcPr>
+            <w:tcW w:w="2014" w:type="dxa"/>
+          </w:tcPr>
+          <w:p>
+            <w:r>
+              <w:t>0.</w:t>
+            </w:r>
+            <w:r>
+              <w:t>708</w:t>
+            </w:r>
+          </w:p>
+        </w:tc>
+        <w:tc>
+          <w:tcPr>
+            <w:tcW w:w="1701" w:type="dxa"/>
+          </w:tcPr>
+          <w:p>
+            <w:r>
+              <w:t>0</w:t>
+            </w:r>
+            <w:r>
+              <w:t>.96</w:t>
+            </w:r>
+          </w:p>
+        </w:tc>
+      </w:tr>
+      <w:tr>
+        <w:tc>
+          <w:tcPr>
+            <w:tcW w:w="1317" w:type="dxa"/>
+          </w:tcPr>
+          <w:p>
+            <w:r>
+              <w:t>Precision</w:t>
+            </w:r>
+          </w:p>
+        </w:tc>
+        <w:tc>
+          <w:tcPr>
+            <w:tcW w:w="2014" w:type="dxa"/>
+          </w:tcPr>
+          <w:p>
+            <w:r>
+              <w:t>0.7</w:t>
+            </w:r>
+          </w:p>
+        </w:tc>
+        <w:tc>
+          <w:tcPr>
+            <w:tcW w:w="1701" w:type="dxa"/>
+          </w:tcPr>
+          <w:p>
+            <w:r>
+              <w:t>0.</w:t>
+            </w:r>
+            <w:r>
+              <w:t>93</w:t>
             </w:r>
           </w:p>
         </w:tc>
       </w:tr>
     </w:tbl>
-    <w:p>
-      <w:pPr>
-        <w:keepNext/>
-        <w:pBdr>
-          <w:top w:val="nil"/>
-          <w:left w:val="nil"/>
-          <w:bottom w:val="nil"/>
-          <w:right w:val="nil"/>
-          <w:between w:val="nil"/>
-        </w:pBdr>
-        <w:spacing w:before="240" w:after="80"/>
-        <w:rPr>
-          <w:color w:val="222222"/>
-        </w:rPr>
-      </w:pPr>
-      <w:r>
-        <w:rPr>
-          <w:color w:val="222222"/>
-        </w:rPr>
-        <w:t>Analizando los resultados obtenidos de el modelo original y la mejora podemos ver dos cosas interesantes.</w:t>
-      </w:r>
-    </w:p>
-    <w:p>
-      <w:pPr>
-        <w:keepNext/>
-        <w:pBdr>
-          <w:top w:val="nil"/>
-          <w:left w:val="nil"/>
-          <w:bottom w:val="nil"/>
-          <w:right w:val="nil"/>
-          <w:between w:val="nil"/>
-        </w:pBdr>
-        <w:spacing w:before="240" w:after="80"/>
-        <w:rPr>
-          <w:color w:val="222222"/>
-        </w:rPr>
-      </w:pPr>
-      <w:r>
-        <w:rPr>
-          <w:color w:val="222222"/>
-        </w:rPr>
-        <w:t xml:space="preserve">El modelo original tiene un error máximo y promedio más pequeños, esto es de entender pues la mejora tiene errores máximos mucho mayores, si solo fueran estos los parámetros para determinar cual es el mejor modelo el original ganarían. Pero, el valor más importante para determinar </w:t>
-      </w:r>
-      <w:r>
-        <w:rPr>
-          <w:color w:val="222222"/>
-        </w:rPr>
-        <w:t xml:space="preserve">cual modelo es mejor sería la media. Ya que nos dice que al menos el 50% de los datos de prueba tiene un error inferior a 1.23e-6, 5e-6 menor al error del modelo original. Aunque, debido a que la diferencia no es tan grande, puede que ambos sean intercambiables y tengan resultados muy similares prácticamente, aunque la mejora es más propenso a generar valores extremos. </w:t>
+    <w:p/>
+    <w:p>
+      <w:r>
+        <w:lastRenderedPageBreak/>
+        <w:t>La CNN Modificada, pese a tratar de crear la arquitectura en base a lo explicado en el artículo original los resultados fueron por debajo de lo esperado.</w:t>
+      </w:r>
+    </w:p>
+    <w:p/>
+    <w:p>
+      <w:r>
+        <w:t xml:space="preserve">Los resultados demuestran que las métricas están por encima del modelo CNN original que implementé, pero se encuentra un poco por debajo de la versión mejorada. Pese a esto, ninguno de los modelos ha obtenido resultados comparables con lo reportado en el artículo, por lo que los hiperparámetros y arquitectura siguen sin llegar a los resultados esperados.  </w:t>
+      </w:r>
+    </w:p>
+    <w:p>
+      <w:r>
+        <w:rPr>
+          <w:noProof/>
+        </w:rPr>
+        <w:drawing>
+          <wp:inline distT="0" distB="0" distL="0" distR="0" wp14:anchorId="6DB228B0" wp14:editId="66CFE750">
+            <wp:extent cx="3061335" cy="2298065"/>
+            <wp:effectExtent l="0" t="0" r="5715" b="6985"/>
+            <wp:docPr id="2065362082" name="Imagen 18"/>
+            <wp:cNvGraphicFramePr>
+              <a:graphicFrameLocks xmlns:a="http://schemas.openxmlformats.org/drawingml/2006/main" noChangeAspect="1"/>
+            </wp:cNvGraphicFramePr>
+            <a:graphic xmlns:a="http://schemas.openxmlformats.org/drawingml/2006/main">
+              <a:graphicData uri="http://schemas.openxmlformats.org/drawingml/2006/picture">
+                <pic:pic xmlns:pic="http://schemas.openxmlformats.org/drawingml/2006/picture">
+                  <pic:nvPicPr>
+                    <pic:cNvPr id="0" name="Picture 18"/>
+                    <pic:cNvPicPr>
+                      <a:picLocks noChangeAspect="1" noChangeArrowheads="1"/>
+                    </pic:cNvPicPr>
+                  </pic:nvPicPr>
+                  <pic:blipFill>
+                    <a:blip r:embed="rId19">
+                      <a:extLst>
+                        <a:ext uri="{28A0092B-C50C-407E-A947-70E740481C1C}">
+                          <a14:useLocalDpi xmlns:a14="http://schemas.microsoft.com/office/drawing/2010/main" val="0"/>
+                        </a:ext>
+                      </a:extLst>
+                    </a:blip>
+                    <a:srcRect/>
+                    <a:stretch>
+                      <a:fillRect/>
+                    </a:stretch>
+                  </pic:blipFill>
+                  <pic:spPr bwMode="auto">
+                    <a:xfrm>
+                      <a:off x="0" y="0"/>
+                      <a:ext cx="3061335" cy="2298065"/>
+                    </a:xfrm>
+                    <a:prstGeom prst="rect">
+                      <a:avLst/>
+                    </a:prstGeom>
+                    <a:noFill/>
+                    <a:ln>
+                      <a:noFill/>
+                    </a:ln>
+                  </pic:spPr>
+                </pic:pic>
+              </a:graphicData>
+            </a:graphic>
+          </wp:inline>
+        </w:drawing>
+      </w:r>
+    </w:p>
+    <w:p>
+      <w:r>
+        <w:rPr>
+          <w:noProof/>
+        </w:rPr>
+        <w:drawing>
+          <wp:inline distT="0" distB="0" distL="0" distR="0" wp14:anchorId="4C34EECA" wp14:editId="042F1069">
+            <wp:extent cx="3061335" cy="2298065"/>
+            <wp:effectExtent l="0" t="0" r="5715" b="6985"/>
+            <wp:docPr id="1601186730" name="Imagen 17"/>
+            <wp:cNvGraphicFramePr>
+              <a:graphicFrameLocks xmlns:a="http://schemas.openxmlformats.org/drawingml/2006/main" noChangeAspect="1"/>
+            </wp:cNvGraphicFramePr>
+            <a:graphic xmlns:a="http://schemas.openxmlformats.org/drawingml/2006/main">
+              <a:graphicData uri="http://schemas.openxmlformats.org/drawingml/2006/picture">
+                <pic:pic xmlns:pic="http://schemas.openxmlformats.org/drawingml/2006/picture">
+                  <pic:nvPicPr>
+                    <pic:cNvPr id="0" name="Picture 17"/>
+                    <pic:cNvPicPr>
+                      <a:picLocks noChangeAspect="1" noChangeArrowheads="1"/>
+                    </pic:cNvPicPr>
+                  </pic:nvPicPr>
+                  <pic:blipFill>
+                    <a:blip r:embed="rId20">
+                      <a:extLst>
+                        <a:ext uri="{28A0092B-C50C-407E-A947-70E740481C1C}">
+                          <a14:useLocalDpi xmlns:a14="http://schemas.microsoft.com/office/drawing/2010/main" val="0"/>
+                        </a:ext>
+                      </a:extLst>
+                    </a:blip>
+                    <a:srcRect/>
+                    <a:stretch>
+                      <a:fillRect/>
+                    </a:stretch>
+                  </pic:blipFill>
+                  <pic:spPr bwMode="auto">
+                    <a:xfrm>
+                      <a:off x="0" y="0"/>
+                      <a:ext cx="3061335" cy="2298065"/>
+                    </a:xfrm>
+                    <a:prstGeom prst="rect">
+                      <a:avLst/>
+                    </a:prstGeom>
+                    <a:noFill/>
+                    <a:ln>
+                      <a:noFill/>
+                    </a:ln>
+                  </pic:spPr>
+                </pic:pic>
+              </a:graphicData>
+            </a:graphic>
+          </wp:inline>
+        </w:drawing>
+      </w:r>
+    </w:p>
+    <w:p>
+      <w:r>
+        <w:rPr>
+          <w:noProof/>
+        </w:rPr>
+        <w:drawing>
+          <wp:inline distT="0" distB="0" distL="0" distR="0" wp14:anchorId="044F76C2" wp14:editId="6BA20CCF">
+            <wp:extent cx="3061335" cy="2298065"/>
+            <wp:effectExtent l="0" t="0" r="5715" b="6985"/>
+            <wp:docPr id="602606805" name="Imagen 19"/>
+            <wp:cNvGraphicFramePr>
+              <a:graphicFrameLocks xmlns:a="http://schemas.openxmlformats.org/drawingml/2006/main" noChangeAspect="1"/>
+            </wp:cNvGraphicFramePr>
+            <a:graphic xmlns:a="http://schemas.openxmlformats.org/drawingml/2006/main">
+              <a:graphicData uri="http://schemas.openxmlformats.org/drawingml/2006/picture">
+                <pic:pic xmlns:pic="http://schemas.openxmlformats.org/drawingml/2006/picture">
+                  <pic:nvPicPr>
+                    <pic:cNvPr id="0" name="Picture 19"/>
+                    <pic:cNvPicPr>
+                      <a:picLocks noChangeAspect="1" noChangeArrowheads="1"/>
+                    </pic:cNvPicPr>
+                  </pic:nvPicPr>
+                  <pic:blipFill>
+                    <a:blip r:embed="rId21">
+                      <a:extLst>
+                        <a:ext uri="{28A0092B-C50C-407E-A947-70E740481C1C}">
+                          <a14:useLocalDpi xmlns:a14="http://schemas.microsoft.com/office/drawing/2010/main" val="0"/>
+                        </a:ext>
+                      </a:extLst>
+                    </a:blip>
+                    <a:srcRect/>
+                    <a:stretch>
+                      <a:fillRect/>
+                    </a:stretch>
+                  </pic:blipFill>
+                  <pic:spPr bwMode="auto">
+                    <a:xfrm>
+                      <a:off x="0" y="0"/>
+                      <a:ext cx="3061335" cy="2298065"/>
+                    </a:xfrm>
+                    <a:prstGeom prst="rect">
+                      <a:avLst/>
+                    </a:prstGeom>
+                    <a:noFill/>
+                    <a:ln>
+                      <a:noFill/>
+                    </a:ln>
+                  </pic:spPr>
+                </pic:pic>
+              </a:graphicData>
+            </a:graphic>
+          </wp:inline>
+        </w:drawing>
       </w:r>
     </w:p>
     <w:p>
@@ -5717,10 +3879,11 @@
         <w:rPr>
           <w:rFonts w:ascii="Times" w:eastAsia="Times" w:hAnsi="Times" w:cs="Times"/>
           <w:iCs/>
+          <w:lang w:val="en-US"/>
         </w:rPr>
         <w:t xml:space="preserve">Ahmed, M., Rozario, U., Kabir, M. M., Aung, Z., Shin, J., &amp; Mridha, M. F. (2024). Musical genre classification using advanced audio analysis and deep learning techniques. IEEE Open Journal of the Computer Society, 5, 457–467. </w:t>
       </w:r>
-      <w:hyperlink r:id="rId19" w:history="1">
+      <w:hyperlink r:id="rId22" w:history="1">
         <w:r>
           <w:rPr>
             <w:rStyle w:val="Hipervnculo"/>
@@ -5742,17 +3905,41 @@
           <w:rFonts w:ascii="Times" w:eastAsia="Times" w:hAnsi="Times" w:cs="Times"/>
           <w:iCs/>
         </w:rPr>
-        <w:t xml:space="preserve"> </w:t>
-      </w:r>
-    </w:p>
-    <w:p>
-      <w:pPr>
-        <w:jc w:val="both"/>
+        <w:t xml:space="preserve">. Recuperado de: </w:t>
+      </w:r>
+      <w:hyperlink r:id="rId23" w:history="1">
+        <w:r>
+          <w:rPr>
+            <w:rStyle w:val="Hipervnculo"/>
+            <w:rFonts w:ascii="Times" w:eastAsia="Times" w:hAnsi="Times" w:cs="Times"/>
+            <w:iCs/>
+          </w:rPr>
+          <w:t>https://ieeexplore.ieee.org/abstract/</w:t>
+        </w:r>
+        <w:r>
+          <w:rPr>
+            <w:rStyle w:val="Hipervnculo"/>
+            <w:rFonts w:ascii="Times" w:eastAsia="Times" w:hAnsi="Times" w:cs="Times"/>
+            <w:iCs/>
+          </w:rPr>
+          <w:t>d</w:t>
+        </w:r>
+        <w:r>
+          <w:rPr>
+            <w:rStyle w:val="Hipervnculo"/>
+            <w:rFonts w:ascii="Times" w:eastAsia="Times" w:hAnsi="Times" w:cs="Times"/>
+            <w:iCs/>
+          </w:rPr>
+          <w:t>ocument/10605044</w:t>
+        </w:r>
+      </w:hyperlink>
+      <w:r>
         <w:rPr>
           <w:rFonts w:ascii="Times" w:eastAsia="Times" w:hAnsi="Times" w:cs="Times"/>
           <w:iCs/>
         </w:rPr>
-      </w:pPr>
+        <w:t xml:space="preserve"> </w:t>
+      </w:r>
     </w:p>
     <w:p>
       <w:pPr>
@@ -5762,14 +3949,31 @@
           <w:iCs/>
         </w:rPr>
       </w:pPr>
-      <w:r>
+    </w:p>
+    <w:p>
+      <w:pPr>
+        <w:jc w:val="both"/>
         <w:rPr>
           <w:rFonts w:ascii="Times" w:eastAsia="Times" w:hAnsi="Times" w:cs="Times"/>
           <w:iCs/>
         </w:rPr>
-        <w:t xml:space="preserve">TensorFlow. (s. f.). GTZAN: A dataset for music genre classification. TensorFlow Datasets. Recuperado el 18 de octubre de 2026, de </w:t>
-      </w:r>
-      <w:hyperlink r:id="rId20" w:history="1">
+      </w:pPr>
+      <w:r>
+        <w:rPr>
+          <w:rFonts w:ascii="Times" w:eastAsia="Times" w:hAnsi="Times" w:cs="Times"/>
+          <w:iCs/>
+          <w:lang w:val="en-US"/>
+        </w:rPr>
+        <w:t xml:space="preserve">TensorFlow. (s. f.). GTZAN: A dataset for music genre classification. </w:t>
+      </w:r>
+      <w:r>
+        <w:rPr>
+          <w:rFonts w:ascii="Times" w:eastAsia="Times" w:hAnsi="Times" w:cs="Times"/>
+          <w:iCs/>
+        </w:rPr>
+        <w:t xml:space="preserve">TensorFlow Datasets. Recuperado el 18 de octubre de 2026, de </w:t>
+      </w:r>
+      <w:hyperlink r:id="rId24" w:history="1">
         <w:r>
           <w:rPr>
             <w:rStyle w:val="Hipervnculo"/>
@@ -5784,15 +3988,17 @@
           <w:rFonts w:ascii="Times" w:eastAsia="Times" w:hAnsi="Times" w:cs="Times"/>
           <w:iCs/>
         </w:rPr>
-        <w:t xml:space="preserve"> </w:t>
-      </w:r>
-      <w:r>
+        <w:t xml:space="preserve">  </w:t>
+      </w:r>
+    </w:p>
+    <w:p>
+      <w:pPr>
+        <w:jc w:val="both"/>
         <w:rPr>
           <w:rFonts w:ascii="Times" w:eastAsia="Times" w:hAnsi="Times" w:cs="Times"/>
           <w:iCs/>
         </w:rPr>
-        <w:t xml:space="preserve"> </w:t>
-      </w:r>
+      </w:pPr>
     </w:p>
     <w:p>
       <w:pPr>
@@ -5802,23 +4008,14 @@
           <w:iCs/>
         </w:rPr>
       </w:pPr>
-    </w:p>
-    <w:p>
-      <w:pPr>
-        <w:jc w:val="both"/>
+      <w:r>
         <w:rPr>
           <w:rFonts w:ascii="Times" w:eastAsia="Times" w:hAnsi="Times" w:cs="Times"/>
           <w:iCs/>
         </w:rPr>
-      </w:pPr>
-      <w:r>
-        <w:rPr>
-          <w:rFonts w:ascii="Times" w:eastAsia="Times" w:hAnsi="Times" w:cs="Times"/>
-          <w:iCs/>
-        </w:rPr>
         <w:t xml:space="preserve">Lewtun. (s. f.). Music genres dataset [Conjunto de datos]. Hugging Face. Recuperado el 18 de octubre de 2026, de </w:t>
       </w:r>
-      <w:hyperlink r:id="rId21" w:history="1">
+      <w:hyperlink r:id="rId25" w:history="1">
         <w:r>
           <w:rPr>
             <w:rStyle w:val="Hipervnculo"/>
@@ -5860,7 +4057,7 @@
         </w:rPr>
         <w:t xml:space="preserve">Patel, S. J. (2026). Sunnify Spotify Downloader (Versión 2.5.0) [Software de computación]. GitHub. </w:t>
       </w:r>
-      <w:hyperlink r:id="rId22" w:history="1">
+      <w:hyperlink r:id="rId26" w:history="1">
         <w:r>
           <w:rPr>
             <w:rStyle w:val="Hipervnculo"/>
@@ -7900,7 +6097,7 @@
   <w:style w:type="paragraph" w:default="1" w:styleId="Normal">
     <w:name w:val="Normal"/>
     <w:qFormat/>
-    <w:rsid w:val="00D97189"/>
+    <w:rsid w:val="005C0236"/>
     <w:rPr>
       <w:lang w:val="es-MX"/>
     </w:rPr>
@@ -8100,6 +6297,7 @@
   <w:style w:type="character" w:default="1" w:styleId="Fuentedeprrafopredeter">
     <w:name w:val="Default Paragraph Font"/>
     <w:uiPriority w:val="1"/>
+    <w:semiHidden/>
     <w:unhideWhenUsed/>
   </w:style>
   <w:style w:type="table" w:default="1" w:styleId="Tablanormal">
@@ -9054,28 +7252,28 @@
 </file>
 
 <file path=customXml/item1.xml><?xml version="1.0" encoding="utf-8"?>
+<b:Sources xmlns:b="http://schemas.openxmlformats.org/officeDocument/2006/bibliography" xmlns="http://schemas.openxmlformats.org/officeDocument/2006/bibliography" SelectedStyle="\APASixthEditionOfficeOnline.xsl" StyleName="APA" Version="6"/>
+</file>
+
+<file path=customXml/item2.xml><?xml version="1.0" encoding="utf-8"?>
 <go:gDocsCustomXmlDataStorage xmlns:go="http://customooxmlschemas.google.com/" xmlns:r="http://schemas.openxmlformats.org/officeDocument/2006/relationships">
   <go:docsCustomData xmlns:go="http://customooxmlschemas.google.com/" roundtripDataSignature="AMtx7mjPovk3igAzhESNbNe8yh+DWI7/jA==">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</go:docsCustomData>
 </go:gDocsCustomXmlDataStorage>
 </file>
 
-<file path=customXml/item2.xml><?xml version="1.0" encoding="utf-8"?>
-<b:Sources xmlns:b="http://schemas.openxmlformats.org/officeDocument/2006/bibliography" xmlns="http://schemas.openxmlformats.org/officeDocument/2006/bibliography" SelectedStyle="\APASixthEditionOfficeOnline.xsl" StyleName="APA" Version="6"/>
+<file path=customXml/itemProps1.xml><?xml version="1.0" encoding="utf-8"?>
+<ds:datastoreItem xmlns:ds="http://schemas.openxmlformats.org/officeDocument/2006/customXml" ds:itemID="{7FDB3116-7FC6-4074-8BFD-613BFCEE0C0E}">
+  <ds:schemaRefs>
+    <ds:schemaRef ds:uri="http://schemas.openxmlformats.org/officeDocument/2006/bibliography"/>
+  </ds:schemaRefs>
+</ds:datastoreItem>
 </file>
 
-<file path=customXml/itemProps1.xml><?xml version="1.0" encoding="utf-8"?>
+<file path=customXml/itemProps2.xml><?xml version="1.0" encoding="utf-8"?>
 <ds:datastoreItem xmlns:ds="http://schemas.openxmlformats.org/officeDocument/2006/customXml" ds:itemID="{11111111-1234-1234-1234-123412341234}">
   <ds:schemaRefs>
     <ds:schemaRef ds:uri="http://customooxmlschemas.google.com/"/>
     <ds:schemaRef ds:uri="http://schemas.openxmlformats.org/officeDocument/2006/relationships"/>
   </ds:schemaRefs>
 </ds:datastoreItem>
-</file>
-
-<file path=customXml/itemProps2.xml><?xml version="1.0" encoding="utf-8"?>
-<ds:datastoreItem xmlns:ds="http://schemas.openxmlformats.org/officeDocument/2006/customXml" ds:itemID="{7FDB3116-7FC6-4074-8BFD-613BFCEE0C0E}">
-  <ds:schemaRefs>
-    <ds:schemaRef ds:uri="http://schemas.openxmlformats.org/officeDocument/2006/bibliography"/>
-  </ds:schemaRefs>
-</ds:datastoreItem>
 </file>
--- a/Reporte Music Classification DeepLearning.docx
+++ b/Reporte Music Classification DeepLearning.docx
@@ -8,7 +8,15 @@
         <w:framePr w:w="0" w:hSpace="0" w:vSpace="0" w:wrap="auto" w:vAnchor="margin" w:hAnchor="text" w:xAlign="left" w:yAlign="inline"/>
       </w:pPr>
       <w:r>
-        <w:t>Deep Learning: clasificador de canciones</w:t>
+        <w:t xml:space="preserve">Deep </w:t>
+      </w:r>
+      <w:proofErr w:type="spellStart"/>
+      <w:r>
+        <w:t>Learning</w:t>
+      </w:r>
+      <w:proofErr w:type="spellEnd"/>
+      <w:r>
+        <w:t>: clasificador de canciones</w:t>
       </w:r>
     </w:p>
     <w:p>
@@ -199,6 +207,7 @@
           <w:szCs w:val="18"/>
         </w:rPr>
       </w:pPr>
+      <w:proofErr w:type="spellStart"/>
       <w:r>
         <w:rPr>
           <w:b/>
@@ -209,6 +218,7 @@
         </w:rPr>
         <w:t>Abstract</w:t>
       </w:r>
+      <w:proofErr w:type="spellEnd"/>
       <w:r>
         <w:rPr>
           <w:b/>
@@ -236,8 +246,9 @@
           <w:sz w:val="18"/>
           <w:szCs w:val="18"/>
         </w:rPr>
-        <w:t>Musical genre classification using advanced audio analysis and deep learning techniques</w:t>
-      </w:r>
+        <w:t xml:space="preserve">Musical </w:t>
+      </w:r>
+      <w:proofErr w:type="spellStart"/>
       <w:r>
         <w:rPr>
           <w:b/>
@@ -247,6 +258,186 @@
           <w:sz w:val="18"/>
           <w:szCs w:val="18"/>
         </w:rPr>
+        <w:t>genre</w:t>
+      </w:r>
+      <w:proofErr w:type="spellEnd"/>
+      <w:r>
+        <w:rPr>
+          <w:b/>
+          <w:i/>
+          <w:iCs/>
+          <w:color w:val="000000"/>
+          <w:sz w:val="18"/>
+          <w:szCs w:val="18"/>
+        </w:rPr>
+        <w:t xml:space="preserve"> </w:t>
+      </w:r>
+      <w:proofErr w:type="spellStart"/>
+      <w:r>
+        <w:rPr>
+          <w:b/>
+          <w:i/>
+          <w:iCs/>
+          <w:color w:val="000000"/>
+          <w:sz w:val="18"/>
+          <w:szCs w:val="18"/>
+        </w:rPr>
+        <w:t>classification</w:t>
+      </w:r>
+      <w:proofErr w:type="spellEnd"/>
+      <w:r>
+        <w:rPr>
+          <w:b/>
+          <w:i/>
+          <w:iCs/>
+          <w:color w:val="000000"/>
+          <w:sz w:val="18"/>
+          <w:szCs w:val="18"/>
+        </w:rPr>
+        <w:t xml:space="preserve"> </w:t>
+      </w:r>
+      <w:proofErr w:type="spellStart"/>
+      <w:r>
+        <w:rPr>
+          <w:b/>
+          <w:i/>
+          <w:iCs/>
+          <w:color w:val="000000"/>
+          <w:sz w:val="18"/>
+          <w:szCs w:val="18"/>
+        </w:rPr>
+        <w:t>using</w:t>
+      </w:r>
+      <w:proofErr w:type="spellEnd"/>
+      <w:r>
+        <w:rPr>
+          <w:b/>
+          <w:i/>
+          <w:iCs/>
+          <w:color w:val="000000"/>
+          <w:sz w:val="18"/>
+          <w:szCs w:val="18"/>
+        </w:rPr>
+        <w:t xml:space="preserve"> </w:t>
+      </w:r>
+      <w:proofErr w:type="spellStart"/>
+      <w:r>
+        <w:rPr>
+          <w:b/>
+          <w:i/>
+          <w:iCs/>
+          <w:color w:val="000000"/>
+          <w:sz w:val="18"/>
+          <w:szCs w:val="18"/>
+        </w:rPr>
+        <w:t>advanced</w:t>
+      </w:r>
+      <w:proofErr w:type="spellEnd"/>
+      <w:r>
+        <w:rPr>
+          <w:b/>
+          <w:i/>
+          <w:iCs/>
+          <w:color w:val="000000"/>
+          <w:sz w:val="18"/>
+          <w:szCs w:val="18"/>
+        </w:rPr>
+        <w:t xml:space="preserve"> audio </w:t>
+      </w:r>
+      <w:proofErr w:type="spellStart"/>
+      <w:r>
+        <w:rPr>
+          <w:b/>
+          <w:i/>
+          <w:iCs/>
+          <w:color w:val="000000"/>
+          <w:sz w:val="18"/>
+          <w:szCs w:val="18"/>
+        </w:rPr>
+        <w:t>analysis</w:t>
+      </w:r>
+      <w:proofErr w:type="spellEnd"/>
+      <w:r>
+        <w:rPr>
+          <w:b/>
+          <w:i/>
+          <w:iCs/>
+          <w:color w:val="000000"/>
+          <w:sz w:val="18"/>
+          <w:szCs w:val="18"/>
+        </w:rPr>
+        <w:t xml:space="preserve"> and </w:t>
+      </w:r>
+      <w:proofErr w:type="spellStart"/>
+      <w:r>
+        <w:rPr>
+          <w:b/>
+          <w:i/>
+          <w:iCs/>
+          <w:color w:val="000000"/>
+          <w:sz w:val="18"/>
+          <w:szCs w:val="18"/>
+        </w:rPr>
+        <w:t>deep</w:t>
+      </w:r>
+      <w:proofErr w:type="spellEnd"/>
+      <w:r>
+        <w:rPr>
+          <w:b/>
+          <w:i/>
+          <w:iCs/>
+          <w:color w:val="000000"/>
+          <w:sz w:val="18"/>
+          <w:szCs w:val="18"/>
+        </w:rPr>
+        <w:t xml:space="preserve"> </w:t>
+      </w:r>
+      <w:proofErr w:type="spellStart"/>
+      <w:r>
+        <w:rPr>
+          <w:b/>
+          <w:i/>
+          <w:iCs/>
+          <w:color w:val="000000"/>
+          <w:sz w:val="18"/>
+          <w:szCs w:val="18"/>
+        </w:rPr>
+        <w:t>learning</w:t>
+      </w:r>
+      <w:proofErr w:type="spellEnd"/>
+      <w:r>
+        <w:rPr>
+          <w:b/>
+          <w:i/>
+          <w:iCs/>
+          <w:color w:val="000000"/>
+          <w:sz w:val="18"/>
+          <w:szCs w:val="18"/>
+        </w:rPr>
+        <w:t xml:space="preserve"> </w:t>
+      </w:r>
+      <w:proofErr w:type="spellStart"/>
+      <w:r>
+        <w:rPr>
+          <w:b/>
+          <w:i/>
+          <w:iCs/>
+          <w:color w:val="000000"/>
+          <w:sz w:val="18"/>
+          <w:szCs w:val="18"/>
+        </w:rPr>
+        <w:t>techniques</w:t>
+      </w:r>
+      <w:proofErr w:type="spellEnd"/>
+      <w:r>
+        <w:rPr>
+          <w:b/>
+          <w:i/>
+          <w:iCs/>
+          <w:color w:val="000000"/>
+          <w:sz w:val="18"/>
+          <w:szCs w:val="18"/>
+        </w:rPr>
         <w:t xml:space="preserve">” </w:t>
       </w:r>
       <w:r>
@@ -267,18 +458,7 @@
           <w:sz w:val="18"/>
           <w:szCs w:val="18"/>
         </w:rPr>
-        <w:t>Ahmed</w:t>
-      </w:r>
-      <w:r>
-        <w:rPr>
-          <w:rFonts w:ascii="Times" w:eastAsia="Times" w:hAnsi="Times" w:cs="Times"/>
-          <w:b/>
-          <w:bCs/>
-          <w:iCs/>
-          <w:sz w:val="18"/>
-          <w:szCs w:val="18"/>
-        </w:rPr>
-        <w:t xml:space="preserve"> et.al. (2024)</w:t>
+        <w:t>Ahmed et.al. (2024)</w:t>
       </w:r>
       <w:r>
         <w:rPr>
@@ -399,7 +579,7 @@
           <w:sz w:val="22"/>
           <w:szCs w:val="22"/>
         </w:rPr>
-        <w:t xml:space="preserve">En este definí los criterios de éxito por fases. </w:t>
+        <w:t xml:space="preserve">En este definí los criterios de éxito. </w:t>
       </w:r>
     </w:p>
     <w:p>
@@ -534,56 +714,6 @@
     </w:p>
     <w:p>
       <w:pPr>
-        <w:pStyle w:val="Prrafodelista"/>
-        <w:widowControl w:val="0"/>
-        <w:numPr>
-          <w:ilvl w:val="0"/>
-          <w:numId w:val="15"/>
-        </w:numPr>
-        <w:pBdr>
-          <w:top w:val="nil"/>
-          <w:left w:val="nil"/>
-          <w:bottom w:val="nil"/>
-          <w:right w:val="nil"/>
-          <w:between w:val="nil"/>
-        </w:pBdr>
-        <w:spacing w:before="80" w:line="276" w:lineRule="auto"/>
-        <w:ind w:left="284" w:hanging="284"/>
-        <w:jc w:val="both"/>
-        <w:rPr>
-          <w:sz w:val="22"/>
-          <w:szCs w:val="22"/>
-        </w:rPr>
-      </w:pPr>
-      <w:r>
-        <w:rPr>
-          <w:sz w:val="22"/>
-          <w:szCs w:val="22"/>
-        </w:rPr>
-        <w:t>Poder determinar diferentes segmentos de la canción con su género asociado (estilo bounding box pero en música, de manera que una canción pueda pertenecer a múltiples géneros a la vez)</w:t>
-      </w:r>
-    </w:p>
-    <w:p>
-      <w:pPr>
-        <w:widowControl w:val="0"/>
-        <w:pBdr>
-          <w:top w:val="nil"/>
-          <w:left w:val="nil"/>
-          <w:bottom w:val="nil"/>
-          <w:right w:val="nil"/>
-          <w:between w:val="nil"/>
-        </w:pBdr>
-        <w:spacing w:before="80" w:line="276" w:lineRule="auto"/>
-        <w:ind w:left="284" w:hanging="284"/>
-        <w:jc w:val="both"/>
-        <w:rPr>
-          <w:sz w:val="22"/>
-          <w:szCs w:val="22"/>
-        </w:rPr>
-      </w:pPr>
-    </w:p>
-    <w:p>
-      <w:pPr>
         <w:widowControl w:val="0"/>
         <w:pBdr>
           <w:top w:val="nil"/>
@@ -599,46 +729,6 @@
           <w:szCs w:val="22"/>
         </w:rPr>
       </w:pPr>
-      <w:r>
-        <w:rPr>
-          <w:sz w:val="22"/>
-          <w:szCs w:val="22"/>
-        </w:rPr>
-        <w:t>Estoy utilizando de base la metodología explicada por Ahmed, et.al. en "Musical genre classification using advanced audio analysis and deep learning techniques" (2024).</w:t>
-      </w:r>
-      <w:r>
-        <w:rPr>
-          <w:sz w:val="22"/>
-          <w:szCs w:val="22"/>
-        </w:rPr>
-        <w:t xml:space="preserve"> Este es un estudio del estado del arte donde compara diferentes modelos y acercamientos a este problema por diferentes personas, y compara sus resultados. Lo estoy usando como guía para fundamentar y guiar el proyecto porque explica paso a paso las </w:t>
-      </w:r>
-      <w:r>
-        <w:rPr>
-          <w:sz w:val="22"/>
-          <w:szCs w:val="22"/>
-        </w:rPr>
-        <w:t>diferentes estrategias y da la teoría y matemáticas detrás para el análisis.</w:t>
-      </w:r>
-    </w:p>
-    <w:p>
-      <w:pPr>
-        <w:pStyle w:val="Ttulo1"/>
-        <w:ind w:firstLine="0"/>
-        <w:rPr>
-          <w:sz w:val="28"/>
-          <w:szCs w:val="28"/>
-          <w:lang w:val="es-MX"/>
-        </w:rPr>
-      </w:pPr>
-      <w:r>
-        <w:rPr>
-          <w:sz w:val="28"/>
-          <w:szCs w:val="28"/>
-          <w:lang w:val="es-MX"/>
-        </w:rPr>
-        <w:t>MARCO TEÓRICO</w:t>
-      </w:r>
     </w:p>
     <w:p>
       <w:pPr>
@@ -662,14 +752,161 @@
           <w:sz w:val="22"/>
           <w:szCs w:val="22"/>
         </w:rPr>
-        <w:t xml:space="preserve">El artículo anteriormente mencionado </w:t>
-      </w:r>
-      <w:r>
-        <w:rPr>
-          <w:sz w:val="22"/>
-          <w:szCs w:val="22"/>
-        </w:rPr>
-        <w:t xml:space="preserve">aborda la teoría y diferentes estrategias para la clasificación de música, citando a diferentes autores con sus estrategias para este problema, y resultados. Entre ellos explica arquitecturas de Feed forward neural network (FNN), modelos de convolusión (CNN), modelos de convolusión modificados (Modified CNN), Recurrent Neural Network(RNN-LSTM), Support Vector Machine (SVM), K Nearest Neighbors (KNN) y compara sus resultados. </w:t>
+        <w:t xml:space="preserve">Estoy utilizando de base la metodología explicada por Ahmed, et.al. en "Musical </w:t>
+      </w:r>
+      <w:proofErr w:type="spellStart"/>
+      <w:r>
+        <w:rPr>
+          <w:sz w:val="22"/>
+          <w:szCs w:val="22"/>
+        </w:rPr>
+        <w:t>genre</w:t>
+      </w:r>
+      <w:proofErr w:type="spellEnd"/>
+      <w:r>
+        <w:rPr>
+          <w:sz w:val="22"/>
+          <w:szCs w:val="22"/>
+        </w:rPr>
+        <w:t xml:space="preserve"> </w:t>
+      </w:r>
+      <w:proofErr w:type="spellStart"/>
+      <w:r>
+        <w:rPr>
+          <w:sz w:val="22"/>
+          <w:szCs w:val="22"/>
+        </w:rPr>
+        <w:t>classification</w:t>
+      </w:r>
+      <w:proofErr w:type="spellEnd"/>
+      <w:r>
+        <w:rPr>
+          <w:sz w:val="22"/>
+          <w:szCs w:val="22"/>
+        </w:rPr>
+        <w:t xml:space="preserve"> </w:t>
+      </w:r>
+      <w:proofErr w:type="spellStart"/>
+      <w:r>
+        <w:rPr>
+          <w:sz w:val="22"/>
+          <w:szCs w:val="22"/>
+        </w:rPr>
+        <w:t>using</w:t>
+      </w:r>
+      <w:proofErr w:type="spellEnd"/>
+      <w:r>
+        <w:rPr>
+          <w:sz w:val="22"/>
+          <w:szCs w:val="22"/>
+        </w:rPr>
+        <w:t xml:space="preserve"> </w:t>
+      </w:r>
+      <w:proofErr w:type="spellStart"/>
+      <w:r>
+        <w:rPr>
+          <w:sz w:val="22"/>
+          <w:szCs w:val="22"/>
+        </w:rPr>
+        <w:t>advanced</w:t>
+      </w:r>
+      <w:proofErr w:type="spellEnd"/>
+      <w:r>
+        <w:rPr>
+          <w:sz w:val="22"/>
+          <w:szCs w:val="22"/>
+        </w:rPr>
+        <w:t xml:space="preserve"> audio </w:t>
+      </w:r>
+      <w:proofErr w:type="spellStart"/>
+      <w:r>
+        <w:rPr>
+          <w:sz w:val="22"/>
+          <w:szCs w:val="22"/>
+        </w:rPr>
+        <w:t>analysis</w:t>
+      </w:r>
+      <w:proofErr w:type="spellEnd"/>
+      <w:r>
+        <w:rPr>
+          <w:sz w:val="22"/>
+          <w:szCs w:val="22"/>
+        </w:rPr>
+        <w:t xml:space="preserve"> and </w:t>
+      </w:r>
+      <w:proofErr w:type="spellStart"/>
+      <w:r>
+        <w:rPr>
+          <w:sz w:val="22"/>
+          <w:szCs w:val="22"/>
+        </w:rPr>
+        <w:t>deep</w:t>
+      </w:r>
+      <w:proofErr w:type="spellEnd"/>
+      <w:r>
+        <w:rPr>
+          <w:sz w:val="22"/>
+          <w:szCs w:val="22"/>
+        </w:rPr>
+        <w:t xml:space="preserve"> </w:t>
+      </w:r>
+      <w:proofErr w:type="spellStart"/>
+      <w:r>
+        <w:rPr>
+          <w:sz w:val="22"/>
+          <w:szCs w:val="22"/>
+        </w:rPr>
+        <w:t>learning</w:t>
+      </w:r>
+      <w:proofErr w:type="spellEnd"/>
+      <w:r>
+        <w:rPr>
+          <w:sz w:val="22"/>
+          <w:szCs w:val="22"/>
+        </w:rPr>
+        <w:t xml:space="preserve"> </w:t>
+      </w:r>
+      <w:proofErr w:type="spellStart"/>
+      <w:r>
+        <w:rPr>
+          <w:sz w:val="22"/>
+          <w:szCs w:val="22"/>
+        </w:rPr>
+        <w:t>techniques</w:t>
+      </w:r>
+      <w:proofErr w:type="spellEnd"/>
+      <w:r>
+        <w:rPr>
+          <w:sz w:val="22"/>
+          <w:szCs w:val="22"/>
+        </w:rPr>
+        <w:t>" (2024).</w:t>
+      </w:r>
+      <w:r>
+        <w:rPr>
+          <w:sz w:val="22"/>
+          <w:szCs w:val="22"/>
+        </w:rPr>
+        <w:t xml:space="preserve"> Este es un estudio del estado del arte donde compara diferentes modelos y acercamientos a este problema por diferentes personas, y compara sus resultados. Lo estoy usando como guía para fundamentar y guiar el proyecto porque explica paso a paso las diferentes estrategias y da la teoría y matemáticas detrás para el análisis.</w:t>
+      </w:r>
+    </w:p>
+    <w:p>
+      <w:pPr>
+        <w:pStyle w:val="Ttulo1"/>
+        <w:ind w:firstLine="0"/>
+        <w:rPr>
+          <w:sz w:val="28"/>
+          <w:szCs w:val="28"/>
+          <w:lang w:val="es-MX"/>
+        </w:rPr>
+      </w:pPr>
+      <w:r>
+        <w:rPr>
+          <w:sz w:val="28"/>
+          <w:szCs w:val="28"/>
+          <w:lang w:val="es-MX"/>
+        </w:rPr>
+        <w:t>MARCO TEÓRICO</w:t>
       </w:r>
     </w:p>
     <w:p>
@@ -694,49 +931,158 @@
           <w:sz w:val="22"/>
           <w:szCs w:val="22"/>
         </w:rPr>
-        <w:t xml:space="preserve">En </w:t>
-      </w:r>
-      <w:r>
-        <w:rPr>
-          <w:sz w:val="22"/>
-          <w:szCs w:val="22"/>
-        </w:rPr>
-        <w:t>esta muestra</w:t>
-      </w:r>
-      <w:r>
-        <w:rPr>
-          <w:sz w:val="22"/>
-          <w:szCs w:val="22"/>
-        </w:rPr>
-        <w:t xml:space="preserve"> qu</w:t>
-      </w:r>
-      <w:r>
-        <w:rPr>
-          <w:sz w:val="22"/>
-          <w:szCs w:val="22"/>
-        </w:rPr>
-        <w:t>e</w:t>
-      </w:r>
-      <w:r>
-        <w:rPr>
-          <w:sz w:val="22"/>
-          <w:szCs w:val="22"/>
-        </w:rPr>
-        <w:t xml:space="preserve"> la red modifica CNN fue la que mejor resultados tuvo con una exactitud del 92.7%, seguida de la CNN regular con 85.56% y en </w:t>
-      </w:r>
-      <w:r>
-        <w:rPr>
-          <w:sz w:val="22"/>
-          <w:szCs w:val="22"/>
-        </w:rPr>
-        <w:t>último</w:t>
-      </w:r>
-      <w:r>
-        <w:rPr>
-          <w:sz w:val="22"/>
-          <w:szCs w:val="22"/>
-        </w:rPr>
-        <w:t xml:space="preserve"> lugar KNN con 70%.</w:t>
+        <w:t xml:space="preserve">El artículo anteriormente mencionado </w:t>
+      </w:r>
+      <w:r>
+        <w:rPr>
+          <w:sz w:val="22"/>
+          <w:szCs w:val="22"/>
+        </w:rPr>
+        <w:t xml:space="preserve">aborda la teoría y diferentes estrategias para la clasificación de música, citando a diferentes autores con sus estrategias para este problema, y resultados. Entre ellos explica arquitecturas de </w:t>
+      </w:r>
+      <w:proofErr w:type="spellStart"/>
+      <w:r>
+        <w:rPr>
+          <w:sz w:val="22"/>
+          <w:szCs w:val="22"/>
+        </w:rPr>
+        <w:t>Feed</w:t>
+      </w:r>
+      <w:proofErr w:type="spellEnd"/>
+      <w:r>
+        <w:rPr>
+          <w:sz w:val="22"/>
+          <w:szCs w:val="22"/>
+        </w:rPr>
+        <w:t xml:space="preserve"> forward neural </w:t>
+      </w:r>
+      <w:proofErr w:type="spellStart"/>
+      <w:r>
+        <w:rPr>
+          <w:sz w:val="22"/>
+          <w:szCs w:val="22"/>
+        </w:rPr>
+        <w:t>network</w:t>
+      </w:r>
+      <w:proofErr w:type="spellEnd"/>
+      <w:r>
+        <w:rPr>
+          <w:sz w:val="22"/>
+          <w:szCs w:val="22"/>
+        </w:rPr>
+        <w:t xml:space="preserve"> (FNN), modelos de </w:t>
+      </w:r>
+      <w:proofErr w:type="spellStart"/>
+      <w:r>
+        <w:rPr>
+          <w:sz w:val="22"/>
+          <w:szCs w:val="22"/>
+        </w:rPr>
+        <w:t>convolusión</w:t>
+      </w:r>
+      <w:proofErr w:type="spellEnd"/>
+      <w:r>
+        <w:rPr>
+          <w:sz w:val="22"/>
+          <w:szCs w:val="22"/>
+        </w:rPr>
+        <w:t xml:space="preserve"> (CNN), modelos de </w:t>
+      </w:r>
+      <w:proofErr w:type="spellStart"/>
+      <w:r>
+        <w:rPr>
+          <w:sz w:val="22"/>
+          <w:szCs w:val="22"/>
+        </w:rPr>
+        <w:t>convolusión</w:t>
+      </w:r>
+      <w:proofErr w:type="spellEnd"/>
+      <w:r>
+        <w:rPr>
+          <w:sz w:val="22"/>
+          <w:szCs w:val="22"/>
+        </w:rPr>
+        <w:t xml:space="preserve"> modificados (</w:t>
+      </w:r>
+      <w:proofErr w:type="spellStart"/>
+      <w:r>
+        <w:rPr>
+          <w:sz w:val="22"/>
+          <w:szCs w:val="22"/>
+        </w:rPr>
+        <w:t>Modified</w:t>
+      </w:r>
+      <w:proofErr w:type="spellEnd"/>
+      <w:r>
+        <w:rPr>
+          <w:sz w:val="22"/>
+          <w:szCs w:val="22"/>
+        </w:rPr>
+        <w:t xml:space="preserve"> CNN), </w:t>
+      </w:r>
+      <w:proofErr w:type="spellStart"/>
+      <w:r>
+        <w:rPr>
+          <w:sz w:val="22"/>
+          <w:szCs w:val="22"/>
+        </w:rPr>
+        <w:t>Recurrent</w:t>
+      </w:r>
+      <w:proofErr w:type="spellEnd"/>
+      <w:r>
+        <w:rPr>
+          <w:sz w:val="22"/>
+          <w:szCs w:val="22"/>
+        </w:rPr>
+        <w:t xml:space="preserve"> Neural </w:t>
+      </w:r>
+      <w:proofErr w:type="gramStart"/>
+      <w:r>
+        <w:rPr>
+          <w:sz w:val="22"/>
+          <w:szCs w:val="22"/>
+        </w:rPr>
+        <w:t>Network(</w:t>
+      </w:r>
+      <w:proofErr w:type="gramEnd"/>
+      <w:r>
+        <w:rPr>
+          <w:sz w:val="22"/>
+          <w:szCs w:val="22"/>
+        </w:rPr>
+        <w:t xml:space="preserve">RNN-LSTM), </w:t>
+      </w:r>
+      <w:proofErr w:type="spellStart"/>
+      <w:r>
+        <w:rPr>
+          <w:sz w:val="22"/>
+          <w:szCs w:val="22"/>
+        </w:rPr>
+        <w:t>Support</w:t>
+      </w:r>
+      <w:proofErr w:type="spellEnd"/>
+      <w:r>
+        <w:rPr>
+          <w:sz w:val="22"/>
+          <w:szCs w:val="22"/>
+        </w:rPr>
+        <w:t xml:space="preserve"> Vector Machine (SVM), K </w:t>
+      </w:r>
+      <w:proofErr w:type="spellStart"/>
+      <w:r>
+        <w:rPr>
+          <w:sz w:val="22"/>
+          <w:szCs w:val="22"/>
+        </w:rPr>
+        <w:t>Nearest</w:t>
+      </w:r>
+      <w:proofErr w:type="spellEnd"/>
+      <w:r>
+        <w:rPr>
+          <w:sz w:val="22"/>
+          <w:szCs w:val="22"/>
+        </w:rPr>
+        <w:t xml:space="preserve"> Neighbors (KNN) y compara sus resultados. </w:t>
       </w:r>
     </w:p>
     <w:p>
@@ -756,6 +1102,55 @@
           <w:szCs w:val="22"/>
         </w:rPr>
       </w:pPr>
+      <w:r>
+        <w:rPr>
+          <w:sz w:val="22"/>
+          <w:szCs w:val="22"/>
+        </w:rPr>
+        <w:t xml:space="preserve">En </w:t>
+      </w:r>
+      <w:r>
+        <w:rPr>
+          <w:sz w:val="22"/>
+          <w:szCs w:val="22"/>
+        </w:rPr>
+        <w:t>esta muestra</w:t>
+      </w:r>
+      <w:r>
+        <w:rPr>
+          <w:sz w:val="22"/>
+          <w:szCs w:val="22"/>
+        </w:rPr>
+        <w:t xml:space="preserve"> qu</w:t>
+      </w:r>
+      <w:r>
+        <w:rPr>
+          <w:sz w:val="22"/>
+          <w:szCs w:val="22"/>
+        </w:rPr>
+        <w:t>e</w:t>
+      </w:r>
+      <w:r>
+        <w:rPr>
+          <w:sz w:val="22"/>
+          <w:szCs w:val="22"/>
+        </w:rPr>
+        <w:t xml:space="preserve"> la red modifica CNN fue la que mejor resultados tuvo con una exactitud del 92.7%, seguida de la CNN regular con 85.56% y en </w:t>
+      </w:r>
+      <w:r>
+        <w:rPr>
+          <w:sz w:val="22"/>
+          <w:szCs w:val="22"/>
+        </w:rPr>
+        <w:t>último</w:t>
+      </w:r>
+      <w:r>
+        <w:rPr>
+          <w:sz w:val="22"/>
+          <w:szCs w:val="22"/>
+        </w:rPr>
+        <w:t xml:space="preserve"> lugar KNN con 70%.</w:t>
+      </w:r>
     </w:p>
     <w:p>
       <w:pPr>
@@ -774,27 +1169,6 @@
           <w:szCs w:val="22"/>
         </w:rPr>
       </w:pPr>
-      <w:r>
-        <w:rPr>
-          <w:sz w:val="22"/>
-          <w:szCs w:val="22"/>
-        </w:rPr>
-        <w:t xml:space="preserve">El proceso que sigue el artículo, y que uso como guía para este problema es la extracción de fragmentos de 30 segundos de una canción. Transformar la señal en </w:t>
-      </w:r>
-      <w:r>
-        <w:rPr>
-          <w:sz w:val="22"/>
-          <w:szCs w:val="22"/>
-        </w:rPr>
-        <w:t xml:space="preserve">Mel-Frequency Cepstral Coefficients </w:t>
-      </w:r>
-      <w:r>
-        <w:rPr>
-          <w:sz w:val="22"/>
-          <w:szCs w:val="22"/>
-        </w:rPr>
-        <w:t>(MFCC) y almacenarlos para luego procesarlos con los diferentes modelos y hacer el diagnóstico final.  Se usa este modelo de frecuencia para simular la audición humana, extrayendo señales importantes del audio y es menos afectada por el ruido.</w:t>
-      </w:r>
     </w:p>
     <w:p>
       <w:pPr>
@@ -818,7 +1192,69 @@
           <w:sz w:val="22"/>
           <w:szCs w:val="22"/>
         </w:rPr>
-        <w:t>MFCC tiene varios puntos positivos, elimina el ruido de la señal facilitando extraer características importantes del género musical. Al igual que mejora el rendimiento del modelo y acelerando el tiempo de procesamiento al disminuir la complejidad computacional.</w:t>
+        <w:t xml:space="preserve">El proceso que sigue el artículo, y que uso como guía para este problema es la extracción de fragmentos de 30 segundos de una canción. Transformar la señal en </w:t>
+      </w:r>
+      <w:r>
+        <w:rPr>
+          <w:sz w:val="22"/>
+          <w:szCs w:val="22"/>
+        </w:rPr>
+        <w:t>Mel-</w:t>
+      </w:r>
+      <w:proofErr w:type="spellStart"/>
+      <w:r>
+        <w:rPr>
+          <w:sz w:val="22"/>
+          <w:szCs w:val="22"/>
+        </w:rPr>
+        <w:t>Frequency</w:t>
+      </w:r>
+      <w:proofErr w:type="spellEnd"/>
+      <w:r>
+        <w:rPr>
+          <w:sz w:val="22"/>
+          <w:szCs w:val="22"/>
+        </w:rPr>
+        <w:t xml:space="preserve"> </w:t>
+      </w:r>
+      <w:proofErr w:type="spellStart"/>
+      <w:r>
+        <w:rPr>
+          <w:sz w:val="22"/>
+          <w:szCs w:val="22"/>
+        </w:rPr>
+        <w:t>Cepstral</w:t>
+      </w:r>
+      <w:proofErr w:type="spellEnd"/>
+      <w:r>
+        <w:rPr>
+          <w:sz w:val="22"/>
+          <w:szCs w:val="22"/>
+        </w:rPr>
+        <w:t xml:space="preserve"> </w:t>
+      </w:r>
+      <w:proofErr w:type="spellStart"/>
+      <w:r>
+        <w:rPr>
+          <w:sz w:val="22"/>
+          <w:szCs w:val="22"/>
+        </w:rPr>
+        <w:t>Coefficients</w:t>
+      </w:r>
+      <w:proofErr w:type="spellEnd"/>
+      <w:r>
+        <w:rPr>
+          <w:sz w:val="22"/>
+          <w:szCs w:val="22"/>
+        </w:rPr>
+        <w:t xml:space="preserve"> </w:t>
+      </w:r>
+      <w:r>
+        <w:rPr>
+          <w:sz w:val="22"/>
+          <w:szCs w:val="22"/>
+        </w:rPr>
+        <w:t>(MFCC) y almacenarlos para luego procesarlos con los diferentes modelos y hacer el diagnóstico final.  Se usa este modelo de frecuencia para simular la audición humana, extrayendo señales importantes del audio y es menos afectada por el ruido.</w:t>
       </w:r>
     </w:p>
     <w:p>
@@ -838,6 +1274,13 @@
           <w:szCs w:val="22"/>
         </w:rPr>
       </w:pPr>
+      <w:r>
+        <w:rPr>
+          <w:sz w:val="22"/>
+          <w:szCs w:val="22"/>
+        </w:rPr>
+        <w:t>MFCC tiene varios puntos positivos, elimina el ruido de la señal facilitando extraer características importantes del género musical. Al igual que mejora el rendimiento del modelo y acelerando el tiempo de procesamiento al disminuir la complejidad computacional.</w:t>
+      </w:r>
     </w:p>
     <w:p>
       <w:pPr>
@@ -856,20 +1299,46 @@
           <w:szCs w:val="22"/>
         </w:rPr>
       </w:pPr>
-      <w:r>
-        <w:rPr>
-          <w:sz w:val="22"/>
-          <w:szCs w:val="22"/>
-        </w:rPr>
-        <w:t xml:space="preserve">Decidí utilizar los modelos de CNN y CNN modificada, debido a que son temas relacionados con lo visto en clase y aquellos que demostraron mejores resultados entre todas las opciones. Primero implementando CNN y CNN modificada, tras el diagnóstico ver que resultados </w:t>
-      </w:r>
-      <w:r>
-        <w:rPr>
-          <w:sz w:val="22"/>
-          <w:szCs w:val="22"/>
-        </w:rPr>
-        <w:lastRenderedPageBreak/>
-        <w:t xml:space="preserve">muestra y decidir cual modelo tratar de mejorar. </w:t>
+    </w:p>
+    <w:p>
+      <w:pPr>
+        <w:widowControl w:val="0"/>
+        <w:pBdr>
+          <w:top w:val="nil"/>
+          <w:left w:val="nil"/>
+          <w:bottom w:val="nil"/>
+          <w:right w:val="nil"/>
+          <w:between w:val="nil"/>
+        </w:pBdr>
+        <w:spacing w:before="80" w:line="276" w:lineRule="auto"/>
+        <w:jc w:val="both"/>
+        <w:rPr>
+          <w:sz w:val="22"/>
+          <w:szCs w:val="22"/>
+        </w:rPr>
+      </w:pPr>
+      <w:r>
+        <w:rPr>
+          <w:sz w:val="22"/>
+          <w:szCs w:val="22"/>
+        </w:rPr>
+        <w:t xml:space="preserve">Decidí utilizar los modelos de CNN y CNN modificada, debido a que son temas relacionados con lo visto en clase y aquellos que demostraron mejores resultados entre todas las opciones. Primero implementando CNN y CNN modificada, tras el diagnóstico ver </w:t>
+      </w:r>
+      <w:proofErr w:type="spellStart"/>
+      <w:r>
+        <w:rPr>
+          <w:sz w:val="22"/>
+          <w:szCs w:val="22"/>
+        </w:rPr>
+        <w:t>que</w:t>
+      </w:r>
+      <w:proofErr w:type="spellEnd"/>
+      <w:r>
+        <w:rPr>
+          <w:sz w:val="22"/>
+          <w:szCs w:val="22"/>
+        </w:rPr>
+        <w:t xml:space="preserve"> resultados muestra y decidir cual modelo tratar de mejorar. </w:t>
       </w:r>
     </w:p>
     <w:p>
@@ -960,7 +1429,23 @@
           <w:sz w:val="22"/>
           <w:szCs w:val="22"/>
         </w:rPr>
-        <w:t xml:space="preserve"> (Tensorflow, s.f.)</w:t>
+        <w:t xml:space="preserve"> (</w:t>
+      </w:r>
+      <w:proofErr w:type="spellStart"/>
+      <w:r>
+        <w:rPr>
+          <w:sz w:val="22"/>
+          <w:szCs w:val="22"/>
+        </w:rPr>
+        <w:t>Tensorflow</w:t>
+      </w:r>
+      <w:proofErr w:type="spellEnd"/>
+      <w:r>
+        <w:rPr>
+          <w:sz w:val="22"/>
+          <w:szCs w:val="22"/>
+        </w:rPr>
+        <w:t>, s.f.)</w:t>
       </w:r>
       <w:r>
         <w:rPr>
@@ -1018,7 +1503,39 @@
           <w:sz w:val="22"/>
           <w:szCs w:val="22"/>
         </w:rPr>
-        <w:t>No pude encontrar la importación original de Tensorflow, pero si los archivos locales, así que estos los leo manualmente e integro en un dataframe de pandas.</w:t>
+        <w:t xml:space="preserve">No pude encontrar la importación original de </w:t>
+      </w:r>
+      <w:proofErr w:type="spellStart"/>
+      <w:r>
+        <w:rPr>
+          <w:sz w:val="22"/>
+          <w:szCs w:val="22"/>
+        </w:rPr>
+        <w:t>Tensorflow</w:t>
+      </w:r>
+      <w:proofErr w:type="spellEnd"/>
+      <w:r>
+        <w:rPr>
+          <w:sz w:val="22"/>
+          <w:szCs w:val="22"/>
+        </w:rPr>
+        <w:t xml:space="preserve">, pero si los archivos locales, así que estos los leo manualmente e integro en un </w:t>
+      </w:r>
+      <w:proofErr w:type="spellStart"/>
+      <w:r>
+        <w:rPr>
+          <w:sz w:val="22"/>
+          <w:szCs w:val="22"/>
+        </w:rPr>
+        <w:t>dataframe</w:t>
+      </w:r>
+      <w:proofErr w:type="spellEnd"/>
+      <w:r>
+        <w:rPr>
+          <w:sz w:val="22"/>
+          <w:szCs w:val="22"/>
+        </w:rPr>
+        <w:t xml:space="preserve"> de pandas.</w:t>
       </w:r>
       <w:r>
         <w:rPr>
@@ -1149,7 +1666,23 @@
                 <w:sz w:val="22"/>
                 <w:szCs w:val="22"/>
               </w:rPr>
-              <w:t>WAV (Librosa)</w:t>
+              <w:t>WAV (</w:t>
+            </w:r>
+            <w:proofErr w:type="spellStart"/>
+            <w:r>
+              <w:rPr>
+                <w:sz w:val="22"/>
+                <w:szCs w:val="22"/>
+              </w:rPr>
+              <w:t>Librosa</w:t>
+            </w:r>
+            <w:proofErr w:type="spellEnd"/>
+            <w:r>
+              <w:rPr>
+                <w:sz w:val="22"/>
+                <w:szCs w:val="22"/>
+              </w:rPr>
+              <w:t>)</w:t>
             </w:r>
           </w:p>
         </w:tc>
@@ -1285,22 +1818,23 @@
           <w:sz w:val="24"/>
           <w:szCs w:val="24"/>
         </w:rPr>
-        <w:t>Para la primera fase de entendimiento de los datos cargué los diferentes archivos de GZTAN en Python generando el dataframe antes mencionado.</w:t>
-      </w:r>
-    </w:p>
-    <w:p>
-      <w:pPr>
+        <w:t xml:space="preserve">Para la primera fase de entendimiento de los datos cargué los diferentes archivos de GZTAN en Python generando el </w:t>
+      </w:r>
+      <w:proofErr w:type="spellStart"/>
+      <w:r>
         <w:rPr>
           <w:sz w:val="24"/>
           <w:szCs w:val="24"/>
         </w:rPr>
-      </w:pPr>
+        <w:t>dataframe</w:t>
+      </w:r>
+      <w:proofErr w:type="spellEnd"/>
       <w:r>
         <w:rPr>
           <w:sz w:val="24"/>
           <w:szCs w:val="24"/>
         </w:rPr>
-        <w:t>Una vez que estaba cargado hice una gráfica para mostrar: Las frecuencias de audio de la canción, su transformación de Fourier y MFCC. Este último siendo el que utilizará el modelo.</w:t>
+        <w:t xml:space="preserve"> antes mencionado.</w:t>
       </w:r>
     </w:p>
     <w:p>
@@ -1310,27 +1844,58 @@
           <w:szCs w:val="24"/>
         </w:rPr>
       </w:pPr>
-    </w:p>
-    <w:p>
-      <w:pPr>
+      <w:r>
         <w:rPr>
           <w:sz w:val="24"/>
           <w:szCs w:val="24"/>
         </w:rPr>
-      </w:pPr>
-      <w:r>
+        <w:t>Una vez que estaba cargado hice una gráfica para mostrar: Las frecuencias de audio de la canción, su transformación de Fourier y MFCC. Este último siendo el que utilizará el modelo.</w:t>
+      </w:r>
+    </w:p>
+    <w:p>
+      <w:pPr>
         <w:rPr>
           <w:sz w:val="24"/>
           <w:szCs w:val="24"/>
         </w:rPr>
-        <w:t>Primero con las frecuencias de audio</w:t>
-      </w:r>
-      <w:r>
+      </w:pPr>
+    </w:p>
+    <w:p>
+      <w:pPr>
         <w:rPr>
           <w:sz w:val="24"/>
           <w:szCs w:val="24"/>
         </w:rPr>
-        <w:t xml:space="preserve">, no hay muchos detalles que se puedan apreciar, la música disco tiene algunos picos ligeros, la música metálica parece ser la más estruendosa, y la rock un poco por detrás del metal, con mayor densidad. </w:t>
+      </w:pPr>
+      <w:r>
+        <w:rPr>
+          <w:sz w:val="24"/>
+          <w:szCs w:val="24"/>
+        </w:rPr>
+        <w:t>Primero con las frecuencias de audio</w:t>
+      </w:r>
+      <w:r>
+        <w:rPr>
+          <w:sz w:val="24"/>
+          <w:szCs w:val="24"/>
+        </w:rPr>
+        <w:t xml:space="preserve">, no hay muchos detalles que se puedan apreciar, la música disco tiene algunos picos ligeros, la música metálica parece ser la más estruendosa, y </w:t>
+      </w:r>
+      <w:proofErr w:type="gramStart"/>
+      <w:r>
+        <w:rPr>
+          <w:sz w:val="24"/>
+          <w:szCs w:val="24"/>
+        </w:rPr>
+        <w:t>la rock</w:t>
+      </w:r>
+      <w:proofErr w:type="gramEnd"/>
+      <w:r>
+        <w:rPr>
+          <w:sz w:val="24"/>
+          <w:szCs w:val="24"/>
+        </w:rPr>
+        <w:t xml:space="preserve"> un poco por detrás del metal, con mayor densidad. </w:t>
       </w:r>
     </w:p>
     <w:p>
@@ -1390,7 +1955,18 @@
     </w:p>
     <w:p>
       <w:r>
-        <w:t>En las gráficas de Transformadas de Fourier un poco similar se puede ver que la música pop es aquella con mayor magnitud, e igual están las frecuencias de Mel. Honestamente no sabría como interpretar las gráficas, pero el propósito del modelo es poder extraer las características más importantes de estas para la clasificación de las canciones.</w:t>
+        <w:t xml:space="preserve">En las gráficas de Transformadas de Fourier un poco similar se puede ver que la música pop es aquella con mayor magnitud, e igual están las frecuencias de Mel. Honestamente no sabría </w:t>
+      </w:r>
+      <w:proofErr w:type="spellStart"/>
+      <w:r>
+        <w:t>como</w:t>
+      </w:r>
+      <w:proofErr w:type="spellEnd"/>
+      <w:r>
+        <w:t xml:space="preserve"> interpretar las gráficas, pero el propósito del </w:t>
+      </w:r>
+      <w:r>
+        <w:t>modelo es poder extraer las características más importantes de estas para la clasificación de las canciones.</w:t>
       </w:r>
     </w:p>
     <w:p>
@@ -1505,7 +2081,41 @@
     </w:p>
     <w:p>
       <w:r>
-        <w:t xml:space="preserve">El dataset contiene 100 canciones por género, siendo los géneros: blues, classical, country,disco, hiphop, jazz, metal, pop, raggae. De estos, casi todos tienen 100 canciones excepto Jazz, debido a que una de sus canciones es corrupta. </w:t>
+        <w:t xml:space="preserve">El dataset contiene 100 canciones por género, siendo los géneros: blues, </w:t>
+      </w:r>
+      <w:proofErr w:type="spellStart"/>
+      <w:r>
+        <w:t>classical</w:t>
+      </w:r>
+      <w:proofErr w:type="spellEnd"/>
+      <w:r>
+        <w:t xml:space="preserve">, </w:t>
+      </w:r>
+      <w:proofErr w:type="spellStart"/>
+      <w:proofErr w:type="gramStart"/>
+      <w:r>
+        <w:t>country,disco</w:t>
+      </w:r>
+      <w:proofErr w:type="spellEnd"/>
+      <w:proofErr w:type="gramEnd"/>
+      <w:r>
+        <w:t xml:space="preserve">, </w:t>
+      </w:r>
+      <w:proofErr w:type="spellStart"/>
+      <w:r>
+        <w:t>hiphop</w:t>
+      </w:r>
+      <w:proofErr w:type="spellEnd"/>
+      <w:r>
+        <w:t xml:space="preserve">, jazz, metal, pop, </w:t>
+      </w:r>
+      <w:proofErr w:type="spellStart"/>
+      <w:r>
+        <w:t>raggae</w:t>
+      </w:r>
+      <w:proofErr w:type="spellEnd"/>
+      <w:r>
+        <w:t xml:space="preserve">. De estos, casi todos tienen 100 canciones excepto Jazz, debido a que una de sus canciones es corrupta. </w:t>
       </w:r>
     </w:p>
     <w:p/>
@@ -1535,7 +2145,60 @@
     </w:p>
     <w:p>
       <w:r>
-        <w:t>Para el funcionamiento correcto del modelo es necesario transformar las canciones de su forma original (archivos .wav), en su Mel-Frequency. Para ello encontré algunos problemas cargando toda la información y transformándola en su totalidad debido a que mi computadora, pese a contar con 16 Gbs de Ram, se quedaba sin memoria. Por ello opté por separar los archivos en batches de 50 canciones y guardarlas en sus propios archivos .npz.</w:t>
+        <w:t>Para el funcionamiento correcto del modelo es necesario transformar las canciones de su forma original (archivos .</w:t>
+      </w:r>
+      <w:proofErr w:type="spellStart"/>
+      <w:r>
+        <w:t>wav</w:t>
+      </w:r>
+      <w:proofErr w:type="spellEnd"/>
+      <w:r>
+        <w:t>), en su Mel-</w:t>
+      </w:r>
+      <w:proofErr w:type="spellStart"/>
+      <w:r>
+        <w:t>Frequency</w:t>
+      </w:r>
+      <w:proofErr w:type="spellEnd"/>
+      <w:r>
+        <w:t xml:space="preserve">. Para ello encontré algunos problemas cargando toda la información y transformándola en su totalidad debido a que mi computadora, pese a contar con 16 </w:t>
+      </w:r>
+      <w:proofErr w:type="spellStart"/>
+      <w:r>
+        <w:t>Gbs</w:t>
+      </w:r>
+      <w:proofErr w:type="spellEnd"/>
+      <w:r>
+        <w:t xml:space="preserve"> de </w:t>
+      </w:r>
+      <w:proofErr w:type="spellStart"/>
+      <w:r>
+        <w:t>Ram</w:t>
+      </w:r>
+      <w:proofErr w:type="spellEnd"/>
+      <w:r>
+        <w:t xml:space="preserve">, se quedaba sin memoria. Por ello opté por separar los archivos en </w:t>
+      </w:r>
+      <w:proofErr w:type="spellStart"/>
+      <w:r>
+        <w:t>batches</w:t>
+      </w:r>
+      <w:proofErr w:type="spellEnd"/>
+      <w:r>
+        <w:t xml:space="preserve"> de 50 canciones y guardarlas en sus propios </w:t>
+      </w:r>
+      <w:proofErr w:type="gramStart"/>
+      <w:r>
+        <w:t>archivos .</w:t>
+      </w:r>
+      <w:proofErr w:type="spellStart"/>
+      <w:r>
+        <w:t>npz</w:t>
+      </w:r>
+      <w:proofErr w:type="spellEnd"/>
+      <w:proofErr w:type="gramEnd"/>
+      <w:r>
+        <w:t>.</w:t>
       </w:r>
     </w:p>
     <w:p/>
@@ -1550,8 +2213,20 @@
     <w:p/>
     <w:p>
       <w:r>
-        <w:lastRenderedPageBreak/>
-        <w:t xml:space="preserve">Se almacenan la información de 50 canciones antes de guardarlo en un archivo .npz, generando un total de 20 archivos que se utilizarán para el modelado. </w:t>
+        <w:t xml:space="preserve">Se almacenan la información de 50 canciones antes de guardarlo en un </w:t>
+      </w:r>
+      <w:proofErr w:type="gramStart"/>
+      <w:r>
+        <w:t>archivo .</w:t>
+      </w:r>
+      <w:proofErr w:type="spellStart"/>
+      <w:r>
+        <w:t>npz</w:t>
+      </w:r>
+      <w:proofErr w:type="spellEnd"/>
+      <w:proofErr w:type="gramEnd"/>
+      <w:r>
+        <w:t xml:space="preserve">, generando un total de 20 archivos que se utilizarán para el modelado. </w:t>
       </w:r>
     </w:p>
     <w:p>
@@ -1570,6 +2245,7 @@
           <w:szCs w:val="28"/>
           <w:lang w:val="es-MX"/>
         </w:rPr>
+        <w:lastRenderedPageBreak/>
         <w:t>FUNCIONAMIENTO DEL MODELO</w:t>
       </w:r>
     </w:p>
@@ -1581,13 +2257,37 @@
         <w:t>mencionó</w:t>
       </w:r>
       <w:r>
-        <w:t xml:space="preserve"> anteriormente sería una red neuronal Convolucional. Debido al mismo problema de falta de memoria para trabajar con los datos de manera directa y bruta igual trabajé con batches. En este momento cargué el nombre de los archivos para un Split de 70% entrenamiento, 15% validación y otro 15% pruebas. </w:t>
+        <w:t xml:space="preserve"> anteriormente sería una red neuronal Convolucional. Debido al mismo problema de falta de memoria para trabajar con los datos de manera directa y bruta igual trabajé con </w:t>
+      </w:r>
+      <w:proofErr w:type="spellStart"/>
+      <w:r>
+        <w:t>batches</w:t>
+      </w:r>
+      <w:proofErr w:type="spellEnd"/>
+      <w:r>
+        <w:t xml:space="preserve">. En este momento cargué el nombre de los archivos para un Split de 70% entrenamiento, 15% validación y otro 15% pruebas. </w:t>
       </w:r>
     </w:p>
     <w:p/>
     <w:p>
       <w:r>
-        <w:t xml:space="preserve">Luego decidí ejecutar una normalización y encoder en los datos para el entrenamiento, para esto cargué todos los datos uno a la vez para almacenar los géneros para que pueda codificarlos, y guardar información de las MFCC. Esto me ayudo a tener la información general de todos los archivos para tener los labels codificados para el entrenamiento y pruebas al igual que tener la media, y desviación estándar para la normalización de las frecuencias. </w:t>
+        <w:t xml:space="preserve">Luego decidí ejecutar una normalización y </w:t>
+      </w:r>
+      <w:proofErr w:type="spellStart"/>
+      <w:r>
+        <w:t>encoder</w:t>
+      </w:r>
+      <w:proofErr w:type="spellEnd"/>
+      <w:r>
+        <w:t xml:space="preserve"> en los datos para el entrenamiento, para esto cargué todos los datos uno a la vez para almacenar los géneros para que pueda codificarlos, y guardar información de las MFCC. Esto me ayudo a tener la información general de todos los archivos para tener los </w:t>
+      </w:r>
+      <w:proofErr w:type="spellStart"/>
+      <w:r>
+        <w:t>labels</w:t>
+      </w:r>
+      <w:proofErr w:type="spellEnd"/>
+      <w:r>
+        <w:t xml:space="preserve"> codificados para el entrenamiento y pruebas al igual que tener la media, y desviación estándar para la normalización de las frecuencias. </w:t>
       </w:r>
     </w:p>
     <w:p>
@@ -1601,19 +2301,67 @@
     <w:p/>
     <w:p>
       <w:r>
-        <w:t xml:space="preserve">Ahora, para realmente el entrenamiento: creé un generador que carga las frecuencias MFCC y género de las canciones en batches de 16 para el proceso de entrenamiento, validación y pruebas. </w:t>
+        <w:t xml:space="preserve">Ahora, para realmente el entrenamiento: creé un generador que carga las frecuencias MFCC y género de las canciones en </w:t>
+      </w:r>
+      <w:proofErr w:type="spellStart"/>
+      <w:r>
+        <w:t>batches</w:t>
+      </w:r>
+      <w:proofErr w:type="spellEnd"/>
+      <w:r>
+        <w:t xml:space="preserve"> de 16 para el proceso de entrenamiento, validación y pruebas. </w:t>
       </w:r>
     </w:p>
     <w:p/>
     <w:p>
       <w:r>
-        <w:t xml:space="preserve">El modelo, empieza por un input con el tamaño de entrada (MFCC) y de salida (Géneros), seguido de 3 capas de Convolusión2D y MaxPooling que progresivamente van extrayendo la información de las imágenes. Finalmente se encuentra una capa densa, un Dropout para evitar overfitting y una última capa densa que hace la selección correcta utilizando softmax. </w:t>
+        <w:t xml:space="preserve">El modelo, empieza por un input con el tamaño de entrada (MFCC) y de salida (Géneros), seguido de 3 capas de Convolusión2D y </w:t>
+      </w:r>
+      <w:proofErr w:type="spellStart"/>
+      <w:r>
+        <w:t>MaxPooling</w:t>
+      </w:r>
+      <w:proofErr w:type="spellEnd"/>
+      <w:r>
+        <w:t xml:space="preserve"> que progresivamente van extrayendo la información de las imágenes. Finalmente se encuentra una capa densa, un </w:t>
+      </w:r>
+      <w:proofErr w:type="spellStart"/>
+      <w:r>
+        <w:t>Dropout</w:t>
+      </w:r>
+      <w:proofErr w:type="spellEnd"/>
+      <w:r>
+        <w:t xml:space="preserve"> para evitar </w:t>
+      </w:r>
+      <w:proofErr w:type="spellStart"/>
+      <w:r>
+        <w:t>overfitting</w:t>
+      </w:r>
+      <w:proofErr w:type="spellEnd"/>
+      <w:r>
+        <w:t xml:space="preserve"> y una última capa densa que hace la selección correcta utilizando </w:t>
+      </w:r>
+      <w:proofErr w:type="spellStart"/>
+      <w:r>
+        <w:t>softmax</w:t>
+      </w:r>
+      <w:proofErr w:type="spellEnd"/>
+      <w:r>
+        <w:t xml:space="preserve">. </w:t>
       </w:r>
     </w:p>
     <w:p/>
     <w:p>
       <w:r>
-        <w:t xml:space="preserve">Al compilar el modelo se utiliza Adam para optimizar el modelo, CategoricalCrossentropy para poder ajustar el error y las métricas de exactitud y precisión, y F1 esto para poder tener una mejor idea de cómo se está adaptando el modelo y tomar en cuenta </w:t>
+        <w:t xml:space="preserve">Al compilar el modelo se utiliza Adam para optimizar el modelo, </w:t>
+      </w:r>
+      <w:proofErr w:type="spellStart"/>
+      <w:r>
+        <w:t>CategoricalCrossentropy</w:t>
+      </w:r>
+      <w:proofErr w:type="spellEnd"/>
+      <w:r>
+        <w:t xml:space="preserve"> para poder ajustar el error y las métricas de exactitud y precisión, y F1 esto para poder tener una mejor idea de cómo se está adaptando el modelo y tomar en cuenta </w:t>
       </w:r>
       <w:r>
         <w:t>en realidad</w:t>
@@ -1672,6 +2420,7 @@
                 <w:lang w:val="en-US"/>
               </w:rPr>
             </w:pPr>
+            <w:proofErr w:type="spellStart"/>
             <w:r>
               <w:rPr>
                 <w:b/>
@@ -1680,6 +2429,7 @@
               </w:rPr>
               <w:t>Métrica</w:t>
             </w:r>
+            <w:proofErr w:type="spellEnd"/>
           </w:p>
         </w:tc>
         <w:tc>
@@ -1717,12 +2467,14 @@
                 <w:lang w:val="en-US"/>
               </w:rPr>
             </w:pPr>
+            <w:proofErr w:type="spellStart"/>
             <w:r>
               <w:rPr>
                 <w:lang w:val="en-US"/>
               </w:rPr>
               <w:t>Pérdida</w:t>
             </w:r>
+            <w:proofErr w:type="spellEnd"/>
           </w:p>
         </w:tc>
         <w:tc>
@@ -1755,12 +2507,14 @@
                 <w:lang w:val="en-US"/>
               </w:rPr>
             </w:pPr>
+            <w:proofErr w:type="spellStart"/>
             <w:r>
               <w:rPr>
                 <w:lang w:val="en-US"/>
               </w:rPr>
               <w:t>Exactitud</w:t>
             </w:r>
+            <w:proofErr w:type="spellEnd"/>
           </w:p>
         </w:tc>
         <w:tc>
@@ -1867,12 +2621,14 @@
                 <w:lang w:val="en-US"/>
               </w:rPr>
             </w:pPr>
+            <w:proofErr w:type="spellStart"/>
             <w:r>
               <w:rPr>
                 <w:lang w:val="en-US"/>
               </w:rPr>
               <w:t>Precisión</w:t>
             </w:r>
+            <w:proofErr w:type="spellEnd"/>
           </w:p>
         </w:tc>
         <w:tc>
@@ -1926,14 +2682,34 @@
           <w:lang w:val="en-US"/>
         </w:rPr>
       </w:pPr>
+      <w:proofErr w:type="spellStart"/>
       <w:r>
         <w:rPr>
           <w:b/>
           <w:bCs/>
           <w:lang w:val="en-US"/>
         </w:rPr>
-        <w:t>Reporte de clasificación</w:t>
-      </w:r>
+        <w:t>Reporte</w:t>
+      </w:r>
+      <w:proofErr w:type="spellEnd"/>
+      <w:r>
+        <w:rPr>
+          <w:b/>
+          <w:bCs/>
+          <w:lang w:val="en-US"/>
+        </w:rPr>
+        <w:t xml:space="preserve"> de </w:t>
+      </w:r>
+      <w:proofErr w:type="spellStart"/>
+      <w:r>
+        <w:rPr>
+          <w:b/>
+          <w:bCs/>
+          <w:lang w:val="en-US"/>
+        </w:rPr>
+        <w:t>clasificación</w:t>
+      </w:r>
+      <w:proofErr w:type="spellEnd"/>
     </w:p>
     <w:tbl>
       <w:tblPr>
@@ -1960,12 +2736,14 @@
                 <w:lang w:val="en-US"/>
               </w:rPr>
             </w:pPr>
+            <w:proofErr w:type="spellStart"/>
             <w:r>
               <w:rPr>
                 <w:lang w:val="en-US"/>
               </w:rPr>
               <w:t>Género</w:t>
             </w:r>
+            <w:proofErr w:type="spellEnd"/>
           </w:p>
         </w:tc>
         <w:tc>
@@ -2032,12 +2810,14 @@
                 <w:lang w:val="en-US"/>
               </w:rPr>
             </w:pPr>
+            <w:proofErr w:type="spellStart"/>
             <w:r>
               <w:rPr>
                 <w:lang w:val="en-US"/>
               </w:rPr>
               <w:t>Cantidad</w:t>
             </w:r>
+            <w:proofErr w:type="spellEnd"/>
           </w:p>
         </w:tc>
       </w:tr>
@@ -2144,9 +2924,11 @@
                 <w:lang w:val="en-US"/>
               </w:rPr>
             </w:pPr>
+            <w:proofErr w:type="spellStart"/>
             <w:r>
               <w:t>Classical</w:t>
             </w:r>
+            <w:proofErr w:type="spellEnd"/>
           </w:p>
         </w:tc>
         <w:tc>
@@ -2375,9 +3157,11 @@
                 <w:lang w:val="en-US"/>
               </w:rPr>
             </w:pPr>
+            <w:proofErr w:type="spellStart"/>
             <w:r>
               <w:t>Hiphop</w:t>
             </w:r>
+            <w:proofErr w:type="spellEnd"/>
           </w:p>
         </w:tc>
         <w:tc>
@@ -2783,7 +3567,15 @@
         <w:t>que Clásico</w:t>
       </w:r>
       <w:r>
-        <w:t xml:space="preserve">, Pop y Hip-hop son aquellos que tienen un menor error. </w:t>
+        <w:t xml:space="preserve">, Pop </w:t>
+      </w:r>
+      <w:proofErr w:type="spellStart"/>
+      <w:r>
+        <w:t>y</w:t>
+      </w:r>
+      <w:proofErr w:type="spellEnd"/>
+      <w:r>
+        <w:t xml:space="preserve"> Hip-hop son aquellos que tienen un menor error. </w:t>
       </w:r>
       <w:r>
         <w:rPr>
@@ -2844,7 +3636,6 @@
         <w:rPr>
           <w:noProof/>
         </w:rPr>
-        <w:lastRenderedPageBreak/>
         <w:drawing>
           <wp:inline distT="0" distB="0" distL="0" distR="0" wp14:anchorId="00A8468A" wp14:editId="04A76526">
             <wp:extent cx="3061335" cy="2298065"/>
@@ -2912,12 +3703,29 @@
           <w:szCs w:val="28"/>
           <w:lang w:val="es-MX"/>
         </w:rPr>
+        <w:lastRenderedPageBreak/>
         <w:t>DIAGNÓSTICO</w:t>
       </w:r>
     </w:p>
     <w:p>
       <w:r>
-        <w:t>Las métricas utilizadas para esta primera iteración del proyecto muestran resultados por debajo de lo esperado y reportado en el reporte original de Ahmed, et.al (2024). Esto puede deberse a una variabilidad en la construcción del modelo dado que la construcción del mismo fue una interpretación de la explicación utilizada al igual que la ausencia de hiperparámetros reportados en el reporte.</w:t>
+        <w:t xml:space="preserve">Las métricas utilizadas para esta primera iteración del proyecto muestran resultados por debajo de lo esperado y reportado en el reporte original de Ahmed, et.al (2024). Esto puede deberse a una variabilidad en la construcción del modelo dado que la construcción </w:t>
+      </w:r>
+      <w:proofErr w:type="gramStart"/>
+      <w:r>
+        <w:t>del mismo</w:t>
+      </w:r>
+      <w:proofErr w:type="gramEnd"/>
+      <w:r>
+        <w:t xml:space="preserve"> fue una interpretación de la explicación utilizada al igual que la ausencia de </w:t>
+      </w:r>
+      <w:proofErr w:type="spellStart"/>
+      <w:r>
+        <w:t>hiperparámetros</w:t>
+      </w:r>
+      <w:proofErr w:type="spellEnd"/>
+      <w:r>
+        <w:t xml:space="preserve"> reportados en el reporte.</w:t>
       </w:r>
     </w:p>
     <w:p/>
@@ -2967,9 +3775,11 @@
             <w:tcW w:w="1654" w:type="dxa"/>
           </w:tcPr>
           <w:p>
+            <w:proofErr w:type="spellStart"/>
             <w:r>
               <w:t>Accuracy</w:t>
             </w:r>
+            <w:proofErr w:type="spellEnd"/>
           </w:p>
         </w:tc>
         <w:tc>
@@ -3040,9 +3850,11 @@
             <w:tcW w:w="1654" w:type="dxa"/>
           </w:tcPr>
           <w:p>
+            <w:proofErr w:type="spellStart"/>
             <w:r>
               <w:t>Precision</w:t>
             </w:r>
+            <w:proofErr w:type="spellEnd"/>
           </w:p>
         </w:tc>
         <w:tc>
@@ -3109,7 +3921,23 @@
     </w:p>
     <w:p>
       <w:r>
-        <w:t xml:space="preserve">Traté de adaptar un poco más la arquitectura de mi modelo a la explicada en el artículo, utilizando la descripción tal cual se explica en el artículo no me dio muy buenos resultados, pero si utilicé estrategias que menciona. En este caso cambié el orden de las capas de convolusión para que vayan disminuyendo en lugar de aumentando de tamaño (128-64-32), al igual que integrar un BatchNormalization después de las primeras dos capas.  </w:t>
+        <w:t xml:space="preserve">Traté de adaptar un poco más la arquitectura de mi modelo a la explicada en el artículo, utilizando la descripción tal cual se explica en el artículo no me dio muy buenos resultados, pero si utilicé estrategias que menciona. En este caso cambié el orden de las capas de </w:t>
+      </w:r>
+      <w:proofErr w:type="spellStart"/>
+      <w:r>
+        <w:t>convolusión</w:t>
+      </w:r>
+      <w:proofErr w:type="spellEnd"/>
+      <w:r>
+        <w:t xml:space="preserve"> para que vayan disminuyendo en lugar de aumentando de tamaño (128-64-32), al igual que integrar un </w:t>
+      </w:r>
+      <w:proofErr w:type="spellStart"/>
+      <w:r>
+        <w:t>BatchNormalization</w:t>
+      </w:r>
+      <w:proofErr w:type="spellEnd"/>
+      <w:r>
+        <w:t xml:space="preserve"> después de las primeras dos capas.  </w:t>
       </w:r>
     </w:p>
     <w:p/>
@@ -3139,10 +3967,7 @@
           </w:tcPr>
           <w:p>
             <w:r>
-              <w:t>Resultados del modelo</w:t>
-            </w:r>
-            <w:r>
-              <w:t xml:space="preserve"> Original</w:t>
+              <w:t>Resultados del modelo Original</w:t>
             </w:r>
           </w:p>
         </w:tc>
@@ -3173,9 +3998,11 @@
             <w:tcW w:w="1317" w:type="dxa"/>
           </w:tcPr>
           <w:p>
+            <w:proofErr w:type="spellStart"/>
             <w:r>
               <w:t>Accuracy</w:t>
             </w:r>
+            <w:proofErr w:type="spellEnd"/>
           </w:p>
         </w:tc>
         <w:tc>
@@ -3266,9 +4093,11 @@
             <w:tcW w:w="1317" w:type="dxa"/>
           </w:tcPr>
           <w:p>
+            <w:proofErr w:type="spellStart"/>
             <w:r>
               <w:t>Precision</w:t>
             </w:r>
+            <w:proofErr w:type="spellEnd"/>
           </w:p>
         </w:tc>
         <w:tc>
@@ -3287,10 +4116,7 @@
           </w:tcPr>
           <w:p>
             <w:r>
-              <w:t>0</w:t>
-            </w:r>
-            <w:r>
-              <w:t>.8077</w:t>
+              <w:t>0.8077</w:t>
             </w:r>
           </w:p>
         </w:tc>
@@ -3562,9 +4388,11 @@
             <w:tcW w:w="1317" w:type="dxa"/>
           </w:tcPr>
           <w:p>
+            <w:proofErr w:type="spellStart"/>
             <w:r>
               <w:t>Accuracy</w:t>
             </w:r>
+            <w:proofErr w:type="spellEnd"/>
           </w:p>
         </w:tc>
         <w:tc>
@@ -3576,10 +4404,7 @@
               <w:t>71</w:t>
             </w:r>
             <w:r>
-              <w:t>.33</w:t>
-            </w:r>
-            <w:r>
-              <w:t>%</w:t>
+              <w:t>.33%</w:t>
             </w:r>
           </w:p>
         </w:tc>
@@ -3624,10 +4449,7 @@
           </w:tcPr>
           <w:p>
             <w:r>
-              <w:t>0</w:t>
-            </w:r>
-            <w:r>
-              <w:t>.96</w:t>
+              <w:t>0.96</w:t>
             </w:r>
           </w:p>
         </w:tc>
@@ -3638,9 +4460,11 @@
             <w:tcW w:w="1317" w:type="dxa"/>
           </w:tcPr>
           <w:p>
+            <w:proofErr w:type="spellStart"/>
             <w:r>
               <w:t>Precision</w:t>
             </w:r>
+            <w:proofErr w:type="spellEnd"/>
           </w:p>
         </w:tc>
         <w:tc>
@@ -3659,10 +4483,7 @@
           </w:tcPr>
           <w:p>
             <w:r>
-              <w:t>0.</w:t>
-            </w:r>
-            <w:r>
-              <w:t>93</w:t>
+              <w:t>0.93</w:t>
             </w:r>
           </w:p>
         </w:tc>
@@ -3671,21 +4492,29 @@
     <w:p/>
     <w:p>
       <w:r>
+        <w:t>La CNN Modificada, pese a tratar de crear la arquitectura en base a lo explicado en el artículo original los resultados fueron por debajo de lo esperado.</w:t>
+      </w:r>
+    </w:p>
+    <w:p/>
+    <w:p>
+      <w:r>
+        <w:t xml:space="preserve">Los resultados demuestran que las métricas están por encima del modelo CNN original que implementé, pero se encuentra un poco por debajo de la versión mejorada. Pese a esto, ninguno de los modelos ha obtenido resultados comparables con lo reportado en el artículo, por lo que los </w:t>
+      </w:r>
+      <w:proofErr w:type="spellStart"/>
+      <w:r>
+        <w:t>hiperparámetros</w:t>
+      </w:r>
+      <w:proofErr w:type="spellEnd"/>
+      <w:r>
+        <w:t xml:space="preserve"> y arquitectura siguen sin llegar a los resultados esperados.  </w:t>
+      </w:r>
+    </w:p>
+    <w:p>
+      <w:r>
+        <w:rPr>
+          <w:noProof/>
+        </w:rPr>
         <w:lastRenderedPageBreak/>
-        <w:t>La CNN Modificada, pese a tratar de crear la arquitectura en base a lo explicado en el artículo original los resultados fueron por debajo de lo esperado.</w:t>
-      </w:r>
-    </w:p>
-    <w:p/>
-    <w:p>
-      <w:r>
-        <w:t xml:space="preserve">Los resultados demuestran que las métricas están por encima del modelo CNN original que implementé, pero se encuentra un poco por debajo de la versión mejorada. Pese a esto, ninguno de los modelos ha obtenido resultados comparables con lo reportado en el artículo, por lo que los hiperparámetros y arquitectura siguen sin llegar a los resultados esperados.  </w:t>
-      </w:r>
-    </w:p>
-    <w:p>
-      <w:r>
-        <w:rPr>
-          <w:noProof/>
-        </w:rPr>
         <w:drawing>
           <wp:inline distT="0" distB="0" distL="0" distR="0" wp14:anchorId="6DB228B0" wp14:editId="66CFE750">
             <wp:extent cx="3061335" cy="2298065"/>
@@ -3855,14 +4684,12 @@
           <w:bCs/>
           <w:sz w:val="28"/>
           <w:szCs w:val="28"/>
-          <w:lang w:val="es-MX"/>
         </w:rPr>
       </w:pPr>
       <w:r>
         <w:rPr>
           <w:sz w:val="28"/>
           <w:szCs w:val="28"/>
-          <w:lang w:val="es-MX"/>
         </w:rPr>
         <w:t>REFERENCIAS</w:t>
       </w:r>
@@ -3881,7 +4708,25 @@
           <w:iCs/>
           <w:lang w:val="en-US"/>
         </w:rPr>
-        <w:t xml:space="preserve">Ahmed, M., Rozario, U., Kabir, M. M., Aung, Z., Shin, J., &amp; Mridha, M. F. (2024). Musical genre classification using advanced audio analysis and deep learning techniques. IEEE Open Journal of the Computer Society, 5, 457–467. </w:t>
+        <w:t xml:space="preserve">Ahmed, M., Rozario, U., Kabir, M. M., Aung, Z., Shin, J., &amp; </w:t>
+      </w:r>
+      <w:proofErr w:type="spellStart"/>
+      <w:r>
+        <w:rPr>
+          <w:rFonts w:ascii="Times" w:eastAsia="Times" w:hAnsi="Times" w:cs="Times"/>
+          <w:iCs/>
+          <w:lang w:val="en-US"/>
+        </w:rPr>
+        <w:t>Mridha</w:t>
+      </w:r>
+      <w:proofErr w:type="spellEnd"/>
+      <w:r>
+        <w:rPr>
+          <w:rFonts w:ascii="Times" w:eastAsia="Times" w:hAnsi="Times" w:cs="Times"/>
+          <w:iCs/>
+          <w:lang w:val="en-US"/>
+        </w:rPr>
+        <w:t xml:space="preserve">, M. F. (2024). Musical genre classification using advanced audio analysis and deep learning techniques. IEEE Open Journal of the Computer Society, 5, 457–467. </w:t>
       </w:r>
       <w:hyperlink r:id="rId22" w:history="1">
         <w:r>
@@ -3889,6 +4734,7 @@
             <w:rStyle w:val="Hipervnculo"/>
             <w:rFonts w:ascii="Times" w:eastAsia="Times" w:hAnsi="Times" w:cs="Times"/>
             <w:iCs/>
+            <w:lang w:val="en-US"/>
           </w:rPr>
           <w:t>https://doi.org/10.1109/OJCS.2024.3431229</w:t>
         </w:r>
@@ -3897,6 +4743,7 @@
         <w:rPr>
           <w:rFonts w:ascii="Times" w:eastAsia="Times" w:hAnsi="Times" w:cs="Times"/>
           <w:iCs/>
+          <w:lang w:val="en-US"/>
         </w:rPr>
         <w:t xml:space="preserve"> </w:t>
       </w:r>
@@ -3904,8 +4751,16 @@
         <w:rPr>
           <w:rFonts w:ascii="Times" w:eastAsia="Times" w:hAnsi="Times" w:cs="Times"/>
           <w:iCs/>
-        </w:rPr>
-        <w:t xml:space="preserve">. Recuperado de: </w:t>
+          <w:lang w:val="en-US"/>
+        </w:rPr>
+        <w:t xml:space="preserve">. </w:t>
+      </w:r>
+      <w:r>
+        <w:rPr>
+          <w:rFonts w:ascii="Times" w:eastAsia="Times" w:hAnsi="Times" w:cs="Times"/>
+          <w:iCs/>
+        </w:rPr>
+        <w:t xml:space="preserve">Recuperado de: </w:t>
       </w:r>
       <w:hyperlink r:id="rId23" w:history="1">
         <w:r>
@@ -3914,23 +4769,7 @@
             <w:rFonts w:ascii="Times" w:eastAsia="Times" w:hAnsi="Times" w:cs="Times"/>
             <w:iCs/>
           </w:rPr>
-          <w:t>https://ieeexplore.ieee.org/abstract/</w:t>
-        </w:r>
-        <w:r>
-          <w:rPr>
-            <w:rStyle w:val="Hipervnculo"/>
-            <w:rFonts w:ascii="Times" w:eastAsia="Times" w:hAnsi="Times" w:cs="Times"/>
-            <w:iCs/>
-          </w:rPr>
-          <w:t>d</w:t>
-        </w:r>
-        <w:r>
-          <w:rPr>
-            <w:rStyle w:val="Hipervnculo"/>
-            <w:rFonts w:ascii="Times" w:eastAsia="Times" w:hAnsi="Times" w:cs="Times"/>
-            <w:iCs/>
-          </w:rPr>
-          <w:t>ocument/10605044</w:t>
+          <w:t>https://ieeexplore.ieee.org/abstract/document/10605044</w:t>
         </w:r>
       </w:hyperlink>
       <w:r>
@@ -3958,20 +4797,50 @@
           <w:iCs/>
         </w:rPr>
       </w:pPr>
+      <w:r>
+        <w:rPr>
+          <w:rFonts w:ascii="Times" w:eastAsia="Times" w:hAnsi="Times" w:cs="Times"/>
+          <w:iCs/>
+        </w:rPr>
+        <w:t xml:space="preserve">TensorFlow. (s. f.). </w:t>
+      </w:r>
       <w:r>
         <w:rPr>
           <w:rFonts w:ascii="Times" w:eastAsia="Times" w:hAnsi="Times" w:cs="Times"/>
           <w:iCs/>
           <w:lang w:val="en-US"/>
         </w:rPr>
-        <w:t xml:space="preserve">TensorFlow. (s. f.). GTZAN: A dataset for music genre classification. </w:t>
+        <w:t xml:space="preserve">GTZAN: A dataset for music genre classification. </w:t>
       </w:r>
       <w:r>
         <w:rPr>
           <w:rFonts w:ascii="Times" w:eastAsia="Times" w:hAnsi="Times" w:cs="Times"/>
           <w:iCs/>
         </w:rPr>
-        <w:t xml:space="preserve">TensorFlow Datasets. Recuperado el 18 de octubre de 2026, de </w:t>
+        <w:t xml:space="preserve">TensorFlow </w:t>
+      </w:r>
+      <w:proofErr w:type="spellStart"/>
+      <w:r>
+        <w:rPr>
+          <w:rFonts w:ascii="Times" w:eastAsia="Times" w:hAnsi="Times" w:cs="Times"/>
+          <w:iCs/>
+        </w:rPr>
+        <w:t>Datasets</w:t>
+      </w:r>
+      <w:proofErr w:type="spellEnd"/>
+      <w:r>
+        <w:rPr>
+          <w:rFonts w:ascii="Times" w:eastAsia="Times" w:hAnsi="Times" w:cs="Times"/>
+          <w:iCs/>
+        </w:rPr>
+        <w:t xml:space="preserve">. Recuperado el 18 de </w:t>
+      </w:r>
+      <w:r>
+        <w:rPr>
+          <w:rFonts w:ascii="Times" w:eastAsia="Times" w:hAnsi="Times" w:cs="Times"/>
+          <w:iCs/>
+        </w:rPr>
+        <w:t xml:space="preserve">octubre de 2026, de </w:t>
       </w:r>
       <w:hyperlink r:id="rId24" w:history="1">
         <w:r>
@@ -4008,12 +4877,69 @@
           <w:iCs/>
         </w:rPr>
       </w:pPr>
+      <w:proofErr w:type="spellStart"/>
       <w:r>
         <w:rPr>
           <w:rFonts w:ascii="Times" w:eastAsia="Times" w:hAnsi="Times" w:cs="Times"/>
           <w:iCs/>
         </w:rPr>
-        <w:t xml:space="preserve">Lewtun. (s. f.). Music genres dataset [Conjunto de datos]. Hugging Face. Recuperado el 18 de octubre de 2026, de </w:t>
+        <w:t>Lewtun</w:t>
+      </w:r>
+      <w:proofErr w:type="spellEnd"/>
+      <w:r>
+        <w:rPr>
+          <w:rFonts w:ascii="Times" w:eastAsia="Times" w:hAnsi="Times" w:cs="Times"/>
+          <w:iCs/>
+        </w:rPr>
+        <w:t xml:space="preserve">. (s. f.). Music </w:t>
+      </w:r>
+      <w:proofErr w:type="spellStart"/>
+      <w:r>
+        <w:rPr>
+          <w:rFonts w:ascii="Times" w:eastAsia="Times" w:hAnsi="Times" w:cs="Times"/>
+          <w:iCs/>
+        </w:rPr>
+        <w:t>genres</w:t>
+      </w:r>
+      <w:proofErr w:type="spellEnd"/>
+      <w:r>
+        <w:rPr>
+          <w:rFonts w:ascii="Times" w:eastAsia="Times" w:hAnsi="Times" w:cs="Times"/>
+          <w:iCs/>
+        </w:rPr>
+        <w:t xml:space="preserve"> dataset [Conjunto de datos]. </w:t>
+      </w:r>
+      <w:proofErr w:type="spellStart"/>
+      <w:r>
+        <w:rPr>
+          <w:rFonts w:ascii="Times" w:eastAsia="Times" w:hAnsi="Times" w:cs="Times"/>
+          <w:iCs/>
+        </w:rPr>
+        <w:t>Hugging</w:t>
+      </w:r>
+      <w:proofErr w:type="spellEnd"/>
+      <w:r>
+        <w:rPr>
+          <w:rFonts w:ascii="Times" w:eastAsia="Times" w:hAnsi="Times" w:cs="Times"/>
+          <w:iCs/>
+        </w:rPr>
+        <w:t xml:space="preserve"> </w:t>
+      </w:r>
+      <w:proofErr w:type="spellStart"/>
+      <w:r>
+        <w:rPr>
+          <w:rFonts w:ascii="Times" w:eastAsia="Times" w:hAnsi="Times" w:cs="Times"/>
+          <w:iCs/>
+        </w:rPr>
+        <w:t>Face</w:t>
+      </w:r>
+      <w:proofErr w:type="spellEnd"/>
+      <w:r>
+        <w:rPr>
+          <w:rFonts w:ascii="Times" w:eastAsia="Times" w:hAnsi="Times" w:cs="Times"/>
+          <w:iCs/>
+        </w:rPr>
+        <w:t xml:space="preserve">. Recuperado el 18 de octubre de 2026, de </w:t>
       </w:r>
       <w:hyperlink r:id="rId25" w:history="1">
         <w:r>
@@ -4055,7 +4981,39 @@
           <w:rFonts w:ascii="Times" w:eastAsia="Times" w:hAnsi="Times" w:cs="Times"/>
           <w:iCs/>
         </w:rPr>
-        <w:t xml:space="preserve">Patel, S. J. (2026). Sunnify Spotify Downloader (Versión 2.5.0) [Software de computación]. GitHub. </w:t>
+        <w:t xml:space="preserve">Patel, S. J. (2026). </w:t>
+      </w:r>
+      <w:proofErr w:type="spellStart"/>
+      <w:r>
+        <w:rPr>
+          <w:rFonts w:ascii="Times" w:eastAsia="Times" w:hAnsi="Times" w:cs="Times"/>
+          <w:iCs/>
+        </w:rPr>
+        <w:t>Sunnify</w:t>
+      </w:r>
+      <w:proofErr w:type="spellEnd"/>
+      <w:r>
+        <w:rPr>
+          <w:rFonts w:ascii="Times" w:eastAsia="Times" w:hAnsi="Times" w:cs="Times"/>
+          <w:iCs/>
+        </w:rPr>
+        <w:t xml:space="preserve"> Spotify </w:t>
+      </w:r>
+      <w:proofErr w:type="spellStart"/>
+      <w:r>
+        <w:rPr>
+          <w:rFonts w:ascii="Times" w:eastAsia="Times" w:hAnsi="Times" w:cs="Times"/>
+          <w:iCs/>
+        </w:rPr>
+        <w:t>Downloader</w:t>
+      </w:r>
+      <w:proofErr w:type="spellEnd"/>
+      <w:r>
+        <w:rPr>
+          <w:rFonts w:ascii="Times" w:eastAsia="Times" w:hAnsi="Times" w:cs="Times"/>
+          <w:iCs/>
+        </w:rPr>
+        <w:t xml:space="preserve"> (Versión 2.5.0) [Software de computación]. GitHub. </w:t>
       </w:r>
       <w:hyperlink r:id="rId26" w:history="1">
         <w:r>
@@ -7252,28 +8210,28 @@
 </file>
 
 <file path=customXml/item1.xml><?xml version="1.0" encoding="utf-8"?>
-<b:Sources xmlns:b="http://schemas.openxmlformats.org/officeDocument/2006/bibliography" xmlns="http://schemas.openxmlformats.org/officeDocument/2006/bibliography" SelectedStyle="\APASixthEditionOfficeOnline.xsl" StyleName="APA" Version="6"/>
-</file>
-
-<file path=customXml/item2.xml><?xml version="1.0" encoding="utf-8"?>
 <go:gDocsCustomXmlDataStorage xmlns:go="http://customooxmlschemas.google.com/" xmlns:r="http://schemas.openxmlformats.org/officeDocument/2006/relationships">
   <go:docsCustomData xmlns:go="http://customooxmlschemas.google.com/" roundtripDataSignature="AMtx7mjPovk3igAzhESNbNe8yh+DWI7/jA==">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</go:docsCustomData>
 </go:gDocsCustomXmlDataStorage>
 </file>
 
-<file path=customXml/itemProps1.xml><?xml version="1.0" encoding="utf-8"?>
-<ds:datastoreItem xmlns:ds="http://schemas.openxmlformats.org/officeDocument/2006/customXml" ds:itemID="{7FDB3116-7FC6-4074-8BFD-613BFCEE0C0E}">
-  <ds:schemaRefs>
-    <ds:schemaRef ds:uri="http://schemas.openxmlformats.org/officeDocument/2006/bibliography"/>
-  </ds:schemaRefs>
-</ds:datastoreItem>
+<file path=customXml/item2.xml><?xml version="1.0" encoding="utf-8"?>
+<b:Sources xmlns:b="http://schemas.openxmlformats.org/officeDocument/2006/bibliography" xmlns="http://schemas.openxmlformats.org/officeDocument/2006/bibliography" SelectedStyle="\APASixthEditionOfficeOnline.xsl" StyleName="APA" Version="6"/>
 </file>
 
-<file path=customXml/itemProps2.xml><?xml version="1.0" encoding="utf-8"?>
+<file path=customXml/itemProps1.xml><?xml version="1.0" encoding="utf-8"?>
 <ds:datastoreItem xmlns:ds="http://schemas.openxmlformats.org/officeDocument/2006/customXml" ds:itemID="{11111111-1234-1234-1234-123412341234}">
   <ds:schemaRefs>
     <ds:schemaRef ds:uri="http://customooxmlschemas.google.com/"/>
     <ds:schemaRef ds:uri="http://schemas.openxmlformats.org/officeDocument/2006/relationships"/>
   </ds:schemaRefs>
 </ds:datastoreItem>
+</file>
+
+<file path=customXml/itemProps2.xml><?xml version="1.0" encoding="utf-8"?>
+<ds:datastoreItem xmlns:ds="http://schemas.openxmlformats.org/officeDocument/2006/customXml" ds:itemID="{7FDB3116-7FC6-4074-8BFD-613BFCEE0C0E}">
+  <ds:schemaRefs>
+    <ds:schemaRef ds:uri="http://schemas.openxmlformats.org/officeDocument/2006/bibliography"/>
+  </ds:schemaRefs>
+</ds:datastoreItem>
 </file>
--- a/Reporte Music Classification DeepLearning.docx
+++ b/Reporte Music Classification DeepLearning.docx
@@ -8,15 +8,7 @@
         <w:framePr w:w="0" w:hSpace="0" w:vSpace="0" w:wrap="auto" w:vAnchor="margin" w:hAnchor="text" w:xAlign="left" w:yAlign="inline"/>
       </w:pPr>
       <w:r>
-        <w:t xml:space="preserve">Deep </w:t>
-      </w:r>
-      <w:proofErr w:type="spellStart"/>
-      <w:r>
-        <w:t>Learning</w:t>
-      </w:r>
-      <w:proofErr w:type="spellEnd"/>
-      <w:r>
-        <w:t>: clasificador de canciones</w:t>
+        <w:t>Deep Learning: clasificador de canciones</w:t>
       </w:r>
     </w:p>
     <w:p>
@@ -207,7 +199,6 @@
           <w:szCs w:val="18"/>
         </w:rPr>
       </w:pPr>
-      <w:proofErr w:type="spellStart"/>
       <w:r>
         <w:rPr>
           <w:b/>
@@ -218,7 +209,6 @@
         </w:rPr>
         <w:t>Abstract</w:t>
       </w:r>
-      <w:proofErr w:type="spellEnd"/>
       <w:r>
         <w:rPr>
           <w:b/>
@@ -246,189 +236,8 @@
           <w:sz w:val="18"/>
           <w:szCs w:val="18"/>
         </w:rPr>
-        <w:t xml:space="preserve">Musical </w:t>
-      </w:r>
-      <w:proofErr w:type="spellStart"/>
-      <w:r>
-        <w:rPr>
-          <w:b/>
-          <w:i/>
-          <w:iCs/>
-          <w:color w:val="000000"/>
-          <w:sz w:val="18"/>
-          <w:szCs w:val="18"/>
-        </w:rPr>
-        <w:t>genre</w:t>
-      </w:r>
-      <w:proofErr w:type="spellEnd"/>
-      <w:r>
-        <w:rPr>
-          <w:b/>
-          <w:i/>
-          <w:iCs/>
-          <w:color w:val="000000"/>
-          <w:sz w:val="18"/>
-          <w:szCs w:val="18"/>
-        </w:rPr>
-        <w:t xml:space="preserve"> </w:t>
-      </w:r>
-      <w:proofErr w:type="spellStart"/>
-      <w:r>
-        <w:rPr>
-          <w:b/>
-          <w:i/>
-          <w:iCs/>
-          <w:color w:val="000000"/>
-          <w:sz w:val="18"/>
-          <w:szCs w:val="18"/>
-        </w:rPr>
-        <w:t>classification</w:t>
-      </w:r>
-      <w:proofErr w:type="spellEnd"/>
-      <w:r>
-        <w:rPr>
-          <w:b/>
-          <w:i/>
-          <w:iCs/>
-          <w:color w:val="000000"/>
-          <w:sz w:val="18"/>
-          <w:szCs w:val="18"/>
-        </w:rPr>
-        <w:t xml:space="preserve"> </w:t>
-      </w:r>
-      <w:proofErr w:type="spellStart"/>
-      <w:r>
-        <w:rPr>
-          <w:b/>
-          <w:i/>
-          <w:iCs/>
-          <w:color w:val="000000"/>
-          <w:sz w:val="18"/>
-          <w:szCs w:val="18"/>
-        </w:rPr>
-        <w:t>using</w:t>
-      </w:r>
-      <w:proofErr w:type="spellEnd"/>
-      <w:r>
-        <w:rPr>
-          <w:b/>
-          <w:i/>
-          <w:iCs/>
-          <w:color w:val="000000"/>
-          <w:sz w:val="18"/>
-          <w:szCs w:val="18"/>
-        </w:rPr>
-        <w:t xml:space="preserve"> </w:t>
-      </w:r>
-      <w:proofErr w:type="spellStart"/>
-      <w:r>
-        <w:rPr>
-          <w:b/>
-          <w:i/>
-          <w:iCs/>
-          <w:color w:val="000000"/>
-          <w:sz w:val="18"/>
-          <w:szCs w:val="18"/>
-        </w:rPr>
-        <w:t>advanced</w:t>
-      </w:r>
-      <w:proofErr w:type="spellEnd"/>
-      <w:r>
-        <w:rPr>
-          <w:b/>
-          <w:i/>
-          <w:iCs/>
-          <w:color w:val="000000"/>
-          <w:sz w:val="18"/>
-          <w:szCs w:val="18"/>
-        </w:rPr>
-        <w:t xml:space="preserve"> audio </w:t>
-      </w:r>
-      <w:proofErr w:type="spellStart"/>
-      <w:r>
-        <w:rPr>
-          <w:b/>
-          <w:i/>
-          <w:iCs/>
-          <w:color w:val="000000"/>
-          <w:sz w:val="18"/>
-          <w:szCs w:val="18"/>
-        </w:rPr>
-        <w:t>analysis</w:t>
-      </w:r>
-      <w:proofErr w:type="spellEnd"/>
-      <w:r>
-        <w:rPr>
-          <w:b/>
-          <w:i/>
-          <w:iCs/>
-          <w:color w:val="000000"/>
-          <w:sz w:val="18"/>
-          <w:szCs w:val="18"/>
-        </w:rPr>
-        <w:t xml:space="preserve"> and </w:t>
-      </w:r>
-      <w:proofErr w:type="spellStart"/>
-      <w:r>
-        <w:rPr>
-          <w:b/>
-          <w:i/>
-          <w:iCs/>
-          <w:color w:val="000000"/>
-          <w:sz w:val="18"/>
-          <w:szCs w:val="18"/>
-        </w:rPr>
-        <w:t>deep</w:t>
-      </w:r>
-      <w:proofErr w:type="spellEnd"/>
-      <w:r>
-        <w:rPr>
-          <w:b/>
-          <w:i/>
-          <w:iCs/>
-          <w:color w:val="000000"/>
-          <w:sz w:val="18"/>
-          <w:szCs w:val="18"/>
-        </w:rPr>
-        <w:t xml:space="preserve"> </w:t>
-      </w:r>
-      <w:proofErr w:type="spellStart"/>
-      <w:r>
-        <w:rPr>
-          <w:b/>
-          <w:i/>
-          <w:iCs/>
-          <w:color w:val="000000"/>
-          <w:sz w:val="18"/>
-          <w:szCs w:val="18"/>
-        </w:rPr>
-        <w:t>learning</w:t>
-      </w:r>
-      <w:proofErr w:type="spellEnd"/>
-      <w:r>
-        <w:rPr>
-          <w:b/>
-          <w:i/>
-          <w:iCs/>
-          <w:color w:val="000000"/>
-          <w:sz w:val="18"/>
-          <w:szCs w:val="18"/>
-        </w:rPr>
-        <w:t xml:space="preserve"> </w:t>
-      </w:r>
-      <w:proofErr w:type="spellStart"/>
-      <w:r>
-        <w:rPr>
-          <w:b/>
-          <w:i/>
-          <w:iCs/>
-          <w:color w:val="000000"/>
-          <w:sz w:val="18"/>
-          <w:szCs w:val="18"/>
-        </w:rPr>
-        <w:t>techniques</w:t>
-      </w:r>
-      <w:proofErr w:type="spellEnd"/>
+        <w:t>Musical genre classification using advanced audio analysis and deep learning techniques</w:t>
+      </w:r>
       <w:r>
         <w:rPr>
           <w:b/>
@@ -752,135 +561,7 @@
           <w:sz w:val="22"/>
           <w:szCs w:val="22"/>
         </w:rPr>
-        <w:t xml:space="preserve">Estoy utilizando de base la metodología explicada por Ahmed, et.al. en "Musical </w:t>
-      </w:r>
-      <w:proofErr w:type="spellStart"/>
-      <w:r>
-        <w:rPr>
-          <w:sz w:val="22"/>
-          <w:szCs w:val="22"/>
-        </w:rPr>
-        <w:t>genre</w:t>
-      </w:r>
-      <w:proofErr w:type="spellEnd"/>
-      <w:r>
-        <w:rPr>
-          <w:sz w:val="22"/>
-          <w:szCs w:val="22"/>
-        </w:rPr>
-        <w:t xml:space="preserve"> </w:t>
-      </w:r>
-      <w:proofErr w:type="spellStart"/>
-      <w:r>
-        <w:rPr>
-          <w:sz w:val="22"/>
-          <w:szCs w:val="22"/>
-        </w:rPr>
-        <w:t>classification</w:t>
-      </w:r>
-      <w:proofErr w:type="spellEnd"/>
-      <w:r>
-        <w:rPr>
-          <w:sz w:val="22"/>
-          <w:szCs w:val="22"/>
-        </w:rPr>
-        <w:t xml:space="preserve"> </w:t>
-      </w:r>
-      <w:proofErr w:type="spellStart"/>
-      <w:r>
-        <w:rPr>
-          <w:sz w:val="22"/>
-          <w:szCs w:val="22"/>
-        </w:rPr>
-        <w:t>using</w:t>
-      </w:r>
-      <w:proofErr w:type="spellEnd"/>
-      <w:r>
-        <w:rPr>
-          <w:sz w:val="22"/>
-          <w:szCs w:val="22"/>
-        </w:rPr>
-        <w:t xml:space="preserve"> </w:t>
-      </w:r>
-      <w:proofErr w:type="spellStart"/>
-      <w:r>
-        <w:rPr>
-          <w:sz w:val="22"/>
-          <w:szCs w:val="22"/>
-        </w:rPr>
-        <w:t>advanced</w:t>
-      </w:r>
-      <w:proofErr w:type="spellEnd"/>
-      <w:r>
-        <w:rPr>
-          <w:sz w:val="22"/>
-          <w:szCs w:val="22"/>
-        </w:rPr>
-        <w:t xml:space="preserve"> audio </w:t>
-      </w:r>
-      <w:proofErr w:type="spellStart"/>
-      <w:r>
-        <w:rPr>
-          <w:sz w:val="22"/>
-          <w:szCs w:val="22"/>
-        </w:rPr>
-        <w:t>analysis</w:t>
-      </w:r>
-      <w:proofErr w:type="spellEnd"/>
-      <w:r>
-        <w:rPr>
-          <w:sz w:val="22"/>
-          <w:szCs w:val="22"/>
-        </w:rPr>
-        <w:t xml:space="preserve"> and </w:t>
-      </w:r>
-      <w:proofErr w:type="spellStart"/>
-      <w:r>
-        <w:rPr>
-          <w:sz w:val="22"/>
-          <w:szCs w:val="22"/>
-        </w:rPr>
-        <w:t>deep</w:t>
-      </w:r>
-      <w:proofErr w:type="spellEnd"/>
-      <w:r>
-        <w:rPr>
-          <w:sz w:val="22"/>
-          <w:szCs w:val="22"/>
-        </w:rPr>
-        <w:t xml:space="preserve"> </w:t>
-      </w:r>
-      <w:proofErr w:type="spellStart"/>
-      <w:r>
-        <w:rPr>
-          <w:sz w:val="22"/>
-          <w:szCs w:val="22"/>
-        </w:rPr>
-        <w:t>learning</w:t>
-      </w:r>
-      <w:proofErr w:type="spellEnd"/>
-      <w:r>
-        <w:rPr>
-          <w:sz w:val="22"/>
-          <w:szCs w:val="22"/>
-        </w:rPr>
-        <w:t xml:space="preserve"> </w:t>
-      </w:r>
-      <w:proofErr w:type="spellStart"/>
-      <w:r>
-        <w:rPr>
-          <w:sz w:val="22"/>
-          <w:szCs w:val="22"/>
-        </w:rPr>
-        <w:t>techniques</w:t>
-      </w:r>
-      <w:proofErr w:type="spellEnd"/>
-      <w:r>
-        <w:rPr>
-          <w:sz w:val="22"/>
-          <w:szCs w:val="22"/>
-        </w:rPr>
-        <w:t>" (2024).</w:t>
+        <w:t>Estoy utilizando de base la metodología explicada por Ahmed, et.al. en "Musical genre classification using advanced audio analysis and deep learning techniques" (2024).</w:t>
       </w:r>
       <w:r>
         <w:rPr>
@@ -938,49 +619,15 @@
           <w:sz w:val="22"/>
           <w:szCs w:val="22"/>
         </w:rPr>
-        <w:t xml:space="preserve">aborda la teoría y diferentes estrategias para la clasificación de música, citando a diferentes autores con sus estrategias para este problema, y resultados. Entre ellos explica arquitecturas de </w:t>
-      </w:r>
-      <w:proofErr w:type="spellStart"/>
-      <w:r>
-        <w:rPr>
-          <w:sz w:val="22"/>
-          <w:szCs w:val="22"/>
-        </w:rPr>
-        <w:t>Feed</w:t>
-      </w:r>
-      <w:proofErr w:type="spellEnd"/>
-      <w:r>
-        <w:rPr>
-          <w:sz w:val="22"/>
-          <w:szCs w:val="22"/>
-        </w:rPr>
-        <w:t xml:space="preserve"> forward neural </w:t>
-      </w:r>
-      <w:proofErr w:type="spellStart"/>
-      <w:r>
-        <w:rPr>
-          <w:sz w:val="22"/>
-          <w:szCs w:val="22"/>
-        </w:rPr>
-        <w:t>network</w:t>
-      </w:r>
-      <w:proofErr w:type="spellEnd"/>
-      <w:r>
-        <w:rPr>
-          <w:sz w:val="22"/>
-          <w:szCs w:val="22"/>
-        </w:rPr>
-        <w:t xml:space="preserve"> (FNN), modelos de </w:t>
-      </w:r>
-      <w:proofErr w:type="spellStart"/>
-      <w:r>
-        <w:rPr>
-          <w:sz w:val="22"/>
-          <w:szCs w:val="22"/>
-        </w:rPr>
-        <w:t>convolusión</w:t>
-      </w:r>
-      <w:proofErr w:type="spellEnd"/>
+        <w:t xml:space="preserve">aborda la teoría y diferentes estrategias para la clasificación de música, citando a diferentes autores con sus estrategias para este problema, y resultados. Entre ellos explica arquitecturas de Feed forward neural network (FNN), modelos de </w:t>
+      </w:r>
+      <w:r>
+        <w:rPr>
+          <w:sz w:val="22"/>
+          <w:szCs w:val="22"/>
+        </w:rPr>
+        <w:t>convolución</w:t>
+      </w:r>
       <w:r>
         <w:rPr>
           <w:sz w:val="22"/>
@@ -988,101 +635,33 @@
         </w:rPr>
         <w:t xml:space="preserve"> (CNN), modelos de </w:t>
       </w:r>
-      <w:proofErr w:type="spellStart"/>
-      <w:r>
-        <w:rPr>
-          <w:sz w:val="22"/>
-          <w:szCs w:val="22"/>
-        </w:rPr>
-        <w:t>convolusión</w:t>
-      </w:r>
-      <w:proofErr w:type="spellEnd"/>
-      <w:r>
-        <w:rPr>
-          <w:sz w:val="22"/>
-          <w:szCs w:val="22"/>
-        </w:rPr>
-        <w:t xml:space="preserve"> modificados (</w:t>
-      </w:r>
-      <w:proofErr w:type="spellStart"/>
-      <w:r>
-        <w:rPr>
-          <w:sz w:val="22"/>
-          <w:szCs w:val="22"/>
-        </w:rPr>
-        <w:t>Modified</w:t>
-      </w:r>
-      <w:proofErr w:type="spellEnd"/>
-      <w:r>
-        <w:rPr>
-          <w:sz w:val="22"/>
-          <w:szCs w:val="22"/>
-        </w:rPr>
-        <w:t xml:space="preserve"> CNN), </w:t>
-      </w:r>
-      <w:proofErr w:type="spellStart"/>
-      <w:r>
-        <w:rPr>
-          <w:sz w:val="22"/>
-          <w:szCs w:val="22"/>
-        </w:rPr>
-        <w:t>Recurrent</w:t>
-      </w:r>
-      <w:proofErr w:type="spellEnd"/>
-      <w:r>
-        <w:rPr>
-          <w:sz w:val="22"/>
-          <w:szCs w:val="22"/>
-        </w:rPr>
-        <w:t xml:space="preserve"> Neural </w:t>
-      </w:r>
-      <w:proofErr w:type="gramStart"/>
-      <w:r>
-        <w:rPr>
-          <w:sz w:val="22"/>
-          <w:szCs w:val="22"/>
-        </w:rPr>
-        <w:t>Network(</w:t>
-      </w:r>
-      <w:proofErr w:type="gramEnd"/>
-      <w:r>
-        <w:rPr>
-          <w:sz w:val="22"/>
-          <w:szCs w:val="22"/>
-        </w:rPr>
-        <w:t xml:space="preserve">RNN-LSTM), </w:t>
-      </w:r>
-      <w:proofErr w:type="spellStart"/>
-      <w:r>
-        <w:rPr>
-          <w:sz w:val="22"/>
-          <w:szCs w:val="22"/>
-        </w:rPr>
-        <w:t>Support</w:t>
-      </w:r>
-      <w:proofErr w:type="spellEnd"/>
-      <w:r>
-        <w:rPr>
-          <w:sz w:val="22"/>
-          <w:szCs w:val="22"/>
-        </w:rPr>
-        <w:t xml:space="preserve"> Vector Machine (SVM), K </w:t>
-      </w:r>
-      <w:proofErr w:type="spellStart"/>
-      <w:r>
-        <w:rPr>
-          <w:sz w:val="22"/>
-          <w:szCs w:val="22"/>
-        </w:rPr>
-        <w:t>Nearest</w:t>
-      </w:r>
-      <w:proofErr w:type="spellEnd"/>
-      <w:r>
-        <w:rPr>
-          <w:sz w:val="22"/>
-          <w:szCs w:val="22"/>
-        </w:rPr>
-        <w:t xml:space="preserve"> Neighbors (KNN) y compara sus resultados. </w:t>
+      <w:r>
+        <w:rPr>
+          <w:sz w:val="22"/>
+          <w:szCs w:val="22"/>
+        </w:rPr>
+        <w:t>convolución</w:t>
+      </w:r>
+      <w:r>
+        <w:rPr>
+          <w:sz w:val="22"/>
+          <w:szCs w:val="22"/>
+        </w:rPr>
+        <w:t xml:space="preserve"> modificados (Modified CNN), Recurrent Neural </w:t>
+      </w:r>
+      <w:r>
+        <w:rPr>
+          <w:sz w:val="22"/>
+          <w:szCs w:val="22"/>
+        </w:rPr>
+        <w:t>Network (</w:t>
+      </w:r>
+      <w:r>
+        <w:rPr>
+          <w:sz w:val="22"/>
+          <w:szCs w:val="22"/>
+        </w:rPr>
+        <w:t xml:space="preserve">RNN-LSTM), Support Vector Machine (SVM), K Nearest Neighbors (KNN) y compara sus resultados. </w:t>
       </w:r>
     </w:p>
     <w:p>
@@ -1199,55 +778,7 @@
           <w:sz w:val="22"/>
           <w:szCs w:val="22"/>
         </w:rPr>
-        <w:t>Mel-</w:t>
-      </w:r>
-      <w:proofErr w:type="spellStart"/>
-      <w:r>
-        <w:rPr>
-          <w:sz w:val="22"/>
-          <w:szCs w:val="22"/>
-        </w:rPr>
-        <w:t>Frequency</w:t>
-      </w:r>
-      <w:proofErr w:type="spellEnd"/>
-      <w:r>
-        <w:rPr>
-          <w:sz w:val="22"/>
-          <w:szCs w:val="22"/>
-        </w:rPr>
-        <w:t xml:space="preserve"> </w:t>
-      </w:r>
-      <w:proofErr w:type="spellStart"/>
-      <w:r>
-        <w:rPr>
-          <w:sz w:val="22"/>
-          <w:szCs w:val="22"/>
-        </w:rPr>
-        <w:t>Cepstral</w:t>
-      </w:r>
-      <w:proofErr w:type="spellEnd"/>
-      <w:r>
-        <w:rPr>
-          <w:sz w:val="22"/>
-          <w:szCs w:val="22"/>
-        </w:rPr>
-        <w:t xml:space="preserve"> </w:t>
-      </w:r>
-      <w:proofErr w:type="spellStart"/>
-      <w:r>
-        <w:rPr>
-          <w:sz w:val="22"/>
-          <w:szCs w:val="22"/>
-        </w:rPr>
-        <w:t>Coefficients</w:t>
-      </w:r>
-      <w:proofErr w:type="spellEnd"/>
-      <w:r>
-        <w:rPr>
-          <w:sz w:val="22"/>
-          <w:szCs w:val="22"/>
-        </w:rPr>
-        <w:t xml:space="preserve"> </w:t>
+        <w:t xml:space="preserve">Mel-Frequency Cepstral Coefficients </w:t>
       </w:r>
       <w:r>
         <w:rPr>
@@ -1324,15 +855,13 @@
         </w:rPr>
         <w:t xml:space="preserve">Decidí utilizar los modelos de CNN y CNN modificada, debido a que son temas relacionados con lo visto en clase y aquellos que demostraron mejores resultados entre todas las opciones. Primero implementando CNN y CNN modificada, tras el diagnóstico ver </w:t>
       </w:r>
-      <w:proofErr w:type="spellStart"/>
-      <w:r>
-        <w:rPr>
-          <w:sz w:val="22"/>
-          <w:szCs w:val="22"/>
-        </w:rPr>
-        <w:t>que</w:t>
-      </w:r>
-      <w:proofErr w:type="spellEnd"/>
+      <w:r>
+        <w:rPr>
+          <w:sz w:val="22"/>
+          <w:szCs w:val="22"/>
+        </w:rPr>
+        <w:t>qué</w:t>
+      </w:r>
       <w:r>
         <w:rPr>
           <w:sz w:val="22"/>
@@ -1429,23 +958,7 @@
           <w:sz w:val="22"/>
           <w:szCs w:val="22"/>
         </w:rPr>
-        <w:t xml:space="preserve"> (</w:t>
-      </w:r>
-      <w:proofErr w:type="spellStart"/>
-      <w:r>
-        <w:rPr>
-          <w:sz w:val="22"/>
-          <w:szCs w:val="22"/>
-        </w:rPr>
-        <w:t>Tensorflow</w:t>
-      </w:r>
-      <w:proofErr w:type="spellEnd"/>
-      <w:r>
-        <w:rPr>
-          <w:sz w:val="22"/>
-          <w:szCs w:val="22"/>
-        </w:rPr>
-        <w:t>, s.f.)</w:t>
+        <w:t xml:space="preserve"> (Tensorflow, s.f.)</w:t>
       </w:r>
       <w:r>
         <w:rPr>
@@ -1503,39 +1016,7 @@
           <w:sz w:val="22"/>
           <w:szCs w:val="22"/>
         </w:rPr>
-        <w:t xml:space="preserve">No pude encontrar la importación original de </w:t>
-      </w:r>
-      <w:proofErr w:type="spellStart"/>
-      <w:r>
-        <w:rPr>
-          <w:sz w:val="22"/>
-          <w:szCs w:val="22"/>
-        </w:rPr>
-        <w:t>Tensorflow</w:t>
-      </w:r>
-      <w:proofErr w:type="spellEnd"/>
-      <w:r>
-        <w:rPr>
-          <w:sz w:val="22"/>
-          <w:szCs w:val="22"/>
-        </w:rPr>
-        <w:t xml:space="preserve">, pero si los archivos locales, así que estos los leo manualmente e integro en un </w:t>
-      </w:r>
-      <w:proofErr w:type="spellStart"/>
-      <w:r>
-        <w:rPr>
-          <w:sz w:val="22"/>
-          <w:szCs w:val="22"/>
-        </w:rPr>
-        <w:t>dataframe</w:t>
-      </w:r>
-      <w:proofErr w:type="spellEnd"/>
-      <w:r>
-        <w:rPr>
-          <w:sz w:val="22"/>
-          <w:szCs w:val="22"/>
-        </w:rPr>
-        <w:t xml:space="preserve"> de pandas.</w:t>
+        <w:t>No pude encontrar la importación original de Tensorflow, pero si los archivos locales, así que estos los leo manualmente e integro en un dataframe de pandas.</w:t>
       </w:r>
       <w:r>
         <w:rPr>
@@ -1666,23 +1147,7 @@
                 <w:sz w:val="22"/>
                 <w:szCs w:val="22"/>
               </w:rPr>
-              <w:t>WAV (</w:t>
-            </w:r>
-            <w:proofErr w:type="spellStart"/>
-            <w:r>
-              <w:rPr>
-                <w:sz w:val="22"/>
-                <w:szCs w:val="22"/>
-              </w:rPr>
-              <w:t>Librosa</w:t>
-            </w:r>
-            <w:proofErr w:type="spellEnd"/>
-            <w:r>
-              <w:rPr>
-                <w:sz w:val="22"/>
-                <w:szCs w:val="22"/>
-              </w:rPr>
-              <w:t>)</w:t>
+              <w:t>WAV (Librosa)</w:t>
             </w:r>
           </w:p>
         </w:tc>
@@ -1818,23 +1283,22 @@
           <w:sz w:val="24"/>
           <w:szCs w:val="24"/>
         </w:rPr>
-        <w:t xml:space="preserve">Para la primera fase de entendimiento de los datos cargué los diferentes archivos de GZTAN en Python generando el </w:t>
-      </w:r>
-      <w:proofErr w:type="spellStart"/>
-      <w:r>
+        <w:t>Para la primera fase de entendimiento de los datos cargué los diferentes archivos de GZTAN en Python generando el dataframe antes mencionado.</w:t>
+      </w:r>
+    </w:p>
+    <w:p>
+      <w:pPr>
         <w:rPr>
           <w:sz w:val="24"/>
           <w:szCs w:val="24"/>
         </w:rPr>
-        <w:t>dataframe</w:t>
-      </w:r>
-      <w:proofErr w:type="spellEnd"/>
+      </w:pPr>
       <w:r>
         <w:rPr>
           <w:sz w:val="24"/>
           <w:szCs w:val="24"/>
         </w:rPr>
-        <w:t xml:space="preserve"> antes mencionado.</w:t>
+        <w:t>Una vez que estaba cargado hice una gráfica para mostrar: Las frecuencias de audio de la canción, su transformación de Fourier y MFCC. Este último siendo el que utilizará el modelo.</w:t>
       </w:r>
     </w:p>
     <w:p>
@@ -1844,52 +1308,35 @@
           <w:szCs w:val="24"/>
         </w:rPr>
       </w:pPr>
-      <w:r>
+    </w:p>
+    <w:p>
+      <w:pPr>
         <w:rPr>
           <w:sz w:val="24"/>
           <w:szCs w:val="24"/>
         </w:rPr>
-        <w:t>Una vez que estaba cargado hice una gráfica para mostrar: Las frecuencias de audio de la canción, su transformación de Fourier y MFCC. Este último siendo el que utilizará el modelo.</w:t>
-      </w:r>
-    </w:p>
-    <w:p>
-      <w:pPr>
+      </w:pPr>
+      <w:r>
         <w:rPr>
           <w:sz w:val="24"/>
           <w:szCs w:val="24"/>
         </w:rPr>
-      </w:pPr>
-    </w:p>
-    <w:p>
-      <w:pPr>
+        <w:t>Primero con las frecuencias de audio</w:t>
+      </w:r>
+      <w:r>
         <w:rPr>
           <w:sz w:val="24"/>
           <w:szCs w:val="24"/>
         </w:rPr>
-      </w:pPr>
+        <w:t xml:space="preserve">, no hay muchos detalles que se puedan apreciar, la música disco tiene algunos picos ligeros, la música metálica parece ser la más estruendosa, y </w:t>
+      </w:r>
       <w:r>
         <w:rPr>
           <w:sz w:val="24"/>
           <w:szCs w:val="24"/>
         </w:rPr>
-        <w:t>Primero con las frecuencias de audio</w:t>
-      </w:r>
-      <w:r>
-        <w:rPr>
-          <w:sz w:val="24"/>
-          <w:szCs w:val="24"/>
-        </w:rPr>
-        <w:t xml:space="preserve">, no hay muchos detalles que se puedan apreciar, la música disco tiene algunos picos ligeros, la música metálica parece ser la más estruendosa, y </w:t>
-      </w:r>
-      <w:proofErr w:type="gramStart"/>
-      <w:r>
-        <w:rPr>
-          <w:sz w:val="24"/>
-          <w:szCs w:val="24"/>
-        </w:rPr>
-        <w:t>la rock</w:t>
-      </w:r>
-      <w:proofErr w:type="gramEnd"/>
+        <w:t>el rock</w:t>
+      </w:r>
       <w:r>
         <w:rPr>
           <w:sz w:val="24"/>
@@ -1957,11 +1404,9 @@
       <w:r>
         <w:t xml:space="preserve">En las gráficas de Transformadas de Fourier un poco similar se puede ver que la música pop es aquella con mayor magnitud, e igual están las frecuencias de Mel. Honestamente no sabría </w:t>
       </w:r>
-      <w:proofErr w:type="spellStart"/>
-      <w:r>
-        <w:t>como</w:t>
-      </w:r>
-      <w:proofErr w:type="spellEnd"/>
+      <w:r>
+        <w:t>cómo</w:t>
+      </w:r>
       <w:r>
         <w:t xml:space="preserve"> interpretar las gráficas, pero el propósito del </w:t>
       </w:r>
@@ -2081,39 +1526,23 @@
     </w:p>
     <w:p>
       <w:r>
-        <w:t xml:space="preserve">El dataset contiene 100 canciones por género, siendo los géneros: blues, </w:t>
-      </w:r>
-      <w:proofErr w:type="spellStart"/>
-      <w:r>
-        <w:t>classical</w:t>
-      </w:r>
-      <w:proofErr w:type="spellEnd"/>
+        <w:t xml:space="preserve">El dataset contiene 100 canciones por género, siendo los géneros: blues, classical, </w:t>
+      </w:r>
+      <w:r>
+        <w:t>country, disco</w:t>
+      </w:r>
       <w:r>
         <w:t xml:space="preserve">, </w:t>
       </w:r>
-      <w:proofErr w:type="spellStart"/>
-      <w:proofErr w:type="gramStart"/>
-      <w:r>
-        <w:t>country,disco</w:t>
-      </w:r>
-      <w:proofErr w:type="spellEnd"/>
-      <w:proofErr w:type="gramEnd"/>
-      <w:r>
-        <w:t xml:space="preserve">, </w:t>
-      </w:r>
-      <w:proofErr w:type="spellStart"/>
-      <w:r>
-        <w:t>hiphop</w:t>
-      </w:r>
-      <w:proofErr w:type="spellEnd"/>
+      <w:r>
+        <w:t>hip-hop</w:t>
+      </w:r>
       <w:r>
         <w:t xml:space="preserve">, jazz, metal, pop, </w:t>
       </w:r>
-      <w:proofErr w:type="spellStart"/>
-      <w:r>
-        <w:t>raggae</w:t>
-      </w:r>
-      <w:proofErr w:type="spellEnd"/>
+      <w:r>
+        <w:t>reggae</w:t>
+      </w:r>
       <w:r>
         <w:t xml:space="preserve">. De estos, casi todos tienen 100 canciones excepto Jazz, debido a que una de sus canciones es corrupta. </w:t>
       </w:r>
@@ -2145,58 +1574,17 @@
     </w:p>
     <w:p>
       <w:r>
-        <w:t>Para el funcionamiento correcto del modelo es necesario transformar las canciones de su forma original (archivos .</w:t>
-      </w:r>
-      <w:proofErr w:type="spellStart"/>
-      <w:r>
-        <w:t>wav</w:t>
-      </w:r>
-      <w:proofErr w:type="spellEnd"/>
-      <w:r>
-        <w:t>), en su Mel-</w:t>
-      </w:r>
-      <w:proofErr w:type="spellStart"/>
-      <w:r>
-        <w:t>Frequency</w:t>
-      </w:r>
-      <w:proofErr w:type="spellEnd"/>
-      <w:r>
-        <w:t xml:space="preserve">. Para ello encontré algunos problemas cargando toda la información y transformándola en su totalidad debido a que mi computadora, pese a contar con 16 </w:t>
-      </w:r>
-      <w:proofErr w:type="spellStart"/>
-      <w:r>
-        <w:t>Gbs</w:t>
-      </w:r>
-      <w:proofErr w:type="spellEnd"/>
-      <w:r>
-        <w:t xml:space="preserve"> de </w:t>
-      </w:r>
-      <w:proofErr w:type="spellStart"/>
-      <w:r>
-        <w:t>Ram</w:t>
-      </w:r>
-      <w:proofErr w:type="spellEnd"/>
-      <w:r>
-        <w:t xml:space="preserve">, se quedaba sin memoria. Por ello opté por separar los archivos en </w:t>
-      </w:r>
-      <w:proofErr w:type="spellStart"/>
-      <w:r>
-        <w:t>batches</w:t>
-      </w:r>
-      <w:proofErr w:type="spellEnd"/>
-      <w:r>
-        <w:t xml:space="preserve"> de 50 canciones y guardarlas en sus propios </w:t>
-      </w:r>
-      <w:proofErr w:type="gramStart"/>
-      <w:r>
-        <w:t>archivos .</w:t>
-      </w:r>
-      <w:proofErr w:type="spellStart"/>
-      <w:r>
-        <w:t>npz</w:t>
-      </w:r>
-      <w:proofErr w:type="spellEnd"/>
-      <w:proofErr w:type="gramEnd"/>
+        <w:t xml:space="preserve">Para el funcionamiento correcto del modelo es necesario transformar las canciones de su forma original (archivos .wav), en su Mel-Frequency. Para ello encontré algunos problemas cargando toda la información y transformándola en su totalidad debido a que mi computadora, pese a contar con 16 Gbs de </w:t>
+      </w:r>
+      <w:r>
+        <w:t>RAM</w:t>
+      </w:r>
+      <w:r>
+        <w:t xml:space="preserve">, se quedaba sin memoria. Por ello opté por separar los archivos en batches de 50 canciones y guardarlas en sus propios </w:t>
+      </w:r>
+      <w:r>
+        <w:t>archivos npz</w:t>
+      </w:r>
       <w:r>
         <w:t>.</w:t>
       </w:r>
@@ -2213,20 +1601,7 @@
     <w:p/>
     <w:p>
       <w:r>
-        <w:t xml:space="preserve">Se almacenan la información de 50 canciones antes de guardarlo en un </w:t>
-      </w:r>
-      <w:proofErr w:type="gramStart"/>
-      <w:r>
-        <w:t>archivo .</w:t>
-      </w:r>
-      <w:proofErr w:type="spellStart"/>
-      <w:r>
-        <w:t>npz</w:t>
-      </w:r>
-      <w:proofErr w:type="spellEnd"/>
-      <w:proofErr w:type="gramEnd"/>
-      <w:r>
-        <w:t xml:space="preserve">, generando un total de 20 archivos que se utilizarán para el modelado. </w:t>
+        <w:t xml:space="preserve">Se almacenan la información de 50 canciones antes de guardarlo en un archivo .npz, generando un total de 20 archivos que se utilizarán para el modelado. </w:t>
       </w:r>
     </w:p>
     <w:p>
@@ -2257,37 +1632,13 @@
         <w:t>mencionó</w:t>
       </w:r>
       <w:r>
-        <w:t xml:space="preserve"> anteriormente sería una red neuronal Convolucional. Debido al mismo problema de falta de memoria para trabajar con los datos de manera directa y bruta igual trabajé con </w:t>
-      </w:r>
-      <w:proofErr w:type="spellStart"/>
-      <w:r>
-        <w:t>batches</w:t>
-      </w:r>
-      <w:proofErr w:type="spellEnd"/>
-      <w:r>
-        <w:t xml:space="preserve">. En este momento cargué el nombre de los archivos para un Split de 70% entrenamiento, 15% validación y otro 15% pruebas. </w:t>
+        <w:t xml:space="preserve"> anteriormente sería una red neuronal Convolucional. Debido al mismo problema de falta de memoria para trabajar con los datos de manera directa y bruta igual trabajé con batches. En este momento cargué el nombre de los archivos para un Split de 70% entrenamiento, 15% validación y otro 15% pruebas. </w:t>
       </w:r>
     </w:p>
     <w:p/>
     <w:p>
       <w:r>
-        <w:t xml:space="preserve">Luego decidí ejecutar una normalización y </w:t>
-      </w:r>
-      <w:proofErr w:type="spellStart"/>
-      <w:r>
-        <w:t>encoder</w:t>
-      </w:r>
-      <w:proofErr w:type="spellEnd"/>
-      <w:r>
-        <w:t xml:space="preserve"> en los datos para el entrenamiento, para esto cargué todos los datos uno a la vez para almacenar los géneros para que pueda codificarlos, y guardar información de las MFCC. Esto me ayudo a tener la información general de todos los archivos para tener los </w:t>
-      </w:r>
-      <w:proofErr w:type="spellStart"/>
-      <w:r>
-        <w:t>labels</w:t>
-      </w:r>
-      <w:proofErr w:type="spellEnd"/>
-      <w:r>
-        <w:t xml:space="preserve"> codificados para el entrenamiento y pruebas al igual que tener la media, y desviación estándar para la normalización de las frecuencias. </w:t>
+        <w:t xml:space="preserve">Luego decidí ejecutar una normalización y encoder en los datos para el entrenamiento, para esto cargué todos los datos uno a la vez para almacenar los géneros para que pueda codificarlos, y guardar información de las MFCC. Esto me ayudo a tener la información general de todos los archivos para tener los labels codificados para el entrenamiento y pruebas al igual que tener la media, y desviación estándar para la normalización de las frecuencias. </w:t>
       </w:r>
     </w:p>
     <w:p>
@@ -2301,67 +1652,19 @@
     <w:p/>
     <w:p>
       <w:r>
-        <w:t xml:space="preserve">Ahora, para realmente el entrenamiento: creé un generador que carga las frecuencias MFCC y género de las canciones en </w:t>
-      </w:r>
-      <w:proofErr w:type="spellStart"/>
-      <w:r>
-        <w:t>batches</w:t>
-      </w:r>
-      <w:proofErr w:type="spellEnd"/>
-      <w:r>
-        <w:t xml:space="preserve"> de 16 para el proceso de entrenamiento, validación y pruebas. </w:t>
+        <w:t xml:space="preserve">Ahora, para realmente el entrenamiento: creé un generador que carga las frecuencias MFCC y género de las canciones en batches de 16 para el proceso de entrenamiento, validación y pruebas. </w:t>
       </w:r>
     </w:p>
     <w:p/>
     <w:p>
       <w:r>
-        <w:t xml:space="preserve">El modelo, empieza por un input con el tamaño de entrada (MFCC) y de salida (Géneros), seguido de 3 capas de Convolusión2D y </w:t>
-      </w:r>
-      <w:proofErr w:type="spellStart"/>
-      <w:r>
-        <w:t>MaxPooling</w:t>
-      </w:r>
-      <w:proofErr w:type="spellEnd"/>
-      <w:r>
-        <w:t xml:space="preserve"> que progresivamente van extrayendo la información de las imágenes. Finalmente se encuentra una capa densa, un </w:t>
-      </w:r>
-      <w:proofErr w:type="spellStart"/>
-      <w:r>
-        <w:t>Dropout</w:t>
-      </w:r>
-      <w:proofErr w:type="spellEnd"/>
-      <w:r>
-        <w:t xml:space="preserve"> para evitar </w:t>
-      </w:r>
-      <w:proofErr w:type="spellStart"/>
-      <w:r>
-        <w:t>overfitting</w:t>
-      </w:r>
-      <w:proofErr w:type="spellEnd"/>
-      <w:r>
-        <w:t xml:space="preserve"> y una última capa densa que hace la selección correcta utilizando </w:t>
-      </w:r>
-      <w:proofErr w:type="spellStart"/>
-      <w:r>
-        <w:t>softmax</w:t>
-      </w:r>
-      <w:proofErr w:type="spellEnd"/>
-      <w:r>
-        <w:t xml:space="preserve">. </w:t>
+        <w:t xml:space="preserve">El modelo, empieza por un input con el tamaño de entrada (MFCC) y de salida (Géneros), seguido de 3 capas de Convolusión2D y MaxPooling que progresivamente van extrayendo la información de las imágenes. Finalmente se encuentra una capa densa, un Dropout para evitar overfitting y una última capa densa que hace la selección correcta utilizando softmax. </w:t>
       </w:r>
     </w:p>
     <w:p/>
     <w:p>
       <w:r>
-        <w:t xml:space="preserve">Al compilar el modelo se utiliza Adam para optimizar el modelo, </w:t>
-      </w:r>
-      <w:proofErr w:type="spellStart"/>
-      <w:r>
-        <w:t>CategoricalCrossentropy</w:t>
-      </w:r>
-      <w:proofErr w:type="spellEnd"/>
-      <w:r>
-        <w:t xml:space="preserve"> para poder ajustar el error y las métricas de exactitud y precisión, y F1 esto para poder tener una mejor idea de cómo se está adaptando el modelo y tomar en cuenta </w:t>
+        <w:t xml:space="preserve">Al compilar el modelo se utiliza Adam para optimizar el modelo, CategoricalCrossentropy para poder ajustar el error y las métricas de exactitud y precisión, y F1 esto para poder tener una mejor idea de cómo se está adaptando el modelo y tomar en cuenta </w:t>
       </w:r>
       <w:r>
         <w:t>en realidad</w:t>
@@ -2420,7 +1723,6 @@
                 <w:lang w:val="en-US"/>
               </w:rPr>
             </w:pPr>
-            <w:proofErr w:type="spellStart"/>
             <w:r>
               <w:rPr>
                 <w:b/>
@@ -2429,7 +1731,6 @@
               </w:rPr>
               <w:t>Métrica</w:t>
             </w:r>
-            <w:proofErr w:type="spellEnd"/>
           </w:p>
         </w:tc>
         <w:tc>
@@ -2467,14 +1768,12 @@
                 <w:lang w:val="en-US"/>
               </w:rPr>
             </w:pPr>
-            <w:proofErr w:type="spellStart"/>
             <w:r>
               <w:rPr>
                 <w:lang w:val="en-US"/>
               </w:rPr>
               <w:t>Pérdida</w:t>
             </w:r>
-            <w:proofErr w:type="spellEnd"/>
           </w:p>
         </w:tc>
         <w:tc>
@@ -2507,14 +1806,12 @@
                 <w:lang w:val="en-US"/>
               </w:rPr>
             </w:pPr>
-            <w:proofErr w:type="spellStart"/>
             <w:r>
               <w:rPr>
                 <w:lang w:val="en-US"/>
               </w:rPr>
               <w:t>Exactitud</w:t>
             </w:r>
-            <w:proofErr w:type="spellEnd"/>
           </w:p>
         </w:tc>
         <w:tc>
@@ -2621,14 +1918,12 @@
                 <w:lang w:val="en-US"/>
               </w:rPr>
             </w:pPr>
-            <w:proofErr w:type="spellStart"/>
             <w:r>
               <w:rPr>
                 <w:lang w:val="en-US"/>
               </w:rPr>
               <w:t>Precisión</w:t>
             </w:r>
-            <w:proofErr w:type="spellEnd"/>
           </w:p>
         </w:tc>
         <w:tc>
@@ -2682,34 +1977,14 @@
           <w:lang w:val="en-US"/>
         </w:rPr>
       </w:pPr>
-      <w:proofErr w:type="spellStart"/>
       <w:r>
         <w:rPr>
           <w:b/>
           <w:bCs/>
           <w:lang w:val="en-US"/>
         </w:rPr>
-        <w:t>Reporte</w:t>
-      </w:r>
-      <w:proofErr w:type="spellEnd"/>
-      <w:r>
-        <w:rPr>
-          <w:b/>
-          <w:bCs/>
-          <w:lang w:val="en-US"/>
-        </w:rPr>
-        <w:t xml:space="preserve"> de </w:t>
-      </w:r>
-      <w:proofErr w:type="spellStart"/>
-      <w:r>
-        <w:rPr>
-          <w:b/>
-          <w:bCs/>
-          <w:lang w:val="en-US"/>
-        </w:rPr>
-        <w:t>clasificación</w:t>
-      </w:r>
-      <w:proofErr w:type="spellEnd"/>
+        <w:t>Reporte de clasificación</w:t>
+      </w:r>
     </w:p>
     <w:tbl>
       <w:tblPr>
@@ -2736,14 +2011,12 @@
                 <w:lang w:val="en-US"/>
               </w:rPr>
             </w:pPr>
-            <w:proofErr w:type="spellStart"/>
             <w:r>
               <w:rPr>
                 <w:lang w:val="en-US"/>
               </w:rPr>
               <w:t>Género</w:t>
             </w:r>
-            <w:proofErr w:type="spellEnd"/>
           </w:p>
         </w:tc>
         <w:tc>
@@ -2810,14 +2083,12 @@
                 <w:lang w:val="en-US"/>
               </w:rPr>
             </w:pPr>
-            <w:proofErr w:type="spellStart"/>
             <w:r>
               <w:rPr>
                 <w:lang w:val="en-US"/>
               </w:rPr>
               <w:t>Cantidad</w:t>
             </w:r>
-            <w:proofErr w:type="spellEnd"/>
           </w:p>
         </w:tc>
       </w:tr>
@@ -2924,11 +2195,9 @@
                 <w:lang w:val="en-US"/>
               </w:rPr>
             </w:pPr>
-            <w:proofErr w:type="spellStart"/>
             <w:r>
               <w:t>Classical</w:t>
             </w:r>
-            <w:proofErr w:type="spellEnd"/>
           </w:p>
         </w:tc>
         <w:tc>
@@ -3157,11 +2426,9 @@
                 <w:lang w:val="en-US"/>
               </w:rPr>
             </w:pPr>
-            <w:proofErr w:type="spellStart"/>
             <w:r>
               <w:t>Hiphop</w:t>
             </w:r>
-            <w:proofErr w:type="spellEnd"/>
           </w:p>
         </w:tc>
         <w:tc>
@@ -3569,11 +2836,9 @@
       <w:r>
         <w:t xml:space="preserve">, Pop </w:t>
       </w:r>
-      <w:proofErr w:type="spellStart"/>
-      <w:r>
-        <w:t>y</w:t>
-      </w:r>
-      <w:proofErr w:type="spellEnd"/>
+      <w:r>
+        <w:t>e</w:t>
+      </w:r>
       <w:r>
         <w:t xml:space="preserve"> Hip-hop son aquellos que tienen un menor error. </w:t>
       </w:r>
@@ -3711,21 +2976,11 @@
       <w:r>
         <w:t xml:space="preserve">Las métricas utilizadas para esta primera iteración del proyecto muestran resultados por debajo de lo esperado y reportado en el reporte original de Ahmed, et.al (2024). Esto puede deberse a una variabilidad en la construcción del modelo dado que la construcción </w:t>
       </w:r>
-      <w:proofErr w:type="gramStart"/>
-      <w:r>
-        <w:t>del mismo</w:t>
-      </w:r>
-      <w:proofErr w:type="gramEnd"/>
-      <w:r>
-        <w:t xml:space="preserve"> fue una interpretación de la explicación utilizada al igual que la ausencia de </w:t>
-      </w:r>
-      <w:proofErr w:type="spellStart"/>
-      <w:r>
-        <w:t>hiperparámetros</w:t>
-      </w:r>
-      <w:proofErr w:type="spellEnd"/>
-      <w:r>
-        <w:t xml:space="preserve"> reportados en el reporte.</w:t>
+      <w:r>
+        <w:t>de este</w:t>
+      </w:r>
+      <w:r>
+        <w:t xml:space="preserve"> fue una interpretación de la explicación utilizada al igual que la ausencia de hiperparámetros reportados en el reporte.</w:t>
       </w:r>
     </w:p>
     <w:p/>
@@ -3775,11 +3030,9 @@
             <w:tcW w:w="1654" w:type="dxa"/>
           </w:tcPr>
           <w:p>
-            <w:proofErr w:type="spellStart"/>
             <w:r>
               <w:t>Accuracy</w:t>
             </w:r>
-            <w:proofErr w:type="spellEnd"/>
           </w:p>
         </w:tc>
         <w:tc>
@@ -3850,11 +3103,15 @@
             <w:tcW w:w="1654" w:type="dxa"/>
           </w:tcPr>
           <w:p>
-            <w:proofErr w:type="spellStart"/>
-            <w:r>
-              <w:t>Precision</w:t>
-            </w:r>
-            <w:proofErr w:type="spellEnd"/>
+            <w:r>
+              <w:t>Preci</w:t>
+            </w:r>
+            <w:r>
+              <w:t>s</w:t>
+            </w:r>
+            <w:r>
+              <w:t>sion</w:t>
+            </w:r>
           </w:p>
         </w:tc>
         <w:tc>
@@ -3923,21 +3180,11 @@
       <w:r>
         <w:t xml:space="preserve">Traté de adaptar un poco más la arquitectura de mi modelo a la explicada en el artículo, utilizando la descripción tal cual se explica en el artículo no me dio muy buenos resultados, pero si utilicé estrategias que menciona. En este caso cambié el orden de las capas de </w:t>
       </w:r>
-      <w:proofErr w:type="spellStart"/>
-      <w:r>
-        <w:t>convolusión</w:t>
-      </w:r>
-      <w:proofErr w:type="spellEnd"/>
-      <w:r>
-        <w:t xml:space="preserve"> para que vayan disminuyendo en lugar de aumentando de tamaño (128-64-32), al igual que integrar un </w:t>
-      </w:r>
-      <w:proofErr w:type="spellStart"/>
-      <w:r>
-        <w:t>BatchNormalization</w:t>
-      </w:r>
-      <w:proofErr w:type="spellEnd"/>
-      <w:r>
-        <w:t xml:space="preserve"> después de las primeras dos capas.  </w:t>
+      <w:r>
+        <w:t>convolución</w:t>
+      </w:r>
+      <w:r>
+        <w:t xml:space="preserve"> para que vayan disminuyendo en lugar de aumentando de tamaño (128-64-32), al igual que integrar un BatchNormalization después de las primeras dos capas.  </w:t>
       </w:r>
     </w:p>
     <w:p/>
@@ -3998,11 +3245,9 @@
             <w:tcW w:w="1317" w:type="dxa"/>
           </w:tcPr>
           <w:p>
-            <w:proofErr w:type="spellStart"/>
             <w:r>
               <w:t>Accuracy</w:t>
             </w:r>
-            <w:proofErr w:type="spellEnd"/>
           </w:p>
         </w:tc>
         <w:tc>
@@ -4093,11 +3338,9 @@
             <w:tcW w:w="1317" w:type="dxa"/>
           </w:tcPr>
           <w:p>
-            <w:proofErr w:type="spellStart"/>
             <w:r>
               <w:t>Precision</w:t>
             </w:r>
-            <w:proofErr w:type="spellEnd"/>
           </w:p>
         </w:tc>
         <w:tc>
@@ -4388,11 +3631,9 @@
             <w:tcW w:w="1317" w:type="dxa"/>
           </w:tcPr>
           <w:p>
-            <w:proofErr w:type="spellStart"/>
             <w:r>
               <w:t>Accuracy</w:t>
             </w:r>
-            <w:proofErr w:type="spellEnd"/>
           </w:p>
         </w:tc>
         <w:tc>
@@ -4460,11 +3701,9 @@
             <w:tcW w:w="1317" w:type="dxa"/>
           </w:tcPr>
           <w:p>
-            <w:proofErr w:type="spellStart"/>
             <w:r>
               <w:t>Precision</w:t>
             </w:r>
-            <w:proofErr w:type="spellEnd"/>
           </w:p>
         </w:tc>
         <w:tc>
@@ -4498,15 +3737,7 @@
     <w:p/>
     <w:p>
       <w:r>
-        <w:t xml:space="preserve">Los resultados demuestran que las métricas están por encima del modelo CNN original que implementé, pero se encuentra un poco por debajo de la versión mejorada. Pese a esto, ninguno de los modelos ha obtenido resultados comparables con lo reportado en el artículo, por lo que los </w:t>
-      </w:r>
-      <w:proofErr w:type="spellStart"/>
-      <w:r>
-        <w:t>hiperparámetros</w:t>
-      </w:r>
-      <w:proofErr w:type="spellEnd"/>
-      <w:r>
-        <w:t xml:space="preserve"> y arquitectura siguen sin llegar a los resultados esperados.  </w:t>
+        <w:t xml:space="preserve">Los resultados demuestran que las métricas están por encima del modelo CNN original que implementé, pero se encuentra un poco por debajo de la versión mejorada. Pese a esto, ninguno de los modelos ha obtenido resultados comparables con lo reportado en el artículo, por lo que los hiperparámetros y arquitectura siguen sin llegar a los resultados esperados.  </w:t>
       </w:r>
     </w:p>
     <w:p>
@@ -4680,16 +3911,104 @@
         <w:pStyle w:val="Ttulo1"/>
         <w:ind w:firstLine="0"/>
         <w:rPr>
+          <w:sz w:val="28"/>
+          <w:szCs w:val="28"/>
+          <w:lang w:val="es-MX"/>
+        </w:rPr>
+      </w:pPr>
+      <w:r>
+        <w:rPr>
+          <w:sz w:val="28"/>
+          <w:szCs w:val="28"/>
+          <w:lang w:val="es-MX"/>
+        </w:rPr>
+        <w:t>CONCLUSIONES</w:t>
+      </w:r>
+    </w:p>
+    <w:p>
+      <w:r>
+        <w:t>Durante el desarrollo del proyecto implementé 3</w:t>
+      </w:r>
+      <w:r>
+        <w:t xml:space="preserve">versiones de redes convolucionales para determinar la categoría de una canción. </w:t>
+      </w:r>
+      <w:r>
+        <w:t xml:space="preserve"> </w:t>
+      </w:r>
+      <w:r>
+        <w:t xml:space="preserve">Los resultados no fueron los esperados, ya que el rendimiento del modelo es inferior a lo esperado </w:t>
+      </w:r>
+      <w:r>
+        <w:t>de acuerdo con</w:t>
+      </w:r>
+      <w:r>
+        <w:t xml:space="preserve"> la teoría y el experimento de Ahmed, et.al. (2024), pero si obtuvo resultados con un F1 Score arriba del 50% en todas las pruebas. </w:t>
+      </w:r>
+    </w:p>
+    <w:p>
+      <w:r>
+        <w:t xml:space="preserve">La primera arquitectura es una red </w:t>
+      </w:r>
+      <w:r>
+        <w:t>convolucional</w:t>
+      </w:r>
+      <w:r>
+        <w:t xml:space="preserve"> que va aumentando de dimensiones de 32 a 128 con capas de </w:t>
+      </w:r>
+      <w:r>
+        <w:t xml:space="preserve">MaxPooling entre ellas conectada a unas dos capas densas para determinar la categoría. Esta fue producto de una confusión personal al momento de establecer el tamaño de las capas, pero tuvo un rendimiento mejor de lo esperado para la primera iteración. </w:t>
+      </w:r>
+    </w:p>
+    <w:p/>
+    <w:p>
+      <w:r>
+        <w:t xml:space="preserve">La segunda iteración sigue la misma estructura base, pero con las capas </w:t>
+      </w:r>
+      <w:r>
+        <w:t>convolucionales</w:t>
+      </w:r>
+      <w:r>
+        <w:t xml:space="preserve"> disminuyendo las dimensiones de 128 a 32, y con BatchNormalization. Este es el que mejor rendimiento tuvo de las 3 arquitecturas.</w:t>
+      </w:r>
+    </w:p>
+    <w:p/>
+    <w:p>
+      <w:r>
+        <w:t xml:space="preserve">El tercero era la red </w:t>
+      </w:r>
+      <w:r>
+        <w:t>convolucional</w:t>
+      </w:r>
+      <w:r>
+        <w:t xml:space="preserve"> modificada</w:t>
+      </w:r>
+      <w:r>
+        <w:t xml:space="preserve">, que usa dimensiones convolucionales de 256 a 64, e igual utiliza BatchNormalization, aunque sorprendentemente tuvo peores resultados que la versión anterior, mostrando que más dimensiones no es siempre lo ideal. </w:t>
+      </w:r>
+    </w:p>
+    <w:p/>
+    <w:p>
+      <w:r>
+        <w:t>Finalmente, cabe mencionar que todos los modelos muestran un grado de overfit, la primera iteración este overfit era pequeño y no tan importante, pero las siguientes versiones parece que las pruebas tuvieron resultados mucho más ruidosos, y con una diferencia de validación y entrenamiento mayor en comparación con la v1.</w:t>
+      </w:r>
+    </w:p>
+    <w:p>
+      <w:pPr>
+        <w:pStyle w:val="Ttulo1"/>
+        <w:ind w:firstLine="0"/>
+        <w:rPr>
           <w:b/>
           <w:bCs/>
           <w:sz w:val="28"/>
           <w:szCs w:val="28"/>
+          <w:lang w:val="es-MX"/>
         </w:rPr>
       </w:pPr>
       <w:r>
         <w:rPr>
           <w:sz w:val="28"/>
           <w:szCs w:val="28"/>
+          <w:lang w:val="es-MX"/>
         </w:rPr>
         <w:t>REFERENCIAS</w:t>
       </w:r>
@@ -4708,25 +4027,7 @@
           <w:iCs/>
           <w:lang w:val="en-US"/>
         </w:rPr>
-        <w:t xml:space="preserve">Ahmed, M., Rozario, U., Kabir, M. M., Aung, Z., Shin, J., &amp; </w:t>
-      </w:r>
-      <w:proofErr w:type="spellStart"/>
-      <w:r>
-        <w:rPr>
-          <w:rFonts w:ascii="Times" w:eastAsia="Times" w:hAnsi="Times" w:cs="Times"/>
-          <w:iCs/>
-          <w:lang w:val="en-US"/>
-        </w:rPr>
-        <w:t>Mridha</w:t>
-      </w:r>
-      <w:proofErr w:type="spellEnd"/>
-      <w:r>
-        <w:rPr>
-          <w:rFonts w:ascii="Times" w:eastAsia="Times" w:hAnsi="Times" w:cs="Times"/>
-          <w:iCs/>
-          <w:lang w:val="en-US"/>
-        </w:rPr>
-        <w:t xml:space="preserve">, M. F. (2024). Musical genre classification using advanced audio analysis and deep learning techniques. IEEE Open Journal of the Computer Society, 5, 457–467. </w:t>
+        <w:t xml:space="preserve">Ahmed, M., Rozario, U., Kabir, M. M., Aung, Z., Shin, J., &amp; Mridha, M. F. (2024). Musical genre classification using advanced audio analysis and deep learning techniques. IEEE Open Journal of the Computer Society, 5, 457–467. </w:t>
       </w:r>
       <w:hyperlink r:id="rId22" w:history="1">
         <w:r>
@@ -4817,30 +4118,7 @@
           <w:rFonts w:ascii="Times" w:eastAsia="Times" w:hAnsi="Times" w:cs="Times"/>
           <w:iCs/>
         </w:rPr>
-        <w:t xml:space="preserve">TensorFlow </w:t>
-      </w:r>
-      <w:proofErr w:type="spellStart"/>
-      <w:r>
-        <w:rPr>
-          <w:rFonts w:ascii="Times" w:eastAsia="Times" w:hAnsi="Times" w:cs="Times"/>
-          <w:iCs/>
-        </w:rPr>
-        <w:t>Datasets</w:t>
-      </w:r>
-      <w:proofErr w:type="spellEnd"/>
-      <w:r>
-        <w:rPr>
-          <w:rFonts w:ascii="Times" w:eastAsia="Times" w:hAnsi="Times" w:cs="Times"/>
-          <w:iCs/>
-        </w:rPr>
-        <w:t xml:space="preserve">. Recuperado el 18 de </w:t>
-      </w:r>
-      <w:r>
-        <w:rPr>
-          <w:rFonts w:ascii="Times" w:eastAsia="Times" w:hAnsi="Times" w:cs="Times"/>
-          <w:iCs/>
-        </w:rPr>
-        <w:t xml:space="preserve">octubre de 2026, de </w:t>
+        <w:t xml:space="preserve">TensorFlow Datasets. Recuperado el 18 de octubre de 2026, de </w:t>
       </w:r>
       <w:hyperlink r:id="rId24" w:history="1">
         <w:r>
@@ -4877,145 +4155,23 @@
           <w:iCs/>
         </w:rPr>
       </w:pPr>
-      <w:proofErr w:type="spellStart"/>
-      <w:r>
+    </w:p>
+    <w:p>
+      <w:pPr>
+        <w:jc w:val="both"/>
         <w:rPr>
           <w:rFonts w:ascii="Times" w:eastAsia="Times" w:hAnsi="Times" w:cs="Times"/>
           <w:iCs/>
         </w:rPr>
-        <w:t>Lewtun</w:t>
-      </w:r>
-      <w:proofErr w:type="spellEnd"/>
+      </w:pPr>
       <w:r>
         <w:rPr>
           <w:rFonts w:ascii="Times" w:eastAsia="Times" w:hAnsi="Times" w:cs="Times"/>
           <w:iCs/>
         </w:rPr>
-        <w:t xml:space="preserve">. (s. f.). Music </w:t>
-      </w:r>
-      <w:proofErr w:type="spellStart"/>
-      <w:r>
-        <w:rPr>
-          <w:rFonts w:ascii="Times" w:eastAsia="Times" w:hAnsi="Times" w:cs="Times"/>
-          <w:iCs/>
-        </w:rPr>
-        <w:t>genres</w:t>
-      </w:r>
-      <w:proofErr w:type="spellEnd"/>
-      <w:r>
-        <w:rPr>
-          <w:rFonts w:ascii="Times" w:eastAsia="Times" w:hAnsi="Times" w:cs="Times"/>
-          <w:iCs/>
-        </w:rPr>
-        <w:t xml:space="preserve"> dataset [Conjunto de datos]. </w:t>
-      </w:r>
-      <w:proofErr w:type="spellStart"/>
-      <w:r>
-        <w:rPr>
-          <w:rFonts w:ascii="Times" w:eastAsia="Times" w:hAnsi="Times" w:cs="Times"/>
-          <w:iCs/>
-        </w:rPr>
-        <w:t>Hugging</w:t>
-      </w:r>
-      <w:proofErr w:type="spellEnd"/>
-      <w:r>
-        <w:rPr>
-          <w:rFonts w:ascii="Times" w:eastAsia="Times" w:hAnsi="Times" w:cs="Times"/>
-          <w:iCs/>
-        </w:rPr>
-        <w:t xml:space="preserve"> </w:t>
-      </w:r>
-      <w:proofErr w:type="spellStart"/>
-      <w:r>
-        <w:rPr>
-          <w:rFonts w:ascii="Times" w:eastAsia="Times" w:hAnsi="Times" w:cs="Times"/>
-          <w:iCs/>
-        </w:rPr>
-        <w:t>Face</w:t>
-      </w:r>
-      <w:proofErr w:type="spellEnd"/>
-      <w:r>
-        <w:rPr>
-          <w:rFonts w:ascii="Times" w:eastAsia="Times" w:hAnsi="Times" w:cs="Times"/>
-          <w:iCs/>
-        </w:rPr>
-        <w:t xml:space="preserve">. Recuperado el 18 de octubre de 2026, de </w:t>
+        <w:t xml:space="preserve">Patel, S. J. (2026). Sunnify Spotify Downloader (Versión 2.5.0) [Software de computación]. GitHub. </w:t>
       </w:r>
       <w:hyperlink r:id="rId25" w:history="1">
-        <w:r>
-          <w:rPr>
-            <w:rStyle w:val="Hipervnculo"/>
-            <w:rFonts w:ascii="Times" w:eastAsia="Times" w:hAnsi="Times" w:cs="Times"/>
-            <w:iCs/>
-          </w:rPr>
-          <w:t>https://huggingface.co/datasets/lewtun/music_genres</w:t>
-        </w:r>
-      </w:hyperlink>
-      <w:r>
-        <w:rPr>
-          <w:rFonts w:ascii="Times" w:eastAsia="Times" w:hAnsi="Times" w:cs="Times"/>
-          <w:iCs/>
-        </w:rPr>
-        <w:t xml:space="preserve"> </w:t>
-      </w:r>
-    </w:p>
-    <w:p>
-      <w:pPr>
-        <w:jc w:val="both"/>
-        <w:rPr>
-          <w:rFonts w:ascii="Times" w:eastAsia="Times" w:hAnsi="Times" w:cs="Times"/>
-          <w:iCs/>
-        </w:rPr>
-      </w:pPr>
-    </w:p>
-    <w:p>
-      <w:pPr>
-        <w:jc w:val="both"/>
-        <w:rPr>
-          <w:rFonts w:ascii="Times" w:eastAsia="Times" w:hAnsi="Times" w:cs="Times"/>
-          <w:iCs/>
-        </w:rPr>
-      </w:pPr>
-      <w:r>
-        <w:rPr>
-          <w:rFonts w:ascii="Times" w:eastAsia="Times" w:hAnsi="Times" w:cs="Times"/>
-          <w:iCs/>
-        </w:rPr>
-        <w:t xml:space="preserve">Patel, S. J. (2026). </w:t>
-      </w:r>
-      <w:proofErr w:type="spellStart"/>
-      <w:r>
-        <w:rPr>
-          <w:rFonts w:ascii="Times" w:eastAsia="Times" w:hAnsi="Times" w:cs="Times"/>
-          <w:iCs/>
-        </w:rPr>
-        <w:t>Sunnify</w:t>
-      </w:r>
-      <w:proofErr w:type="spellEnd"/>
-      <w:r>
-        <w:rPr>
-          <w:rFonts w:ascii="Times" w:eastAsia="Times" w:hAnsi="Times" w:cs="Times"/>
-          <w:iCs/>
-        </w:rPr>
-        <w:t xml:space="preserve"> Spotify </w:t>
-      </w:r>
-      <w:proofErr w:type="spellStart"/>
-      <w:r>
-        <w:rPr>
-          <w:rFonts w:ascii="Times" w:eastAsia="Times" w:hAnsi="Times" w:cs="Times"/>
-          <w:iCs/>
-        </w:rPr>
-        <w:t>Downloader</w:t>
-      </w:r>
-      <w:proofErr w:type="spellEnd"/>
-      <w:r>
-        <w:rPr>
-          <w:rFonts w:ascii="Times" w:eastAsia="Times" w:hAnsi="Times" w:cs="Times"/>
-          <w:iCs/>
-        </w:rPr>
-        <w:t xml:space="preserve"> (Versión 2.5.0) [Software de computación]. GitHub. </w:t>
-      </w:r>
-      <w:hyperlink r:id="rId26" w:history="1">
         <w:r>
           <w:rPr>
             <w:rStyle w:val="Hipervnculo"/>
@@ -8210,28 +7366,28 @@
 </file>
 
 <file path=customXml/item1.xml><?xml version="1.0" encoding="utf-8"?>
+<b:Sources xmlns:b="http://schemas.openxmlformats.org/officeDocument/2006/bibliography" xmlns="http://schemas.openxmlformats.org/officeDocument/2006/bibliography" SelectedStyle="\APASixthEditionOfficeOnline.xsl" StyleName="APA" Version="6"/>
+</file>
+
+<file path=customXml/item2.xml><?xml version="1.0" encoding="utf-8"?>
 <go:gDocsCustomXmlDataStorage xmlns:go="http://customooxmlschemas.google.com/" xmlns:r="http://schemas.openxmlformats.org/officeDocument/2006/relationships">
   <go:docsCustomData xmlns:go="http://customooxmlschemas.google.com/" roundtripDataSignature="AMtx7mjPovk3igAzhESNbNe8yh+DWI7/jA==">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</go:docsCustomData>
 </go:gDocsCustomXmlDataStorage>
 </file>
 
-<file path=customXml/item2.xml><?xml version="1.0" encoding="utf-8"?>
-<b:Sources xmlns:b="http://schemas.openxmlformats.org/officeDocument/2006/bibliography" xmlns="http://schemas.openxmlformats.org/officeDocument/2006/bibliography" SelectedStyle="\APASixthEditionOfficeOnline.xsl" StyleName="APA" Version="6"/>
+<file path=customXml/itemProps1.xml><?xml version="1.0" encoding="utf-8"?>
+<ds:datastoreItem xmlns:ds="http://schemas.openxmlformats.org/officeDocument/2006/customXml" ds:itemID="{7FDB3116-7FC6-4074-8BFD-613BFCEE0C0E}">
+  <ds:schemaRefs>
+    <ds:schemaRef ds:uri="http://schemas.openxmlformats.org/officeDocument/2006/bibliography"/>
+  </ds:schemaRefs>
+</ds:datastoreItem>
 </file>
 
-<file path=customXml/itemProps1.xml><?xml version="1.0" encoding="utf-8"?>
+<file path=customXml/itemProps2.xml><?xml version="1.0" encoding="utf-8"?>
 <ds:datastoreItem xmlns:ds="http://schemas.openxmlformats.org/officeDocument/2006/customXml" ds:itemID="{11111111-1234-1234-1234-123412341234}">
   <ds:schemaRefs>
     <ds:schemaRef ds:uri="http://customooxmlschemas.google.com/"/>
     <ds:schemaRef ds:uri="http://schemas.openxmlformats.org/officeDocument/2006/relationships"/>
   </ds:schemaRefs>
 </ds:datastoreItem>
-</file>
-
-<file path=customXml/itemProps2.xml><?xml version="1.0" encoding="utf-8"?>
-<ds:datastoreItem xmlns:ds="http://schemas.openxmlformats.org/officeDocument/2006/customXml" ds:itemID="{7FDB3116-7FC6-4074-8BFD-613BFCEE0C0E}">
-  <ds:schemaRefs>
-    <ds:schemaRef ds:uri="http://schemas.openxmlformats.org/officeDocument/2006/bibliography"/>
-  </ds:schemaRefs>
-</ds:datastoreItem>
 </file>